--- a/downloads/student/ai-3-week-13.docx
+++ b/downloads/student/ai-3-week-13.docx
@@ -1728,6 +1728,16 @@
     <w:p>
       <w:r>
         <w:t>The conclusion depends on the supplied description’s accuracy; no actual image inspection or exhaustive room inventory was performed.</w:t>
+      </w:r>
+    </w:p>
+    <w:p>
+      <w:r>
+        <w:t>Read the labelled picture: Why were both “exactly three” and “exactly five” unsupported before opening the box?</w:t>
+      </w:r>
+    </w:p>
+    <w:p>
+      <w:r>
+        <w:t>Change one thing: Open the closed box and a verified observation shows two pencils inside, with no other desk locations. Predict the result before checking the explanation. What remains the same?</w:t>
       </w:r>
     </w:p>
     <w:p>
@@ -3773,6 +3783,187 @@
     <w:p>
       <w:r>
         <w:t>Attempt the independent case before hints. Record whether you worked alone, used a hint or followed a model. After feedback, fix the first unsupported step and explain why it changed. A later check uses a changed case, not a copied answer.</w:t>
+      </w:r>
+    </w:p>
+    <w:p>
+      <w:pPr>
+        <w:pStyle w:val="Heading1"/>
+      </w:pPr>
+      <w:r>
+        <w:t>15. Your lesson route</w:t>
+      </w:r>
+    </w:p>
+    <w:p>
+      <w:r>
+        <w:t>Start with this question: A fictional Study Buddy audits a desk description and a separate caption.</w:t>
+      </w:r>
+    </w:p>
+    <w:tbl>
+      <w:tblPr>
+        <w:tblStyle w:val="LightShading-Accent1"/>
+        <w:tblW w:type="auto" w:w="0"/>
+        <w:tblLook w:firstColumn="1" w:firstRow="1" w:lastColumn="0" w:lastRow="0" w:noHBand="0" w:noVBand="1" w:val="04A0"/>
+      </w:tblPr>
+      <w:tblGrid>
+        <w:gridCol w:w="5112"/>
+        <w:gridCol w:w="5112"/>
+      </w:tblGrid>
+      <w:tr>
+        <w:trPr>
+          <w:tblHeader/>
+        </w:trPr>
+        <w:tc>
+          <w:tcPr>
+            <w:tcW w:type="dxa" w:w="5112"/>
+          </w:tcPr>
+          <w:p>
+            <w:r>
+              <w:t>By the end, I can</w:t>
+            </w:r>
+          </w:p>
+        </w:tc>
+        <w:tc>
+          <w:tcPr>
+            <w:tcW w:type="dxa" w:w="5112"/>
+          </w:tcPr>
+          <w:p>
+            <w:r>
+              <w:t>How I will show it</w:t>
+            </w:r>
+          </w:p>
+        </w:tc>
+      </w:tr>
+      <w:tr>
+        <w:tc>
+          <w:tcPr>
+            <w:tcW w:type="dxa" w:w="5112"/>
+          </w:tcPr>
+          <w:p>
+            <w:r>
+              <w:t>Explain the mechanism and terminology of speech pipelines and multimodal evidence</w:t>
+            </w:r>
+          </w:p>
+        </w:tc>
+        <w:tc>
+          <w:tcPr>
+            <w:tcW w:type="dxa" w:w="5112"/>
+          </w:tcPr>
+          <w:p>
+            <w:r>
+              <w:t>Explain the deciding step, show a trace or test, and state one limit.</w:t>
+            </w:r>
+          </w:p>
+        </w:tc>
+      </w:tr>
+      <w:tr>
+        <w:tc>
+          <w:tcPr>
+            <w:tcW w:type="dxa" w:w="5112"/>
+          </w:tcPr>
+          <w:p>
+            <w:r>
+              <w:t>Apply the stated procedure to a new case with a traceable result</w:t>
+            </w:r>
+          </w:p>
+        </w:tc>
+        <w:tc>
+          <w:tcPr>
+            <w:tcW w:type="dxa" w:w="5112"/>
+          </w:tcPr>
+          <w:p>
+            <w:r>
+              <w:t>Explain the deciding step, show a trace or test, and state one limit.</w:t>
+            </w:r>
+          </w:p>
+        </w:tc>
+      </w:tr>
+      <w:tr>
+        <w:tc>
+          <w:tcPr>
+            <w:tcW w:type="dxa" w:w="5112"/>
+          </w:tcPr>
+          <w:p>
+            <w:r>
+              <w:t>Identify an assumption or limitation and design a revealing follow-up</w:t>
+            </w:r>
+          </w:p>
+        </w:tc>
+        <w:tc>
+          <w:tcPr>
+            <w:tcW w:type="dxa" w:w="5112"/>
+          </w:tcPr>
+          <w:p>
+            <w:r>
+              <w:t>Explain the deciding step, show a trace or test, and state one limit.</w:t>
+            </w:r>
+          </w:p>
+        </w:tc>
+      </w:tr>
+    </w:tbl>
+    <w:p>
+      <w:r>
+        <w:t>Remember → watch and explain → try with help → investigate → try independently → keep project evidence. Your teacher may spread this lesson across several classes.</w:t>
+      </w:r>
+    </w:p>
+    <w:p>
+      <w:r>
+        <w:t>Keep your first prediction. Compare it with what the evidence shows and explain any change.</w:t>
+      </w:r>
+    </w:p>
+    <w:p>
+      <w:pPr>
+        <w:pStyle w:val="Heading1"/>
+      </w:pPr>
+      <w:r>
+        <w:t>16. Finish and return</w:t>
+      </w:r>
+    </w:p>
+    <w:p>
+      <w:r>
+        <w:t>Close your notes. Explain this goal in your own words: Explain the mechanism and terminology of speech pipelines and multimodal evidence</w:t>
+      </w:r>
+    </w:p>
+    <w:p>
+      <w:pPr>
+        <w:pStyle w:val="Heading3"/>
+      </w:pPr>
+      <w:r>
+        <w:t>My deciding step, evidence and one remaining question</w:t>
+      </w:r>
+    </w:p>
+    <w:p>
+      <w:r>
+        <w:t>________________________________________________________________</w:t>
+      </w:r>
+    </w:p>
+    <w:p>
+      <w:r>
+        <w:t>________________________________________________________________</w:t>
+      </w:r>
+    </w:p>
+    <w:p>
+      <w:r>
+        <w:t>________________________________________________________________</w:t>
+      </w:r>
+    </w:p>
+    <w:p>
+      <w:r>
+        <w:t>________________________________________________________________</w:t>
+      </w:r>
+    </w:p>
+    <w:p>
+      <w:r>
+        <w:t>________________________________________________________________</w:t>
+      </w:r>
+    </w:p>
+    <w:p>
+      <w:r>
+        <w:t>If you are unsure, return to the worked picture and explain one arrow. If you are ready, change an input or assumption and justify your prediction.</w:t>
+      </w:r>
+    </w:p>
+    <w:p>
+      <w:r>
+        <w:t>Save your workbook evidence. At the next review, try a different case before opening your old answer.</w:t>
       </w:r>
     </w:p>
     <w:sectPr>

--- a/downloads/student/ai-3-week-13.docx
+++ b/downloads/student/ai-3-week-13.docx
@@ -3964,6 +3964,207 @@
     <w:p>
       <w:r>
         <w:t>Save your workbook evidence. At the next review, try a different case before opening your old answer.</w:t>
+      </w:r>
+    </w:p>
+    <w:p>
+      <w:pPr>
+        <w:pStyle w:val="Heading1"/>
+      </w:pPr>
+      <w:r>
+        <w:t>17. Supported practice, repair and portfolio</w:t>
+      </w:r>
+    </w:p>
+    <w:p>
+      <w:r>
+        <w:t>Use this supported practice once, in the browser or on paper. Keep the reserved independent assessment for a separate first attempt before teacher feedback.</w:t>
+      </w:r>
+    </w:p>
+    <w:p>
+      <w:r>
+        <w:t>A fictional Study Buddy audits a desk description and a separate caption.</w:t>
+      </w:r>
+    </w:p>
+    <w:p>
+      <w:pPr>
+        <w:pStyle w:val="Heading3"/>
+      </w:pPr>
+      <w:r>
+        <w:t>Practice 1: explain the deciding evidence</w:t>
+      </w:r>
+    </w:p>
+    <w:p>
+      <w:r>
+        <w:t>Which labelled step matches this detail? At least three are supported; total five is not established by the description.</w:t>
+      </w:r>
+    </w:p>
+    <w:p>
+      <w:r>
+        <w:t>1. Caption claim</w:t>
+      </w:r>
+    </w:p>
+    <w:p>
+      <w:r>
+        <w:t>2. Supported response</w:t>
+      </w:r>
+    </w:p>
+    <w:p>
+      <w:r>
+        <w:t>3. Hidden region</w:t>
+      </w:r>
+    </w:p>
+    <w:p>
+      <w:r>
+        <w:t>4. Visible evidence</w:t>
+      </w:r>
+    </w:p>
+    <w:p>
+      <w:pPr>
+        <w:pStyle w:val="Heading3"/>
+      </w:pPr>
+      <w:r>
+        <w:t>My selected conclusion, deciding fact and explanation</w:t>
+      </w:r>
+    </w:p>
+    <w:p>
+      <w:r>
+        <w:t>________________________________________________________________</w:t>
+      </w:r>
+    </w:p>
+    <w:p>
+      <w:r>
+        <w:t>________________________________________________________________</w:t>
+      </w:r>
+    </w:p>
+    <w:p>
+      <w:r>
+        <w:t>________________________________________________________________</w:t>
+      </w:r>
+    </w:p>
+    <w:p>
+      <w:r>
+        <w:t>________________________________________________________________</w:t>
+      </w:r>
+    </w:p>
+    <w:p>
+      <w:r>
+        <w:t>________________________________________________________________</w:t>
+      </w:r>
+    </w:p>
+    <w:p>
+      <w:r>
+        <w:t>Hint if needed: Read the steps in the pictorial case. Match the supplied detail to the stage that performs or records it.</w:t>
+      </w:r>
+    </w:p>
+    <w:p>
+      <w:r>
+        <w:t>After your attempt, compare with the supported explanation: Supported response At least three are supported; total five is not established by the description. A caption is another claim, not a way of seeing through an opaque object. Keep observable information separate from inferences. The visible three give a lower bound under the stated desk scope; there is no supplied maximum for the closed box. Do not replace unknown contents with zero merely because none are visible.</w:t>
+      </w:r>
+    </w:p>
+    <w:p>
+      <w:pPr>
+        <w:pStyle w:val="Heading3"/>
+      </w:pPr>
+      <w:r>
+        <w:t>Practice 2: explain the deciding evidence</w:t>
+      </w:r>
+    </w:p>
+    <w:p>
+      <w:r>
+        <w:t>Changed-case practice: Open the closed box and a verified observation shows two pencils inside, with no other desk locations. Which conclusion is supported by the supplied facts?</w:t>
+      </w:r>
+    </w:p>
+    <w:p>
+      <w:r>
+        <w:t>1. We can decide the result without examining the changed input or the procedure.</w:t>
+      </w:r>
+    </w:p>
+    <w:p>
+      <w:r>
+        <w:t>2. The total is now supported as five.</w:t>
+      </w:r>
+    </w:p>
+    <w:p>
+      <w:r>
+        <w:t>3. This one example guarantees correct results for every future input.</w:t>
+      </w:r>
+    </w:p>
+    <w:p>
+      <w:pPr>
+        <w:pStyle w:val="Heading3"/>
+      </w:pPr>
+      <w:r>
+        <w:t>My selected conclusion, deciding fact and explanation</w:t>
+      </w:r>
+    </w:p>
+    <w:p>
+      <w:r>
+        <w:t>________________________________________________________________</w:t>
+      </w:r>
+    </w:p>
+    <w:p>
+      <w:r>
+        <w:t>________________________________________________________________</w:t>
+      </w:r>
+    </w:p>
+    <w:p>
+      <w:r>
+        <w:t>________________________________________________________________</w:t>
+      </w:r>
+    </w:p>
+    <w:p>
+      <w:r>
+        <w:t>________________________________________________________________</w:t>
+      </w:r>
+    </w:p>
+    <w:p>
+      <w:r>
+        <w:t>________________________________________________________________</w:t>
+      </w:r>
+    </w:p>
+    <w:p>
+      <w:r>
+        <w:t>Hint if needed: Use the changed condition and the deciding step in the pictorial trace. The answer must say what follows from those facts.</w:t>
+      </w:r>
+    </w:p>
+    <w:p>
+      <w:r>
+        <w:t>After your attempt, compare with the supported explanation: The total is now supported as five. 3 visible initially plus 2 newly observed gives 5 under the complete-location assumption.</w:t>
+      </w:r>
+    </w:p>
+    <w:p>
+      <w:pPr>
+        <w:pStyle w:val="Heading3"/>
+      </w:pPr>
+      <w:r>
+        <w:t>Repair a missing building block</w:t>
+      </w:r>
+    </w:p>
+    <w:p>
+      <w:r>
+        <w:t>Review Speech and Audio Systems (ai-3/12). Goal: Explain the mechanism and terminology of speech pipelines and multimodal evidence. Short practice: Which stage was initially wrong, and which stage was correctly operating on a wrong input?. Return to this week and explain what you changed.</w:t>
+      </w:r>
+    </w:p>
+    <w:p>
+      <w:r>
+        <w:t>Review Image Generation Models (ai-3/10). Goal: Explain the mechanism and terminology of image generation and provenance. Short practice: What may these two grids explain, and what can they not establish about a real generator?. Return to this week and explain what you changed.</w:t>
+      </w:r>
+    </w:p>
+    <w:p>
+      <w:r>
+        <w:t>Review Iterative Prompting (ai-3/7). Goal: Explain the mechanism and terminology of controlled prompt experiments. Short practice: What evidence supports improvement here, and what remains unproven?. Return to this week and explain what you changed.</w:t>
+      </w:r>
+    </w:p>
+    <w:p>
+      <w:pPr>
+        <w:pStyle w:val="Heading3"/>
+      </w:pPr>
+      <w:r>
+        <w:t>Keep your completed work</w:t>
+      </w:r>
+    </w:p>
+    <w:p>
+      <w:r>
+        <w:t>Use Download completed work in the hosted lesson to export your answers, reflections, practice feedback and code-run evidence. Open the HTML copy to read or print it. Drafts stay in this browser when storage is available; clear drafts on a shared device.</w:t>
       </w:r>
     </w:p>
     <w:sectPr>

--- a/downloads/student/ai-3-week-13.docx
+++ b/downloads/student/ai-3-week-13.docx
@@ -42,6 +42,11 @@
       </w:r>
     </w:p>
     <w:p>
+      <w:r>
+        <w:t>Start with the target: Explain the mechanism and terminology of speech pipelines and multimodal evidence. Try the recall before opening notes.</w:t>
+      </w:r>
+    </w:p>
+    <w:p>
       <w:pPr>
         <w:pStyle w:val="Heading3"/>
       </w:pPr>
@@ -50,17 +55,59 @@
       </w:r>
     </w:p>
     <w:p>
-      <w:r>
-        <w:t>I can explain the mechanism and terminology of speech pipelines and multimodal evidence.</w:t>
-      </w:r>
-    </w:p>
-    <w:p>
-      <w:r>
+      <w:pPr>
+        <w:spacing w:line="336" w:lineRule="auto" w:after="180"/>
+      </w:pPr>
+      <w:r>
+        <w:rPr>
+          <w:b w:val="0"/>
+        </w:rPr>
+        <w:t xml:space="preserve">I can explain the </w:t>
+      </w:r>
+      <w:r>
+        <w:rPr>
+          <w:b/>
+        </w:rPr>
+        <w:t>mechanism</w:t>
+      </w:r>
+      <w:r>
+        <w:rPr>
+          <w:b w:val="0"/>
+        </w:rPr>
+        <w:t xml:space="preserve"> and terminology of speech pipelines and multimodal </w:t>
+      </w:r>
+      <w:r>
+        <w:rPr>
+          <w:b/>
+        </w:rPr>
+        <w:t>evidence</w:t>
+      </w:r>
+      <w:r>
+        <w:rPr>
+          <w:b w:val="0"/>
+        </w:rPr>
+        <w:t>.</w:t>
+      </w:r>
+    </w:p>
+    <w:p>
+      <w:pPr>
+        <w:spacing w:line="336" w:lineRule="auto" w:after="180"/>
+      </w:pPr>
+      <w:r>
+        <w:rPr>
+          <w:b w:val="0"/>
+        </w:rPr>
         <w:t>I can apply the stated procedure to a new case with a traceable result.</w:t>
       </w:r>
     </w:p>
     <w:p>
-      <w:r>
+      <w:pPr>
+        <w:spacing w:line="336" w:lineRule="auto" w:after="180"/>
+      </w:pPr>
+      <w:r>
+        <w:rPr>
+          <w:b w:val="0"/>
+        </w:rPr>
         <w:t>I can identify an assumption or limitation and design a revealing follow-up.</w:t>
       </w:r>
     </w:p>
@@ -73,37 +120,97 @@
       </w:r>
     </w:p>
     <w:p>
-      <w:r>
+      <w:pPr>
+        <w:spacing w:line="336" w:lineRule="auto" w:after="180"/>
+      </w:pPr>
+      <w:r>
+        <w:rPr>
+          <w:b w:val="0"/>
+        </w:rPr>
         <w:t>Close your notes first. A rough first answer helps us choose the right starting point; it is not a score for your ability.</w:t>
       </w:r>
     </w:p>
     <w:p>
-      <w:r>
+      <w:pPr>
+        <w:spacing w:line="336" w:lineRule="auto" w:after="180"/>
+      </w:pPr>
+      <w:r>
+        <w:rPr>
+          <w:b w:val="0"/>
+        </w:rPr>
         <w:t>Without opening the old lesson, explain one key idea from Speech and Audio Systems. Give an example and a mistake that the idea helps you avoid.</w:t>
       </w:r>
     </w:p>
     <w:p>
-      <w:r>
+      <w:pPr>
+        <w:spacing w:line="336" w:lineRule="auto" w:after="180"/>
+      </w:pPr>
+      <w:r>
+        <w:rPr>
+          <w:b w:val="0"/>
+        </w:rPr>
         <w:t>Without opening the old lesson, explain one key idea from Image Generation Models. Give an example and a mistake that the idea helps you avoid.</w:t>
       </w:r>
     </w:p>
     <w:p>
-      <w:r>
+      <w:pPr>
+        <w:spacing w:line="336" w:lineRule="auto" w:after="180"/>
+      </w:pPr>
+      <w:r>
+        <w:rPr>
+          <w:b w:val="0"/>
+        </w:rPr>
         <w:t>Without opening the old lesson, explain one key idea from Iterative Prompting. Give an example and a mistake that the idea helps you avoid.</w:t>
       </w:r>
     </w:p>
     <w:p>
-      <w:r>
-        <w:t>After trying, check the relevant lesson or ask your teacher. Change the part of your explanation that the evidence shows was wrong.</w:t>
-      </w:r>
-    </w:p>
-    <w:p>
-      <w:r>
-        <w:t>Week 13: Multimodal Evidence</w:t>
-      </w:r>
-    </w:p>
-    <w:p>
-      <w:r>
+      <w:pPr>
+        <w:spacing w:line="336" w:lineRule="auto" w:after="180"/>
+      </w:pPr>
+      <w:r>
+        <w:rPr>
+          <w:b w:val="0"/>
+        </w:rPr>
+        <w:t xml:space="preserve">After trying, check the relevant lesson or ask your teacher. Change the part of your explanation that the </w:t>
+      </w:r>
+      <w:r>
+        <w:rPr>
+          <w:b/>
+        </w:rPr>
+        <w:t>evidence</w:t>
+      </w:r>
+      <w:r>
+        <w:rPr>
+          <w:b w:val="0"/>
+        </w:rPr>
+        <w:t xml:space="preserve"> shows was wrong.</w:t>
+      </w:r>
+    </w:p>
+    <w:p>
+      <w:pPr>
+        <w:spacing w:line="336" w:lineRule="auto" w:after="180"/>
+      </w:pPr>
+      <w:r>
+        <w:rPr>
+          <w:b w:val="0"/>
+        </w:rPr>
+        <w:t xml:space="preserve">Week 13: Multimodal </w:t>
+      </w:r>
+      <w:r>
+        <w:rPr>
+          <w:b/>
+        </w:rPr>
+        <w:t>Evidence</w:t>
+      </w:r>
+    </w:p>
+    <w:p>
+      <w:pPr>
+        <w:spacing w:line="336" w:lineRule="auto" w:after="180"/>
+      </w:pPr>
+      <w:r>
+        <w:rPr>
+          <w:b w:val="0"/>
+        </w:rPr>
         <w:t>Multiple modalities help only when their information is aligned and relevant.</w:t>
       </w:r>
     </w:p>
@@ -144,17 +251,35 @@
       </w:r>
     </w:p>
     <w:p>
-      <w:r>
+      <w:pPr>
+        <w:spacing w:line="336" w:lineRule="auto" w:after="180"/>
+      </w:pPr>
+      <w:r>
+        <w:rPr>
+          <w:b/>
+        </w:rPr>
         <w:t>CREATOR MISSION</w:t>
       </w:r>
     </w:p>
     <w:p>
-      <w:r>
+      <w:pPr>
+        <w:spacing w:line="336" w:lineRule="auto" w:after="180"/>
+      </w:pPr>
+      <w:r>
+        <w:rPr>
+          <w:b w:val="0"/>
+        </w:rPr>
         <w:t>Design a plant helper using image plus question text.</w:t>
       </w:r>
     </w:p>
     <w:p>
-      <w:r>
+      <w:pPr>
+        <w:spacing w:line="336" w:lineRule="auto" w:after="180"/>
+      </w:pPr>
+      <w:r>
+        <w:rPr>
+          <w:b w:val="0"/>
+        </w:rPr>
         <w:t>Creator name and date:</w:t>
       </w:r>
     </w:p>
@@ -200,8 +325,38 @@
       </w:r>
     </w:p>
     <w:p>
-      <w:r>
-        <w:t>Recall Image generation and provenance. Explain why a recorded result needs its input conditions and evidence source before it can support a claim.</w:t>
+      <w:pPr>
+        <w:spacing w:line="336" w:lineRule="auto" w:after="180"/>
+      </w:pPr>
+      <w:r>
+        <w:rPr>
+          <w:b w:val="0"/>
+        </w:rPr>
+        <w:t xml:space="preserve">Recall Image generation and provenance. Explain why a recorded result needs its </w:t>
+      </w:r>
+      <w:r>
+        <w:rPr>
+          <w:b/>
+        </w:rPr>
+        <w:t>input</w:t>
+      </w:r>
+      <w:r>
+        <w:rPr>
+          <w:b w:val="0"/>
+        </w:rPr>
+        <w:t xml:space="preserve"> conditions and </w:t>
+      </w:r>
+      <w:r>
+        <w:rPr>
+          <w:b/>
+        </w:rPr>
+        <w:t>evidence</w:t>
+      </w:r>
+      <w:r>
+        <w:rPr>
+          <w:b w:val="0"/>
+        </w:rPr>
+        <w:t xml:space="preserve"> source before it can support a claim.</w:t>
       </w:r>
     </w:p>
     <w:p>
@@ -213,8 +368,26 @@
       </w:r>
     </w:p>
     <w:p>
-      <w:r>
-        <w:t>By the end, I can combine evidence from modalities without treating hidden content as visible.</w:t>
+      <w:pPr>
+        <w:spacing w:line="336" w:lineRule="auto" w:after="180"/>
+      </w:pPr>
+      <w:r>
+        <w:rPr>
+          <w:b w:val="0"/>
+        </w:rPr>
+        <w:t xml:space="preserve">By the end, I can combine </w:t>
+      </w:r>
+      <w:r>
+        <w:rPr>
+          <w:b/>
+        </w:rPr>
+        <w:t>evidence</w:t>
+      </w:r>
+      <w:r>
+        <w:rPr>
+          <w:b w:val="0"/>
+        </w:rPr>
+        <w:t xml:space="preserve"> from modalities without treating hidden content as visible.</w:t>
       </w:r>
     </w:p>
     <w:p>
@@ -227,17 +400,52 @@
     </w:p>
     <w:p>
       <w:r>
+        <w:t>Investigate the supplied Multimodal Evidence case. Separate observations, given facts and assumptions before choosing an explanation.</w:t>
+      </w:r>
+    </w:p>
+    <w:p>
+      <w:pPr>
+        <w:spacing w:line="336" w:lineRule="auto" w:after="180"/>
+      </w:pPr>
+      <w:r>
+        <w:rPr>
+          <w:b/>
+        </w:rPr>
         <w:t>PICTURE STORY</w:t>
       </w:r>
     </w:p>
     <w:p>
-      <w:r>
+      <w:pPr>
+        <w:spacing w:line="336" w:lineRule="auto" w:after="180"/>
+      </w:pPr>
+      <w:r>
+        <w:rPr>
+          <w:b w:val="0"/>
+        </w:rPr>
         <w:t>Notice → Predict → Explain</w:t>
       </w:r>
     </w:p>
     <w:p>
-      <w:r>
-        <w:t>Begin with visible evidence. Do not explain more than the picture and information support.</w:t>
+      <w:pPr>
+        <w:spacing w:line="336" w:lineRule="auto" w:after="180"/>
+      </w:pPr>
+      <w:r>
+        <w:rPr>
+          <w:b w:val="0"/>
+        </w:rPr>
+        <w:t xml:space="preserve">Begin with visible </w:t>
+      </w:r>
+      <w:r>
+        <w:rPr>
+          <w:b/>
+        </w:rPr>
+        <w:t>evidence</w:t>
+      </w:r>
+      <w:r>
+        <w:rPr>
+          <w:b w:val="0"/>
+        </w:rPr>
+        <w:t>. Do not explain more than the picture and information support.</w:t>
       </w:r>
     </w:p>
     <w:p>
@@ -277,18 +485,82 @@
       </w:r>
     </w:p>
     <w:p>
-      <w:r>
+      <w:pPr>
+        <w:pStyle w:val="Heading3"/>
+      </w:pPr>
+      <w:r>
+        <w:t>Start with this puzzle</w:t>
+      </w:r>
+    </w:p>
+    <w:p>
+      <w:pPr>
+        <w:spacing w:line="336" w:lineRule="auto" w:after="180"/>
+        <w:shd w:fill="F1F6FC"/>
+      </w:pPr>
+      <w:r>
+        <w:rPr>
+          <w:b w:val="0"/>
+        </w:rPr>
         <w:t>MYSTERY</w:t>
       </w:r>
     </w:p>
     <w:p>
-      <w:r>
-        <w:t>The learners must use multimodal evidence to solve a problem. What information do they have? What decision or calculation do they make? What would count as evidence that it worked?</w:t>
-      </w:r>
-    </w:p>
-    <w:p>
-      <w:r>
-        <w:t>Three observations (what you can point to):</w:t>
+      <w:pPr>
+        <w:spacing w:line="336" w:lineRule="auto" w:after="180"/>
+        <w:shd w:fill="F5F1FB"/>
+      </w:pPr>
+      <w:r>
+        <w:rPr>
+          <w:b w:val="0"/>
+        </w:rPr>
+        <w:t xml:space="preserve">The learners must use multimodal </w:t>
+      </w:r>
+      <w:r>
+        <w:rPr>
+          <w:b/>
+        </w:rPr>
+        <w:t>evidence</w:t>
+      </w:r>
+      <w:r>
+        <w:rPr>
+          <w:b w:val="0"/>
+        </w:rPr>
+        <w:t xml:space="preserve"> to solve a problem. What information do they have? What decision or calculation do they make? What would count as </w:t>
+      </w:r>
+      <w:r>
+        <w:rPr>
+          <w:b/>
+        </w:rPr>
+        <w:t>evidence</w:t>
+      </w:r>
+      <w:r>
+        <w:rPr>
+          <w:b w:val="0"/>
+        </w:rPr>
+        <w:t xml:space="preserve"> that it worked?</w:t>
+      </w:r>
+    </w:p>
+    <w:p>
+      <w:pPr>
+        <w:spacing w:line="336" w:lineRule="auto" w:after="180"/>
+      </w:pPr>
+      <w:r>
+        <w:rPr>
+          <w:b w:val="0"/>
+        </w:rPr>
+        <w:t xml:space="preserve">Three </w:t>
+      </w:r>
+      <w:r>
+        <w:rPr>
+          <w:b/>
+        </w:rPr>
+        <w:t>observation</w:t>
+      </w:r>
+      <w:r>
+        <w:rPr>
+          <w:b w:val="0"/>
+        </w:rPr>
+        <w:t>s (what you can point to):</w:t>
       </w:r>
     </w:p>
     <w:p>
@@ -325,8 +597,26 @@
       </w:r>
     </w:p>
     <w:p>
-      <w:r>
-        <w:t>My prediction and the clue supporting it:</w:t>
+      <w:pPr>
+        <w:spacing w:line="336" w:lineRule="auto" w:after="180"/>
+      </w:pPr>
+      <w:r>
+        <w:rPr>
+          <w:b w:val="0"/>
+        </w:rPr>
+        <w:t xml:space="preserve">My </w:t>
+      </w:r>
+      <w:r>
+        <w:rPr>
+          <w:b/>
+        </w:rPr>
+        <w:t>prediction</w:t>
+      </w:r>
+      <w:r>
+        <w:rPr>
+          <w:b w:val="0"/>
+        </w:rPr>
+        <w:t xml:space="preserve"> and the clue supporting it:</w:t>
       </w:r>
     </w:p>
     <w:p>
@@ -371,13 +661,36 @@
       </w:r>
     </w:p>
     <w:p>
-      <w:r>
+      <w:pPr>
+        <w:spacing w:line="336" w:lineRule="auto" w:after="180"/>
+      </w:pPr>
+      <w:r>
+        <w:rPr>
+          <w:b w:val="0"/>
+        </w:rPr>
         <w:t>A multimodal pipeline may transcribe speech, inspect an image and generate a response. Errors at one stage can propagate even when later stages run correctly.</w:t>
       </w:r>
     </w:p>
     <w:p>
-      <w:r>
-        <w:t>Begin by writing the question the procedure is intended to answer. Identify the information already supplied, the information it will produce and the information still missing. These are constructed classroom examples; they do not require live accounts, private records or an external service. Do not treat a plausible explanation as a measured outcome.</w:t>
+      <w:pPr>
+        <w:spacing w:line="336" w:lineRule="auto" w:after="180"/>
+      </w:pPr>
+      <w:r>
+        <w:rPr>
+          <w:b w:val="0"/>
+        </w:rPr>
+        <w:t>Begin by writing the question the procedure is intended to answer. Identify the information already supplied, the information it will produce and the information still missing.</w:t>
+      </w:r>
+    </w:p>
+    <w:p>
+      <w:pPr>
+        <w:spacing w:line="336" w:lineRule="auto" w:after="180"/>
+      </w:pPr>
+      <w:r>
+        <w:rPr>
+          <w:b w:val="0"/>
+        </w:rPr>
+        <w:t>These are constructed classroom examples; they do not require live accounts, private records or an external service. Do not treat a plausible explanation as a measured outcome.</w:t>
       </w:r>
     </w:p>
     <w:p>
@@ -390,16 +703,69 @@
     </w:p>
     <w:p>
       <w:r>
-        <w:t>VISUAL MECHANISM</w:t>
-      </w:r>
-    </w:p>
-    <w:p>
-      <w:r>
-        <w:t>Input → Process → Output</w:t>
-      </w:r>
-    </w:p>
-    <w:p>
-      <w:r>
+        <w:t>Follow the mechanism for Multimodal Evidence. Connect each labelled input, deciding step and result.</w:t>
+      </w:r>
+    </w:p>
+    <w:p>
+      <w:pPr>
+        <w:spacing w:line="336" w:lineRule="auto" w:after="180"/>
+      </w:pPr>
+      <w:r>
+        <w:rPr>
+          <w:b/>
+        </w:rPr>
+        <w:t xml:space="preserve">VISUAL </w:t>
+      </w:r>
+      <w:r>
+        <w:rPr>
+          <w:b/>
+        </w:rPr>
+        <w:t>MECHANISM</w:t>
+      </w:r>
+    </w:p>
+    <w:p>
+      <w:pPr>
+        <w:spacing w:line="336" w:lineRule="auto" w:after="180"/>
+      </w:pPr>
+      <w:r>
+        <w:rPr>
+          <w:b/>
+        </w:rPr>
+        <w:t>Input</w:t>
+      </w:r>
+      <w:r>
+        <w:rPr>
+          <w:b w:val="0"/>
+        </w:rPr>
+        <w:t xml:space="preserve"> → </w:t>
+      </w:r>
+      <w:r>
+        <w:rPr>
+          <w:b/>
+        </w:rPr>
+        <w:t>Process</w:t>
+      </w:r>
+      <w:r>
+        <w:rPr>
+          <w:b w:val="0"/>
+        </w:rPr>
+        <w:t xml:space="preserve"> → </w:t>
+      </w:r>
+      <w:r>
+        <w:rPr>
+          <w:b/>
+        </w:rPr>
+        <w:t>Output</w:t>
+      </w:r>
+    </w:p>
+    <w:p>
+      <w:pPr>
+        <w:spacing w:line="336" w:lineRule="auto" w:after="180"/>
+      </w:pPr>
+      <w:r>
+        <w:rPr>
+          <w:b w:val="0"/>
+        </w:rPr>
         <w:t>Trace the information. At each stage, ask what changed and how you could test it.</w:t>
       </w:r>
     </w:p>
@@ -440,7 +806,13 @@
       </w:r>
     </w:p>
     <w:p>
-      <w:r>
+      <w:pPr>
+        <w:spacing w:line="336" w:lineRule="auto" w:after="180"/>
+      </w:pPr>
+      <w:r>
+        <w:rPr>
+          <w:b w:val="0"/>
+        </w:rPr>
         <w:t>↓</w:t>
       </w:r>
     </w:p>
@@ -481,7 +853,13 @@
       </w:r>
     </w:p>
     <w:p>
-      <w:r>
+      <w:pPr>
+        <w:spacing w:line="336" w:lineRule="auto" w:after="180"/>
+      </w:pPr>
+      <w:r>
+        <w:rPr>
+          <w:b w:val="0"/>
+        </w:rPr>
         <w:t>↓</w:t>
       </w:r>
     </w:p>
@@ -522,7 +900,13 @@
       </w:r>
     </w:p>
     <w:p>
-      <w:r>
+      <w:pPr>
+        <w:spacing w:line="336" w:lineRule="auto" w:after="180"/>
+      </w:pPr>
+      <w:r>
+        <w:rPr>
+          <w:b w:val="0"/>
+        </w:rPr>
         <w:t>Which stage could fail even when the other two are correct? Explain:</w:t>
       </w:r>
     </w:p>
@@ -568,8 +952,85 @@
       </w:r>
     </w:p>
     <w:p>
-      <w:r>
-        <w:t>Track source modality, segment/time references, transcription, interpretation and final claims separately. Compare conflicting evidence without assuming one modality always wins. Ask for clarification when the task needs unresolved information.</w:t>
+      <w:pPr>
+        <w:spacing w:line="336" w:lineRule="auto" w:after="180"/>
+      </w:pPr>
+      <w:r>
+        <w:rPr>
+          <w:b w:val="0"/>
+        </w:rPr>
+        <w:t xml:space="preserve">Track source </w:t>
+      </w:r>
+      <w:r>
+        <w:rPr>
+          <w:b/>
+        </w:rPr>
+        <w:t>modality</w:t>
+      </w:r>
+      <w:r>
+        <w:rPr>
+          <w:b w:val="0"/>
+        </w:rPr>
+        <w:t xml:space="preserve">, segment/time references, </w:t>
+      </w:r>
+      <w:r>
+        <w:rPr>
+          <w:b/>
+        </w:rPr>
+        <w:t>transcription</w:t>
+      </w:r>
+      <w:r>
+        <w:rPr>
+          <w:b w:val="0"/>
+        </w:rPr>
+        <w:t xml:space="preserve">, interpretation and final claims separately. Compare </w:t>
+      </w:r>
+      <w:r>
+        <w:rPr>
+          <w:b/>
+        </w:rPr>
+        <w:t>conflict</w:t>
+      </w:r>
+      <w:r>
+        <w:rPr>
+          <w:b w:val="0"/>
+        </w:rPr>
+        <w:t xml:space="preserve">ing </w:t>
+      </w:r>
+      <w:r>
+        <w:rPr>
+          <w:b/>
+        </w:rPr>
+        <w:t>evidence</w:t>
+      </w:r>
+      <w:r>
+        <w:rPr>
+          <w:b w:val="0"/>
+        </w:rPr>
+        <w:t xml:space="preserve"> without assuming one </w:t>
+      </w:r>
+      <w:r>
+        <w:rPr>
+          <w:b/>
+        </w:rPr>
+        <w:t>modality</w:t>
+      </w:r>
+      <w:r>
+        <w:rPr>
+          <w:b w:val="0"/>
+        </w:rPr>
+        <w:t xml:space="preserve"> always wins.</w:t>
+      </w:r>
+    </w:p>
+    <w:p>
+      <w:pPr>
+        <w:spacing w:line="336" w:lineRule="auto" w:after="180"/>
+      </w:pPr>
+      <w:r>
+        <w:rPr>
+          <w:b w:val="0"/>
+        </w:rPr>
+        <w:t>Ask for clarification when the task needs unresolved information.</w:t>
       </w:r>
     </w:p>
     <w:p>
@@ -665,8 +1126,49 @@
       </w:r>
     </w:p>
     <w:p>
-      <w:r>
-        <w:t>Before applying the procedure, write its units, denominator or decision boundary where relevant. A partner should be able to repeat each step using the same inputs. If a required input is absent or violates the stated contract, record that condition explicitly instead of quietly replacing it with a convenient value.</w:t>
+      <w:pPr>
+        <w:spacing w:line="336" w:lineRule="auto" w:after="180"/>
+      </w:pPr>
+      <w:r>
+        <w:rPr>
+          <w:b w:val="0"/>
+        </w:rPr>
+        <w:t xml:space="preserve">Before applying the procedure, write its units, denominator or decision boundary where relevant. A partner should be able to repeat each step using the same </w:t>
+      </w:r>
+      <w:r>
+        <w:rPr>
+          <w:b/>
+        </w:rPr>
+        <w:t>input</w:t>
+      </w:r>
+      <w:r>
+        <w:rPr>
+          <w:b w:val="0"/>
+        </w:rPr>
+        <w:t>s.</w:t>
+      </w:r>
+    </w:p>
+    <w:p>
+      <w:pPr>
+        <w:spacing w:line="336" w:lineRule="auto" w:after="180"/>
+      </w:pPr>
+      <w:r>
+        <w:rPr>
+          <w:b w:val="0"/>
+        </w:rPr>
+        <w:t xml:space="preserve">If a required </w:t>
+      </w:r>
+      <w:r>
+        <w:rPr>
+          <w:b/>
+        </w:rPr>
+        <w:t>input</w:t>
+      </w:r>
+      <w:r>
+        <w:rPr>
+          <w:b w:val="0"/>
+        </w:rPr>
+        <w:t xml:space="preserve"> is absent or violates the stated contract, record that condition explicitly instead of quietly replacing it with a convenient value.</w:t>
       </w:r>
     </w:p>
     <w:p>
@@ -678,8 +1180,26 @@
       </w:r>
     </w:p>
     <w:p>
-      <w:r>
-        <w:t>Point to the input, the deciding step and the result in this week’s visual. Explain the same step in ordinary words. A picture helps when you can say what each part represents.</w:t>
+      <w:pPr>
+        <w:spacing w:line="336" w:lineRule="auto" w:after="180"/>
+      </w:pPr>
+      <w:r>
+        <w:rPr>
+          <w:b w:val="0"/>
+        </w:rPr>
+        <w:t xml:space="preserve">Point to the </w:t>
+      </w:r>
+      <w:r>
+        <w:rPr>
+          <w:b/>
+        </w:rPr>
+        <w:t>input</w:t>
+      </w:r>
+      <w:r>
+        <w:rPr>
+          <w:b w:val="0"/>
+        </w:rPr>
+        <w:t>, the deciding step and the result in this week’s visual. Explain the same step in ordinary words. A picture helps when you can say what each part represents.</w:t>
       </w:r>
     </w:p>
     <w:p>
@@ -692,16 +1212,54 @@
     </w:p>
     <w:p>
       <w:r>
+        <w:t>Compare the supplied cases for Multimodal Evidence. Identify the detail that changes the conclusion.</w:t>
+      </w:r>
+    </w:p>
+    <w:p>
+      <w:pPr>
+        <w:pStyle w:val="Heading3"/>
+      </w:pPr>
+      <w:r>
+        <w:t>The case to investigate</w:t>
+      </w:r>
+    </w:p>
+    <w:p>
+      <w:pPr>
+        <w:spacing w:line="336" w:lineRule="auto" w:after="180"/>
+        <w:shd w:fill="F1F6FC"/>
+      </w:pPr>
+      <w:r>
+        <w:rPr>
+          <w:b w:val="0"/>
+        </w:rPr>
         <w:t>CASE GALLERY</w:t>
       </w:r>
     </w:p>
     <w:p>
-      <w:r>
-        <w:t>Four Tests, Four Kinds of Evidence</w:t>
-      </w:r>
-    </w:p>
-    <w:p>
-      <w:r>
+      <w:pPr>
+        <w:spacing w:line="336" w:lineRule="auto" w:after="180"/>
+      </w:pPr>
+      <w:r>
+        <w:rPr>
+          <w:b w:val="0"/>
+        </w:rPr>
+        <w:t xml:space="preserve">Four Tests, Four Kinds of </w:t>
+      </w:r>
+      <w:r>
+        <w:rPr>
+          <w:b/>
+        </w:rPr>
+        <w:t>Evidence</w:t>
+      </w:r>
+    </w:p>
+    <w:p>
+      <w:pPr>
+        <w:spacing w:line="336" w:lineRule="auto" w:after="180"/>
+      </w:pPr>
+      <w:r>
+        <w:rPr>
+          <w:b w:val="0"/>
+        </w:rPr>
         <w:t>A system is not understood until it survives more than one comfortable example.</w:t>
       </w:r>
     </w:p>
@@ -778,8 +1336,47 @@
       </w:r>
     </w:p>
     <w:p>
-      <w:r>
-        <w:t>NORMAL CASE: predict and name evidence.     BOUNDARY CASE: predict and name evidence.</w:t>
+      <w:pPr>
+        <w:pStyle w:val="Heading3"/>
+      </w:pPr>
+      <w:r>
+        <w:t>The normal case</w:t>
+      </w:r>
+    </w:p>
+    <w:p>
+      <w:pPr>
+        <w:spacing w:line="336" w:lineRule="auto" w:after="180"/>
+        <w:shd w:fill="F1F6FC"/>
+      </w:pPr>
+      <w:r>
+        <w:rPr>
+          <w:b w:val="0"/>
+        </w:rPr>
+        <w:t xml:space="preserve">NORMAL CASE: predict and name </w:t>
+      </w:r>
+      <w:r>
+        <w:rPr>
+          <w:b/>
+        </w:rPr>
+        <w:t>evidence</w:t>
+      </w:r>
+      <w:r>
+        <w:rPr>
+          <w:b w:val="0"/>
+        </w:rPr>
+        <w:t xml:space="preserve">.     BOUNDARY CASE: predict and name </w:t>
+      </w:r>
+      <w:r>
+        <w:rPr>
+          <w:b/>
+        </w:rPr>
+        <w:t>evidence</w:t>
+      </w:r>
+      <w:r>
+        <w:rPr>
+          <w:b w:val="0"/>
+        </w:rPr>
+        <w:t>.</w:t>
       </w:r>
     </w:p>
     <w:p>
@@ -855,12 +1452,58 @@
       </w:r>
     </w:p>
     <w:p>
-      <w:r>
-        <w:t>MISSING INFORMATION: predict and name evidence.     TRANSFER CASE: predict and name evidence.</w:t>
-      </w:r>
-    </w:p>
-    <w:p>
-      <w:r>
+      <w:pPr>
+        <w:pStyle w:val="Heading3"/>
+      </w:pPr>
+      <w:r>
+        <w:t>Check missing information</w:t>
+      </w:r>
+    </w:p>
+    <w:p>
+      <w:pPr>
+        <w:spacing w:line="336" w:lineRule="auto" w:after="180"/>
+        <w:shd w:fill="FFF5E6"/>
+      </w:pPr>
+      <w:r>
+        <w:rPr>
+          <w:b w:val="0"/>
+        </w:rPr>
+        <w:t xml:space="preserve">MISSING INFORMATION: predict and name </w:t>
+      </w:r>
+      <w:r>
+        <w:rPr>
+          <w:b/>
+        </w:rPr>
+        <w:t>evidence</w:t>
+      </w:r>
+      <w:r>
+        <w:rPr>
+          <w:b w:val="0"/>
+        </w:rPr>
+        <w:t xml:space="preserve">.     TRANSFER CASE: predict and name </w:t>
+      </w:r>
+      <w:r>
+        <w:rPr>
+          <w:b/>
+        </w:rPr>
+        <w:t>evidence</w:t>
+      </w:r>
+      <w:r>
+        <w:rPr>
+          <w:b w:val="0"/>
+        </w:rPr>
+        <w:t>.</w:t>
+      </w:r>
+    </w:p>
+    <w:p>
+      <w:pPr>
+        <w:spacing w:line="336" w:lineRule="auto" w:after="180"/>
+        <w:shd w:fill="F5F1FB"/>
+      </w:pPr>
+      <w:r>
+        <w:rPr>
+          <w:b w:val="0"/>
+        </w:rPr>
         <w:t>Which case is most likely to reveal a hidden assumption? Why?</w:t>
       </w:r>
     </w:p>
@@ -906,17 +1549,80 @@
       </w:r>
     </w:p>
     <w:p>
-      <w:r>
-        <w:t>Change: Open the closed box and a verified observation shows two pencils inside, with no other desk locations.</w:t>
-      </w:r>
-    </w:p>
-    <w:p>
-      <w:r>
-        <w:t>Prediction: The total is now supported as five.</w:t>
-      </w:r>
-    </w:p>
-    <w:p>
-      <w:r>
+      <w:pPr>
+        <w:pStyle w:val="Heading3"/>
+      </w:pPr>
+      <w:r>
+        <w:t>Change one thing</w:t>
+      </w:r>
+    </w:p>
+    <w:p>
+      <w:pPr>
+        <w:spacing w:line="336" w:lineRule="auto" w:after="180"/>
+        <w:shd w:fill="F5F1FB"/>
+      </w:pPr>
+      <w:r>
+        <w:rPr>
+          <w:b w:val="0"/>
+        </w:rPr>
+        <w:t xml:space="preserve">Change: Open the closed box and a verified </w:t>
+      </w:r>
+      <w:r>
+        <w:rPr>
+          <w:b/>
+        </w:rPr>
+        <w:t>observation</w:t>
+      </w:r>
+      <w:r>
+        <w:rPr>
+          <w:b w:val="0"/>
+        </w:rPr>
+        <w:t xml:space="preserve"> shows two pencils inside, with no other desk locations.</w:t>
+      </w:r>
+    </w:p>
+    <w:p>
+      <w:pPr>
+        <w:pStyle w:val="Heading3"/>
+      </w:pPr>
+      <w:r>
+        <w:t>Predicted result</w:t>
+      </w:r>
+    </w:p>
+    <w:p>
+      <w:pPr>
+        <w:spacing w:line="336" w:lineRule="auto" w:after="180"/>
+        <w:shd w:fill="F1F6FC"/>
+      </w:pPr>
+      <w:r>
+        <w:rPr>
+          <w:b/>
+        </w:rPr>
+        <w:t>Prediction</w:t>
+      </w:r>
+      <w:r>
+        <w:rPr>
+          <w:b w:val="0"/>
+        </w:rPr>
+        <w:t>: The total is now supported as five.</w:t>
+      </w:r>
+    </w:p>
+    <w:p>
+      <w:pPr>
+        <w:pStyle w:val="Heading3"/>
+      </w:pPr>
+      <w:r>
+        <w:t>Why the result follows</w:t>
+      </w:r>
+    </w:p>
+    <w:p>
+      <w:pPr>
+        <w:spacing w:line="336" w:lineRule="auto" w:after="180"/>
+        <w:shd w:fill="F1F6FC"/>
+      </w:pPr>
+      <w:r>
+        <w:rPr>
+          <w:b w:val="0"/>
+        </w:rPr>
         <w:t>Reason: 3 visible initially plus 2 newly observed gives 5 under the complete-location assumption.</w:t>
       </w:r>
     </w:p>
@@ -930,16 +1636,39 @@
     </w:p>
     <w:p>
       <w:r>
+        <w:t>Use the vocabulary of Multimodal Evidence to explain a concrete decision, rather than only memorising definitions.</w:t>
+      </w:r>
+    </w:p>
+    <w:p>
+      <w:pPr>
+        <w:spacing w:line="336" w:lineRule="auto" w:after="180"/>
+      </w:pPr>
+      <w:r>
+        <w:rPr>
+          <w:b/>
+        </w:rPr>
         <w:t>VOCABULARY LAB</w:t>
       </w:r>
     </w:p>
     <w:p>
-      <w:r>
+      <w:pPr>
+        <w:spacing w:line="336" w:lineRule="auto" w:after="180"/>
+      </w:pPr>
+      <w:r>
+        <w:rPr>
+          <w:b w:val="0"/>
+        </w:rPr>
         <w:t>Words You Can Use to Reason</w:t>
       </w:r>
     </w:p>
     <w:p>
-      <w:r>
+      <w:pPr>
+        <w:spacing w:line="336" w:lineRule="auto" w:after="180"/>
+      </w:pPr>
+      <w:r>
+        <w:rPr>
+          <w:b w:val="0"/>
+        </w:rPr>
         <w:t>A definition matters when you can recognize the idea, use it, and contrast it with a near-miss.</w:t>
       </w:r>
     </w:p>
@@ -1352,17 +2081,58 @@
     </w:p>
     <w:p>
       <w:r>
-        <w:t>WORKED EVIDENCE</w:t>
-      </w:r>
-    </w:p>
-    <w:p>
-      <w:r>
+        <w:t>Follow the worked trace for Multimodal Evidence, predict a step, then compare with its explanation.</w:t>
+      </w:r>
+    </w:p>
+    <w:p>
+      <w:pPr>
+        <w:spacing w:line="336" w:lineRule="auto" w:after="180"/>
+      </w:pPr>
+      <w:r>
+        <w:rPr>
+          <w:b/>
+        </w:rPr>
+        <w:t xml:space="preserve">WORKED </w:t>
+      </w:r>
+      <w:r>
+        <w:rPr>
+          <w:b/>
+        </w:rPr>
+        <w:t>EVIDENCE</w:t>
+      </w:r>
+    </w:p>
+    <w:p>
+      <w:pPr>
+        <w:spacing w:line="336" w:lineRule="auto" w:after="180"/>
+      </w:pPr>
+      <w:r>
+        <w:rPr>
+          <w:b w:val="0"/>
+        </w:rPr>
         <w:t>Reason Step by Step</w:t>
       </w:r>
     </w:p>
     <w:p>
-      <w:r>
-        <w:t>Predict first. Then check each step. A correct answer without visible reasoning is incomplete evidence.</w:t>
+      <w:pPr>
+        <w:spacing w:line="336" w:lineRule="auto" w:after="180"/>
+      </w:pPr>
+      <w:r>
+        <w:rPr>
+          <w:b w:val="0"/>
+        </w:rPr>
+        <w:t xml:space="preserve">Predict first. Then check each step. A correct answer without visible reasoning is incomplete </w:t>
+      </w:r>
+      <w:r>
+        <w:rPr>
+          <w:b/>
+        </w:rPr>
+        <w:t>evidence</w:t>
+      </w:r>
+      <w:r>
+        <w:rPr>
+          <w:b w:val="0"/>
+        </w:rPr>
+        <w:t>.</w:t>
       </w:r>
     </w:p>
     <w:p>
@@ -1402,27 +2172,109 @@
       </w:r>
     </w:p>
     <w:p>
-      <w:r>
+      <w:pPr>
+        <w:spacing w:line="336" w:lineRule="auto" w:after="180"/>
+        <w:shd w:fill="F4F9FC"/>
+      </w:pPr>
+      <w:r>
+        <w:rPr>
+          <w:b w:val="0"/>
+        </w:rPr>
         <w:t>1. Image shows leaf spots; text asks about watering history.</w:t>
       </w:r>
     </w:p>
     <w:p>
-      <w:r>
-        <w:t>2. Each modality supplies different relevant evidence.</w:t>
-      </w:r>
-    </w:p>
-    <w:p>
-      <w:r>
-        <w:t>3. If photo and caption describe different plants, fusion is unsafe.</w:t>
-      </w:r>
-    </w:p>
-    <w:p>
-      <w:r>
-        <w:t>4. Check alignment, source, and uncertainty before combining.</w:t>
-      </w:r>
-    </w:p>
-    <w:p>
-      <w:r>
+      <w:pPr>
+        <w:spacing w:line="336" w:lineRule="auto" w:after="180"/>
+        <w:shd w:fill="F4F9FC"/>
+      </w:pPr>
+      <w:r>
+        <w:rPr>
+          <w:b w:val="0"/>
+        </w:rPr>
+        <w:t xml:space="preserve">2. Each </w:t>
+      </w:r>
+      <w:r>
+        <w:rPr>
+          <w:b/>
+        </w:rPr>
+        <w:t>modality</w:t>
+      </w:r>
+      <w:r>
+        <w:rPr>
+          <w:b w:val="0"/>
+        </w:rPr>
+        <w:t xml:space="preserve"> supplies different relevant </w:t>
+      </w:r>
+      <w:r>
+        <w:rPr>
+          <w:b/>
+        </w:rPr>
+        <w:t>evidence</w:t>
+      </w:r>
+      <w:r>
+        <w:rPr>
+          <w:b w:val="0"/>
+        </w:rPr>
+        <w:t>.</w:t>
+      </w:r>
+    </w:p>
+    <w:p>
+      <w:pPr>
+        <w:spacing w:line="336" w:lineRule="auto" w:after="180"/>
+        <w:shd w:fill="F4F9FC"/>
+      </w:pPr>
+      <w:r>
+        <w:rPr>
+          <w:b w:val="0"/>
+        </w:rPr>
+        <w:t xml:space="preserve">3. If photo and caption describe different plants, </w:t>
+      </w:r>
+      <w:r>
+        <w:rPr>
+          <w:b/>
+        </w:rPr>
+        <w:t>fusion</w:t>
+      </w:r>
+      <w:r>
+        <w:rPr>
+          <w:b w:val="0"/>
+        </w:rPr>
+        <w:t xml:space="preserve"> is unsafe.</w:t>
+      </w:r>
+    </w:p>
+    <w:p>
+      <w:pPr>
+        <w:spacing w:line="336" w:lineRule="auto" w:after="180"/>
+        <w:shd w:fill="F4F9FC"/>
+      </w:pPr>
+      <w:r>
+        <w:rPr>
+          <w:b w:val="0"/>
+        </w:rPr>
+        <w:t xml:space="preserve">4. Check </w:t>
+      </w:r>
+      <w:r>
+        <w:rPr>
+          <w:b/>
+        </w:rPr>
+        <w:t>alignment</w:t>
+      </w:r>
+      <w:r>
+        <w:rPr>
+          <w:b w:val="0"/>
+        </w:rPr>
+        <w:t>, source, and uncertainty before combining.</w:t>
+      </w:r>
+    </w:p>
+    <w:p>
+      <w:pPr>
+        <w:spacing w:line="336" w:lineRule="auto" w:after="180"/>
+      </w:pPr>
+      <w:r>
+        <w:rPr>
+          <w:b w:val="0"/>
+        </w:rPr>
         <w:t>Recalculate, retrace, or restate the reasoning in your own representation:</w:t>
       </w:r>
     </w:p>
@@ -1460,8 +2312,27 @@
       </w:r>
     </w:p>
     <w:p>
-      <w:r>
-        <w:t>CHECK  Did the evidence answer the exact question? Did the total, path, or source record stay consistent?</w:t>
+      <w:pPr>
+        <w:spacing w:line="336" w:lineRule="auto" w:after="180"/>
+        <w:shd w:fill="F5F1FB"/>
+      </w:pPr>
+      <w:r>
+        <w:rPr>
+          <w:b w:val="0"/>
+        </w:rPr>
+        <w:t xml:space="preserve">CHECK  Did the </w:t>
+      </w:r>
+      <w:r>
+        <w:rPr>
+          <w:b/>
+        </w:rPr>
+        <w:t>evidence</w:t>
+      </w:r>
+      <w:r>
+        <w:rPr>
+          <w:b w:val="0"/>
+        </w:rPr>
+        <w:t xml:space="preserve"> answer the exact question? Did the total, path, or source record stay consistent?</w:t>
       </w:r>
     </w:p>
     <w:p>
@@ -1473,18 +2344,37 @@
       </w:r>
     </w:p>
     <w:p>
-      <w:r>
+      <w:pPr>
+        <w:spacing w:line="336" w:lineRule="auto" w:after="180"/>
+      </w:pPr>
+      <w:r>
+        <w:rPr>
+          <w:b w:val="0"/>
+        </w:rPr>
         <w:t>Audio transcript reads fifteen boxes; a clear written inventory says fifty boxes. The original audio is unavailable and the assistant reports fifteen as certain.</w:t>
       </w:r>
     </w:p>
     <w:p>
-      <w:r>
-        <w:t>There is an unresolved quantity conflict and no audio replay. Preserve both sources and ask the responsible person; certainty is unsupported.</w:t>
-      </w:r>
-    </w:p>
-    <w:p>
-      <w:r>
-        <w:t>Compare the intermediate evidence with the final statement. Explain why each number or decision follows from the stated inputs. The conclusion belongs to this scenario and procedure; changing the inputs, evaluation population or authority can change what it establishes. Retain the raw record so a later revision can be compared honestly.</w:t>
+      <w:pPr>
+        <w:spacing w:line="336" w:lineRule="auto" w:after="180"/>
+      </w:pPr>
+      <w:r>
+        <w:rPr>
+          <w:b w:val="0"/>
+        </w:rPr>
+        <w:t xml:space="preserve">There is an unresolved quantity </w:t>
+      </w:r>
+      <w:r>
+        <w:rPr>
+          <w:b/>
+        </w:rPr>
+        <w:t>conflict</w:t>
+      </w:r>
+      <w:r>
+        <w:rPr>
+          <w:b w:val="0"/>
+        </w:rPr>
+        <w:t xml:space="preserve"> and no audio replay. Preserve both sources and ask the responsible person; certainty is unsupported.</w:t>
       </w:r>
     </w:p>
     <w:p>
@@ -1492,11 +2382,85 @@
         <w:pStyle w:val="Heading3"/>
       </w:pPr>
       <w:r>
+        <w:t>Worked explanation · Multimodal Evidence</w:t>
+      </w:r>
+    </w:p>
+    <w:p>
+      <w:pPr>
+        <w:spacing w:line="336" w:lineRule="auto" w:after="180"/>
+        <w:shd w:fill="F1F6FC"/>
+      </w:pPr>
+      <w:r>
+        <w:rPr>
+          <w:b w:val="0"/>
+        </w:rPr>
+        <w:t xml:space="preserve">Compare the intermediate </w:t>
+      </w:r>
+      <w:r>
+        <w:rPr>
+          <w:b/>
+        </w:rPr>
+        <w:t>evidence</w:t>
+      </w:r>
+      <w:r>
+        <w:rPr>
+          <w:b w:val="0"/>
+        </w:rPr>
+        <w:t xml:space="preserve"> with the final statement. Explain why each number or decision follows from the stated </w:t>
+      </w:r>
+      <w:r>
+        <w:rPr>
+          <w:b/>
+        </w:rPr>
+        <w:t>input</w:t>
+      </w:r>
+      <w:r>
+        <w:rPr>
+          <w:b w:val="0"/>
+        </w:rPr>
+        <w:t>s.</w:t>
+      </w:r>
+    </w:p>
+    <w:p>
+      <w:pPr>
+        <w:spacing w:line="336" w:lineRule="auto" w:after="180"/>
+        <w:shd w:fill="F1F6FC"/>
+      </w:pPr>
+      <w:r>
+        <w:rPr>
+          <w:b w:val="0"/>
+        </w:rPr>
+        <w:t xml:space="preserve">The conclusion belongs to this scenario and procedure; changing the </w:t>
+      </w:r>
+      <w:r>
+        <w:rPr>
+          <w:b/>
+        </w:rPr>
+        <w:t>input</w:t>
+      </w:r>
+      <w:r>
+        <w:rPr>
+          <w:b w:val="0"/>
+        </w:rPr>
+        <w:t>s, evaluation population or authority can change what it establishes. Retain the raw record so a later revision can be compared honestly.</w:t>
+      </w:r>
+    </w:p>
+    <w:p>
+      <w:pPr>
+        <w:pStyle w:val="Heading3"/>
+      </w:pPr>
+      <w:r>
         <w:t>Learn from the worked case</w:t>
       </w:r>
     </w:p>
     <w:p>
-      <w:r>
+      <w:pPr>
+        <w:spacing w:line="336" w:lineRule="auto" w:after="180"/>
+      </w:pPr>
+      <w:r>
+        <w:rPr>
+          <w:b w:val="0"/>
+        </w:rPr>
         <w:t>Cover the result before checking it. Say what is given, choose the procedure, and follow one step at a time. Then uncover the result and explain your first mismatch. Ask why a step is allowed, not only what number it produces.</w:t>
       </w:r>
     </w:p>
@@ -1509,7 +2473,13 @@
       </w:r>
     </w:p>
     <w:p>
-      <w:r>
+      <w:pPr>
+        <w:spacing w:line="336" w:lineRule="auto" w:after="180"/>
+      </w:pPr>
+      <w:r>
+        <w:rPr>
+          <w:b w:val="0"/>
+        </w:rPr>
         <w:t>A fictional Study Buddy audits a desk description and a separate caption.</w:t>
       </w:r>
     </w:p>
@@ -1522,13 +2492,55 @@
       </w:r>
     </w:p>
     <w:p>
-      <w:r>
+      <w:pPr>
+        <w:pStyle w:val="Heading3"/>
+      </w:pPr>
+      <w:r>
+        <w:t>Supplied facts</w:t>
+      </w:r>
+    </w:p>
+    <w:p>
+      <w:pPr>
+        <w:spacing w:line="336" w:lineRule="auto" w:after="180"/>
+        <w:shd w:fill="F1F6FC"/>
+      </w:pPr>
+      <w:r>
+        <w:rPr>
+          <w:b w:val="0"/>
+        </w:rPr>
         <w:t>Description: one open transparent box visibly contains three pencils; one closed opaque box hides its contents.</w:t>
       </w:r>
     </w:p>
     <w:p>
-      <w:r>
-        <w:t>Caption: “There are five pencils on this desk.” No other evidence reveals the closed box.</w:t>
+      <w:pPr>
+        <w:pStyle w:val="Heading3"/>
+      </w:pPr>
+      <w:r>
+        <w:t>Supplied facts</w:t>
+      </w:r>
+    </w:p>
+    <w:p>
+      <w:pPr>
+        <w:spacing w:line="336" w:lineRule="auto" w:after="180"/>
+        <w:shd w:fill="F1F6FC"/>
+      </w:pPr>
+      <w:r>
+        <w:rPr>
+          <w:b w:val="0"/>
+        </w:rPr>
+        <w:t xml:space="preserve">Caption: “There are five pencils on this desk.” No other </w:t>
+      </w:r>
+      <w:r>
+        <w:rPr>
+          <w:b/>
+        </w:rPr>
+        <w:t>evidence</w:t>
+      </w:r>
+      <w:r>
+        <w:rPr>
+          <w:b w:val="0"/>
+        </w:rPr>
+        <w:t xml:space="preserve"> reveals the closed box.</w:t>
       </w:r>
     </w:p>
     <w:p>
@@ -1713,31 +2725,115 @@
       </w:r>
     </w:p>
     <w:p>
-      <w:r>
-        <w:t>A caption is another claim, not a way of seeing through an opaque object. Keep observable information separate from inferences. The visible three give a lower bound under the stated desk scope; there is no supplied maximum for the closed box. Do not replace unknown contents with zero merely because none are visible.</w:t>
-      </w:r>
-    </w:p>
-    <w:p>
       <w:pPr>
         <w:pStyle w:val="Heading3"/>
       </w:pPr>
       <w:r>
+        <w:t>Why the result follows</w:t>
+      </w:r>
+    </w:p>
+    <w:p>
+      <w:pPr>
+        <w:spacing w:line="336" w:lineRule="auto" w:after="180"/>
+        <w:shd w:fill="F1F6FC"/>
+      </w:pPr>
+      <w:r>
+        <w:rPr>
+          <w:b w:val="0"/>
+        </w:rPr>
+        <w:t>A caption is another claim, not a way of seeing through an opaque object. Keep observable information separate from inferences.</w:t>
+      </w:r>
+    </w:p>
+    <w:p>
+      <w:pPr>
+        <w:spacing w:line="336" w:lineRule="auto" w:after="180"/>
+        <w:shd w:fill="F1F6FC"/>
+      </w:pPr>
+      <w:r>
+        <w:rPr>
+          <w:b w:val="0"/>
+        </w:rPr>
+        <w:t>The visible three give a lower bound under the stated desk scope; there is no supplied maximum for the closed box. Do not replace unknown contents with zero merely because none are visible.</w:t>
+      </w:r>
+    </w:p>
+    <w:p>
+      <w:pPr>
+        <w:pStyle w:val="Heading3"/>
+      </w:pPr>
+      <w:r>
         <w:t>What this example does not establish</w:t>
       </w:r>
     </w:p>
     <w:p>
-      <w:r>
+      <w:pPr>
+        <w:pStyle w:val="Heading3"/>
+      </w:pPr>
+      <w:r>
+        <w:t>Keep the stated limit</w:t>
+      </w:r>
+    </w:p>
+    <w:p>
+      <w:pPr>
+        <w:spacing w:line="336" w:lineRule="auto" w:after="180"/>
+        <w:shd w:fill="FFF5E6"/>
+      </w:pPr>
+      <w:r>
+        <w:rPr>
+          <w:b w:val="0"/>
+        </w:rPr>
         <w:t>The conclusion depends on the supplied description’s accuracy; no actual image inspection or exhaustive room inventory was performed.</w:t>
       </w:r>
     </w:p>
     <w:p>
-      <w:r>
+      <w:pPr>
+        <w:pStyle w:val="Heading3"/>
+      </w:pPr>
+      <w:r>
+        <w:t>Keep the stated limit</w:t>
+      </w:r>
+    </w:p>
+    <w:p>
+      <w:pPr>
+        <w:spacing w:line="336" w:lineRule="auto" w:after="180"/>
+        <w:shd w:fill="FFF5E6"/>
+      </w:pPr>
+      <w:r>
+        <w:rPr>
+          <w:b w:val="0"/>
+        </w:rPr>
         <w:t>Read the labelled picture: Why were both “exactly three” and “exactly five” unsupported before opening the box?</w:t>
       </w:r>
     </w:p>
     <w:p>
-      <w:r>
-        <w:t>Change one thing: Open the closed box and a verified observation shows two pencils inside, with no other desk locations. Predict the result before checking the explanation. What remains the same?</w:t>
+      <w:pPr>
+        <w:pStyle w:val="Heading3"/>
+      </w:pPr>
+      <w:r>
+        <w:t>Keep the stated limit</w:t>
+      </w:r>
+    </w:p>
+    <w:p>
+      <w:pPr>
+        <w:spacing w:line="336" w:lineRule="auto" w:after="180"/>
+        <w:shd w:fill="FFF5E6"/>
+      </w:pPr>
+      <w:r>
+        <w:rPr>
+          <w:b w:val="0"/>
+        </w:rPr>
+        <w:t xml:space="preserve">Change one thing: Open the closed box and a verified </w:t>
+      </w:r>
+      <w:r>
+        <w:rPr>
+          <w:b/>
+        </w:rPr>
+        <w:t>observation</w:t>
+      </w:r>
+      <w:r>
+        <w:rPr>
+          <w:b w:val="0"/>
+        </w:rPr>
+        <w:t xml:space="preserve"> shows two pencils inside, with no other desk locations. Predict the result before checking the explanation. What remains the same?</w:t>
       </w:r>
     </w:p>
     <w:p>
@@ -1750,17 +2846,61 @@
     </w:p>
     <w:p>
       <w:r>
+        <w:t>Find the unsupported step in the Multimodal Evidence claim and explain a repair using the supplied evidence.</w:t>
+      </w:r>
+    </w:p>
+    <w:p>
+      <w:pPr>
+        <w:pStyle w:val="Heading3"/>
+      </w:pPr>
+      <w:r>
+        <w:t>Find the first error</w:t>
+      </w:r>
+    </w:p>
+    <w:p>
+      <w:pPr>
+        <w:spacing w:line="336" w:lineRule="auto" w:after="180"/>
+        <w:shd w:fill="FFF5E6"/>
+      </w:pPr>
+      <w:r>
+        <w:rPr>
+          <w:b w:val="0"/>
+        </w:rPr>
         <w:t>ERROR DETECTIVE</w:t>
       </w:r>
     </w:p>
     <w:p>
-      <w:r>
+      <w:pPr>
+        <w:spacing w:line="336" w:lineRule="auto" w:after="180"/>
+      </w:pPr>
+      <w:r>
+        <w:rPr>
+          <w:b w:val="0"/>
+        </w:rPr>
         <w:t>Compare → Diagnose → Repair</w:t>
       </w:r>
     </w:p>
     <w:p>
-      <w:r>
-        <w:t>Do not patch the answer. Find the earliest unsupported assumption, wrong step, or weak evidence.</w:t>
+      <w:pPr>
+        <w:spacing w:line="336" w:lineRule="auto" w:after="180"/>
+      </w:pPr>
+      <w:r>
+        <w:rPr>
+          <w:b w:val="0"/>
+        </w:rPr>
+        <w:t xml:space="preserve">Do not patch the answer. Find the earliest unsupported assumption, wrong step, or weak </w:t>
+      </w:r>
+      <w:r>
+        <w:rPr>
+          <w:b/>
+        </w:rPr>
+        <w:t>evidence</w:t>
+      </w:r>
+      <w:r>
+        <w:rPr>
+          <w:b w:val="0"/>
+        </w:rPr>
+        <w:t>.</w:t>
       </w:r>
     </w:p>
     <w:p>
@@ -2010,7 +3150,14 @@
       </w:tr>
     </w:tbl>
     <w:p>
-      <w:r>
+      <w:pPr>
+        <w:spacing w:line="336" w:lineRule="auto" w:after="180"/>
+        <w:shd w:fill="F5F1FB"/>
+      </w:pPr>
+      <w:r>
+        <w:rPr>
+          <w:b w:val="0"/>
+        </w:rPr>
         <w:t>Repair one cause. Why is this repair better than changing several things?</w:t>
       </w:r>
     </w:p>
@@ -2056,15 +3203,42 @@
       </w:r>
     </w:p>
     <w:p>
-      <w:r>
-        <w:t>Complete the supported workbook tasks before attempting W4 independently. Record any hints or help used. After feedback, use the teacher's fresh retry rather than copying the earlier answer. For a project, select a relevant new case, predict the outcome from the declared rule and preserve the result alongside any revision.</w:t>
-      </w:r>
-    </w:p>
-    <w:p>
       <w:pPr>
         <w:pStyle w:val="Heading3"/>
       </w:pPr>
       <w:r>
+        <w:t>Check the claim against the facts</w:t>
+      </w:r>
+    </w:p>
+    <w:p>
+      <w:pPr>
+        <w:spacing w:line="336" w:lineRule="auto" w:after="180"/>
+        <w:shd w:fill="FFF5E6"/>
+      </w:pPr>
+      <w:r>
+        <w:rPr>
+          <w:b w:val="0"/>
+        </w:rPr>
+        <w:t>Complete the supported workbook tasks before attempting W4 independently. Record any hints or help used. After feedback, use the teacher's fresh retry rather than copying the earlier answer.</w:t>
+      </w:r>
+    </w:p>
+    <w:p>
+      <w:pPr>
+        <w:spacing w:line="336" w:lineRule="auto" w:after="180"/>
+        <w:shd w:fill="FFF5E6"/>
+      </w:pPr>
+      <w:r>
+        <w:rPr>
+          <w:b w:val="0"/>
+        </w:rPr>
+        <w:t>For a project, select a relevant new case, predict the outcome from the declared rule and preserve the result alongside any revision.</w:t>
+      </w:r>
+    </w:p>
+    <w:p>
+      <w:pPr>
+        <w:pStyle w:val="Heading3"/>
+      </w:pPr>
+      <w:r>
         <w:t>Exit: propose one revealing change to the worked scenario. State the expected outcome and the evidence that would make you revise your explanation.</w:t>
       </w:r>
     </w:p>
@@ -2103,16 +3277,39 @@
     </w:p>
     <w:p>
       <w:r>
+        <w:t>Practise Multimodal Evidence with support, then explain the deciding step in your own words.</w:t>
+      </w:r>
+    </w:p>
+    <w:p>
+      <w:pPr>
+        <w:spacing w:line="336" w:lineRule="auto" w:after="180"/>
+      </w:pPr>
+      <w:r>
+        <w:rPr>
+          <w:b/>
+        </w:rPr>
         <w:t>LOGIC STUDIO</w:t>
       </w:r>
     </w:p>
     <w:p>
-      <w:r>
+      <w:pPr>
+        <w:spacing w:line="336" w:lineRule="auto" w:after="180"/>
+      </w:pPr>
+      <w:r>
+        <w:rPr>
+          <w:b w:val="0"/>
+        </w:rPr>
         <w:t>Specify Before You Run</w:t>
       </w:r>
     </w:p>
     <w:p>
-      <w:r>
+      <w:pPr>
+        <w:spacing w:line="336" w:lineRule="auto" w:after="180"/>
+      </w:pPr>
+      <w:r>
+        <w:rPr>
+          <w:b w:val="0"/>
+        </w:rPr>
         <w:t>Prompts, schemas, retrieval, tool calls, and code are inspectable parts of one AI product.</w:t>
       </w:r>
     </w:p>
@@ -2153,8 +3350,26 @@
       </w:r>
     </w:p>
     <w:p>
-      <w:r>
-        <w:t>SET task, audience, constraints, output_schema</w:t>
+      <w:pPr>
+        <w:spacing w:line="336" w:lineRule="auto" w:after="180"/>
+      </w:pPr>
+      <w:r>
+        <w:rPr>
+          <w:b w:val="0"/>
+        </w:rPr>
+        <w:t xml:space="preserve">SET task, audience, constraints, </w:t>
+      </w:r>
+      <w:r>
+        <w:rPr>
+          <w:b/>
+        </w:rPr>
+        <w:t>output</w:t>
+      </w:r>
+      <w:r>
+        <w:rPr>
+          <w:b w:val="0"/>
+        </w:rPr>
+        <w:t>_schema</w:t>
         <w:br/>
         <w:t>LOAD approved_context or retrieval_result</w:t>
         <w:br/>
@@ -2162,14 +3377,57 @@
         <w:br/>
         <w:t>VALIDATE fields, claims, citations, and safety</w:t>
         <w:br/>
-        <w:t>IF evidence missing: ask, retrieve, or abstain</w:t>
+        <w:t xml:space="preserve">IF </w:t>
+      </w:r>
+      <w:r>
+        <w:rPr>
+          <w:b/>
+        </w:rPr>
+        <w:t>evidence</w:t>
+      </w:r>
+      <w:r>
+        <w:rPr>
+          <w:b w:val="0"/>
+        </w:rPr>
+        <w:t xml:space="preserve"> missing: ask, retrieve, or abstain</w:t>
         <w:br/>
-        <w:t>RETURN useful output + source trail + limitations</w:t>
-      </w:r>
-    </w:p>
-    <w:p>
-      <w:r>
-        <w:t>Trace one input. Which line changes the state or chooses a path?</w:t>
+        <w:t xml:space="preserve">RETURN useful </w:t>
+      </w:r>
+      <w:r>
+        <w:rPr>
+          <w:b/>
+        </w:rPr>
+        <w:t>output</w:t>
+      </w:r>
+      <w:r>
+        <w:rPr>
+          <w:b w:val="0"/>
+        </w:rPr>
+        <w:t xml:space="preserve"> + source trail + limitations</w:t>
+      </w:r>
+    </w:p>
+    <w:p>
+      <w:pPr>
+        <w:spacing w:line="336" w:lineRule="auto" w:after="180"/>
+        <w:shd w:fill="F5F1FB"/>
+      </w:pPr>
+      <w:r>
+        <w:rPr>
+          <w:b w:val="0"/>
+        </w:rPr>
+        <w:t xml:space="preserve">Trace one </w:t>
+      </w:r>
+      <w:r>
+        <w:rPr>
+          <w:b/>
+        </w:rPr>
+        <w:t>input</w:t>
+      </w:r>
+      <w:r>
+        <w:rPr>
+          <w:b w:val="0"/>
+        </w:rPr>
+        <w:t>. Which line changes the state or chooses a path?</w:t>
       </w:r>
     </w:p>
     <w:p>
@@ -2214,13 +3472,60 @@
       </w:r>
     </w:p>
     <w:p>
-      <w:r>
-        <w:t>A stage-level accuracy or authority policy does not establish every modality agrees or every downstream claim is supported.</w:t>
-      </w:r>
-    </w:p>
-    <w:p>
-      <w:r>
-        <w:t>A useful check asks what would make the reasoning fail. Distinguish a failure to execute the declared procedure from a weakness in the procedure itself. The first may require a correction; the second requires an explicitly revised method and new evidence. Preserve unsuccessful cases so an improved result cannot hide the original problem.</w:t>
+      <w:pPr>
+        <w:spacing w:line="336" w:lineRule="auto" w:after="180"/>
+      </w:pPr>
+      <w:r>
+        <w:rPr>
+          <w:b w:val="0"/>
+        </w:rPr>
+        <w:t xml:space="preserve">A stage-level accuracy or authority policy does not establish every </w:t>
+      </w:r>
+      <w:r>
+        <w:rPr>
+          <w:b/>
+        </w:rPr>
+        <w:t>modality</w:t>
+      </w:r>
+      <w:r>
+        <w:rPr>
+          <w:b w:val="0"/>
+        </w:rPr>
+        <w:t xml:space="preserve"> agrees or every downstream claim is supported.</w:t>
+      </w:r>
+    </w:p>
+    <w:p>
+      <w:pPr>
+        <w:spacing w:line="336" w:lineRule="auto" w:after="180"/>
+      </w:pPr>
+      <w:r>
+        <w:rPr>
+          <w:b w:val="0"/>
+        </w:rPr>
+        <w:t>A useful check asks what would make the reasoning fail. Distinguish a failure to execute the declared procedure from a weakness in the procedure itself.</w:t>
+      </w:r>
+    </w:p>
+    <w:p>
+      <w:pPr>
+        <w:spacing w:line="336" w:lineRule="auto" w:after="180"/>
+      </w:pPr>
+      <w:r>
+        <w:rPr>
+          <w:b w:val="0"/>
+        </w:rPr>
+        <w:t xml:space="preserve">The first may require a correction; the second requires an explicitly revised method and new </w:t>
+      </w:r>
+      <w:r>
+        <w:rPr>
+          <w:b/>
+        </w:rPr>
+        <w:t>evidence</w:t>
+      </w:r>
+      <w:r>
+        <w:rPr>
+          <w:b w:val="0"/>
+        </w:rPr>
+        <w:t>. Preserve unsuccessful cases so an improved result cannot hide the original problem.</w:t>
       </w:r>
     </w:p>
     <w:p>
@@ -2265,8 +3570,38 @@
       </w:r>
     </w:p>
     <w:p>
-      <w:r>
-        <w:t>Use workbook W2 for the connected example “Speech pipelines and multimodal evidence”. First fill the input and rule boxes. Try the middle steps before asking for a hint. After a hint, try the next step yourself.</w:t>
+      <w:pPr>
+        <w:spacing w:line="336" w:lineRule="auto" w:after="180"/>
+      </w:pPr>
+      <w:r>
+        <w:rPr>
+          <w:b w:val="0"/>
+        </w:rPr>
+        <w:t xml:space="preserve">Use workbook W2 for the connected example “Speech pipelines and multimodal </w:t>
+      </w:r>
+      <w:r>
+        <w:rPr>
+          <w:b/>
+        </w:rPr>
+        <w:t>evidence</w:t>
+      </w:r>
+      <w:r>
+        <w:rPr>
+          <w:b w:val="0"/>
+        </w:rPr>
+        <w:t xml:space="preserve">”. First fill the </w:t>
+      </w:r>
+      <w:r>
+        <w:rPr>
+          <w:b/>
+        </w:rPr>
+        <w:t>input</w:t>
+      </w:r>
+      <w:r>
+        <w:rPr>
+          <w:b w:val="0"/>
+        </w:rPr>
+        <w:t xml:space="preserve"> and rule boxes. Try the middle steps before asking for a hint. After a hint, try the next step yourself.</w:t>
       </w:r>
     </w:p>
     <w:tbl>
@@ -2349,7 +3684,13 @@
       </w:tr>
     </w:tbl>
     <w:p>
-      <w:r>
+      <w:pPr>
+        <w:spacing w:line="336" w:lineRule="auto" w:after="180"/>
+      </w:pPr>
+      <w:r>
+        <w:rPr>
+          <w:b w:val="0"/>
+        </w:rPr>
         <w:t>Explain your trace to a partner. Your partner points to one step to check. Swap roles on the next case. Each person writes their own explanation.</w:t>
       </w:r>
     </w:p>
@@ -2362,12 +3703,47 @@
       </w:r>
     </w:p>
     <w:p>
-      <w:r>
-        <w:t>Use the worked case for Speech pipelines and multimodal evidence. Proposed explanation: “The worked result establishes every future case”. Decide whether this explanation is supported. Point to the step or supplied fact that decides; explain your repair if needed.</w:t>
-      </w:r>
-    </w:p>
-    <w:p>
-      <w:r>
+      <w:pPr>
+        <w:spacing w:line="336" w:lineRule="auto" w:after="180"/>
+      </w:pPr>
+      <w:r>
+        <w:rPr>
+          <w:b w:val="0"/>
+        </w:rPr>
+        <w:t xml:space="preserve">Use the worked case for Speech pipelines and multimodal </w:t>
+      </w:r>
+      <w:r>
+        <w:rPr>
+          <w:b/>
+        </w:rPr>
+        <w:t>evidence</w:t>
+      </w:r>
+      <w:r>
+        <w:rPr>
+          <w:b w:val="0"/>
+        </w:rPr>
+        <w:t>. Proposed explanation: “The worked result establishes every future case”. Decide whether this explanation is supported.</w:t>
+      </w:r>
+    </w:p>
+    <w:p>
+      <w:pPr>
+        <w:spacing w:line="336" w:lineRule="auto" w:after="180"/>
+      </w:pPr>
+      <w:r>
+        <w:rPr>
+          <w:b w:val="0"/>
+        </w:rPr>
+        <w:t>Point to the step or supplied fact that decides; explain your repair if needed.</w:t>
+      </w:r>
+    </w:p>
+    <w:p>
+      <w:pPr>
+        <w:spacing w:line="336" w:lineRule="auto" w:after="180"/>
+      </w:pPr>
+      <w:r>
+        <w:rPr>
+          <w:b w:val="0"/>
+        </w:rPr>
         <w:t>Answer on your own before discussion. If you are unsure, say which step you need help with.</w:t>
       </w:r>
     </w:p>
@@ -2380,7 +3756,14 @@
       </w:r>
     </w:p>
     <w:p>
-      <w:r>
+      <w:pPr>
+        <w:spacing w:line="336" w:lineRule="auto" w:after="180"/>
+        <w:shd w:fill="F5F1FB"/>
+      </w:pPr>
+      <w:r>
+        <w:rPr>
+          <w:b w:val="0"/>
+        </w:rPr>
         <w:t>Why were both “exactly three” and “exactly five” unsupported before opening the box?</w:t>
       </w:r>
     </w:p>
@@ -2413,7 +3796,13 @@
       </w:r>
     </w:p>
     <w:p>
-      <w:r>
+      <w:pPr>
+        <w:spacing w:line="336" w:lineRule="auto" w:after="180"/>
+      </w:pPr>
+      <w:r>
+        <w:rPr>
+          <w:b w:val="0"/>
+        </w:rPr>
         <w:t>This is supported practice. Keep the separately named independent case for an attempt before feedback.</w:t>
       </w:r>
     </w:p>
@@ -2427,16 +3816,45 @@
     </w:p>
     <w:p>
       <w:r>
-        <w:t>EVIDENCE LAB</w:t>
-      </w:r>
-    </w:p>
-    <w:p>
-      <w:r>
+        <w:t>Investigate Multimodal Evidence. Record the prediction, actual observation or labelled paper trace, explanation and next test separately.</w:t>
+      </w:r>
+    </w:p>
+    <w:p>
+      <w:pPr>
+        <w:spacing w:line="336" w:lineRule="auto" w:after="180"/>
+      </w:pPr>
+      <w:r>
+        <w:rPr>
+          <w:b/>
+        </w:rPr>
+        <w:t>EVIDENCE</w:t>
+      </w:r>
+      <w:r>
+        <w:rPr>
+          <w:b/>
+        </w:rPr>
+        <w:t xml:space="preserve"> LAB</w:t>
+      </w:r>
+    </w:p>
+    <w:p>
+      <w:pPr>
+        <w:spacing w:line="336" w:lineRule="auto" w:after="180"/>
+      </w:pPr>
+      <w:r>
+        <w:rPr>
+          <w:b w:val="0"/>
+        </w:rPr>
         <w:t>Predict → Test → Record → Explain</w:t>
       </w:r>
     </w:p>
     <w:p>
-      <w:r>
+      <w:pPr>
+        <w:spacing w:line="336" w:lineRule="auto" w:after="180"/>
+      </w:pPr>
+      <w:r>
+        <w:rPr>
+          <w:b w:val="0"/>
+        </w:rPr>
         <w:t>Keep expected and actual results separate. Surprises are useful data when recorded honestly.</w:t>
       </w:r>
     </w:p>
@@ -2477,8 +3895,38 @@
       </w:r>
     </w:p>
     <w:p>
-      <w:r>
-        <w:t>Match image/text pairs, flag irrelevant or conflicting evidence, and design ask-more or abstain behavior.</w:t>
+      <w:pPr>
+        <w:spacing w:line="336" w:lineRule="auto" w:after="180"/>
+      </w:pPr>
+      <w:r>
+        <w:rPr>
+          <w:b w:val="0"/>
+        </w:rPr>
+        <w:t xml:space="preserve">Match image/text pairs, flag irrelevant or </w:t>
+      </w:r>
+      <w:r>
+        <w:rPr>
+          <w:b/>
+        </w:rPr>
+        <w:t>conflict</w:t>
+      </w:r>
+      <w:r>
+        <w:rPr>
+          <w:b w:val="0"/>
+        </w:rPr>
+        <w:t xml:space="preserve">ing </w:t>
+      </w:r>
+      <w:r>
+        <w:rPr>
+          <w:b/>
+        </w:rPr>
+        <w:t>evidence</w:t>
+      </w:r>
+      <w:r>
+        <w:rPr>
+          <w:b w:val="0"/>
+        </w:rPr>
+        <w:t>, and design ask-more or abstain behavior.</w:t>
       </w:r>
     </w:p>
     <w:tbl>
@@ -2727,7 +4175,14 @@
       </w:tr>
     </w:tbl>
     <w:p>
-      <w:r>
+      <w:pPr>
+        <w:spacing w:line="336" w:lineRule="auto" w:after="180"/>
+        <w:shd w:fill="F5F1FB"/>
+      </w:pPr>
+      <w:r>
+        <w:rPr>
+          <w:b w:val="0"/>
+        </w:rPr>
         <w:t>What did the hardest test teach you that the normal test did not?</w:t>
       </w:r>
     </w:p>
@@ -2773,7 +4228,13 @@
       </w:r>
     </w:p>
     <w:p>
-      <w:r>
+      <w:pPr>
+        <w:spacing w:line="336" w:lineRule="auto" w:after="180"/>
+      </w:pPr>
+      <w:r>
+        <w:rPr>
+          <w:b w:val="0"/>
+        </w:rPr>
         <w:t>Before trying: what do I expect, and why? While trying: which step could first go wrong? Afterwards: what did I actually observe, and what should change? Keep “not run” if you only traced the procedure.</w:t>
       </w:r>
     </w:p>
@@ -2787,17 +4248,52 @@
     </w:p>
     <w:p>
       <w:r>
+        <w:t>Move from recall to tracing, diagnosis and transfer in Multimodal Evidence. Explain why each step is justified.</w:t>
+      </w:r>
+    </w:p>
+    <w:p>
+      <w:pPr>
+        <w:spacing w:line="336" w:lineRule="auto" w:after="180"/>
+      </w:pPr>
+      <w:r>
+        <w:rPr>
+          <w:b/>
+        </w:rPr>
         <w:t>MASTERY</w:t>
       </w:r>
     </w:p>
     <w:p>
-      <w:r>
+      <w:pPr>
+        <w:spacing w:line="336" w:lineRule="auto" w:after="180"/>
+      </w:pPr>
+      <w:r>
+        <w:rPr>
+          <w:b w:val="0"/>
+        </w:rPr>
         <w:t>From Knowing the Word to Owning the Idea</w:t>
       </w:r>
     </w:p>
     <w:p>
-      <w:r>
-        <w:t>Move upward only when you can produce evidence without copying the worked example.</w:t>
+      <w:pPr>
+        <w:spacing w:line="336" w:lineRule="auto" w:after="180"/>
+      </w:pPr>
+      <w:r>
+        <w:rPr>
+          <w:b w:val="0"/>
+        </w:rPr>
+        <w:t xml:space="preserve">Move upward only when you can produce </w:t>
+      </w:r>
+      <w:r>
+        <w:rPr>
+          <w:b/>
+        </w:rPr>
+        <w:t>evidence</w:t>
+      </w:r>
+      <w:r>
+        <w:rPr>
+          <w:b w:val="0"/>
+        </w:rPr>
+        <w:t xml:space="preserve"> without copying the worked example.</w:t>
       </w:r>
     </w:p>
     <w:p>
@@ -2837,33 +4333,93 @@
       </w:r>
     </w:p>
     <w:p>
-      <w:r>
+      <w:pPr>
+        <w:spacing w:line="336" w:lineRule="auto" w:after="180"/>
+      </w:pPr>
+      <w:r>
+        <w:rPr>
+          <w:b w:val="0"/>
+        </w:rPr>
         <w:t>1 • NAME: Define the concept without repeating the textbook.</w:t>
       </w:r>
     </w:p>
     <w:p>
-      <w:r>
-        <w:t>2 • TRACE: Show the information, state, branch, calculation, or evidence path.</w:t>
-      </w:r>
-    </w:p>
-    <w:p>
-      <w:r>
+      <w:pPr>
+        <w:spacing w:line="336" w:lineRule="auto" w:after="180"/>
+      </w:pPr>
+      <w:r>
+        <w:rPr>
+          <w:b w:val="0"/>
+        </w:rPr>
+        <w:t xml:space="preserve">2 • TRACE: Show the information, state, branch, calculation, or </w:t>
+      </w:r>
+      <w:r>
+        <w:rPr>
+          <w:b/>
+        </w:rPr>
+        <w:t>evidence</w:t>
+      </w:r>
+      <w:r>
+        <w:rPr>
+          <w:b w:val="0"/>
+        </w:rPr>
+        <w:t xml:space="preserve"> path.</w:t>
+      </w:r>
+    </w:p>
+    <w:p>
+      <w:pPr>
+        <w:spacing w:line="336" w:lineRule="auto" w:after="180"/>
+      </w:pPr>
+      <w:r>
+        <w:rPr>
+          <w:b w:val="0"/>
+        </w:rPr>
         <w:t>3 • APPLY: Solve a different example independently.</w:t>
       </w:r>
     </w:p>
     <w:p>
-      <w:r>
+      <w:pPr>
+        <w:spacing w:line="336" w:lineRule="auto" w:after="180"/>
+      </w:pPr>
+      <w:r>
+        <w:rPr>
+          <w:b w:val="0"/>
+        </w:rPr>
         <w:t>4 • CHALLENGE: Find a boundary case, counterexample, or unfair outcome.</w:t>
       </w:r>
     </w:p>
     <w:p>
-      <w:r>
+      <w:pPr>
+        <w:spacing w:line="336" w:lineRule="auto" w:after="180"/>
+      </w:pPr>
+      <w:r>
+        <w:rPr>
+          <w:b w:val="0"/>
+        </w:rPr>
         <w:t>5 • EXPLAIN LIMITS: Say when the result should not be trusted or used alone.</w:t>
       </w:r>
     </w:p>
     <w:p>
-      <w:r>
-        <w:t>My strongest evidence of independent understanding:</w:t>
+      <w:pPr>
+        <w:spacing w:line="336" w:lineRule="auto" w:after="180"/>
+      </w:pPr>
+      <w:r>
+        <w:rPr>
+          <w:b w:val="0"/>
+        </w:rPr>
+        <w:t xml:space="preserve">My strongest </w:t>
+      </w:r>
+      <w:r>
+        <w:rPr>
+          <w:b/>
+        </w:rPr>
+        <w:t>evidence</w:t>
+      </w:r>
+      <w:r>
+        <w:rPr>
+          <w:b w:val="0"/>
+        </w:rPr>
+        <w:t xml:space="preserve"> of independent understanding:</w:t>
       </w:r>
     </w:p>
     <w:p>
@@ -2909,16 +4465,39 @@
     </w:p>
     <w:p>
       <w:r>
+        <w:t>Apply this week’s idea to Verified Study Buddy. Keep an annotated decision and the evidence supporting it.</w:t>
+      </w:r>
+    </w:p>
+    <w:p>
+      <w:pPr>
+        <w:spacing w:line="336" w:lineRule="auto" w:after="180"/>
+      </w:pPr>
+      <w:r>
+        <w:rPr>
+          <w:b/>
+        </w:rPr>
         <w:t>CUMULATIVE PROJECT</w:t>
       </w:r>
     </w:p>
     <w:p>
-      <w:r>
+      <w:pPr>
+        <w:spacing w:line="336" w:lineRule="auto" w:after="180"/>
+      </w:pPr>
+      <w:r>
+        <w:rPr>
+          <w:b w:val="0"/>
+        </w:rPr>
         <w:t>Verified Study Buddy</w:t>
       </w:r>
     </w:p>
     <w:p>
-      <w:r>
+      <w:pPr>
+        <w:spacing w:line="336" w:lineRule="auto" w:after="180"/>
+      </w:pPr>
+      <w:r>
+        <w:rPr>
+          <w:b w:val="0"/>
+        </w:rPr>
         <w:t>Every week adds one inspectable piece. The system must show how it reached a result.</w:t>
       </w:r>
     </w:p>
@@ -2959,17 +4538,51 @@
       </w:r>
     </w:p>
     <w:p>
-      <w:r>
+      <w:pPr>
+        <w:spacing w:line="336" w:lineRule="auto" w:after="180"/>
+      </w:pPr>
+      <w:r>
+        <w:rPr>
+          <w:b w:val="0"/>
+        </w:rPr>
         <w:t>THIS WEEK’S CHECKPOINT  Accept diagrams plus questions only when the source and topic align with the learner’s task.</w:t>
       </w:r>
     </w:p>
     <w:p>
-      <w:r>
-        <w:t>SYSTEM MAP  Learner need → prompt/schema → approved sources/retrieval → model/tool → structured answer → verification → human decision</w:t>
-      </w:r>
-    </w:p>
-    <w:p>
-      <w:r>
+      <w:pPr>
+        <w:pStyle w:val="Heading3"/>
+      </w:pPr>
+      <w:r>
+        <w:t>Trace the system</w:t>
+      </w:r>
+    </w:p>
+    <w:p>
+      <w:pPr>
+        <w:spacing w:line="336" w:lineRule="auto" w:after="180"/>
+        <w:shd w:fill="EDF7F3"/>
+      </w:pPr>
+      <w:r>
+        <w:rPr>
+          <w:b w:val="0"/>
+        </w:rPr>
+        <w:t xml:space="preserve">SYSTEM MAP  Learner need → prompt/schema → approved sources/retrieval → model/tool → structured answer → verification → </w:t>
+      </w:r>
+      <w:r>
+        <w:rPr>
+          <w:b/>
+        </w:rPr>
+        <w:t>human decision</w:t>
+      </w:r>
+    </w:p>
+    <w:p>
+      <w:pPr>
+        <w:spacing w:line="336" w:lineRule="auto" w:after="180"/>
+        <w:shd w:fill="F5F1FB"/>
+      </w:pPr>
+      <w:r>
+        <w:rPr>
+          <w:b w:val="0"/>
+        </w:rPr>
         <w:t>What will you add, change, or verify in the project this week?</w:t>
       </w:r>
     </w:p>
@@ -3007,8 +4620,27 @@
       </w:r>
     </w:p>
     <w:p>
-      <w:r>
-        <w:t>What should remain under human control?</w:t>
+      <w:pPr>
+        <w:spacing w:line="336" w:lineRule="auto" w:after="180"/>
+        <w:shd w:fill="F5F1FB"/>
+      </w:pPr>
+      <w:r>
+        <w:rPr>
+          <w:b w:val="0"/>
+        </w:rPr>
+        <w:t xml:space="preserve">What should remain under </w:t>
+      </w:r>
+      <w:r>
+        <w:rPr>
+          <w:b/>
+        </w:rPr>
+        <w:t>human control</w:t>
+      </w:r>
+      <w:r>
+        <w:rPr>
+          <w:b w:val="0"/>
+        </w:rPr>
+        <w:t>?</w:t>
       </w:r>
     </w:p>
     <w:p>
@@ -3045,21 +4677,66 @@
       </w:r>
     </w:p>
     <w:p>
-      <w:r>
-        <w:t>RESPONSIBLE DESIGN  Collect only necessary information. Show uncertainty and limits. Never confuse fluent output with verified truth.</w:t>
-      </w:r>
-    </w:p>
-    <w:p>
       <w:pPr>
         <w:pStyle w:val="Heading3"/>
       </w:pPr>
       <w:r>
+        <w:t>Responsible design</w:t>
+      </w:r>
+    </w:p>
+    <w:p>
+      <w:pPr>
+        <w:spacing w:line="336" w:lineRule="auto" w:after="180"/>
+        <w:shd w:fill="FFF5E6"/>
+      </w:pPr>
+      <w:r>
+        <w:rPr>
+          <w:b w:val="0"/>
+        </w:rPr>
+        <w:t xml:space="preserve">RESPONSIBLE DESIGN  Collect only necessary information. Show uncertainty and limits. Never confuse fluent </w:t>
+      </w:r>
+      <w:r>
+        <w:rPr>
+          <w:b/>
+        </w:rPr>
+        <w:t>output</w:t>
+      </w:r>
+      <w:r>
+        <w:rPr>
+          <w:b w:val="0"/>
+        </w:rPr>
+        <w:t xml:space="preserve"> with verified truth.</w:t>
+      </w:r>
+    </w:p>
+    <w:p>
+      <w:pPr>
+        <w:pStyle w:val="Heading3"/>
+      </w:pPr>
+      <w:r>
         <w:t>Evidence for your project</w:t>
       </w:r>
     </w:p>
     <w:p>
-      <w:r>
-        <w:t>Label Study Buddy claims by their visual, audio or text evidence and retain uncertainty when modalities omit information.</w:t>
+      <w:pPr>
+        <w:spacing w:line="336" w:lineRule="auto" w:after="180"/>
+      </w:pPr>
+      <w:r>
+        <w:rPr>
+          <w:b w:val="0"/>
+        </w:rPr>
+        <w:t xml:space="preserve">Label Study Buddy claims by their visual, audio or text </w:t>
+      </w:r>
+      <w:r>
+        <w:rPr>
+          <w:b/>
+        </w:rPr>
+        <w:t>evidence</w:t>
+      </w:r>
+      <w:r>
+        <w:rPr>
+          <w:b w:val="0"/>
+        </w:rPr>
+        <w:t xml:space="preserve"> and retain uncertainty when modalities omit information.</w:t>
       </w:r>
     </w:p>
     <w:p>
@@ -3072,16 +4749,48 @@
     </w:p>
     <w:p>
       <w:r>
+        <w:t>Use a genuinely new case for independent evidence. Previously discussed examples remain practice; use the separately named independent case before feedback.</w:t>
+      </w:r>
+    </w:p>
+    <w:p>
+      <w:pPr>
+        <w:pStyle w:val="Heading3"/>
+      </w:pPr>
+      <w:r>
+        <w:t>Independent evidence</w:t>
+      </w:r>
+    </w:p>
+    <w:p>
+      <w:pPr>
+        <w:spacing w:line="336" w:lineRule="auto" w:after="180"/>
+        <w:shd w:fill="FFF5E6"/>
+      </w:pPr>
+      <w:r>
+        <w:rPr>
+          <w:b w:val="0"/>
+        </w:rPr>
         <w:t>INDEPENDENT MASTERY PROOF</w:t>
       </w:r>
     </w:p>
     <w:p>
-      <w:r>
+      <w:pPr>
+        <w:spacing w:line="336" w:lineRule="auto" w:after="180"/>
+      </w:pPr>
+      <w:r>
+        <w:rPr>
+          <w:b w:val="0"/>
+        </w:rPr>
         <w:t>Explain • Transfer • Test • Defend</w:t>
       </w:r>
     </w:p>
     <w:p>
-      <w:r>
+      <w:pPr>
+        <w:spacing w:line="336" w:lineRule="auto" w:after="180"/>
+      </w:pPr>
+      <w:r>
+        <w:rPr>
+          <w:b w:val="0"/>
+        </w:rPr>
         <w:t>Complete this page without copying the worked example. Your reasoning matters more than decoration.</w:t>
       </w:r>
     </w:p>
@@ -3122,12 +4831,34 @@
       </w:r>
     </w:p>
     <w:p>
-      <w:r>
+      <w:pPr>
+        <w:pStyle w:val="Heading3"/>
+      </w:pPr>
+      <w:r>
+        <w:t>Try a more demanding case</w:t>
+      </w:r>
+    </w:p>
+    <w:p>
+      <w:pPr>
+        <w:spacing w:line="336" w:lineRule="auto" w:after="180"/>
+        <w:shd w:fill="F5F1FB"/>
+      </w:pPr>
+      <w:r>
+        <w:rPr>
+          <w:b w:val="0"/>
+        </w:rPr>
         <w:t>CHALLENGE  Design a plant helper using image plus question text.</w:t>
       </w:r>
     </w:p>
     <w:p>
-      <w:r>
+      <w:pPr>
+        <w:spacing w:line="336" w:lineRule="auto" w:after="180"/>
+        <w:shd w:fill="F4F9FC"/>
+      </w:pPr>
+      <w:r>
+        <w:rPr>
+          <w:b w:val="0"/>
+        </w:rPr>
         <w:t>1. My fresh example, trace, calculation, or design:</w:t>
       </w:r>
     </w:p>
@@ -3165,8 +4896,27 @@
       </w:r>
     </w:p>
     <w:p>
-      <w:r>
-        <w:t>2. My evidence that it works (include a boundary or missing-data case):</w:t>
+      <w:pPr>
+        <w:spacing w:line="336" w:lineRule="auto" w:after="180"/>
+        <w:shd w:fill="F4F9FC"/>
+      </w:pPr>
+      <w:r>
+        <w:rPr>
+          <w:b w:val="0"/>
+        </w:rPr>
+        <w:t xml:space="preserve">2. My </w:t>
+      </w:r>
+      <w:r>
+        <w:rPr>
+          <w:b/>
+        </w:rPr>
+        <w:t>evidence</w:t>
+      </w:r>
+      <w:r>
+        <w:rPr>
+          <w:b w:val="0"/>
+        </w:rPr>
+        <w:t xml:space="preserve"> that it works (include a boundary or missing-data case):</w:t>
       </w:r>
     </w:p>
     <w:p>
@@ -3203,7 +4953,14 @@
       </w:r>
     </w:p>
     <w:p>
-      <w:r>
+      <w:pPr>
+        <w:spacing w:line="336" w:lineRule="auto" w:after="180"/>
+        <w:shd w:fill="F4F9FC"/>
+      </w:pPr>
+      <w:r>
+        <w:rPr>
+          <w:b w:val="0"/>
+        </w:rPr>
         <w:t>3. One limitation, fairness concern, or situation needing human review:</w:t>
       </w:r>
     </w:p>
@@ -3241,8 +4998,47 @@
       </w:r>
     </w:p>
     <w:p>
-      <w:r>
-        <w:t>SELF-CHECK  □ I explained the mechanism  □ I used evidence  □ I tested a fresh case  □ I named a limitation  □ I can answer ‘why?’</w:t>
+      <w:pPr>
+        <w:pStyle w:val="Heading3"/>
+      </w:pPr>
+      <w:r>
+        <w:t>Check your explanation</w:t>
+      </w:r>
+    </w:p>
+    <w:p>
+      <w:pPr>
+        <w:spacing w:line="336" w:lineRule="auto" w:after="180"/>
+        <w:shd w:fill="F5F1FB"/>
+      </w:pPr>
+      <w:r>
+        <w:rPr>
+          <w:b w:val="0"/>
+        </w:rPr>
+        <w:t xml:space="preserve">SELF-CHECK  □ I explained the </w:t>
+      </w:r>
+      <w:r>
+        <w:rPr>
+          <w:b/>
+        </w:rPr>
+        <w:t>mechanism</w:t>
+      </w:r>
+      <w:r>
+        <w:rPr>
+          <w:b w:val="0"/>
+        </w:rPr>
+        <w:t xml:space="preserve">  □ I used </w:t>
+      </w:r>
+      <w:r>
+        <w:rPr>
+          <w:b/>
+        </w:rPr>
+        <w:t>evidence</w:t>
+      </w:r>
+      <w:r>
+        <w:rPr>
+          <w:b w:val="0"/>
+        </w:rPr>
+        <w:t xml:space="preserve">  □ I tested a fresh case  □ I named a limitation  □ I can answer ‘why?’</w:t>
       </w:r>
     </w:p>
     <w:p>
@@ -3254,6 +5050,11 @@
       </w:r>
     </w:p>
     <w:p>
+      <w:r>
+        <w:t>Revisit the complete Multimodal Evidence case for supported practice. Repeated examples do not become fresh assessments.</w:t>
+      </w:r>
+    </w:p>
+    <w:p>
       <w:pPr>
         <w:pStyle w:val="Heading3"/>
       </w:pPr>
@@ -3262,7 +5063,13 @@
       </w:r>
     </w:p>
     <w:p>
-      <w:r>
+      <w:pPr>
+        <w:spacing w:line="336" w:lineRule="auto" w:after="180"/>
+      </w:pPr>
+      <w:r>
+        <w:rPr>
+          <w:b w:val="0"/>
+        </w:rPr>
         <w:t>Use the supplied details to practise the weekly concept before attempting the independent question. This case extends the illustrated lesson.</w:t>
       </w:r>
     </w:p>
@@ -3275,7 +5082,13 @@
       </w:r>
     </w:p>
     <w:p>
-      <w:r>
+      <w:pPr>
+        <w:spacing w:line="336" w:lineRule="auto" w:after="180"/>
+      </w:pPr>
+      <w:r>
+        <w:rPr>
+          <w:b w:val="0"/>
+        </w:rPr>
         <w:t>An image shows three plants; caption claims a fourth outside the frame.</w:t>
       </w:r>
     </w:p>
@@ -3288,7 +5101,14 @@
       </w:r>
     </w:p>
     <w:p>
-      <w:r>
+      <w:pPr>
+        <w:spacing w:line="336" w:lineRule="auto" w:after="180"/>
+        <w:shd w:fill="F5F1FB"/>
+      </w:pPr>
+      <w:r>
+        <w:rPr>
+          <w:b w:val="0"/>
+        </w:rPr>
         <w:t>What can the image establish?</w:t>
       </w:r>
     </w:p>
@@ -3301,8 +5121,26 @@
       </w:r>
     </w:p>
     <w:p>
-      <w:r>
-        <w:t>Three visible plants. It cannot settle an off-frame claim. Attribute claims and preserve missing evidence.</w:t>
+      <w:pPr>
+        <w:spacing w:line="336" w:lineRule="auto" w:after="180"/>
+      </w:pPr>
+      <w:r>
+        <w:rPr>
+          <w:b w:val="0"/>
+        </w:rPr>
+        <w:t xml:space="preserve">Three visible plants. It cannot settle an off-frame claim. Attribute claims and preserve missing </w:t>
+      </w:r>
+      <w:r>
+        <w:rPr>
+          <w:b/>
+        </w:rPr>
+        <w:t>evidence</w:t>
+      </w:r>
+      <w:r>
+        <w:rPr>
+          <w:b w:val="0"/>
+        </w:rPr>
+        <w:t>.</w:t>
       </w:r>
     </w:p>
     <w:p>
@@ -3314,7 +5152,14 @@
       </w:r>
     </w:p>
     <w:p>
-      <w:r>
+      <w:pPr>
+        <w:spacing w:line="336" w:lineRule="auto" w:after="180"/>
+        <w:shd w:fill="F5F1FB"/>
+      </w:pPr>
+      <w:r>
+        <w:rPr>
+          <w:b w:val="0"/>
+        </w:rPr>
         <w:t>Which detail supports the answer, and why does it matter?</w:t>
       </w:r>
     </w:p>
@@ -3470,18 +5315,49 @@
       </w:tr>
     </w:tbl>
     <w:p>
-      <w:r>
+      <w:pPr>
+        <w:spacing w:line="336" w:lineRule="auto" w:after="180"/>
+      </w:pPr>
+      <w:r>
+        <w:rPr>
+          <w:b w:val="0"/>
+        </w:rPr>
         <w:t>An image shows three plants; caption claims a fourth outside the frame.</w:t>
       </w:r>
     </w:p>
     <w:p>
-      <w:r>
+      <w:pPr>
+        <w:spacing w:line="336" w:lineRule="auto" w:after="180"/>
+        <w:shd w:fill="F5F1FB"/>
+      </w:pPr>
+      <w:r>
+        <w:rPr>
+          <w:b w:val="0"/>
+        </w:rPr>
         <w:t>What can the image establish?</w:t>
       </w:r>
     </w:p>
     <w:p>
-      <w:r>
-        <w:t>Three visible plants. It cannot settle an off-frame claim. Attribute claims and preserve missing evidence.</w:t>
+      <w:pPr>
+        <w:spacing w:line="336" w:lineRule="auto" w:after="180"/>
+      </w:pPr>
+      <w:r>
+        <w:rPr>
+          <w:b w:val="0"/>
+        </w:rPr>
+        <w:t xml:space="preserve">Three visible plants. It cannot settle an off-frame claim. Attribute claims and preserve missing </w:t>
+      </w:r>
+      <w:r>
+        <w:rPr>
+          <w:b/>
+        </w:rPr>
+        <w:t>evidence</w:t>
+      </w:r>
+      <w:r>
+        <w:rPr>
+          <w:b w:val="0"/>
+        </w:rPr>
+        <w:t>.</w:t>
       </w:r>
     </w:p>
     <w:p>
@@ -3493,6 +5369,11 @@
       </w:r>
     </w:p>
     <w:p>
+      <w:r>
+        <w:t>Attempt the reserved new case before feedback. Record support; the earlier examples below remain additional practice.</w:t>
+      </w:r>
+    </w:p>
+    <w:p>
       <w:pPr>
         <w:pStyle w:val="Heading3"/>
       </w:pPr>
@@ -3501,7 +5382,14 @@
       </w:r>
     </w:p>
     <w:p>
-      <w:r>
+      <w:pPr>
+        <w:spacing w:line="336" w:lineRule="auto" w:after="180"/>
+        <w:shd w:fill="F5F1FB"/>
+      </w:pPr>
+      <w:r>
+        <w:rPr>
+          <w:b w:val="0"/>
+        </w:rPr>
         <w:t>A description reports two visible plants and a third opaque pot whose contents cannot be seen. A caption says “three plants”. What is supported?</w:t>
       </w:r>
     </w:p>
@@ -3549,7 +5437,13 @@
       </w:r>
     </w:p>
     <w:p>
-      <w:r>
+      <w:pPr>
+        <w:spacing w:line="336" w:lineRule="auto" w:after="180"/>
+      </w:pPr>
+      <w:r>
+        <w:rPr>
+          <w:b w:val="0"/>
+        </w:rPr>
         <w:t>Attempt this case before feedback. Record any help. Earlier examples below are further practice; a case already practised with feedback cannot establish fresh transfer.</w:t>
       </w:r>
     </w:p>
@@ -3562,18 +5456,43 @@
       </w:r>
     </w:p>
     <w:p>
-      <w:r>
+      <w:pPr>
+        <w:spacing w:line="336" w:lineRule="auto" w:after="180"/>
+      </w:pPr>
+      <w:r>
+        <w:rPr>
+          <w:b w:val="0"/>
+        </w:rPr>
         <w:t>Close the worked explanation. Apply the idea to this different question without copying.</w:t>
       </w:r>
     </w:p>
     <w:p>
-      <w:r>
+      <w:pPr>
+        <w:spacing w:line="336" w:lineRule="auto" w:after="180"/>
+        <w:shd w:fill="F5F1FB"/>
+      </w:pPr>
+      <w:r>
+        <w:rPr>
+          <w:b w:val="0"/>
+        </w:rPr>
         <w:t>A chart image shows 12 plants; its caption says 21. What should a multimodal assistant report before drawing a conclusion?</w:t>
       </w:r>
     </w:p>
     <w:p>
-      <w:r>
-        <w:t>My answer, with a trace, calculation or supporting evidence</w:t>
+      <w:pPr>
+        <w:spacing w:line="336" w:lineRule="auto" w:after="180"/>
+      </w:pPr>
+      <w:r>
+        <w:rPr>
+          <w:b w:val="0"/>
+        </w:rPr>
+        <w:t xml:space="preserve">My answer, with a trace, calculation or supporting </w:t>
+      </w:r>
+      <w:r>
+        <w:rPr>
+          <w:b/>
+        </w:rPr>
+        <w:t>evidence</w:t>
       </w:r>
     </w:p>
     <w:p>
@@ -3618,13 +5537,37 @@
       </w:r>
     </w:p>
     <w:p>
-      <w:r>
+      <w:pPr>
+        <w:spacing w:line="336" w:lineRule="auto" w:after="180"/>
+      </w:pPr>
+      <w:r>
+        <w:rPr>
+          <w:b w:val="0"/>
+        </w:rPr>
         <w:t>Change one relevant detail. Predict the result before testing. Include a boundary or missing-information case when it helps reveal a limit.</w:t>
       </w:r>
     </w:p>
     <w:p>
-      <w:r>
-        <w:t>My changed input and expected result</w:t>
+      <w:pPr>
+        <w:spacing w:line="336" w:lineRule="auto" w:after="180"/>
+      </w:pPr>
+      <w:r>
+        <w:rPr>
+          <w:b w:val="0"/>
+        </w:rPr>
+        <w:t xml:space="preserve">My changed </w:t>
+      </w:r>
+      <w:r>
+        <w:rPr>
+          <w:b/>
+        </w:rPr>
+        <w:t>input</w:t>
+      </w:r>
+      <w:r>
+        <w:rPr>
+          <w:b w:val="0"/>
+        </w:rPr>
+        <w:t xml:space="preserve"> and expected result</w:t>
       </w:r>
     </w:p>
     <w:p>
@@ -3669,13 +5612,37 @@
       </w:r>
     </w:p>
     <w:p>
-      <w:r>
+      <w:pPr>
+        <w:spacing w:line="336" w:lineRule="auto" w:after="180"/>
+      </w:pPr>
+      <w:r>
+        <w:rPr>
+          <w:b w:val="0"/>
+        </w:rPr>
         <w:t>Accept diagrams plus questions only when the source and topic align with the learner’s task.</w:t>
       </w:r>
     </w:p>
     <w:p>
-      <w:r>
-        <w:t>The evidence I will keep</w:t>
+      <w:pPr>
+        <w:spacing w:line="336" w:lineRule="auto" w:after="180"/>
+      </w:pPr>
+      <w:r>
+        <w:rPr>
+          <w:b w:val="0"/>
+        </w:rPr>
+        <w:t xml:space="preserve">The </w:t>
+      </w:r>
+      <w:r>
+        <w:rPr>
+          <w:b/>
+        </w:rPr>
+        <w:t>evidence</w:t>
+      </w:r>
+      <w:r>
+        <w:rPr>
+          <w:b w:val="0"/>
+        </w:rPr>
+        <w:t xml:space="preserve"> I will keep</w:t>
       </w:r>
     </w:p>
     <w:p>
@@ -3712,8 +5679,26 @@
       </w:r>
     </w:p>
     <w:p>
-      <w:r>
-        <w:t>Your teacher has the independent answer and scoring criteria. Complete the matching workbook week to keep your practice evidence together.</w:t>
+      <w:pPr>
+        <w:spacing w:line="336" w:lineRule="auto" w:after="180"/>
+      </w:pPr>
+      <w:r>
+        <w:rPr>
+          <w:b w:val="0"/>
+        </w:rPr>
+        <w:t xml:space="preserve">Your teacher has the independent answer and scoring criteria. Complete the matching workbook week to keep your practice </w:t>
+      </w:r>
+      <w:r>
+        <w:rPr>
+          <w:b/>
+        </w:rPr>
+        <w:t>evidence</w:t>
+      </w:r>
+      <w:r>
+        <w:rPr>
+          <w:b w:val="0"/>
+        </w:rPr>
+        <w:t xml:space="preserve"> together.</w:t>
       </w:r>
     </w:p>
     <w:p>
@@ -3725,8 +5710,26 @@
       </w:r>
     </w:p>
     <w:p>
-      <w:r>
-        <w:t>A caption says four seedlings; the image shows three and an opaque box. Is a fourth seedling disproved? Write an evidence-aware response.</w:t>
+      <w:pPr>
+        <w:spacing w:line="336" w:lineRule="auto" w:after="180"/>
+      </w:pPr>
+      <w:r>
+        <w:rPr>
+          <w:b w:val="0"/>
+        </w:rPr>
+        <w:t xml:space="preserve">A caption says four seedlings; the image shows three and an opaque box. Is a fourth seedling disproved? Write an </w:t>
+      </w:r>
+      <w:r>
+        <w:rPr>
+          <w:b/>
+        </w:rPr>
+        <w:t>evidence</w:t>
+      </w:r>
+      <w:r>
+        <w:rPr>
+          <w:b w:val="0"/>
+        </w:rPr>
+        <w:t>-aware response.</w:t>
       </w:r>
     </w:p>
     <w:p>
@@ -3781,8 +5784,25 @@
       </w:r>
     </w:p>
     <w:p>
-      <w:r>
-        <w:t>Attempt the independent case before hints. Record whether you worked alone, used a hint or followed a model. After feedback, fix the first unsupported step and explain why it changed. A later check uses a changed case, not a copied answer.</w:t>
+      <w:pPr>
+        <w:spacing w:line="336" w:lineRule="auto" w:after="180"/>
+      </w:pPr>
+      <w:r>
+        <w:rPr>
+          <w:b w:val="0"/>
+        </w:rPr>
+        <w:t>Attempt the independent case before hints. Record whether you worked alone, used a hint or followed a model. After feedback, fix the first unsupported step and explain why it changed.</w:t>
+      </w:r>
+    </w:p>
+    <w:p>
+      <w:pPr>
+        <w:spacing w:line="336" w:lineRule="auto" w:after="180"/>
+      </w:pPr>
+      <w:r>
+        <w:rPr>
+          <w:b w:val="0"/>
+        </w:rPr>
+        <w:t>A later check uses a changed case, not a copied answer.</w:t>
       </w:r>
     </w:p>
     <w:p>
@@ -3795,6 +5815,17 @@
     </w:p>
     <w:p>
       <w:r>
+        <w:t>Use this map to navigate Multimodal Evidence, connect the goals to tasks and keep one evidence record for each attempt.</w:t>
+      </w:r>
+    </w:p>
+    <w:p>
+      <w:pPr>
+        <w:spacing w:line="336" w:lineRule="auto" w:after="180"/>
+      </w:pPr>
+      <w:r>
+        <w:rPr>
+          <w:b w:val="0"/>
+        </w:rPr>
         <w:t>Start with this question: A fictional Study Buddy audits a desk description and a separate caption.</w:t>
       </w:r>
     </w:p>
@@ -3901,13 +5932,61 @@
       </w:tr>
     </w:tbl>
     <w:p>
-      <w:r>
-        <w:t>Remember → watch and explain → try with help → investigate → try independently → keep project evidence. Your teacher may spread this lesson across several classes.</w:t>
-      </w:r>
-    </w:p>
-    <w:p>
-      <w:r>
-        <w:t>Keep your first prediction. Compare it with what the evidence shows and explain any change.</w:t>
+      <w:pPr>
+        <w:spacing w:line="336" w:lineRule="auto" w:after="180"/>
+      </w:pPr>
+      <w:r>
+        <w:rPr>
+          <w:b w:val="0"/>
+        </w:rPr>
+        <w:t xml:space="preserve">Remember → watch and explain → try with help → investigate → try independently → keep project </w:t>
+      </w:r>
+      <w:r>
+        <w:rPr>
+          <w:b/>
+        </w:rPr>
+        <w:t>evidence</w:t>
+      </w:r>
+      <w:r>
+        <w:rPr>
+          <w:b w:val="0"/>
+        </w:rPr>
+        <w:t>. Your teacher may spread this lesson across several classes.</w:t>
+      </w:r>
+    </w:p>
+    <w:p>
+      <w:pPr>
+        <w:spacing w:line="336" w:lineRule="auto" w:after="180"/>
+      </w:pPr>
+      <w:r>
+        <w:rPr>
+          <w:b w:val="0"/>
+        </w:rPr>
+        <w:t xml:space="preserve">Keep your first </w:t>
+      </w:r>
+      <w:r>
+        <w:rPr>
+          <w:b/>
+        </w:rPr>
+        <w:t>prediction</w:t>
+      </w:r>
+      <w:r>
+        <w:rPr>
+          <w:b w:val="0"/>
+        </w:rPr>
+        <w:t xml:space="preserve">. Compare it with what the </w:t>
+      </w:r>
+      <w:r>
+        <w:rPr>
+          <w:b/>
+        </w:rPr>
+        <w:t>evidence</w:t>
+      </w:r>
+      <w:r>
+        <w:rPr>
+          <w:b w:val="0"/>
+        </w:rPr>
+        <w:t xml:space="preserve"> shows and explain any change.</w:t>
       </w:r>
     </w:p>
     <w:p>
@@ -3920,7 +5999,36 @@
     </w:p>
     <w:p>
       <w:r>
-        <w:t>Close your notes. Explain this goal in your own words: Explain the mechanism and terminology of speech pipelines and multimodal evidence</w:t>
+        <w:t>Explain Multimodal Evidence without notes, identify a remaining question and plan a later check with a changed case.</w:t>
+      </w:r>
+    </w:p>
+    <w:p>
+      <w:pPr>
+        <w:spacing w:line="336" w:lineRule="auto" w:after="180"/>
+      </w:pPr>
+      <w:r>
+        <w:rPr>
+          <w:b w:val="0"/>
+        </w:rPr>
+        <w:t xml:space="preserve">Close your notes. Explain this goal in your own words: Explain the </w:t>
+      </w:r>
+      <w:r>
+        <w:rPr>
+          <w:b/>
+        </w:rPr>
+        <w:t>mechanism</w:t>
+      </w:r>
+      <w:r>
+        <w:rPr>
+          <w:b w:val="0"/>
+        </w:rPr>
+        <w:t xml:space="preserve"> and terminology of speech pipelines and multimodal </w:t>
+      </w:r>
+      <w:r>
+        <w:rPr>
+          <w:b/>
+        </w:rPr>
+        <w:t>evidence</w:t>
       </w:r>
     </w:p>
     <w:p>
@@ -3957,13 +6065,61 @@
       </w:r>
     </w:p>
     <w:p>
-      <w:r>
-        <w:t>If you are unsure, return to the worked picture and explain one arrow. If you are ready, change an input or assumption and justify your prediction.</w:t>
-      </w:r>
-    </w:p>
-    <w:p>
-      <w:r>
-        <w:t>Save your workbook evidence. At the next review, try a different case before opening your old answer.</w:t>
+      <w:pPr>
+        <w:spacing w:line="336" w:lineRule="auto" w:after="180"/>
+      </w:pPr>
+      <w:r>
+        <w:rPr>
+          <w:b w:val="0"/>
+        </w:rPr>
+        <w:t xml:space="preserve">If you are unsure, return to the worked picture and explain one arrow. If you are ready, change an </w:t>
+      </w:r>
+      <w:r>
+        <w:rPr>
+          <w:b/>
+        </w:rPr>
+        <w:t>input</w:t>
+      </w:r>
+      <w:r>
+        <w:rPr>
+          <w:b w:val="0"/>
+        </w:rPr>
+        <w:t xml:space="preserve"> or assumption and justify your </w:t>
+      </w:r>
+      <w:r>
+        <w:rPr>
+          <w:b/>
+        </w:rPr>
+        <w:t>prediction</w:t>
+      </w:r>
+      <w:r>
+        <w:rPr>
+          <w:b w:val="0"/>
+        </w:rPr>
+        <w:t>.</w:t>
+      </w:r>
+    </w:p>
+    <w:p>
+      <w:pPr>
+        <w:spacing w:line="336" w:lineRule="auto" w:after="180"/>
+      </w:pPr>
+      <w:r>
+        <w:rPr>
+          <w:b w:val="0"/>
+        </w:rPr>
+        <w:t xml:space="preserve">Save your workbook </w:t>
+      </w:r>
+      <w:r>
+        <w:rPr>
+          <w:b/>
+        </w:rPr>
+        <w:t>evidence</w:t>
+      </w:r>
+      <w:r>
+        <w:rPr>
+          <w:b w:val="0"/>
+        </w:rPr>
+        <w:t>. At the next review, try a different case before opening your old answer.</w:t>
       </w:r>
     </w:p>
     <w:p>
@@ -3976,11 +6132,28 @@
     </w:p>
     <w:p>
       <w:r>
+        <w:t>Attempt supported questions before using hints or feedback. Review a missing building block, then keep the completed work.</w:t>
+      </w:r>
+    </w:p>
+    <w:p>
+      <w:pPr>
+        <w:spacing w:line="336" w:lineRule="auto" w:after="180"/>
+      </w:pPr>
+      <w:r>
+        <w:rPr>
+          <w:b w:val="0"/>
+        </w:rPr>
         <w:t>Use this supported practice once, in the browser or on paper. Keep the reserved independent assessment for a separate first attempt before teacher feedback.</w:t>
       </w:r>
     </w:p>
     <w:p>
-      <w:r>
+      <w:pPr>
+        <w:spacing w:line="336" w:lineRule="auto" w:after="180"/>
+      </w:pPr>
+      <w:r>
+        <w:rPr>
+          <w:b w:val="0"/>
+        </w:rPr>
         <w:t>A fictional Study Buddy audits a desk description and a separate caption.</w:t>
       </w:r>
     </w:p>
@@ -3993,28 +6166,68 @@
       </w:r>
     </w:p>
     <w:p>
-      <w:r>
+      <w:pPr>
+        <w:spacing w:line="336" w:lineRule="auto" w:after="180"/>
+      </w:pPr>
+      <w:r>
+        <w:rPr>
+          <w:b w:val="0"/>
+        </w:rPr>
         <w:t>Which labelled step matches this detail? At least three are supported; total five is not established by the description.</w:t>
       </w:r>
     </w:p>
     <w:p>
-      <w:r>
+      <w:pPr>
+        <w:spacing w:line="336" w:lineRule="auto" w:after="180"/>
+        <w:shd w:fill="F4F9FC"/>
+      </w:pPr>
+      <w:r>
+        <w:rPr>
+          <w:b w:val="0"/>
+        </w:rPr>
         <w:t>1. Caption claim</w:t>
       </w:r>
     </w:p>
     <w:p>
-      <w:r>
+      <w:pPr>
+        <w:spacing w:line="336" w:lineRule="auto" w:after="180"/>
+        <w:shd w:fill="F4F9FC"/>
+      </w:pPr>
+      <w:r>
+        <w:rPr>
+          <w:b w:val="0"/>
+        </w:rPr>
         <w:t>2. Supported response</w:t>
       </w:r>
     </w:p>
     <w:p>
-      <w:r>
+      <w:pPr>
+        <w:spacing w:line="336" w:lineRule="auto" w:after="180"/>
+        <w:shd w:fill="F4F9FC"/>
+      </w:pPr>
+      <w:r>
+        <w:rPr>
+          <w:b w:val="0"/>
+        </w:rPr>
         <w:t>3. Hidden region</w:t>
       </w:r>
     </w:p>
     <w:p>
-      <w:r>
-        <w:t>4. Visible evidence</w:t>
+      <w:pPr>
+        <w:spacing w:line="336" w:lineRule="auto" w:after="180"/>
+        <w:shd w:fill="F4F9FC"/>
+      </w:pPr>
+      <w:r>
+        <w:rPr>
+          <w:b w:val="0"/>
+        </w:rPr>
+        <w:t xml:space="preserve">4. Visible </w:t>
+      </w:r>
+      <w:r>
+        <w:rPr>
+          <w:b/>
+        </w:rPr>
+        <w:t>evidence</w:t>
       </w:r>
     </w:p>
     <w:p>
@@ -4051,41 +6264,167 @@
       </w:r>
     </w:p>
     <w:p>
-      <w:r>
+      <w:pPr>
+        <w:pStyle w:val="Heading3"/>
+      </w:pPr>
+      <w:r>
+        <w:t>Hint · try first</w:t>
+      </w:r>
+    </w:p>
+    <w:p>
+      <w:pPr>
+        <w:spacing w:line="336" w:lineRule="auto" w:after="180"/>
+        <w:shd w:fill="F1F6F8"/>
+      </w:pPr>
+      <w:r>
+        <w:rPr>
+          <w:b w:val="0"/>
+        </w:rPr>
         <w:t>Hint if needed: Read the steps in the pictorial case. Match the supplied detail to the stage that performs or records it.</w:t>
       </w:r>
     </w:p>
     <w:p>
-      <w:r>
-        <w:t>After your attempt, compare with the supported explanation: Supported response At least three are supported; total five is not established by the description. A caption is another claim, not a way of seeing through an opaque object. Keep observable information separate from inferences. The visible three give a lower bound under the stated desk scope; there is no supplied maximum for the closed box. Do not replace unknown contents with zero merely because none are visible.</w:t>
-      </w:r>
-    </w:p>
-    <w:p>
       <w:pPr>
         <w:pStyle w:val="Heading3"/>
       </w:pPr>
       <w:r>
+        <w:t>Feedback · compare after trying</w:t>
+      </w:r>
+    </w:p>
+    <w:p>
+      <w:pPr>
+        <w:spacing w:line="336" w:lineRule="auto" w:after="180"/>
+        <w:shd w:fill="F1F6FC"/>
+      </w:pPr>
+      <w:r>
+        <w:rPr>
+          <w:b w:val="0"/>
+        </w:rPr>
+        <w:t>After your attempt, compare with the supported explanation: Supported response At least three are supported; total five is not established by the description.</w:t>
+      </w:r>
+    </w:p>
+    <w:p>
+      <w:pPr>
+        <w:spacing w:line="336" w:lineRule="auto" w:after="180"/>
+        <w:shd w:fill="F1F6FC"/>
+      </w:pPr>
+      <w:r>
+        <w:rPr>
+          <w:b w:val="0"/>
+        </w:rPr>
+        <w:t>A caption is another claim, not a way of seeing through an opaque object. Keep observable information separate from inferences.</w:t>
+      </w:r>
+    </w:p>
+    <w:p>
+      <w:pPr>
+        <w:spacing w:line="336" w:lineRule="auto" w:after="180"/>
+        <w:shd w:fill="F1F6FC"/>
+      </w:pPr>
+      <w:r>
+        <w:rPr>
+          <w:b w:val="0"/>
+        </w:rPr>
+        <w:t>The visible three give a lower bound under the stated desk scope; there is no supplied maximum for the closed box. Do not replace unknown contents with zero merely because none are visible.</w:t>
+      </w:r>
+    </w:p>
+    <w:p>
+      <w:pPr>
+        <w:pStyle w:val="Heading3"/>
+      </w:pPr>
+      <w:r>
         <w:t>Practice 2: explain the deciding evidence</w:t>
       </w:r>
     </w:p>
     <w:p>
-      <w:r>
-        <w:t>Changed-case practice: Open the closed box and a verified observation shows two pencils inside, with no other desk locations. Which conclusion is supported by the supplied facts?</w:t>
-      </w:r>
-    </w:p>
-    <w:p>
-      <w:r>
-        <w:t>1. We can decide the result without examining the changed input or the procedure.</w:t>
-      </w:r>
-    </w:p>
-    <w:p>
-      <w:r>
+      <w:pPr>
+        <w:pStyle w:val="Heading3"/>
+      </w:pPr>
+      <w:r>
+        <w:t>Changed case · predict first</w:t>
+      </w:r>
+    </w:p>
+    <w:p>
+      <w:pPr>
+        <w:spacing w:line="336" w:lineRule="auto" w:after="180"/>
+        <w:shd w:fill="F5F1FB"/>
+      </w:pPr>
+      <w:r>
+        <w:rPr>
+          <w:b w:val="0"/>
+        </w:rPr>
+        <w:t xml:space="preserve">Changed-case practice: Open the closed box and a verified </w:t>
+      </w:r>
+      <w:r>
+        <w:rPr>
+          <w:b/>
+        </w:rPr>
+        <w:t>observation</w:t>
+      </w:r>
+      <w:r>
+        <w:rPr>
+          <w:b w:val="0"/>
+        </w:rPr>
+        <w:t xml:space="preserve"> shows two pencils inside, with no other desk locations. Which conclusion is supported by the supplied facts?</w:t>
+      </w:r>
+    </w:p>
+    <w:p>
+      <w:pPr>
+        <w:spacing w:line="336" w:lineRule="auto" w:after="180"/>
+        <w:shd w:fill="F4F9FC"/>
+      </w:pPr>
+      <w:r>
+        <w:rPr>
+          <w:b w:val="0"/>
+        </w:rPr>
+        <w:t xml:space="preserve">1. We can decide the result without examining the changed </w:t>
+      </w:r>
+      <w:r>
+        <w:rPr>
+          <w:b/>
+        </w:rPr>
+        <w:t>input</w:t>
+      </w:r>
+      <w:r>
+        <w:rPr>
+          <w:b w:val="0"/>
+        </w:rPr>
+        <w:t xml:space="preserve"> or the procedure.</w:t>
+      </w:r>
+    </w:p>
+    <w:p>
+      <w:pPr>
+        <w:spacing w:line="336" w:lineRule="auto" w:after="180"/>
+        <w:shd w:fill="F4F9FC"/>
+      </w:pPr>
+      <w:r>
+        <w:rPr>
+          <w:b w:val="0"/>
+        </w:rPr>
         <w:t>2. The total is now supported as five.</w:t>
       </w:r>
     </w:p>
     <w:p>
-      <w:r>
-        <w:t>3. This one example guarantees correct results for every future input.</w:t>
+      <w:pPr>
+        <w:spacing w:line="336" w:lineRule="auto" w:after="180"/>
+        <w:shd w:fill="F4F9FC"/>
+      </w:pPr>
+      <w:r>
+        <w:rPr>
+          <w:b w:val="0"/>
+        </w:rPr>
+        <w:t xml:space="preserve">3. This one example guarantees correct results for every future </w:t>
+      </w:r>
+      <w:r>
+        <w:rPr>
+          <w:b/>
+        </w:rPr>
+        <w:t>input</w:t>
+      </w:r>
+      <w:r>
+        <w:rPr>
+          <w:b w:val="0"/>
+        </w:rPr>
+        <w:t>.</w:t>
       </w:r>
     </w:p>
     <w:p>
@@ -4122,12 +6461,42 @@
       </w:r>
     </w:p>
     <w:p>
-      <w:r>
+      <w:pPr>
+        <w:pStyle w:val="Heading3"/>
+      </w:pPr>
+      <w:r>
+        <w:t>Hint · try first</w:t>
+      </w:r>
+    </w:p>
+    <w:p>
+      <w:pPr>
+        <w:spacing w:line="336" w:lineRule="auto" w:after="180"/>
+        <w:shd w:fill="F1F6F8"/>
+      </w:pPr>
+      <w:r>
+        <w:rPr>
+          <w:b w:val="0"/>
+        </w:rPr>
         <w:t>Hint if needed: Use the changed condition and the deciding step in the pictorial trace. The answer must say what follows from those facts.</w:t>
       </w:r>
     </w:p>
     <w:p>
-      <w:r>
+      <w:pPr>
+        <w:pStyle w:val="Heading3"/>
+      </w:pPr>
+      <w:r>
+        <w:t>Feedback · compare after trying</w:t>
+      </w:r>
+    </w:p>
+    <w:p>
+      <w:pPr>
+        <w:spacing w:line="336" w:lineRule="auto" w:after="180"/>
+        <w:shd w:fill="F1F6FC"/>
+      </w:pPr>
+      <w:r>
+        <w:rPr>
+          <w:b w:val="0"/>
+        </w:rPr>
         <w:t>After your attempt, compare with the supported explanation: The total is now supported as five. 3 visible initially plus 2 newly observed gives 5 under the complete-location assumption.</w:t>
       </w:r>
     </w:p>
@@ -4140,18 +6509,141 @@
       </w:r>
     </w:p>
     <w:p>
-      <w:r>
-        <w:t>Review Speech and Audio Systems (ai-3/12). Goal: Explain the mechanism and terminology of speech pipelines and multimodal evidence. Short practice: Which stage was initially wrong, and which stage was correctly operating on a wrong input?. Return to this week and explain what you changed.</w:t>
-      </w:r>
-    </w:p>
-    <w:p>
-      <w:r>
-        <w:t>Review Image Generation Models (ai-3/10). Goal: Explain the mechanism and terminology of image generation and provenance. Short practice: What may these two grids explain, and what can they not establish about a real generator?. Return to this week and explain what you changed.</w:t>
-      </w:r>
-    </w:p>
-    <w:p>
-      <w:r>
-        <w:t>Review Iterative Prompting (ai-3/7). Goal: Explain the mechanism and terminology of controlled prompt experiments. Short practice: What evidence supports improvement here, and what remains unproven?. Return to this week and explain what you changed.</w:t>
+      <w:pPr>
+        <w:spacing w:line="336" w:lineRule="auto" w:after="180"/>
+      </w:pPr>
+      <w:r>
+        <w:rPr>
+          <w:b w:val="0"/>
+        </w:rPr>
+        <w:t xml:space="preserve">Review Speech and Audio Systems (ai-3/12). Goal: Explain the </w:t>
+      </w:r>
+      <w:r>
+        <w:rPr>
+          <w:b/>
+        </w:rPr>
+        <w:t>mechanism</w:t>
+      </w:r>
+      <w:r>
+        <w:rPr>
+          <w:b w:val="0"/>
+        </w:rPr>
+        <w:t xml:space="preserve"> and terminology of speech pipelines and multimodal </w:t>
+      </w:r>
+      <w:r>
+        <w:rPr>
+          <w:b/>
+        </w:rPr>
+        <w:t>evidence</w:t>
+      </w:r>
+      <w:r>
+        <w:rPr>
+          <w:b w:val="0"/>
+        </w:rPr>
+        <w:t>.</w:t>
+      </w:r>
+    </w:p>
+    <w:p>
+      <w:pPr>
+        <w:spacing w:line="336" w:lineRule="auto" w:after="180"/>
+      </w:pPr>
+      <w:r>
+        <w:rPr>
+          <w:b w:val="0"/>
+        </w:rPr>
+        <w:t xml:space="preserve">Short practice: Which stage was initially wrong, and which stage was correctly operating on a wrong </w:t>
+      </w:r>
+      <w:r>
+        <w:rPr>
+          <w:b/>
+        </w:rPr>
+        <w:t>input</w:t>
+      </w:r>
+      <w:r>
+        <w:rPr>
+          <w:b w:val="0"/>
+        </w:rPr>
+        <w:t>?. Return to this week and explain what you changed.</w:t>
+      </w:r>
+    </w:p>
+    <w:p>
+      <w:pPr>
+        <w:spacing w:line="336" w:lineRule="auto" w:after="180"/>
+      </w:pPr>
+      <w:r>
+        <w:rPr>
+          <w:b w:val="0"/>
+        </w:rPr>
+        <w:t xml:space="preserve">Review Image Generation Models (ai-3/10). Goal: Explain the </w:t>
+      </w:r>
+      <w:r>
+        <w:rPr>
+          <w:b/>
+        </w:rPr>
+        <w:t>mechanism</w:t>
+      </w:r>
+      <w:r>
+        <w:rPr>
+          <w:b w:val="0"/>
+        </w:rPr>
+        <w:t xml:space="preserve"> and terminology of image generation and provenance.</w:t>
+      </w:r>
+    </w:p>
+    <w:p>
+      <w:pPr>
+        <w:spacing w:line="336" w:lineRule="auto" w:after="180"/>
+      </w:pPr>
+      <w:r>
+        <w:rPr>
+          <w:b w:val="0"/>
+        </w:rPr>
+        <w:t>Short practice: What may these two grids explain, and what can they not establish about a real generator?. Return to this week and explain what you changed.</w:t>
+      </w:r>
+    </w:p>
+    <w:p>
+      <w:pPr>
+        <w:spacing w:line="336" w:lineRule="auto" w:after="180"/>
+      </w:pPr>
+      <w:r>
+        <w:rPr>
+          <w:b w:val="0"/>
+        </w:rPr>
+        <w:t xml:space="preserve">Review Iterative Prompting (ai-3/7). Goal: Explain the </w:t>
+      </w:r>
+      <w:r>
+        <w:rPr>
+          <w:b/>
+        </w:rPr>
+        <w:t>mechanism</w:t>
+      </w:r>
+      <w:r>
+        <w:rPr>
+          <w:b w:val="0"/>
+        </w:rPr>
+        <w:t xml:space="preserve"> and terminology of controlled prompt experiments. Short practice: What </w:t>
+      </w:r>
+      <w:r>
+        <w:rPr>
+          <w:b/>
+        </w:rPr>
+        <w:t>evidence</w:t>
+      </w:r>
+      <w:r>
+        <w:rPr>
+          <w:b w:val="0"/>
+        </w:rPr>
+        <w:t xml:space="preserve"> supports improvement here, and what remains unproven?.</w:t>
+      </w:r>
+    </w:p>
+    <w:p>
+      <w:pPr>
+        <w:spacing w:line="336" w:lineRule="auto" w:after="180"/>
+      </w:pPr>
+      <w:r>
+        <w:rPr>
+          <w:b w:val="0"/>
+        </w:rPr>
+        <w:t>Return to this week and explain what you changed.</w:t>
       </w:r>
     </w:p>
     <w:p>
@@ -4163,8 +6655,720 @@
       </w:r>
     </w:p>
     <w:p>
-      <w:r>
-        <w:t>Use Download completed work in the hosted lesson to export your answers, reflections, practice feedback and code-run evidence. Open the HTML copy to read or print it. Drafts stay in this browser when storage is available; clear drafts on a shared device.</w:t>
+      <w:pPr>
+        <w:spacing w:line="336" w:lineRule="auto" w:after="180"/>
+      </w:pPr>
+      <w:r>
+        <w:rPr>
+          <w:b w:val="0"/>
+        </w:rPr>
+        <w:t xml:space="preserve">Use Download completed work in the hosted lesson to export your answers, reflections, practice feedback and code-run </w:t>
+      </w:r>
+      <w:r>
+        <w:rPr>
+          <w:b/>
+        </w:rPr>
+        <w:t>evidence</w:t>
+      </w:r>
+      <w:r>
+        <w:rPr>
+          <w:b w:val="0"/>
+        </w:rPr>
+        <w:t>. Open the HTML copy to read or print it.</w:t>
+      </w:r>
+    </w:p>
+    <w:p>
+      <w:pPr>
+        <w:spacing w:line="336" w:lineRule="auto" w:after="180"/>
+      </w:pPr>
+      <w:r>
+        <w:rPr>
+          <w:b w:val="0"/>
+        </w:rPr>
+        <w:t>Drafts stay in this browser when storage is available; clear drafts on a shared device.</w:t>
+      </w:r>
+    </w:p>
+    <w:p>
+      <w:pPr>
+        <w:pStyle w:val="Heading1"/>
+      </w:pPr>
+      <w:r>
+        <w:t>18. Visual concept journey</w:t>
+      </w:r>
+    </w:p>
+    <w:p>
+      <w:r>
+        <w:t>Explain each Multimodal Evidence graphic using its labels, deciding evidence and relevant limitation.</w:t>
+      </w:r>
+    </w:p>
+    <w:p>
+      <w:pPr>
+        <w:pStyle w:val="Heading3"/>
+      </w:pPr>
+      <w:r>
+        <w:t>01. Multimodal Evidence: the case</w:t>
+      </w:r>
+    </w:p>
+    <w:p>
+      <w:r>
+        <w:drawing>
+          <wp:inline xmlns:a="http://schemas.openxmlformats.org/drawingml/2006/main" xmlns:pic="http://schemas.openxmlformats.org/drawingml/2006/picture">
+            <wp:extent cx="5486400" cy="2990088"/>
+            <wp:docPr id="22" name="Picture 22" descr="A fictional Study Buddy audits a desk description and a separate caption. Supplied facts: Description: one open transparent box visibly contains three pencils; one closed opaque box hides its contents. Caption: “There are five pencils on this desk.” No other evidence reveals the closed box."/>
+            <wp:cNvGraphicFramePr>
+              <a:graphicFrameLocks noChangeAspect="1"/>
+            </wp:cNvGraphicFramePr>
+            <a:graphic>
+              <a:graphicData uri="http://schemas.openxmlformats.org/drawingml/2006/picture">
+                <pic:pic>
+                  <pic:nvPicPr>
+                    <pic:cNvPr id="0" name="academy-story-ai-3-13-01.png"/>
+                    <pic:cNvPicPr/>
+                  </pic:nvPicPr>
+                  <pic:blipFill>
+                    <a:blip r:embed="rId29"/>
+                    <a:stretch>
+                      <a:fillRect/>
+                    </a:stretch>
+                  </pic:blipFill>
+                  <pic:spPr>
+                    <a:xfrm>
+                      <a:off x="0" y="0"/>
+                      <a:ext cx="5486400" cy="2990088"/>
+                    </a:xfrm>
+                    <a:prstGeom prst="rect"/>
+                  </pic:spPr>
+                </pic:pic>
+              </a:graphicData>
+            </a:graphic>
+          </wp:inline>
+        </w:drawing>
+      </w:r>
+    </w:p>
+    <w:p>
+      <w:pPr>
+        <w:spacing w:line="336" w:lineRule="auto" w:after="180"/>
+      </w:pPr>
+      <w:r>
+        <w:rPr>
+          <w:b w:val="0"/>
+        </w:rPr>
+        <w:t>A fictional Study Buddy audits a desk description and a separate caption. Supplied facts: Description: one open transparent box visibly contains three pencils; one closed opaque box hides its contents.</w:t>
+      </w:r>
+    </w:p>
+    <w:p>
+      <w:pPr>
+        <w:spacing w:line="336" w:lineRule="auto" w:after="180"/>
+      </w:pPr>
+      <w:r>
+        <w:rPr>
+          <w:b w:val="0"/>
+        </w:rPr>
+        <w:t xml:space="preserve">Caption: “There are five pencils on this desk.” No other </w:t>
+      </w:r>
+      <w:r>
+        <w:rPr>
+          <w:b/>
+        </w:rPr>
+        <w:t>evidence</w:t>
+      </w:r>
+      <w:r>
+        <w:rPr>
+          <w:b w:val="0"/>
+        </w:rPr>
+        <w:t xml:space="preserve"> reveals the closed box.</w:t>
+      </w:r>
+    </w:p>
+    <w:p>
+      <w:pPr>
+        <w:spacing w:line="336" w:lineRule="auto" w:after="180"/>
+        <w:shd w:fill="F5F1FB"/>
+      </w:pPr>
+      <w:r>
+        <w:rPr>
+          <w:b w:val="0"/>
+        </w:rPr>
+        <w:t>Point to the given fact that matters most. Explain why it matters.</w:t>
+      </w:r>
+    </w:p>
+    <w:p>
+      <w:pPr>
+        <w:pStyle w:val="Heading3"/>
+      </w:pPr>
+      <w:r>
+        <w:t>02. Follow the deciding steps</w:t>
+      </w:r>
+    </w:p>
+    <w:p>
+      <w:r>
+        <w:drawing>
+          <wp:inline xmlns:a="http://schemas.openxmlformats.org/drawingml/2006/main" xmlns:pic="http://schemas.openxmlformats.org/drawingml/2006/picture">
+            <wp:extent cx="5486400" cy="4005072"/>
+            <wp:docPr id="23" name="Picture 23" descr="Visible evidence: Three pencils are explicitly visible in the open box. → Hidden region: The closed box’s pencil count is unknown. → Caption claim: Five total requires two additional pencils if these are the only relevant locations. → Supported response: At least three are supported; total five is not established by the description."/>
+            <wp:cNvGraphicFramePr>
+              <a:graphicFrameLocks noChangeAspect="1"/>
+            </wp:cNvGraphicFramePr>
+            <a:graphic>
+              <a:graphicData uri="http://schemas.openxmlformats.org/drawingml/2006/picture">
+                <pic:pic>
+                  <pic:nvPicPr>
+                    <pic:cNvPr id="0" name="academy-story-ai-3-13-02.png"/>
+                    <pic:cNvPicPr/>
+                  </pic:nvPicPr>
+                  <pic:blipFill>
+                    <a:blip r:embed="rId30"/>
+                    <a:stretch>
+                      <a:fillRect/>
+                    </a:stretch>
+                  </pic:blipFill>
+                  <pic:spPr>
+                    <a:xfrm>
+                      <a:off x="0" y="0"/>
+                      <a:ext cx="5486400" cy="4005072"/>
+                    </a:xfrm>
+                    <a:prstGeom prst="rect"/>
+                  </pic:spPr>
+                </pic:pic>
+              </a:graphicData>
+            </a:graphic>
+          </wp:inline>
+        </w:drawing>
+      </w:r>
+    </w:p>
+    <w:p>
+      <w:pPr>
+        <w:spacing w:line="336" w:lineRule="auto" w:after="180"/>
+      </w:pPr>
+      <w:r>
+        <w:rPr>
+          <w:b w:val="0"/>
+        </w:rPr>
+        <w:t xml:space="preserve">Visible </w:t>
+      </w:r>
+      <w:r>
+        <w:rPr>
+          <w:b/>
+        </w:rPr>
+        <w:t>evidence</w:t>
+      </w:r>
+      <w:r>
+        <w:rPr>
+          <w:b w:val="0"/>
+        </w:rPr>
+        <w:t>: Three pencils are explicitly visible in the open box. → Hidden region: The closed box’s pencil count is unknown. → Caption claim: Five total requires two additional pencils if these are the only relevant locations. → Supported response: At least three are supported; total five is not established by the description.</w:t>
+      </w:r>
+    </w:p>
+    <w:p>
+      <w:pPr>
+        <w:spacing w:line="336" w:lineRule="auto" w:after="180"/>
+        <w:shd w:fill="F5F1FB"/>
+      </w:pPr>
+      <w:r>
+        <w:rPr>
+          <w:b w:val="0"/>
+        </w:rPr>
+        <w:t xml:space="preserve">Point to each numbered stage and explain which recorded </w:t>
+      </w:r>
+      <w:r>
+        <w:rPr>
+          <w:b/>
+        </w:rPr>
+        <w:t>input</w:t>
+      </w:r>
+      <w:r>
+        <w:rPr>
+          <w:b w:val="0"/>
+        </w:rPr>
+        <w:t xml:space="preserve"> it uses.</w:t>
+      </w:r>
+    </w:p>
+    <w:p>
+      <w:pPr>
+        <w:pStyle w:val="Heading3"/>
+      </w:pPr>
+      <w:r>
+        <w:t>03. Speech pipelines and multimodal evidence — evidence trace</w:t>
+      </w:r>
+    </w:p>
+    <w:p>
+      <w:r>
+        <w:drawing>
+          <wp:inline xmlns:a="http://schemas.openxmlformats.org/drawingml/2006/main" xmlns:pic="http://schemas.openxmlformats.org/drawingml/2006/picture">
+            <wp:extent cx="5486400" cy="3297936"/>
+            <wp:docPr id="24" name="Picture 24" descr="Speech pipelines and multimodal evidence — evidence trace. Audio transcript reads fifteen boxes; a clear written inventory says fifty boxes. The original audio is unavailable and the assistant reports fifteen as certain. | Track source modality, segment/time references, transcription, interpretation and final claims separately. Compare conflicting evidence without assuming one modality always wins. Ask for clarification when the task needs unresolved information. | There is an unresolved quantity conflict and no audio replay. Preserve both sources and ask the responsible person; certainty is unsupported."/>
+            <wp:cNvGraphicFramePr>
+              <a:graphicFrameLocks noChangeAspect="1"/>
+            </wp:cNvGraphicFramePr>
+            <a:graphic>
+              <a:graphicData uri="http://schemas.openxmlformats.org/drawingml/2006/picture">
+                <pic:pic>
+                  <pic:nvPicPr>
+                    <pic:cNvPr id="0" name="academy-story-ai-3-13-03.png"/>
+                    <pic:cNvPicPr/>
+                  </pic:nvPicPr>
+                  <pic:blipFill>
+                    <a:blip r:embed="rId31"/>
+                    <a:stretch>
+                      <a:fillRect/>
+                    </a:stretch>
+                  </pic:blipFill>
+                  <pic:spPr>
+                    <a:xfrm>
+                      <a:off x="0" y="0"/>
+                      <a:ext cx="5486400" cy="3297936"/>
+                    </a:xfrm>
+                    <a:prstGeom prst="rect"/>
+                  </pic:spPr>
+                </pic:pic>
+              </a:graphicData>
+            </a:graphic>
+          </wp:inline>
+        </w:drawing>
+      </w:r>
+    </w:p>
+    <w:p>
+      <w:pPr>
+        <w:spacing w:line="336" w:lineRule="auto" w:after="180"/>
+      </w:pPr>
+      <w:r>
+        <w:rPr>
+          <w:b w:val="0"/>
+        </w:rPr>
+        <w:t xml:space="preserve">Speech pipelines and multimodal </w:t>
+      </w:r>
+      <w:r>
+        <w:rPr>
+          <w:b/>
+        </w:rPr>
+        <w:t>evidence</w:t>
+      </w:r>
+      <w:r>
+        <w:rPr>
+          <w:b w:val="0"/>
+        </w:rPr>
+        <w:t xml:space="preserve"> — </w:t>
+      </w:r>
+      <w:r>
+        <w:rPr>
+          <w:b/>
+        </w:rPr>
+        <w:t>evidence</w:t>
+      </w:r>
+      <w:r>
+        <w:rPr>
+          <w:b w:val="0"/>
+        </w:rPr>
+        <w:t xml:space="preserve"> trace. Audio transcript reads fifteen boxes; a clear written inventory says fifty boxes.</w:t>
+      </w:r>
+    </w:p>
+    <w:p>
+      <w:pPr>
+        <w:spacing w:line="336" w:lineRule="auto" w:after="180"/>
+      </w:pPr>
+      <w:r>
+        <w:rPr>
+          <w:b w:val="0"/>
+        </w:rPr>
+        <w:t xml:space="preserve">The original audio is unavailable and the assistant reports fifteen as certain. | Track source </w:t>
+      </w:r>
+      <w:r>
+        <w:rPr>
+          <w:b/>
+        </w:rPr>
+        <w:t>modality</w:t>
+      </w:r>
+      <w:r>
+        <w:rPr>
+          <w:b w:val="0"/>
+        </w:rPr>
+        <w:t xml:space="preserve">, segment/time references, </w:t>
+      </w:r>
+      <w:r>
+        <w:rPr>
+          <w:b/>
+        </w:rPr>
+        <w:t>transcription</w:t>
+      </w:r>
+      <w:r>
+        <w:rPr>
+          <w:b w:val="0"/>
+        </w:rPr>
+        <w:t>, interpretation and final claims separately.</w:t>
+      </w:r>
+    </w:p>
+    <w:p>
+      <w:pPr>
+        <w:spacing w:line="336" w:lineRule="auto" w:after="180"/>
+      </w:pPr>
+      <w:r>
+        <w:rPr>
+          <w:b w:val="0"/>
+        </w:rPr>
+        <w:t xml:space="preserve">Compare </w:t>
+      </w:r>
+      <w:r>
+        <w:rPr>
+          <w:b/>
+        </w:rPr>
+        <w:t>conflict</w:t>
+      </w:r>
+      <w:r>
+        <w:rPr>
+          <w:b w:val="0"/>
+        </w:rPr>
+        <w:t xml:space="preserve">ing </w:t>
+      </w:r>
+      <w:r>
+        <w:rPr>
+          <w:b/>
+        </w:rPr>
+        <w:t>evidence</w:t>
+      </w:r>
+      <w:r>
+        <w:rPr>
+          <w:b w:val="0"/>
+        </w:rPr>
+        <w:t xml:space="preserve"> without assuming one </w:t>
+      </w:r>
+      <w:r>
+        <w:rPr>
+          <w:b/>
+        </w:rPr>
+        <w:t>modality</w:t>
+      </w:r>
+      <w:r>
+        <w:rPr>
+          <w:b w:val="0"/>
+        </w:rPr>
+        <w:t xml:space="preserve"> always wins. Ask for clarification when the task needs unresolved information. | There is an unresolved quantity </w:t>
+      </w:r>
+      <w:r>
+        <w:rPr>
+          <w:b/>
+        </w:rPr>
+        <w:t>conflict</w:t>
+      </w:r>
+      <w:r>
+        <w:rPr>
+          <w:b w:val="0"/>
+        </w:rPr>
+        <w:t xml:space="preserve"> and no audio replay.</w:t>
+      </w:r>
+    </w:p>
+    <w:p>
+      <w:pPr>
+        <w:spacing w:line="336" w:lineRule="auto" w:after="180"/>
+      </w:pPr>
+      <w:r>
+        <w:rPr>
+          <w:b w:val="0"/>
+        </w:rPr>
+        <w:t>Preserve both sources and ask the responsible person; certainty is unsupported.</w:t>
+      </w:r>
+    </w:p>
+    <w:p>
+      <w:pPr>
+        <w:spacing w:line="336" w:lineRule="auto" w:after="180"/>
+        <w:shd w:fill="F5F1FB"/>
+      </w:pPr>
+      <w:r>
+        <w:rPr>
+          <w:b w:val="0"/>
+        </w:rPr>
+        <w:t>Read the labels and values. Explain the relationship the model shows.</w:t>
+      </w:r>
+    </w:p>
+    <w:p>
+      <w:pPr>
+        <w:pStyle w:val="Heading3"/>
+      </w:pPr>
+      <w:r>
+        <w:t>04. Change one thing. Trace what follows.</w:t>
+      </w:r>
+    </w:p>
+    <w:p>
+      <w:r>
+        <w:drawing>
+          <wp:inline xmlns:a="http://schemas.openxmlformats.org/drawingml/2006/main" xmlns:pic="http://schemas.openxmlformats.org/drawingml/2006/picture">
+            <wp:extent cx="5486400" cy="3041904"/>
+            <wp:docPr id="25" name="Picture 25" descr="Original case: At least three are supported; total five is not established by the description. Changed condition: Open the closed box and a verified observation shows two pencils inside, with no other desk locations. Expected result: The total is now supported as five. Reason: 3 visible initially plus 2 newly observed gives 5 under the complete-location assumption."/>
+            <wp:cNvGraphicFramePr>
+              <a:graphicFrameLocks noChangeAspect="1"/>
+            </wp:cNvGraphicFramePr>
+            <a:graphic>
+              <a:graphicData uri="http://schemas.openxmlformats.org/drawingml/2006/picture">
+                <pic:pic>
+                  <pic:nvPicPr>
+                    <pic:cNvPr id="0" name="academy-story-ai-3-13-04.png"/>
+                    <pic:cNvPicPr/>
+                  </pic:nvPicPr>
+                  <pic:blipFill>
+                    <a:blip r:embed="rId32"/>
+                    <a:stretch>
+                      <a:fillRect/>
+                    </a:stretch>
+                  </pic:blipFill>
+                  <pic:spPr>
+                    <a:xfrm>
+                      <a:off x="0" y="0"/>
+                      <a:ext cx="5486400" cy="3041904"/>
+                    </a:xfrm>
+                    <a:prstGeom prst="rect"/>
+                  </pic:spPr>
+                </pic:pic>
+              </a:graphicData>
+            </a:graphic>
+          </wp:inline>
+        </w:drawing>
+      </w:r>
+    </w:p>
+    <w:p>
+      <w:pPr>
+        <w:spacing w:line="336" w:lineRule="auto" w:after="180"/>
+      </w:pPr>
+      <w:r>
+        <w:rPr>
+          <w:b w:val="0"/>
+        </w:rPr>
+        <w:t xml:space="preserve">Original case: At least three are supported; total five is not established by the description. Changed condition: Open the closed box and a verified </w:t>
+      </w:r>
+      <w:r>
+        <w:rPr>
+          <w:b/>
+        </w:rPr>
+        <w:t>observation</w:t>
+      </w:r>
+      <w:r>
+        <w:rPr>
+          <w:b w:val="0"/>
+        </w:rPr>
+        <w:t xml:space="preserve"> shows two pencils inside, with no other desk locations.</w:t>
+      </w:r>
+    </w:p>
+    <w:p>
+      <w:pPr>
+        <w:spacing w:line="336" w:lineRule="auto" w:after="180"/>
+      </w:pPr>
+      <w:r>
+        <w:rPr>
+          <w:b w:val="0"/>
+        </w:rPr>
+        <w:t>Expected result: The total is now supported as five. Reason: 3 visible initially plus 2 newly observed gives 5 under the complete-location assumption.</w:t>
+      </w:r>
+    </w:p>
+    <w:p>
+      <w:pPr>
+        <w:spacing w:line="336" w:lineRule="auto" w:after="180"/>
+        <w:shd w:fill="F5F1FB"/>
+      </w:pPr>
+      <w:r>
+        <w:rPr>
+          <w:b w:val="0"/>
+        </w:rPr>
+        <w:t>Predict before checking the worked changed-case result. Name what changed and what the supplied facts allow you to conclude.</w:t>
+      </w:r>
+    </w:p>
+    <w:p>
+      <w:pPr>
+        <w:pStyle w:val="Heading3"/>
+      </w:pPr>
+      <w:r>
+        <w:t>05. Connect the explanation to its limit</w:t>
+      </w:r>
+    </w:p>
+    <w:p>
+      <w:r>
+        <w:drawing>
+          <wp:inline xmlns:a="http://schemas.openxmlformats.org/drawingml/2006/main" xmlns:pic="http://schemas.openxmlformats.org/drawingml/2006/picture">
+            <wp:extent cx="5486400" cy="2834640"/>
+            <wp:docPr id="26" name="Picture 26" descr="A caption is another claim, not a way of seeing through an opaque object. Keep observable information separate from inferences. The visible three give a lower bound under the stated desk scope; there is no supplied maximum for the closed box. Do not replace unknown contents with zero merely because none are visible. Limit: The conclusion depends on the supplied description’s accuracy; no actual image inspection or exhaustive room inventory was performed."/>
+            <wp:cNvGraphicFramePr>
+              <a:graphicFrameLocks noChangeAspect="1"/>
+            </wp:cNvGraphicFramePr>
+            <a:graphic>
+              <a:graphicData uri="http://schemas.openxmlformats.org/drawingml/2006/picture">
+                <pic:pic>
+                  <pic:nvPicPr>
+                    <pic:cNvPr id="0" name="academy-story-ai-3-13-05.png"/>
+                    <pic:cNvPicPr/>
+                  </pic:nvPicPr>
+                  <pic:blipFill>
+                    <a:blip r:embed="rId33"/>
+                    <a:stretch>
+                      <a:fillRect/>
+                    </a:stretch>
+                  </pic:blipFill>
+                  <pic:spPr>
+                    <a:xfrm>
+                      <a:off x="0" y="0"/>
+                      <a:ext cx="5486400" cy="2834640"/>
+                    </a:xfrm>
+                    <a:prstGeom prst="rect"/>
+                  </pic:spPr>
+                </pic:pic>
+              </a:graphicData>
+            </a:graphic>
+          </wp:inline>
+        </w:drawing>
+      </w:r>
+    </w:p>
+    <w:p>
+      <w:pPr>
+        <w:spacing w:line="336" w:lineRule="auto" w:after="180"/>
+      </w:pPr>
+      <w:r>
+        <w:rPr>
+          <w:b w:val="0"/>
+        </w:rPr>
+        <w:t>A caption is another claim, not a way of seeing through an opaque object. Keep observable information separate from inferences.</w:t>
+      </w:r>
+    </w:p>
+    <w:p>
+      <w:pPr>
+        <w:spacing w:line="336" w:lineRule="auto" w:after="180"/>
+      </w:pPr>
+      <w:r>
+        <w:rPr>
+          <w:b w:val="0"/>
+        </w:rPr>
+        <w:t>The visible three give a lower bound under the stated desk scope; there is no supplied maximum for the closed box. Do not replace unknown contents with zero merely because none are visible.</w:t>
+      </w:r>
+    </w:p>
+    <w:p>
+      <w:pPr>
+        <w:spacing w:line="336" w:lineRule="auto" w:after="180"/>
+      </w:pPr>
+      <w:r>
+        <w:rPr>
+          <w:b w:val="0"/>
+        </w:rPr>
+        <w:t>Limit: The conclusion depends on the supplied description’s accuracy; no actual image inspection or exhaustive room inventory was performed.</w:t>
+      </w:r>
+    </w:p>
+    <w:p>
+      <w:pPr>
+        <w:spacing w:line="336" w:lineRule="auto" w:after="180"/>
+        <w:shd w:fill="F5F1FB"/>
+      </w:pPr>
+      <w:r>
+        <w:rPr>
+          <w:b w:val="0"/>
+        </w:rPr>
+        <w:t>Explain the case, then point to a limit on the claim.</w:t>
+      </w:r>
+    </w:p>
+    <w:p>
+      <w:pPr>
+        <w:pStyle w:val="Heading3"/>
+      </w:pPr>
+      <w:r>
+        <w:t>06. Make the idea visible in your project</w:t>
+      </w:r>
+    </w:p>
+    <w:p>
+      <w:r>
+        <w:drawing>
+          <wp:inline xmlns:a="http://schemas.openxmlformats.org/drawingml/2006/main" xmlns:pic="http://schemas.openxmlformats.org/drawingml/2006/picture">
+            <wp:extent cx="5486400" cy="3380232"/>
+            <wp:docPr id="27" name="Picture 27" descr="Label Study Buddy claims by their visual, audio or text evidence and retain uncertainty when modalities omit information. Draw your input, deciding step, result and limit. Supported question: Why were both “exactly three” and “exactly five” unsupported before opening the box?"/>
+            <wp:cNvGraphicFramePr>
+              <a:graphicFrameLocks noChangeAspect="1"/>
+            </wp:cNvGraphicFramePr>
+            <a:graphic>
+              <a:graphicData uri="http://schemas.openxmlformats.org/drawingml/2006/picture">
+                <pic:pic>
+                  <pic:nvPicPr>
+                    <pic:cNvPr id="0" name="academy-story-ai-3-13-06.png"/>
+                    <pic:cNvPicPr/>
+                  </pic:nvPicPr>
+                  <pic:blipFill>
+                    <a:blip r:embed="rId34"/>
+                    <a:stretch>
+                      <a:fillRect/>
+                    </a:stretch>
+                  </pic:blipFill>
+                  <pic:spPr>
+                    <a:xfrm>
+                      <a:off x="0" y="0"/>
+                      <a:ext cx="5486400" cy="3380232"/>
+                    </a:xfrm>
+                    <a:prstGeom prst="rect"/>
+                  </pic:spPr>
+                </pic:pic>
+              </a:graphicData>
+            </a:graphic>
+          </wp:inline>
+        </w:drawing>
+      </w:r>
+    </w:p>
+    <w:p>
+      <w:pPr>
+        <w:spacing w:line="336" w:lineRule="auto" w:after="180"/>
+      </w:pPr>
+      <w:r>
+        <w:rPr>
+          <w:b w:val="0"/>
+        </w:rPr>
+        <w:t xml:space="preserve">Label Study Buddy claims by their visual, audio or text </w:t>
+      </w:r>
+      <w:r>
+        <w:rPr>
+          <w:b/>
+        </w:rPr>
+        <w:t>evidence</w:t>
+      </w:r>
+      <w:r>
+        <w:rPr>
+          <w:b w:val="0"/>
+        </w:rPr>
+        <w:t xml:space="preserve"> and retain uncertainty when modalities omit information. Draw your </w:t>
+      </w:r>
+      <w:r>
+        <w:rPr>
+          <w:b/>
+        </w:rPr>
+        <w:t>input</w:t>
+      </w:r>
+      <w:r>
+        <w:rPr>
+          <w:b w:val="0"/>
+        </w:rPr>
+        <w:t>, deciding step, result and limit.</w:t>
+      </w:r>
+    </w:p>
+    <w:p>
+      <w:pPr>
+        <w:spacing w:line="336" w:lineRule="auto" w:after="180"/>
+      </w:pPr>
+      <w:r>
+        <w:rPr>
+          <w:b w:val="0"/>
+        </w:rPr>
+        <w:t>Supported question: Why were both “exactly three” and “exactly five” unsupported before opening the box?</w:t>
+      </w:r>
+    </w:p>
+    <w:p>
+      <w:pPr>
+        <w:spacing w:line="336" w:lineRule="auto" w:after="180"/>
+        <w:shd w:fill="F5F1FB"/>
+      </w:pPr>
+      <w:r>
+        <w:rPr>
+          <w:b w:val="0"/>
+        </w:rPr>
+        <w:t xml:space="preserve">Draw your project trace and justify the deciding step using </w:t>
+      </w:r>
+      <w:r>
+        <w:rPr>
+          <w:b/>
+        </w:rPr>
+        <w:t>evidence</w:t>
+      </w:r>
+      <w:r>
+        <w:rPr>
+          <w:b w:val="0"/>
+        </w:rPr>
+        <w:t>.</w:t>
       </w:r>
     </w:p>
     <w:sectPr>

--- a/downloads/student/ai-3-week-13.docx
+++ b/downloads/student/ai-3-week-13.docx
@@ -25,12 +25,17 @@
         <w:pStyle w:val="Heading1"/>
       </w:pPr>
       <w:r>
-        <w:t>Before you start</w:t>
-      </w:r>
-    </w:p>
-    <w:p>
-      <w:r>
-        <w:t>Week 12: different modalities can contain different evidence.</w:t>
+        <w:t>Align the sources. Separate the claims. Preserve the unknown.</w:t>
+      </w:r>
+    </w:p>
+    <w:p>
+      <w:r>
+        <w:t>Combine multimodal evidence without treating hidden contents or captions as verified observations.</w:t>
+      </w:r>
+    </w:p>
+    <w:p>
+      <w:r>
+        <w:t>Alignment checklist → visible/hidden desk case → four evidence pairs → lower bounds → independent plants.</w:t>
       </w:r>
     </w:p>
     <w:p>
@@ -38,12 +43,128 @@
         <w:pStyle w:val="Heading1"/>
       </w:pPr>
       <w:r>
-        <w:t>01. Your mission</w:t>
-      </w:r>
-    </w:p>
-    <w:p>
-      <w:r>
-        <w:t>Start with the target: Explain the mechanism and terminology of speech pipelines and multimodal evidence. Try the recall before opening notes.</w:t>
+        <w:t>01. What is seen, what is claimed, and what remains hidden?</w:t>
+      </w:r>
+    </w:p>
+    <w:p>
+      <w:r>
+        <w:t>Combine aligned evidence without replacing unknown contents with zero.</w:t>
+      </w:r>
+    </w:p>
+    <w:p>
+      <w:pPr>
+        <w:pStyle w:val="Heading2"/>
+      </w:pPr>
+      <w:r>
+        <w:t>Your current evidence-combination goals</w:t>
+      </w:r>
+    </w:p>
+    <w:p>
+      <w:pPr>
+        <w:spacing w:line="336" w:lineRule="auto" w:after="180"/>
+      </w:pPr>
+      <w:r>
+        <w:rPr>
+          <w:b w:val="0"/>
+        </w:rPr>
+        <w:t xml:space="preserve">I can keep visible </w:t>
+      </w:r>
+      <w:r>
+        <w:rPr>
+          <w:b/>
+        </w:rPr>
+        <w:t>evidence</w:t>
+      </w:r>
+      <w:r>
+        <w:rPr>
+          <w:b w:val="0"/>
+        </w:rPr>
+        <w:t>, hidden contents and caption claims separate.</w:t>
+      </w:r>
+    </w:p>
+    <w:p>
+      <w:pPr>
+        <w:spacing w:line="336" w:lineRule="auto" w:after="180"/>
+      </w:pPr>
+      <w:r>
+        <w:rPr>
+          <w:b w:val="0"/>
+        </w:rPr>
+        <w:t>I can check source identity, time and scope before combining modalities.</w:t>
+      </w:r>
+    </w:p>
+    <w:p>
+      <w:pPr>
+        <w:spacing w:line="336" w:lineRule="auto" w:after="180"/>
+      </w:pPr>
+      <w:r>
+        <w:rPr>
+          <w:b w:val="0"/>
+        </w:rPr>
+        <w:t>I can state supported lower bounds and unresolved conflicts without inventing missing content.</w:t>
+      </w:r>
+    </w:p>
+    <w:p>
+      <w:pPr>
+        <w:pStyle w:val="Heading2"/>
+      </w:pPr>
+      <w:r>
+        <w:t>Recall representations and source scope</w:t>
+      </w:r>
+    </w:p>
+    <w:p>
+      <w:pPr>
+        <w:pStyle w:val="ListBullet"/>
+      </w:pPr>
+      <w:r>
+        <w:t>Close your notes first. A rough first answer helps us choose the right starting point; it is not a score for your ability.</w:t>
+      </w:r>
+    </w:p>
+    <w:p>
+      <w:pPr>
+        <w:pStyle w:val="ListBullet"/>
+      </w:pPr>
+      <w:r>
+        <w:t>Recall Image Generation Models and Speech and Audio Systems: a representation or fluent output is not automatically an observation. Name the source and state what it actually makes available.</w:t>
+      </w:r>
+    </w:p>
+    <w:p>
+      <w:pPr>
+        <w:pStyle w:val="Heading2"/>
+      </w:pPr>
+      <w:r>
+        <w:t>Your end goal</w:t>
+      </w:r>
+    </w:p>
+    <w:p>
+      <w:pPr>
+        <w:spacing w:line="336" w:lineRule="auto" w:after="180"/>
+      </w:pPr>
+      <w:r>
+        <w:rPr>
+          <w:b w:val="0"/>
+        </w:rPr>
+        <w:t xml:space="preserve">By the end, I can combine </w:t>
+      </w:r>
+      <w:r>
+        <w:rPr>
+          <w:b/>
+        </w:rPr>
+        <w:t>evidence</w:t>
+      </w:r>
+      <w:r>
+        <w:rPr>
+          <w:b w:val="0"/>
+        </w:rPr>
+        <w:t xml:space="preserve"> from modalities without treating hidden content as visible.</w:t>
+      </w:r>
+    </w:p>
+    <w:p>
+      <w:pPr>
+        <w:pStyle w:val="Heading2"/>
+      </w:pPr>
+      <w:r>
+        <w:t>Earlier wording, alternatives and picture transcripts · reference / check after trying</w:t>
       </w:r>
     </w:p>
     <w:p>
@@ -56,78 +177,10 @@
     </w:p>
     <w:p>
       <w:pPr>
-        <w:spacing w:line="336" w:lineRule="auto" w:after="180"/>
-      </w:pPr>
-      <w:r>
-        <w:rPr>
-          <w:b w:val="0"/>
-        </w:rPr>
-        <w:t xml:space="preserve">I can explain the </w:t>
-      </w:r>
-      <w:r>
-        <w:rPr>
-          <w:b/>
-        </w:rPr>
-        <w:t>mechanism</w:t>
-      </w:r>
-      <w:r>
-        <w:rPr>
-          <w:b w:val="0"/>
-        </w:rPr>
-        <w:t xml:space="preserve"> and terminology of speech pipelines and multimodal </w:t>
-      </w:r>
-      <w:r>
-        <w:rPr>
-          <w:b/>
-        </w:rPr>
-        <w:t>evidence</w:t>
-      </w:r>
-      <w:r>
-        <w:rPr>
-          <w:b w:val="0"/>
-        </w:rPr>
-        <w:t>.</w:t>
-      </w:r>
-    </w:p>
-    <w:p>
-      <w:pPr>
-        <w:spacing w:line="336" w:lineRule="auto" w:after="180"/>
-      </w:pPr>
-      <w:r>
-        <w:rPr>
-          <w:b w:val="0"/>
-        </w:rPr>
-        <w:t>I can apply the stated procedure to a new case with a traceable result.</w:t>
-      </w:r>
-    </w:p>
-    <w:p>
-      <w:pPr>
-        <w:spacing w:line="336" w:lineRule="auto" w:after="180"/>
-      </w:pPr>
-      <w:r>
-        <w:rPr>
-          <w:b w:val="0"/>
-        </w:rPr>
-        <w:t>I can identify an assumption or limitation and design a revealing follow-up.</w:t>
-      </w:r>
-    </w:p>
-    <w:p>
-      <w:pPr>
         <w:pStyle w:val="Heading3"/>
       </w:pPr>
       <w:r>
         <w:t>Remember before reading</w:t>
-      </w:r>
-    </w:p>
-    <w:p>
-      <w:pPr>
-        <w:spacing w:line="336" w:lineRule="auto" w:after="180"/>
-      </w:pPr>
-      <w:r>
-        <w:rPr>
-          <w:b w:val="0"/>
-        </w:rPr>
-        <w:t>Close your notes first. A rough first answer helps us choose the right starting point; it is not a score for your ability.</w:t>
       </w:r>
     </w:p>
     <w:p>
@@ -256,7 +309,7 @@
       </w:pPr>
       <w:r>
         <w:rPr>
-          <w:b/>
+          <w:b w:val="0"/>
         </w:rPr>
         <w:t>CREATOR MISSION</w:t>
       </w:r>
@@ -326,45 +379,80 @@
     </w:p>
     <w:p>
       <w:pPr>
+        <w:pStyle w:val="Heading3"/>
+      </w:pPr>
+      <w:r>
+        <w:t>This week’s end goal</w:t>
+      </w:r>
+    </w:p>
+    <w:p>
+      <w:pPr>
+        <w:pStyle w:val="Heading1"/>
+      </w:pPr>
+      <w:r>
+        <w:t>02. Give each source a job and a limit</w:t>
+      </w:r>
+    </w:p>
+    <w:p>
+      <w:r>
+        <w:t>The task supplies both the desk description and the caption claim.</w:t>
+      </w:r>
+    </w:p>
+    <w:p>
+      <w:pPr>
+        <w:pStyle w:val="Heading2"/>
+      </w:pPr>
+      <w:r>
+        <w:t>Modality, alignment and claim roles</w:t>
+      </w:r>
+    </w:p>
+    <w:p>
+      <w:pPr>
         <w:spacing w:line="336" w:lineRule="auto" w:after="180"/>
       </w:pPr>
       <w:r>
         <w:rPr>
           <w:b w:val="0"/>
         </w:rPr>
-        <w:t xml:space="preserve">Recall Image generation and provenance. Explain why a recorded result needs its </w:t>
-      </w:r>
-      <w:r>
-        <w:rPr>
-          <w:b/>
-        </w:rPr>
-        <w:t>input</w:t>
-      </w:r>
+        <w:t>A modality is a form of information such as image, audio or text. Combining modalities is useful only when the sources concern the same entity, relevant time and question. Keep each source’s direct content separate from interpretations. A caption that says five pencils is a claim; it cannot make the contents of an opaque box visible.</w:t>
+      </w:r>
+    </w:p>
+    <w:p>
+      <w:pPr>
+        <w:pStyle w:val="Heading2"/>
+      </w:pPr>
+      <w:r>
+        <w:t>The complete visible/hidden desk contract</w:t>
+      </w:r>
+    </w:p>
+    <w:p>
+      <w:pPr>
+        <w:spacing w:line="336" w:lineRule="auto" w:after="180"/>
+      </w:pPr>
       <w:r>
         <w:rPr>
           <w:b w:val="0"/>
         </w:rPr>
-        <w:t xml:space="preserve"> conditions and </w:t>
-      </w:r>
-      <w:r>
-        <w:rPr>
-          <w:b/>
-        </w:rPr>
-        <w:t>evidence</w:t>
-      </w:r>
+        <w:t>Main supplied desk description: an open transparent box visibly contains three pencils; a closed opaque box hides its contents. Caption: There are five pencils on this desk. No other evidence reveals the closed box. The description supports at least three pencils, but neither exactly three nor exactly five. No numerical upper bound is supplied for the hidden contents.</w:t>
+      </w:r>
+    </w:p>
+    <w:p>
+      <w:pPr>
+        <w:spacing w:line="336" w:lineRule="auto" w:after="180"/>
+      </w:pPr>
       <w:r>
         <w:rPr>
           <w:b w:val="0"/>
         </w:rPr>
-        <w:t xml:space="preserve"> source before it can support a claim.</w:t>
-      </w:r>
-    </w:p>
-    <w:p>
-      <w:pPr>
-        <w:pStyle w:val="Heading3"/>
-      </w:pPr>
-      <w:r>
-        <w:t>This week’s end goal</w:t>
+        <w:t>These are classroom descriptions, not an actual image inspection.</w:t>
+      </w:r>
+    </w:p>
+    <w:p>
+      <w:pPr>
+        <w:pStyle w:val="Heading2"/>
+      </w:pPr>
+      <w:r>
+        <w:t>Earlier wording, alternatives and picture transcripts · reference / check after trying</w:t>
       </w:r>
     </w:p>
     <w:p>
@@ -374,42 +462,6 @@
       <w:r>
         <w:rPr>
           <w:b w:val="0"/>
-        </w:rPr>
-        <w:t xml:space="preserve">By the end, I can combine </w:t>
-      </w:r>
-      <w:r>
-        <w:rPr>
-          <w:b/>
-        </w:rPr>
-        <w:t>evidence</w:t>
-      </w:r>
-      <w:r>
-        <w:rPr>
-          <w:b w:val="0"/>
-        </w:rPr>
-        <w:t xml:space="preserve"> from modalities without treating hidden content as visible.</w:t>
-      </w:r>
-    </w:p>
-    <w:p>
-      <w:pPr>
-        <w:pStyle w:val="Heading1"/>
-      </w:pPr>
-      <w:r>
-        <w:t>02. Notice the evidence</w:t>
-      </w:r>
-    </w:p>
-    <w:p>
-      <w:r>
-        <w:t>Investigate the supplied Multimodal Evidence case. Separate observations, given facts and assumptions before choosing an explanation.</w:t>
-      </w:r>
-    </w:p>
-    <w:p>
-      <w:pPr>
-        <w:spacing w:line="336" w:lineRule="auto" w:after="180"/>
-      </w:pPr>
-      <w:r>
-        <w:rPr>
-          <w:b/>
         </w:rPr>
         <w:t>PICTURE STORY</w:t>
       </w:r>
@@ -486,58 +538,463 @@
     </w:p>
     <w:p>
       <w:pPr>
+        <w:spacing w:line="336" w:lineRule="auto" w:after="180"/>
+      </w:pPr>
+      <w:r>
+        <w:rPr>
+          <w:b w:val="0"/>
+        </w:rPr>
+        <w:t>MYSTERY</w:t>
+      </w:r>
+    </w:p>
+    <w:p>
+      <w:pPr>
+        <w:spacing w:line="336" w:lineRule="auto" w:after="180"/>
+      </w:pPr>
+      <w:r>
+        <w:rPr>
+          <w:b w:val="0"/>
+        </w:rPr>
+        <w:t xml:space="preserve">The learners must use multimodal </w:t>
+      </w:r>
+      <w:r>
+        <w:rPr>
+          <w:b/>
+        </w:rPr>
+        <w:t>evidence</w:t>
+      </w:r>
+      <w:r>
+        <w:rPr>
+          <w:b w:val="0"/>
+        </w:rPr>
+        <w:t xml:space="preserve"> to solve a problem. What information do they have? What decision or calculation do they make? What would count as </w:t>
+      </w:r>
+      <w:r>
+        <w:rPr>
+          <w:b/>
+        </w:rPr>
+        <w:t>evidence</w:t>
+      </w:r>
+      <w:r>
+        <w:rPr>
+          <w:b w:val="0"/>
+        </w:rPr>
+        <w:t xml:space="preserve"> that it worked?</w:t>
+      </w:r>
+    </w:p>
+    <w:p>
+      <w:pPr>
+        <w:spacing w:line="336" w:lineRule="auto" w:after="180"/>
+      </w:pPr>
+      <w:r>
+        <w:rPr>
+          <w:b w:val="0"/>
+        </w:rPr>
+        <w:t xml:space="preserve">Three </w:t>
+      </w:r>
+      <w:r>
+        <w:rPr>
+          <w:b/>
+        </w:rPr>
+        <w:t>observation</w:t>
+      </w:r>
+      <w:r>
+        <w:rPr>
+          <w:b w:val="0"/>
+        </w:rPr>
+        <w:t>s (what you can point to):</w:t>
+      </w:r>
+    </w:p>
+    <w:p>
+      <w:pPr>
         <w:pStyle w:val="Heading3"/>
       </w:pPr>
       <w:r>
-        <w:t>Start with this puzzle</w:t>
+        <w:t>Write or draw your reasoning and evidence.</w:t>
+      </w:r>
+    </w:p>
+    <w:p>
+      <w:r>
+        <w:t>________________________________________________________________</w:t>
+      </w:r>
+    </w:p>
+    <w:p>
+      <w:r>
+        <w:t>________________________________________________________________</w:t>
+      </w:r>
+    </w:p>
+    <w:p>
+      <w:r>
+        <w:t>________________________________________________________________</w:t>
+      </w:r>
+    </w:p>
+    <w:p>
+      <w:r>
+        <w:t>________________________________________________________________</w:t>
+      </w:r>
+    </w:p>
+    <w:p>
+      <w:r>
+        <w:t>________________________________________________________________</w:t>
       </w:r>
     </w:p>
     <w:p>
       <w:pPr>
         <w:spacing w:line="336" w:lineRule="auto" w:after="180"/>
-        <w:shd w:fill="F1F6FC"/>
       </w:pPr>
       <w:r>
         <w:rPr>
           <w:b w:val="0"/>
         </w:rPr>
-        <w:t>MYSTERY</w:t>
+        <w:t xml:space="preserve">My </w:t>
+      </w:r>
+      <w:r>
+        <w:rPr>
+          <w:b/>
+        </w:rPr>
+        <w:t>prediction</w:t>
+      </w:r>
+      <w:r>
+        <w:rPr>
+          <w:b w:val="0"/>
+        </w:rPr>
+        <w:t xml:space="preserve"> and the clue supporting it:</w:t>
+      </w:r>
+    </w:p>
+    <w:p>
+      <w:pPr>
+        <w:pStyle w:val="Heading3"/>
+      </w:pPr>
+      <w:r>
+        <w:t>Write or draw your reasoning and evidence.</w:t>
+      </w:r>
+    </w:p>
+    <w:p>
+      <w:r>
+        <w:t>________________________________________________________________</w:t>
+      </w:r>
+    </w:p>
+    <w:p>
+      <w:r>
+        <w:t>________________________________________________________________</w:t>
+      </w:r>
+    </w:p>
+    <w:p>
+      <w:r>
+        <w:t>________________________________________________________________</w:t>
+      </w:r>
+    </w:p>
+    <w:p>
+      <w:r>
+        <w:t>________________________________________________________________</w:t>
+      </w:r>
+    </w:p>
+    <w:p>
+      <w:r>
+        <w:t>________________________________________________________________</w:t>
+      </w:r>
+    </w:p>
+    <w:p>
+      <w:pPr>
+        <w:pStyle w:val="Heading3"/>
+      </w:pPr>
+      <w:r>
+        <w:t>A closer explanation</w:t>
       </w:r>
     </w:p>
     <w:p>
       <w:pPr>
         <w:spacing w:line="336" w:lineRule="auto" w:after="180"/>
-        <w:shd w:fill="F5F1FB"/>
       </w:pPr>
       <w:r>
         <w:rPr>
           <w:b w:val="0"/>
         </w:rPr>
-        <w:t xml:space="preserve">The learners must use multimodal </w:t>
+        <w:t>A multimodal pipeline may transcribe speech, inspect an image and generate a response. Errors at one stage can propagate even when later stages run correctly.</w:t>
+      </w:r>
+    </w:p>
+    <w:p>
+      <w:pPr>
+        <w:spacing w:line="336" w:lineRule="auto" w:after="180"/>
+      </w:pPr>
+      <w:r>
+        <w:rPr>
+          <w:b w:val="0"/>
+        </w:rPr>
+        <w:t>Begin by writing the question the procedure is intended to answer. Identify the information already supplied, the information it will produce and the information still missing.</w:t>
+      </w:r>
+    </w:p>
+    <w:p>
+      <w:pPr>
+        <w:spacing w:line="336" w:lineRule="auto" w:after="180"/>
+      </w:pPr>
+      <w:r>
+        <w:rPr>
+          <w:b w:val="0"/>
+        </w:rPr>
+        <w:t>These are constructed classroom examples; they do not require live accounts, private records or an external service. Do not treat a plausible explanation as a measured outcome.</w:t>
+      </w:r>
+    </w:p>
+    <w:p>
+      <w:pPr>
+        <w:pStyle w:val="Heading1"/>
+      </w:pPr>
+      <w:r>
+        <w:t>03. Check alignment before combining claims</w:t>
+      </w:r>
+    </w:p>
+    <w:p>
+      <w:r>
+        <w:t>More sources do not help if they refer to different things.</w:t>
+      </w:r>
+    </w:p>
+    <w:p>
+      <w:pPr>
+        <w:pStyle w:val="Heading2"/>
+      </w:pPr>
+      <w:r>
+        <w:t>The complete evidence-combination checklist</w:t>
+      </w:r>
+    </w:p>
+    <w:tbl>
+      <w:tblPr>
+        <w:tblStyle w:val="LightShading-Accent1"/>
+        <w:tblW w:type="auto" w:w="0"/>
+        <w:tblLook w:firstColumn="1" w:firstRow="1" w:lastColumn="0" w:lastRow="0" w:noHBand="0" w:noVBand="1" w:val="04A0"/>
+      </w:tblPr>
+      <w:tblGrid>
+        <w:gridCol w:w="5112"/>
+        <w:gridCol w:w="5112"/>
+      </w:tblGrid>
+      <w:tr>
+        <w:trPr>
+          <w:tblHeader/>
+        </w:trPr>
+        <w:tc>
+          <w:tcPr>
+            <w:tcW w:type="dxa" w:w="5112"/>
+          </w:tcPr>
+          <w:p>
+            <w:r>
+              <w:t>Evidence question</w:t>
+            </w:r>
+          </w:p>
+        </w:tc>
+        <w:tc>
+          <w:tcPr>
+            <w:tcW w:type="dxa" w:w="5112"/>
+          </w:tcPr>
+          <w:p>
+            <w:r>
+              <w:t>What to record</w:t>
+            </w:r>
+          </w:p>
+        </w:tc>
+      </w:tr>
+      <w:tr>
+        <w:tc>
+          <w:tcPr>
+            <w:tcW w:type="dxa" w:w="5112"/>
+          </w:tcPr>
+          <w:p>
+            <w:r>
+              <w:t>Identity</w:t>
+            </w:r>
+          </w:p>
+        </w:tc>
+        <w:tc>
+          <w:tcPr>
+            <w:tcW w:type="dxa" w:w="5112"/>
+          </w:tcPr>
+          <w:p>
+            <w:r>
+              <w:t>Do picture, caption and question concern the same object or event?</w:t>
+            </w:r>
+          </w:p>
+        </w:tc>
+      </w:tr>
+      <w:tr>
+        <w:tc>
+          <w:tcPr>
+            <w:tcW w:type="dxa" w:w="5112"/>
+          </w:tcPr>
+          <w:p>
+            <w:r>
+              <w:t>Time and scope</w:t>
+            </w:r>
+          </w:p>
+        </w:tc>
+        <w:tc>
+          <w:tcPr>
+            <w:tcW w:type="dxa" w:w="5112"/>
+          </w:tcPr>
+          <w:p>
+            <w:r>
+              <w:t>Do they describe the same occasion, frame and counted locations?</w:t>
+            </w:r>
+          </w:p>
+        </w:tc>
+      </w:tr>
+      <w:tr>
+        <w:tc>
+          <w:tcPr>
+            <w:tcW w:type="dxa" w:w="5112"/>
+          </w:tcPr>
+          <w:p>
+            <w:r>
+              <w:t>Direct content</w:t>
+            </w:r>
+          </w:p>
+        </w:tc>
+        <w:tc>
+          <w:tcPr>
+            <w:tcW w:type="dxa" w:w="5112"/>
+          </w:tcPr>
+          <w:p>
+            <w:r>
+              <w:t>What does each supplied source explicitly report?</w:t>
+            </w:r>
+          </w:p>
+        </w:tc>
+      </w:tr>
+      <w:tr>
+        <w:tc>
+          <w:tcPr>
+            <w:tcW w:type="dxa" w:w="5112"/>
+          </w:tcPr>
+          <w:p>
+            <w:r>
+              <w:t>Hidden or missing</w:t>
+            </w:r>
+          </w:p>
+        </w:tc>
+        <w:tc>
+          <w:tcPr>
+            <w:tcW w:type="dxa" w:w="5112"/>
+          </w:tcPr>
+          <w:p>
+            <w:r>
+              <w:t>What cannot be seen or is not supplied?</w:t>
+            </w:r>
+          </w:p>
+        </w:tc>
+      </w:tr>
+      <w:tr>
+        <w:tc>
+          <w:tcPr>
+            <w:tcW w:type="dxa" w:w="5112"/>
+          </w:tcPr>
+          <w:p>
+            <w:r>
+              <w:t>Supported claim</w:t>
+            </w:r>
+          </w:p>
+        </w:tc>
+        <w:tc>
+          <w:tcPr>
+            <w:tcW w:type="dxa" w:w="5112"/>
+          </w:tcPr>
+          <w:p>
+            <w:r>
+              <w:t>What follows without treating a caption as a new observation?</w:t>
+            </w:r>
+          </w:p>
+        </w:tc>
+      </w:tr>
+    </w:tbl>
+    <w:p>
+      <w:pPr>
+        <w:pStyle w:val="Heading2"/>
+      </w:pPr>
+      <w:r>
+        <w:t>Explain the deciding evidence</w:t>
+      </w:r>
+    </w:p>
+    <w:p>
+      <w:pPr>
+        <w:pStyle w:val="ListBullet"/>
+      </w:pPr>
+      <w:r>
+        <w:t>Point to the input, the deciding step and the result in this week’s visual. Explain the same step in ordinary words. A picture helps when you can say what each part represents.</w:t>
+      </w:r>
+    </w:p>
+    <w:p>
+      <w:pPr>
+        <w:pStyle w:val="Heading2"/>
+      </w:pPr>
+      <w:r>
+        <w:t>Review · Earlier speech-stage record guidance · reference / check after trying</w:t>
+      </w:r>
+    </w:p>
+    <w:p>
+      <w:pPr>
+        <w:spacing w:line="336" w:lineRule="auto" w:after="180"/>
+      </w:pPr>
+      <w:r>
+        <w:rPr>
+          <w:b w:val="0"/>
+        </w:rPr>
+        <w:t xml:space="preserve">Track source </w:t>
       </w:r>
       <w:r>
         <w:rPr>
           <w:b/>
         </w:rPr>
+        <w:t>modality</w:t>
+      </w:r>
+      <w:r>
+        <w:rPr>
+          <w:b w:val="0"/>
+        </w:rPr>
+        <w:t xml:space="preserve">, segment/time references, </w:t>
+      </w:r>
+      <w:r>
+        <w:rPr>
+          <w:b/>
+        </w:rPr>
+        <w:t>transcription</w:t>
+      </w:r>
+      <w:r>
+        <w:rPr>
+          <w:b w:val="0"/>
+        </w:rPr>
+        <w:t xml:space="preserve">, interpretation and final claims separately. Compare </w:t>
+      </w:r>
+      <w:r>
+        <w:rPr>
+          <w:b/>
+        </w:rPr>
+        <w:t>conflict</w:t>
+      </w:r>
+      <w:r>
+        <w:rPr>
+          <w:b w:val="0"/>
+        </w:rPr>
+        <w:t xml:space="preserve">ing </w:t>
+      </w:r>
+      <w:r>
+        <w:rPr>
+          <w:b/>
+        </w:rPr>
         <w:t>evidence</w:t>
       </w:r>
       <w:r>
         <w:rPr>
           <w:b w:val="0"/>
         </w:rPr>
-        <w:t xml:space="preserve"> to solve a problem. What information do they have? What decision or calculation do they make? What would count as </w:t>
+        <w:t xml:space="preserve"> without assuming one </w:t>
       </w:r>
       <w:r>
         <w:rPr>
           <w:b/>
         </w:rPr>
-        <w:t>evidence</w:t>
+        <w:t>modality</w:t>
       </w:r>
       <w:r>
         <w:rPr>
           <w:b w:val="0"/>
         </w:rPr>
-        <w:t xml:space="preserve"> that it worked?</w:t>
+        <w:t xml:space="preserve"> always wins.</w:t>
       </w:r>
     </w:p>
     <w:p>
@@ -548,52 +1005,30 @@
         <w:rPr>
           <w:b w:val="0"/>
         </w:rPr>
-        <w:t xml:space="preserve">Three </w:t>
+        <w:t>Ask for clarification when the task needs unresolved information.</w:t>
+      </w:r>
+    </w:p>
+    <w:p>
+      <w:pPr>
+        <w:spacing w:line="336" w:lineRule="auto" w:after="180"/>
+      </w:pPr>
+      <w:r>
+        <w:rPr>
+          <w:b w:val="0"/>
+        </w:rPr>
+        <w:t xml:space="preserve">Before applying the procedure, write its units, denominator or decision boundary where relevant. A partner should be able to repeat each step using the same </w:t>
       </w:r>
       <w:r>
         <w:rPr>
           <w:b/>
         </w:rPr>
-        <w:t>observation</w:t>
+        <w:t>input</w:t>
       </w:r>
       <w:r>
         <w:rPr>
           <w:b w:val="0"/>
         </w:rPr>
-        <w:t>s (what you can point to):</w:t>
-      </w:r>
-    </w:p>
-    <w:p>
-      <w:pPr>
-        <w:pStyle w:val="Heading3"/>
-      </w:pPr>
-      <w:r>
-        <w:t>Write or draw your reasoning and evidence.</w:t>
-      </w:r>
-    </w:p>
-    <w:p>
-      <w:r>
-        <w:t>________________________________________________________________</w:t>
-      </w:r>
-    </w:p>
-    <w:p>
-      <w:r>
-        <w:t>________________________________________________________________</w:t>
-      </w:r>
-    </w:p>
-    <w:p>
-      <w:r>
-        <w:t>________________________________________________________________</w:t>
-      </w:r>
-    </w:p>
-    <w:p>
-      <w:r>
-        <w:t>________________________________________________________________</w:t>
-      </w:r>
-    </w:p>
-    <w:p>
-      <w:r>
-        <w:t>________________________________________________________________</w:t>
+        <w:t>s.</w:t>
       </w:r>
     </w:p>
     <w:p>
@@ -604,60 +1039,27 @@
         <w:rPr>
           <w:b w:val="0"/>
         </w:rPr>
-        <w:t xml:space="preserve">My </w:t>
+        <w:t xml:space="preserve">If a required </w:t>
       </w:r>
       <w:r>
         <w:rPr>
           <w:b/>
         </w:rPr>
-        <w:t>prediction</w:t>
+        <w:t>input</w:t>
       </w:r>
       <w:r>
         <w:rPr>
           <w:b w:val="0"/>
         </w:rPr>
-        <w:t xml:space="preserve"> and the clue supporting it:</w:t>
-      </w:r>
-    </w:p>
-    <w:p>
-      <w:pPr>
-        <w:pStyle w:val="Heading3"/>
-      </w:pPr>
-      <w:r>
-        <w:t>Write or draw your reasoning and evidence.</w:t>
-      </w:r>
-    </w:p>
-    <w:p>
-      <w:r>
-        <w:t>________________________________________________________________</w:t>
-      </w:r>
-    </w:p>
-    <w:p>
-      <w:r>
-        <w:t>________________________________________________________________</w:t>
-      </w:r>
-    </w:p>
-    <w:p>
-      <w:r>
-        <w:t>________________________________________________________________</w:t>
-      </w:r>
-    </w:p>
-    <w:p>
-      <w:r>
-        <w:t>________________________________________________________________</w:t>
-      </w:r>
-    </w:p>
-    <w:p>
-      <w:r>
-        <w:t>________________________________________________________________</w:t>
-      </w:r>
-    </w:p>
-    <w:p>
-      <w:pPr>
-        <w:pStyle w:val="Heading3"/>
-      </w:pPr>
-      <w:r>
-        <w:t>A closer explanation</w:t>
+        <w:t xml:space="preserve"> is absent or violates the stated contract, record that condition explicitly instead of quietly replacing it with a convenient value.</w:t>
+      </w:r>
+    </w:p>
+    <w:p>
+      <w:pPr>
+        <w:pStyle w:val="Heading2"/>
+      </w:pPr>
+      <w:r>
+        <w:t>Earlier wording, alternatives and picture transcripts · reference / check after trying</w:t>
       </w:r>
     </w:p>
     <w:p>
@@ -667,52 +1069,6 @@
       <w:r>
         <w:rPr>
           <w:b w:val="0"/>
-        </w:rPr>
-        <w:t>A multimodal pipeline may transcribe speech, inspect an image and generate a response. Errors at one stage can propagate even when later stages run correctly.</w:t>
-      </w:r>
-    </w:p>
-    <w:p>
-      <w:pPr>
-        <w:spacing w:line="336" w:lineRule="auto" w:after="180"/>
-      </w:pPr>
-      <w:r>
-        <w:rPr>
-          <w:b w:val="0"/>
-        </w:rPr>
-        <w:t>Begin by writing the question the procedure is intended to answer. Identify the information already supplied, the information it will produce and the information still missing.</w:t>
-      </w:r>
-    </w:p>
-    <w:p>
-      <w:pPr>
-        <w:spacing w:line="336" w:lineRule="auto" w:after="180"/>
-      </w:pPr>
-      <w:r>
-        <w:rPr>
-          <w:b w:val="0"/>
-        </w:rPr>
-        <w:t>These are constructed classroom examples; they do not require live accounts, private records or an external service. Do not treat a plausible explanation as a measured outcome.</w:t>
-      </w:r>
-    </w:p>
-    <w:p>
-      <w:pPr>
-        <w:pStyle w:val="Heading1"/>
-      </w:pPr>
-      <w:r>
-        <w:t>03. See how it works</w:t>
-      </w:r>
-    </w:p>
-    <w:p>
-      <w:r>
-        <w:t>Follow the mechanism for Multimodal Evidence. Connect each labelled input, deciding step and result.</w:t>
-      </w:r>
-    </w:p>
-    <w:p>
-      <w:pPr>
-        <w:spacing w:line="336" w:lineRule="auto" w:after="180"/>
-      </w:pPr>
-      <w:r>
-        <w:rPr>
-          <w:b/>
         </w:rPr>
         <w:t xml:space="preserve">VISUAL </w:t>
       </w:r>
@@ -949,88 +1305,6 @@
       </w:pPr>
       <w:r>
         <w:t>A closer explanation</w:t>
-      </w:r>
-    </w:p>
-    <w:p>
-      <w:pPr>
-        <w:spacing w:line="336" w:lineRule="auto" w:after="180"/>
-      </w:pPr>
-      <w:r>
-        <w:rPr>
-          <w:b w:val="0"/>
-        </w:rPr>
-        <w:t xml:space="preserve">Track source </w:t>
-      </w:r>
-      <w:r>
-        <w:rPr>
-          <w:b/>
-        </w:rPr>
-        <w:t>modality</w:t>
-      </w:r>
-      <w:r>
-        <w:rPr>
-          <w:b w:val="0"/>
-        </w:rPr>
-        <w:t xml:space="preserve">, segment/time references, </w:t>
-      </w:r>
-      <w:r>
-        <w:rPr>
-          <w:b/>
-        </w:rPr>
-        <w:t>transcription</w:t>
-      </w:r>
-      <w:r>
-        <w:rPr>
-          <w:b w:val="0"/>
-        </w:rPr>
-        <w:t xml:space="preserve">, interpretation and final claims separately. Compare </w:t>
-      </w:r>
-      <w:r>
-        <w:rPr>
-          <w:b/>
-        </w:rPr>
-        <w:t>conflict</w:t>
-      </w:r>
-      <w:r>
-        <w:rPr>
-          <w:b w:val="0"/>
-        </w:rPr>
-        <w:t xml:space="preserve">ing </w:t>
-      </w:r>
-      <w:r>
-        <w:rPr>
-          <w:b/>
-        </w:rPr>
-        <w:t>evidence</w:t>
-      </w:r>
-      <w:r>
-        <w:rPr>
-          <w:b w:val="0"/>
-        </w:rPr>
-        <w:t xml:space="preserve"> without assuming one </w:t>
-      </w:r>
-      <w:r>
-        <w:rPr>
-          <w:b/>
-        </w:rPr>
-        <w:t>modality</w:t>
-      </w:r>
-      <w:r>
-        <w:rPr>
-          <w:b w:val="0"/>
-        </w:rPr>
-        <w:t xml:space="preserve"> always wins.</w:t>
-      </w:r>
-    </w:p>
-    <w:p>
-      <w:pPr>
-        <w:spacing w:line="336" w:lineRule="auto" w:after="180"/>
-      </w:pPr>
-      <w:r>
-        <w:rPr>
-          <w:b w:val="0"/>
-        </w:rPr>
-        <w:t>Ask for clarification when the task needs unresolved information.</w:t>
       </w:r>
     </w:p>
     <w:p>
@@ -1127,52 +1401,6 @@
     </w:p>
     <w:p>
       <w:pPr>
-        <w:spacing w:line="336" w:lineRule="auto" w:after="180"/>
-      </w:pPr>
-      <w:r>
-        <w:rPr>
-          <w:b w:val="0"/>
-        </w:rPr>
-        <w:t xml:space="preserve">Before applying the procedure, write its units, denominator or decision boundary where relevant. A partner should be able to repeat each step using the same </w:t>
-      </w:r>
-      <w:r>
-        <w:rPr>
-          <w:b/>
-        </w:rPr>
-        <w:t>input</w:t>
-      </w:r>
-      <w:r>
-        <w:rPr>
-          <w:b w:val="0"/>
-        </w:rPr>
-        <w:t>s.</w:t>
-      </w:r>
-    </w:p>
-    <w:p>
-      <w:pPr>
-        <w:spacing w:line="336" w:lineRule="auto" w:after="180"/>
-      </w:pPr>
-      <w:r>
-        <w:rPr>
-          <w:b w:val="0"/>
-        </w:rPr>
-        <w:t xml:space="preserve">If a required </w:t>
-      </w:r>
-      <w:r>
-        <w:rPr>
-          <w:b/>
-        </w:rPr>
-        <w:t>input</w:t>
-      </w:r>
-      <w:r>
-        <w:rPr>
-          <w:b w:val="0"/>
-        </w:rPr>
-        <w:t xml:space="preserve"> is absent or violates the stated contract, record that condition explicitly instead of quietly replacing it with a convenient value.</w:t>
-      </w:r>
-    </w:p>
-    <w:p>
-      <w:pPr>
         <w:pStyle w:val="Heading3"/>
       </w:pPr>
       <w:r>
@@ -1181,86 +1409,23 @@
     </w:p>
     <w:p>
       <w:pPr>
-        <w:spacing w:line="336" w:lineRule="auto" w:after="180"/>
-      </w:pPr>
-      <w:r>
-        <w:rPr>
-          <w:b w:val="0"/>
-        </w:rPr>
-        <w:t xml:space="preserve">Point to the </w:t>
-      </w:r>
-      <w:r>
-        <w:rPr>
-          <w:b/>
-        </w:rPr>
-        <w:t>input</w:t>
-      </w:r>
-      <w:r>
-        <w:rPr>
-          <w:b w:val="0"/>
-        </w:rPr>
-        <w:t>, the deciding step and the result in this week’s visual. Explain the same step in ordinary words. A picture helps when you can say what each part represents.</w:t>
-      </w:r>
-    </w:p>
-    <w:p>
-      <w:pPr>
         <w:pStyle w:val="Heading1"/>
       </w:pPr>
       <w:r>
-        <w:t>04. Compare the cases</w:t>
-      </w:r>
-    </w:p>
-    <w:p>
-      <w:r>
-        <w:t>Compare the supplied cases for Multimodal Evidence. Identify the detail that changes the conclusion.</w:t>
-      </w:r>
-    </w:p>
-    <w:p>
-      <w:pPr>
-        <w:pStyle w:val="Heading3"/>
-      </w:pPr>
-      <w:r>
-        <w:t>The case to investigate</w:t>
-      </w:r>
-    </w:p>
-    <w:p>
-      <w:pPr>
-        <w:spacing w:line="336" w:lineRule="auto" w:after="180"/>
-        <w:shd w:fill="F1F6FC"/>
-      </w:pPr>
-      <w:r>
-        <w:rPr>
-          <w:b w:val="0"/>
-        </w:rPr>
-        <w:t>CASE GALLERY</w:t>
-      </w:r>
-    </w:p>
-    <w:p>
-      <w:pPr>
-        <w:spacing w:line="336" w:lineRule="auto" w:after="180"/>
-      </w:pPr>
-      <w:r>
-        <w:rPr>
-          <w:b w:val="0"/>
-        </w:rPr>
-        <w:t xml:space="preserve">Four Tests, Four Kinds of </w:t>
-      </w:r>
-      <w:r>
-        <w:rPr>
-          <w:b/>
-        </w:rPr>
-        <w:t>Evidence</w:t>
-      </w:r>
-    </w:p>
-    <w:p>
-      <w:pPr>
-        <w:spacing w:line="336" w:lineRule="auto" w:after="180"/>
-      </w:pPr>
-      <w:r>
-        <w:rPr>
-          <w:b w:val="0"/>
-        </w:rPr>
-        <w:t>A system is not understood until it survives more than one comfortable example.</w:t>
+        <w:t>04. Compare visible evidence, hidden regions and caption claims</w:t>
+      </w:r>
+    </w:p>
+    <w:p>
+      <w:r>
+        <w:t>Absence from view is different from confirmed absence.</w:t>
+      </w:r>
+    </w:p>
+    <w:p>
+      <w:pPr>
+        <w:pStyle w:val="Heading2"/>
+      </w:pPr>
+      <w:r>
+        <w:t>Four pictures with a purpose</w:t>
       </w:r>
     </w:p>
     <w:p>
@@ -1301,6 +1466,11 @@
     </w:p>
     <w:p>
       <w:r>
+        <w:t>Normal case: predict the result and deciding evidence.</w:t>
+      </w:r>
+    </w:p>
+    <w:p>
+      <w:r>
         <w:drawing>
           <wp:inline xmlns:a="http://schemas.openxmlformats.org/drawingml/2006/main" xmlns:pic="http://schemas.openxmlformats.org/drawingml/2006/picture">
             <wp:extent cx="5486400" cy="3200400"/>
@@ -1336,47 +1506,8 @@
       </w:r>
     </w:p>
     <w:p>
-      <w:pPr>
-        <w:pStyle w:val="Heading3"/>
-      </w:pPr>
-      <w:r>
-        <w:t>The normal case</w:t>
-      </w:r>
-    </w:p>
-    <w:p>
-      <w:pPr>
-        <w:spacing w:line="336" w:lineRule="auto" w:after="180"/>
-        <w:shd w:fill="F1F6FC"/>
-      </w:pPr>
-      <w:r>
-        <w:rPr>
-          <w:b w:val="0"/>
-        </w:rPr>
-        <w:t xml:space="preserve">NORMAL CASE: predict and name </w:t>
-      </w:r>
-      <w:r>
-        <w:rPr>
-          <w:b/>
-        </w:rPr>
-        <w:t>evidence</w:t>
-      </w:r>
-      <w:r>
-        <w:rPr>
-          <w:b w:val="0"/>
-        </w:rPr>
-        <w:t xml:space="preserve">.     BOUNDARY CASE: predict and name </w:t>
-      </w:r>
-      <w:r>
-        <w:rPr>
-          <w:b/>
-        </w:rPr>
-        <w:t>evidence</w:t>
-      </w:r>
-      <w:r>
-        <w:rPr>
-          <w:b w:val="0"/>
-        </w:rPr>
-        <w:t>.</w:t>
+      <w:r>
+        <w:t>Boundary case: identify the exact limit.</w:t>
       </w:r>
     </w:p>
     <w:p>
@@ -1417,6 +1548,11 @@
     </w:p>
     <w:p>
       <w:r>
+        <w:t>Missing information: name what must be clarified.</w:t>
+      </w:r>
+    </w:p>
+    <w:p>
+      <w:r>
         <w:drawing>
           <wp:inline xmlns:a="http://schemas.openxmlformats.org/drawingml/2006/main" xmlns:pic="http://schemas.openxmlformats.org/drawingml/2006/picture">
             <wp:extent cx="5486400" cy="3200400"/>
@@ -1452,224 +1588,156 @@
       </w:r>
     </w:p>
     <w:p>
+      <w:r>
+        <w:t>Transfer case: explain which procedure still applies.</w:t>
+      </w:r>
+    </w:p>
+    <w:p>
+      <w:pPr>
+        <w:pStyle w:val="Heading2"/>
+      </w:pPr>
+      <w:r>
+        <w:t>Choose a revealing case</w:t>
+      </w:r>
+    </w:p>
+    <w:p>
+      <w:pPr>
+        <w:pStyle w:val="ListBullet"/>
+      </w:pPr>
+      <w:r>
+        <w:t>Which case is most likely to reveal a hidden assumption? Why?</w:t>
+      </w:r>
+    </w:p>
+    <w:p>
       <w:pPr>
         <w:pStyle w:val="Heading3"/>
       </w:pPr>
       <w:r>
-        <w:t>Check missing information</w:t>
+        <w:t>Write or draw your reasoning and evidence.</w:t>
+      </w:r>
+    </w:p>
+    <w:p>
+      <w:r>
+        <w:t>________________________________________________________________</w:t>
+      </w:r>
+    </w:p>
+    <w:p>
+      <w:r>
+        <w:t>________________________________________________________________</w:t>
+      </w:r>
+    </w:p>
+    <w:p>
+      <w:r>
+        <w:t>________________________________________________________________</w:t>
+      </w:r>
+    </w:p>
+    <w:p>
+      <w:r>
+        <w:t>________________________________________________________________</w:t>
+      </w:r>
+    </w:p>
+    <w:p>
+      <w:r>
+        <w:t>________________________________________________________________</w:t>
+      </w:r>
+    </w:p>
+    <w:p>
+      <w:pPr>
+        <w:pStyle w:val="Heading2"/>
+      </w:pPr>
+      <w:r>
+        <w:t>Predict the supplied changed case</w:t>
+      </w:r>
+    </w:p>
+    <w:p>
+      <w:pPr>
+        <w:pStyle w:val="ListBullet"/>
+      </w:pPr>
+      <w:r>
+        <w:t>Change: Open the closed box and a verified observation shows two pencils inside, with no other desk locations.</w:t>
+      </w:r>
+    </w:p>
+    <w:p>
+      <w:pPr>
+        <w:pStyle w:val="Heading2"/>
+      </w:pPr>
+      <w:r>
+        <w:t>Check after predicting · reference / check after trying</w:t>
       </w:r>
     </w:p>
     <w:p>
       <w:pPr>
         <w:spacing w:line="336" w:lineRule="auto" w:after="180"/>
-        <w:shd w:fill="FFF5E6"/>
-      </w:pPr>
+      </w:pPr>
+      <w:r>
+        <w:rPr>
+          <w:b/>
+        </w:rPr>
+        <w:t>Prediction</w:t>
+      </w:r>
       <w:r>
         <w:rPr>
           <w:b w:val="0"/>
         </w:rPr>
-        <w:t xml:space="preserve">MISSING INFORMATION: predict and name </w:t>
+        <w:t>: The total is now supported as five.</w:t>
+      </w:r>
+    </w:p>
+    <w:p>
+      <w:pPr>
+        <w:spacing w:line="336" w:lineRule="auto" w:after="180"/>
+      </w:pPr>
+      <w:r>
+        <w:rPr>
+          <w:b w:val="0"/>
+        </w:rPr>
+        <w:t>Reason: 3 visible initially plus 2 newly observed gives 5 under the complete-location assumption.</w:t>
+      </w:r>
+    </w:p>
+    <w:p>
+      <w:pPr>
+        <w:pStyle w:val="Heading2"/>
+      </w:pPr>
+      <w:r>
+        <w:t>Earlier wording, alternatives and picture transcripts · reference / check after trying</w:t>
+      </w:r>
+    </w:p>
+    <w:p>
+      <w:pPr>
+        <w:spacing w:line="336" w:lineRule="auto" w:after="180"/>
+      </w:pPr>
+      <w:r>
+        <w:rPr>
+          <w:b w:val="0"/>
+        </w:rPr>
+        <w:t>CASE GALLERY</w:t>
+      </w:r>
+    </w:p>
+    <w:p>
+      <w:pPr>
+        <w:spacing w:line="336" w:lineRule="auto" w:after="180"/>
+      </w:pPr>
+      <w:r>
+        <w:rPr>
+          <w:b w:val="0"/>
+        </w:rPr>
+        <w:t xml:space="preserve">Four Tests, Four Kinds of </w:t>
       </w:r>
       <w:r>
         <w:rPr>
           <w:b/>
         </w:rPr>
-        <w:t>evidence</w:t>
-      </w:r>
+        <w:t>Evidence</w:t>
+      </w:r>
+    </w:p>
+    <w:p>
+      <w:pPr>
+        <w:spacing w:line="336" w:lineRule="auto" w:after="180"/>
+      </w:pPr>
       <w:r>
         <w:rPr>
           <w:b w:val="0"/>
         </w:rPr>
-        <w:t xml:space="preserve">.     TRANSFER CASE: predict and name </w:t>
-      </w:r>
-      <w:r>
-        <w:rPr>
-          <w:b/>
-        </w:rPr>
-        <w:t>evidence</w:t>
-      </w:r>
-      <w:r>
-        <w:rPr>
-          <w:b w:val="0"/>
-        </w:rPr>
-        <w:t>.</w:t>
-      </w:r>
-    </w:p>
-    <w:p>
-      <w:pPr>
-        <w:spacing w:line="336" w:lineRule="auto" w:after="180"/>
-        <w:shd w:fill="F5F1FB"/>
-      </w:pPr>
-      <w:r>
-        <w:rPr>
-          <w:b w:val="0"/>
-        </w:rPr>
-        <w:t>Which case is most likely to reveal a hidden assumption? Why?</w:t>
-      </w:r>
-    </w:p>
-    <w:p>
-      <w:pPr>
-        <w:pStyle w:val="Heading3"/>
-      </w:pPr>
-      <w:r>
-        <w:t>Write or draw your reasoning and evidence.</w:t>
-      </w:r>
-    </w:p>
-    <w:p>
-      <w:r>
-        <w:t>________________________________________________________________</w:t>
-      </w:r>
-    </w:p>
-    <w:p>
-      <w:r>
-        <w:t>________________________________________________________________</w:t>
-      </w:r>
-    </w:p>
-    <w:p>
-      <w:r>
-        <w:t>________________________________________________________________</w:t>
-      </w:r>
-    </w:p>
-    <w:p>
-      <w:r>
-        <w:t>________________________________________________________________</w:t>
-      </w:r>
-    </w:p>
-    <w:p>
-      <w:r>
-        <w:t>________________________________________________________________</w:t>
-      </w:r>
-    </w:p>
-    <w:p>
-      <w:pPr>
-        <w:pStyle w:val="Heading3"/>
-      </w:pPr>
-      <w:r>
-        <w:t>Change one thing in the pictured case</w:t>
-      </w:r>
-    </w:p>
-    <w:p>
-      <w:pPr>
-        <w:pStyle w:val="Heading3"/>
-      </w:pPr>
-      <w:r>
-        <w:t>Change one thing</w:t>
-      </w:r>
-    </w:p>
-    <w:p>
-      <w:pPr>
-        <w:spacing w:line="336" w:lineRule="auto" w:after="180"/>
-        <w:shd w:fill="F5F1FB"/>
-      </w:pPr>
-      <w:r>
-        <w:rPr>
-          <w:b w:val="0"/>
-        </w:rPr>
-        <w:t xml:space="preserve">Change: Open the closed box and a verified </w:t>
-      </w:r>
-      <w:r>
-        <w:rPr>
-          <w:b/>
-        </w:rPr>
-        <w:t>observation</w:t>
-      </w:r>
-      <w:r>
-        <w:rPr>
-          <w:b w:val="0"/>
-        </w:rPr>
-        <w:t xml:space="preserve"> shows two pencils inside, with no other desk locations.</w:t>
-      </w:r>
-    </w:p>
-    <w:p>
-      <w:pPr>
-        <w:pStyle w:val="Heading3"/>
-      </w:pPr>
-      <w:r>
-        <w:t>Predicted result</w:t>
-      </w:r>
-    </w:p>
-    <w:p>
-      <w:pPr>
-        <w:spacing w:line="336" w:lineRule="auto" w:after="180"/>
-        <w:shd w:fill="F1F6FC"/>
-      </w:pPr>
-      <w:r>
-        <w:rPr>
-          <w:b/>
-        </w:rPr>
-        <w:t>Prediction</w:t>
-      </w:r>
-      <w:r>
-        <w:rPr>
-          <w:b w:val="0"/>
-        </w:rPr>
-        <w:t>: The total is now supported as five.</w:t>
-      </w:r>
-    </w:p>
-    <w:p>
-      <w:pPr>
-        <w:pStyle w:val="Heading3"/>
-      </w:pPr>
-      <w:r>
-        <w:t>Why the result follows</w:t>
-      </w:r>
-    </w:p>
-    <w:p>
-      <w:pPr>
-        <w:spacing w:line="336" w:lineRule="auto" w:after="180"/>
-        <w:shd w:fill="F1F6FC"/>
-      </w:pPr>
-      <w:r>
-        <w:rPr>
-          <w:b w:val="0"/>
-        </w:rPr>
-        <w:t>Reason: 3 visible initially plus 2 newly observed gives 5 under the complete-location assumption.</w:t>
-      </w:r>
-    </w:p>
-    <w:p>
-      <w:pPr>
-        <w:pStyle w:val="Heading1"/>
-      </w:pPr>
-      <w:r>
-        <w:t>05. Words that unlock the idea</w:t>
-      </w:r>
-    </w:p>
-    <w:p>
-      <w:r>
-        <w:t>Use the vocabulary of Multimodal Evidence to explain a concrete decision, rather than only memorising definitions.</w:t>
-      </w:r>
-    </w:p>
-    <w:p>
-      <w:pPr>
-        <w:spacing w:line="336" w:lineRule="auto" w:after="180"/>
-      </w:pPr>
-      <w:r>
-        <w:rPr>
-          <w:b/>
-        </w:rPr>
-        <w:t>VOCABULARY LAB</w:t>
-      </w:r>
-    </w:p>
-    <w:p>
-      <w:pPr>
-        <w:spacing w:line="336" w:lineRule="auto" w:after="180"/>
-      </w:pPr>
-      <w:r>
-        <w:rPr>
-          <w:b w:val="0"/>
-        </w:rPr>
-        <w:t>Words You Can Use to Reason</w:t>
-      </w:r>
-    </w:p>
-    <w:p>
-      <w:pPr>
-        <w:spacing w:line="336" w:lineRule="auto" w:after="180"/>
-      </w:pPr>
-      <w:r>
-        <w:rPr>
-          <w:b w:val="0"/>
-        </w:rPr>
-        <w:t>A definition matters when you can recognize the idea, use it, and contrast it with a near-miss.</w:t>
+        <w:t>A system is not understood until it survives more than one comfortable example.</w:t>
       </w:r>
     </w:p>
     <w:p>
@@ -1677,7 +1745,7 @@
         <w:drawing>
           <wp:inline xmlns:a="http://schemas.openxmlformats.org/drawingml/2006/main" xmlns:pic="http://schemas.openxmlformats.org/drawingml/2006/picture">
             <wp:extent cx="5486400" cy="3200400"/>
-            <wp:docPr id="10" name="Picture 10" descr="Vocabulary badge: modality"/>
+            <wp:docPr id="10" name="Picture 10" descr="NORMAL CASE illustration"/>
             <wp:cNvGraphicFramePr>
               <a:graphicFrameLocks noChangeAspect="1"/>
             </wp:cNvGraphicFramePr>
@@ -1685,11 +1753,11 @@
               <a:graphicData uri="http://schemas.openxmlformats.org/drawingml/2006/picture">
                 <pic:pic>
                   <pic:nvPicPr>
-                    <pic:cNvPr id="0" name="8c963b226febb30cf8eb0ceac3d8875c023519c3f43d72f278b2d2fcec317cae.png"/>
+                    <pic:cNvPr id="0" name="baa081bb74d63b3556ecfd5951cdc8779d64ec1813de34614621c4e969a973f1.png"/>
                     <pic:cNvPicPr/>
                   </pic:nvPicPr>
                   <pic:blipFill>
-                    <a:blip r:embed="rId17"/>
+                    <a:blip r:embed="rId13"/>
                     <a:stretch>
                       <a:fillRect/>
                     </a:stretch>
@@ -1713,7 +1781,7 @@
         <w:drawing>
           <wp:inline xmlns:a="http://schemas.openxmlformats.org/drawingml/2006/main" xmlns:pic="http://schemas.openxmlformats.org/drawingml/2006/picture">
             <wp:extent cx="5486400" cy="3200400"/>
-            <wp:docPr id="11" name="Picture 11" descr="Vocabulary badge: alignment"/>
+            <wp:docPr id="11" name="Picture 11" descr="BOUNDARY CASE illustration"/>
             <wp:cNvGraphicFramePr>
               <a:graphicFrameLocks noChangeAspect="1"/>
             </wp:cNvGraphicFramePr>
@@ -1721,11 +1789,11 @@
               <a:graphicData uri="http://schemas.openxmlformats.org/drawingml/2006/picture">
                 <pic:pic>
                   <pic:nvPicPr>
-                    <pic:cNvPr id="0" name="38937ab93115552adedce2efe119b6e9a8f1d684ac4ef6a4939f0aea7d3d1884.png"/>
+                    <pic:cNvPr id="0" name="5e6557194a1470352d07b6a509da5d673d81767981996dd1b685f799a5582b76.png"/>
                     <pic:cNvPicPr/>
                   </pic:nvPicPr>
                   <pic:blipFill>
-                    <a:blip r:embed="rId18"/>
+                    <a:blip r:embed="rId14"/>
                     <a:stretch>
                       <a:fillRect/>
                     </a:stretch>
@@ -1745,11 +1813,46 @@
       </w:r>
     </w:p>
     <w:p>
+      <w:pPr>
+        <w:spacing w:line="336" w:lineRule="auto" w:after="180"/>
+      </w:pPr>
+      <w:r>
+        <w:rPr>
+          <w:b w:val="0"/>
+        </w:rPr>
+        <w:t xml:space="preserve">NORMAL CASE: predict and name </w:t>
+      </w:r>
+      <w:r>
+        <w:rPr>
+          <w:b/>
+        </w:rPr>
+        <w:t>evidence</w:t>
+      </w:r>
+      <w:r>
+        <w:rPr>
+          <w:b w:val="0"/>
+        </w:rPr>
+        <w:t xml:space="preserve">.     BOUNDARY CASE: predict and name </w:t>
+      </w:r>
+      <w:r>
+        <w:rPr>
+          <w:b/>
+        </w:rPr>
+        <w:t>evidence</w:t>
+      </w:r>
+      <w:r>
+        <w:rPr>
+          <w:b w:val="0"/>
+        </w:rPr>
+        <w:t>.</w:t>
+      </w:r>
+    </w:p>
+    <w:p>
       <w:r>
         <w:drawing>
           <wp:inline xmlns:a="http://schemas.openxmlformats.org/drawingml/2006/main" xmlns:pic="http://schemas.openxmlformats.org/drawingml/2006/picture">
             <wp:extent cx="5486400" cy="3200400"/>
-            <wp:docPr id="12" name="Picture 12" descr="Vocabulary badge: fusion"/>
+            <wp:docPr id="12" name="Picture 12" descr="MISSING INFORMATION illustration"/>
             <wp:cNvGraphicFramePr>
               <a:graphicFrameLocks noChangeAspect="1"/>
             </wp:cNvGraphicFramePr>
@@ -1757,11 +1860,11 @@
               <a:graphicData uri="http://schemas.openxmlformats.org/drawingml/2006/picture">
                 <pic:pic>
                   <pic:nvPicPr>
-                    <pic:cNvPr id="0" name="41b64822855dac4556f868b4a321795117bd6c0229667088c4b16546e5da83c5.png"/>
+                    <pic:cNvPr id="0" name="8e1f2e3affdd81449df265675243cda4511c1e88dd8cd9583d4ea42f6083c297.png"/>
                     <pic:cNvPicPr/>
                   </pic:nvPicPr>
                   <pic:blipFill>
-                    <a:blip r:embed="rId19"/>
+                    <a:blip r:embed="rId15"/>
                     <a:stretch>
                       <a:fillRect/>
                     </a:stretch>
@@ -1785,7 +1888,7 @@
         <w:drawing>
           <wp:inline xmlns:a="http://schemas.openxmlformats.org/drawingml/2006/main" xmlns:pic="http://schemas.openxmlformats.org/drawingml/2006/picture">
             <wp:extent cx="5486400" cy="3200400"/>
-            <wp:docPr id="13" name="Picture 13" descr="Vocabulary badge: conflict"/>
+            <wp:docPr id="13" name="Picture 13" descr="TRANSFER CASE illustration"/>
             <wp:cNvGraphicFramePr>
               <a:graphicFrameLocks noChangeAspect="1"/>
             </wp:cNvGraphicFramePr>
@@ -1793,11 +1896,11 @@
               <a:graphicData uri="http://schemas.openxmlformats.org/drawingml/2006/picture">
                 <pic:pic>
                   <pic:nvPicPr>
-                    <pic:cNvPr id="0" name="74985944ece7e82151d9c59b0ac5dbc220aea791e8ffc407bb26286efcdeb044.png"/>
+                    <pic:cNvPr id="0" name="a54f0c40e48e47ca92a4c36ebbc98f08b4a78c72cd385d85b0a5a7f07f558757.png"/>
                     <pic:cNvPicPr/>
                   </pic:nvPicPr>
                   <pic:blipFill>
-                    <a:blip r:embed="rId20"/>
+                    <a:blip r:embed="rId16"/>
                     <a:stretch>
                       <a:fillRect/>
                     </a:stretch>
@@ -1816,272 +1919,68 @@
         </w:drawing>
       </w:r>
     </w:p>
-    <w:tbl>
-      <w:tblPr>
-        <w:tblStyle w:val="LightShading-Accent1"/>
-        <w:tblW w:type="auto" w:w="0"/>
-        <w:tblLook w:firstColumn="1" w:firstRow="1" w:lastColumn="0" w:lastRow="0" w:noHBand="0" w:noVBand="1" w:val="04A0"/>
-      </w:tblPr>
-      <w:tblGrid>
-        <w:gridCol w:w="3408"/>
-        <w:gridCol w:w="3408"/>
-        <w:gridCol w:w="3408"/>
-      </w:tblGrid>
-      <w:tr>
-        <w:trPr>
-          <w:tblHeader/>
-        </w:trPr>
-        <w:tc>
-          <w:tcPr>
-            <w:tcW w:type="dxa" w:w="3408"/>
-          </w:tcPr>
-          <w:p>
-            <w:r>
-              <w:t>Word</w:t>
-            </w:r>
-          </w:p>
-        </w:tc>
-        <w:tc>
-          <w:tcPr>
-            <w:tcW w:type="dxa" w:w="3408"/>
-          </w:tcPr>
-          <w:p>
-            <w:r>
-              <w:t>My own example</w:t>
-            </w:r>
-          </w:p>
-        </w:tc>
-        <w:tc>
-          <w:tcPr>
-            <w:tcW w:type="dxa" w:w="3408"/>
-          </w:tcPr>
-          <w:p>
-            <w:r>
-              <w:t>Not this / boundary</w:t>
-            </w:r>
-          </w:p>
-        </w:tc>
-      </w:tr>
-      <w:tr>
-        <w:tc>
-          <w:tcPr>
-            <w:tcW w:type="dxa" w:w="3408"/>
-          </w:tcPr>
-          <w:p>
-            <w:r>
-              <w:t>modality</w:t>
-            </w:r>
-          </w:p>
-        </w:tc>
-        <w:tc>
-          <w:tcPr>
-            <w:tcW w:type="dxa" w:w="3408"/>
-          </w:tcPr>
-          <w:p>
-            <w:r>
-              <w:t>A form of information, such as text, image, audio or video.</w:t>
-            </w:r>
-          </w:p>
-        </w:tc>
-        <w:tc>
-          <w:tcPr>
-            <w:tcW w:type="dxa" w:w="3408"/>
-          </w:tcPr>
-          <w:p>
-            <w:r/>
-          </w:p>
-        </w:tc>
-      </w:tr>
-      <w:tr>
-        <w:tc>
-          <w:tcPr>
-            <w:tcW w:type="dxa" w:w="3408"/>
-          </w:tcPr>
-          <w:p>
-            <w:r>
-              <w:t>alignment</w:t>
-            </w:r>
-          </w:p>
-        </w:tc>
-        <w:tc>
-          <w:tcPr>
-            <w:tcW w:type="dxa" w:w="3408"/>
-          </w:tcPr>
-          <w:p>
-            <w:r>
-              <w:t>How well a system's behaviour matches the intended goals, constraints and values in a stated setting.</w:t>
-            </w:r>
-          </w:p>
-        </w:tc>
-        <w:tc>
-          <w:tcPr>
-            <w:tcW w:type="dxa" w:w="3408"/>
-          </w:tcPr>
-          <w:p>
-            <w:r/>
-          </w:p>
-        </w:tc>
-      </w:tr>
-      <w:tr>
-        <w:tc>
-          <w:tcPr>
-            <w:tcW w:type="dxa" w:w="3408"/>
-          </w:tcPr>
-          <w:p>
-            <w:r>
-              <w:t>fusion</w:t>
-            </w:r>
-          </w:p>
-        </w:tc>
-        <w:tc>
-          <w:tcPr>
-            <w:tcW w:type="dxa" w:w="3408"/>
-          </w:tcPr>
-          <w:p>
-            <w:r>
-              <w:t>Combining information from multiple sources or modalities.</w:t>
-            </w:r>
-          </w:p>
-        </w:tc>
-        <w:tc>
-          <w:tcPr>
-            <w:tcW w:type="dxa" w:w="3408"/>
-          </w:tcPr>
-          <w:p>
-            <w:r/>
-          </w:p>
-        </w:tc>
-      </w:tr>
-      <w:tr>
-        <w:tc>
-          <w:tcPr>
-            <w:tcW w:type="dxa" w:w="3408"/>
-          </w:tcPr>
-          <w:p>
-            <w:r>
-              <w:t>conflict</w:t>
-            </w:r>
-          </w:p>
-        </w:tc>
-        <w:tc>
-          <w:tcPr>
-            <w:tcW w:type="dxa" w:w="3408"/>
-          </w:tcPr>
-          <w:p>
-            <w:r>
-              <w:t>A disagreement between instructions, sources, labels or requirements.</w:t>
-            </w:r>
-          </w:p>
-        </w:tc>
-        <w:tc>
-          <w:tcPr>
-            <w:tcW w:type="dxa" w:w="3408"/>
-          </w:tcPr>
-          <w:p>
-            <w:r/>
-          </w:p>
-        </w:tc>
-      </w:tr>
-    </w:tbl>
+    <w:p>
+      <w:pPr>
+        <w:spacing w:line="336" w:lineRule="auto" w:after="180"/>
+      </w:pPr>
+      <w:r>
+        <w:rPr>
+          <w:b w:val="0"/>
+        </w:rPr>
+        <w:t xml:space="preserve">MISSING INFORMATION: predict and name </w:t>
+      </w:r>
+      <w:r>
+        <w:rPr>
+          <w:b/>
+        </w:rPr>
+        <w:t>evidence</w:t>
+      </w:r>
+      <w:r>
+        <w:rPr>
+          <w:b w:val="0"/>
+        </w:rPr>
+        <w:t xml:space="preserve">.     TRANSFER CASE: predict and name </w:t>
+      </w:r>
+      <w:r>
+        <w:rPr>
+          <w:b/>
+        </w:rPr>
+        <w:t>evidence</w:t>
+      </w:r>
+      <w:r>
+        <w:rPr>
+          <w:b w:val="0"/>
+        </w:rPr>
+        <w:t>.</w:t>
+      </w:r>
+    </w:p>
     <w:p>
       <w:pPr>
         <w:pStyle w:val="Heading3"/>
       </w:pPr>
       <w:r>
-        <w:t>Words used in the closer explanation</w:t>
-      </w:r>
-    </w:p>
-    <w:tbl>
-      <w:tblPr>
-        <w:tblStyle w:val="LightShading-Accent1"/>
-        <w:tblW w:type="auto" w:w="0"/>
-        <w:tblLook w:firstColumn="1" w:firstRow="1" w:lastColumn="0" w:lastRow="0" w:noHBand="0" w:noVBand="1" w:val="04A0"/>
-      </w:tblPr>
-      <w:tblGrid>
-        <w:gridCol w:w="5112"/>
-        <w:gridCol w:w="5112"/>
-      </w:tblGrid>
-      <w:tr>
-        <w:trPr>
-          <w:tblHeader/>
-        </w:trPr>
-        <w:tc>
-          <w:tcPr>
-            <w:tcW w:type="dxa" w:w="5112"/>
-          </w:tcPr>
-          <w:p>
-            <w:r>
-              <w:t>Word</w:t>
-            </w:r>
-          </w:p>
-        </w:tc>
-        <w:tc>
-          <w:tcPr>
-            <w:tcW w:type="dxa" w:w="5112"/>
-          </w:tcPr>
-          <w:p>
-            <w:r>
-              <w:t>Meaning</w:t>
-            </w:r>
-          </w:p>
-        </w:tc>
-      </w:tr>
-      <w:tr>
-        <w:tc>
-          <w:tcPr>
-            <w:tcW w:type="dxa" w:w="5112"/>
-          </w:tcPr>
-          <w:p>
-            <w:r>
-              <w:t>Transcription</w:t>
-            </w:r>
-          </w:p>
-        </w:tc>
-        <w:tc>
-          <w:tcPr>
-            <w:tcW w:type="dxa" w:w="5112"/>
-          </w:tcPr>
-          <w:p>
-            <w:r>
-              <w:t>A text representation of speech</w:t>
-            </w:r>
-          </w:p>
-        </w:tc>
-      </w:tr>
-      <w:tr>
-        <w:tc>
-          <w:tcPr>
-            <w:tcW w:type="dxa" w:w="5112"/>
-          </w:tcPr>
-          <w:p>
-            <w:r>
-              <w:t>Error propagation</w:t>
-            </w:r>
-          </w:p>
-        </w:tc>
-        <w:tc>
-          <w:tcPr>
-            <w:tcW w:type="dxa" w:w="5112"/>
-          </w:tcPr>
-          <w:p>
-            <w:r>
-              <w:t>An earlier error affecting later processing</w:t>
-            </w:r>
-          </w:p>
-        </w:tc>
-      </w:tr>
-    </w:tbl>
+        <w:t>Change one thing in the pictured case</w:t>
+      </w:r>
+    </w:p>
     <w:p>
       <w:pPr>
         <w:pStyle w:val="Heading1"/>
       </w:pPr>
       <w:r>
-        <w:t>06. Follow a worked example</w:t>
-      </w:r>
-    </w:p>
-    <w:p>
-      <w:r>
-        <w:t>Follow the worked trace for Multimodal Evidence, predict a step, then compare with its explanation.</w:t>
+        <w:t>06. Trace the lower bound without inventing the total</w:t>
+      </w:r>
+    </w:p>
+    <w:p>
+      <w:r>
+        <w:t>A later verified observation changes the evidence, not the meaning of unknown.</w:t>
+      </w:r>
+    </w:p>
+    <w:p>
+      <w:pPr>
+        <w:pStyle w:val="Heading2"/>
+      </w:pPr>
+      <w:r>
+        <w:t>Read the complete pictured desk description and caption</w:t>
       </w:r>
     </w:p>
     <w:p>
@@ -2090,57 +1989,59 @@
       </w:pPr>
       <w:r>
         <w:rPr>
+          <w:b w:val="0"/>
+        </w:rPr>
+        <w:t>A fictional Study Buddy audits a desk description and a separate caption.</w:t>
+      </w:r>
+    </w:p>
+    <w:p>
+      <w:pPr>
+        <w:spacing w:line="336" w:lineRule="auto" w:after="180"/>
+      </w:pPr>
+      <w:r>
+        <w:rPr>
+          <w:b w:val="0"/>
+        </w:rPr>
+        <w:t>Description: one open transparent box visibly contains three pencils; one closed opaque box hides its contents.</w:t>
+      </w:r>
+    </w:p>
+    <w:p>
+      <w:pPr>
+        <w:spacing w:line="336" w:lineRule="auto" w:after="180"/>
+      </w:pPr>
+      <w:r>
+        <w:rPr>
+          <w:b w:val="0"/>
+        </w:rPr>
+        <w:t xml:space="preserve">Caption: “There are five pencils on this desk.” No other </w:t>
+      </w:r>
+      <w:r>
+        <w:rPr>
           <w:b/>
         </w:rPr>
-        <w:t xml:space="preserve">WORKED </w:t>
-      </w:r>
-      <w:r>
-        <w:rPr>
-          <w:b/>
-        </w:rPr>
-        <w:t>EVIDENCE</w:t>
-      </w:r>
-    </w:p>
-    <w:p>
-      <w:pPr>
-        <w:spacing w:line="336" w:lineRule="auto" w:after="180"/>
-      </w:pPr>
+        <w:t>evidence</w:t>
+      </w:r>
       <w:r>
         <w:rPr>
           <w:b w:val="0"/>
         </w:rPr>
-        <w:t>Reason Step by Step</w:t>
-      </w:r>
-    </w:p>
-    <w:p>
-      <w:pPr>
-        <w:spacing w:line="336" w:lineRule="auto" w:after="180"/>
-      </w:pPr>
-      <w:r>
-        <w:rPr>
-          <w:b w:val="0"/>
-        </w:rPr>
-        <w:t xml:space="preserve">Predict first. Then check each step. A correct answer without visible reasoning is incomplete </w:t>
-      </w:r>
-      <w:r>
-        <w:rPr>
-          <w:b/>
-        </w:rPr>
-        <w:t>evidence</w:t>
-      </w:r>
-      <w:r>
-        <w:rPr>
-          <w:b w:val="0"/>
-        </w:rPr>
-        <w:t>.</w:t>
+        <w:t xml:space="preserve"> reveals the closed box.</w:t>
+      </w:r>
+    </w:p>
+    <w:p>
+      <w:pPr>
+        <w:pStyle w:val="Heading2"/>
+      </w:pPr>
+      <w:r>
+        <w:t>Trace visible, hidden and claimed quantities</w:t>
       </w:r>
     </w:p>
     <w:p>
       <w:r>
         <w:drawing>
           <wp:inline xmlns:a="http://schemas.openxmlformats.org/drawingml/2006/main" xmlns:pic="http://schemas.openxmlformats.org/drawingml/2006/picture">
-            <wp:extent cx="5486400" cy="2377440"/>
-            <wp:docPr id="14" name="Picture 14" descr="Worked evidence for Multimodal Evidence"/>
+            <wp:extent cx="5486400" cy="4005072"/>
+            <wp:docPr id="14" name="Picture 14" descr="Visible evidence: Three pencils are explicitly visible in the open box. → Hidden region: The closed box’s pencil count is unknown. → Caption claim: Five total requires two additional pencils if these are the only relevant locations. → Supported response: At least three are supported; total five is not established by the description."/>
             <wp:cNvGraphicFramePr>
               <a:graphicFrameLocks noChangeAspect="1"/>
             </wp:cNvGraphicFramePr>
@@ -2148,11 +2049,11 @@
               <a:graphicData uri="http://schemas.openxmlformats.org/drawingml/2006/picture">
                 <pic:pic>
                   <pic:nvPicPr>
-                    <pic:cNvPr id="0" name="5930c3a58258442c142fb561bd4b2a7e8303ad2857154e1c7f728c2ac6a525c9.png"/>
+                    <pic:cNvPr id="0" name="academy-story-ai-3-13-02.png"/>
                     <pic:cNvPicPr/>
                   </pic:nvPicPr>
                   <pic:blipFill>
-                    <a:blip r:embed="rId21"/>
+                    <a:blip r:embed="rId17"/>
                     <a:stretch>
                       <a:fillRect/>
                     </a:stretch>
@@ -2160,415 +2061,7 @@
                   <pic:spPr>
                     <a:xfrm>
                       <a:off x="0" y="0"/>
-                      <a:ext cx="5486400" cy="2377440"/>
-                    </a:xfrm>
-                    <a:prstGeom prst="rect"/>
-                  </pic:spPr>
-                </pic:pic>
-              </a:graphicData>
-            </a:graphic>
-          </wp:inline>
-        </w:drawing>
-      </w:r>
-    </w:p>
-    <w:p>
-      <w:pPr>
-        <w:spacing w:line="336" w:lineRule="auto" w:after="180"/>
-        <w:shd w:fill="F4F9FC"/>
-      </w:pPr>
-      <w:r>
-        <w:rPr>
-          <w:b w:val="0"/>
-        </w:rPr>
-        <w:t>1. Image shows leaf spots; text asks about watering history.</w:t>
-      </w:r>
-    </w:p>
-    <w:p>
-      <w:pPr>
-        <w:spacing w:line="336" w:lineRule="auto" w:after="180"/>
-        <w:shd w:fill="F4F9FC"/>
-      </w:pPr>
-      <w:r>
-        <w:rPr>
-          <w:b w:val="0"/>
-        </w:rPr>
-        <w:t xml:space="preserve">2. Each </w:t>
-      </w:r>
-      <w:r>
-        <w:rPr>
-          <w:b/>
-        </w:rPr>
-        <w:t>modality</w:t>
-      </w:r>
-      <w:r>
-        <w:rPr>
-          <w:b w:val="0"/>
-        </w:rPr>
-        <w:t xml:space="preserve"> supplies different relevant </w:t>
-      </w:r>
-      <w:r>
-        <w:rPr>
-          <w:b/>
-        </w:rPr>
-        <w:t>evidence</w:t>
-      </w:r>
-      <w:r>
-        <w:rPr>
-          <w:b w:val="0"/>
-        </w:rPr>
-        <w:t>.</w:t>
-      </w:r>
-    </w:p>
-    <w:p>
-      <w:pPr>
-        <w:spacing w:line="336" w:lineRule="auto" w:after="180"/>
-        <w:shd w:fill="F4F9FC"/>
-      </w:pPr>
-      <w:r>
-        <w:rPr>
-          <w:b w:val="0"/>
-        </w:rPr>
-        <w:t xml:space="preserve">3. If photo and caption describe different plants, </w:t>
-      </w:r>
-      <w:r>
-        <w:rPr>
-          <w:b/>
-        </w:rPr>
-        <w:t>fusion</w:t>
-      </w:r>
-      <w:r>
-        <w:rPr>
-          <w:b w:val="0"/>
-        </w:rPr>
-        <w:t xml:space="preserve"> is unsafe.</w:t>
-      </w:r>
-    </w:p>
-    <w:p>
-      <w:pPr>
-        <w:spacing w:line="336" w:lineRule="auto" w:after="180"/>
-        <w:shd w:fill="F4F9FC"/>
-      </w:pPr>
-      <w:r>
-        <w:rPr>
-          <w:b w:val="0"/>
-        </w:rPr>
-        <w:t xml:space="preserve">4. Check </w:t>
-      </w:r>
-      <w:r>
-        <w:rPr>
-          <w:b/>
-        </w:rPr>
-        <w:t>alignment</w:t>
-      </w:r>
-      <w:r>
-        <w:rPr>
-          <w:b w:val="0"/>
-        </w:rPr>
-        <w:t>, source, and uncertainty before combining.</w:t>
-      </w:r>
-    </w:p>
-    <w:p>
-      <w:pPr>
-        <w:spacing w:line="336" w:lineRule="auto" w:after="180"/>
-      </w:pPr>
-      <w:r>
-        <w:rPr>
-          <w:b w:val="0"/>
-        </w:rPr>
-        <w:t>Recalculate, retrace, or restate the reasoning in your own representation:</w:t>
-      </w:r>
-    </w:p>
-    <w:p>
-      <w:pPr>
-        <w:pStyle w:val="Heading3"/>
-      </w:pPr>
-      <w:r>
-        <w:t>Write or draw your reasoning and evidence.</w:t>
-      </w:r>
-    </w:p>
-    <w:p>
-      <w:r>
-        <w:t>________________________________________________________________</w:t>
-      </w:r>
-    </w:p>
-    <w:p>
-      <w:r>
-        <w:t>________________________________________________________________</w:t>
-      </w:r>
-    </w:p>
-    <w:p>
-      <w:r>
-        <w:t>________________________________________________________________</w:t>
-      </w:r>
-    </w:p>
-    <w:p>
-      <w:r>
-        <w:t>________________________________________________________________</w:t>
-      </w:r>
-    </w:p>
-    <w:p>
-      <w:r>
-        <w:t>________________________________________________________________</w:t>
-      </w:r>
-    </w:p>
-    <w:p>
-      <w:pPr>
-        <w:spacing w:line="336" w:lineRule="auto" w:after="180"/>
-        <w:shd w:fill="F5F1FB"/>
-      </w:pPr>
-      <w:r>
-        <w:rPr>
-          <w:b w:val="0"/>
-        </w:rPr>
-        <w:t xml:space="preserve">CHECK  Did the </w:t>
-      </w:r>
-      <w:r>
-        <w:rPr>
-          <w:b/>
-        </w:rPr>
-        <w:t>evidence</w:t>
-      </w:r>
-      <w:r>
-        <w:rPr>
-          <w:b w:val="0"/>
-        </w:rPr>
-        <w:t xml:space="preserve"> answer the exact question? Did the total, path, or source record stay consistent?</w:t>
-      </w:r>
-    </w:p>
-    <w:p>
-      <w:pPr>
-        <w:pStyle w:val="Heading3"/>
-      </w:pPr>
-      <w:r>
-        <w:t>A closer explanation</w:t>
-      </w:r>
-    </w:p>
-    <w:p>
-      <w:pPr>
-        <w:spacing w:line="336" w:lineRule="auto" w:after="180"/>
-      </w:pPr>
-      <w:r>
-        <w:rPr>
-          <w:b w:val="0"/>
-        </w:rPr>
-        <w:t>Audio transcript reads fifteen boxes; a clear written inventory says fifty boxes. The original audio is unavailable and the assistant reports fifteen as certain.</w:t>
-      </w:r>
-    </w:p>
-    <w:p>
-      <w:pPr>
-        <w:spacing w:line="336" w:lineRule="auto" w:after="180"/>
-      </w:pPr>
-      <w:r>
-        <w:rPr>
-          <w:b w:val="0"/>
-        </w:rPr>
-        <w:t xml:space="preserve">There is an unresolved quantity </w:t>
-      </w:r>
-      <w:r>
-        <w:rPr>
-          <w:b/>
-        </w:rPr>
-        <w:t>conflict</w:t>
-      </w:r>
-      <w:r>
-        <w:rPr>
-          <w:b w:val="0"/>
-        </w:rPr>
-        <w:t xml:space="preserve"> and no audio replay. Preserve both sources and ask the responsible person; certainty is unsupported.</w:t>
-      </w:r>
-    </w:p>
-    <w:p>
-      <w:pPr>
-        <w:pStyle w:val="Heading3"/>
-      </w:pPr>
-      <w:r>
-        <w:t>Worked explanation · Multimodal Evidence</w:t>
-      </w:r>
-    </w:p>
-    <w:p>
-      <w:pPr>
-        <w:spacing w:line="336" w:lineRule="auto" w:after="180"/>
-        <w:shd w:fill="F1F6FC"/>
-      </w:pPr>
-      <w:r>
-        <w:rPr>
-          <w:b w:val="0"/>
-        </w:rPr>
-        <w:t xml:space="preserve">Compare the intermediate </w:t>
-      </w:r>
-      <w:r>
-        <w:rPr>
-          <w:b/>
-        </w:rPr>
-        <w:t>evidence</w:t>
-      </w:r>
-      <w:r>
-        <w:rPr>
-          <w:b w:val="0"/>
-        </w:rPr>
-        <w:t xml:space="preserve"> with the final statement. Explain why each number or decision follows from the stated </w:t>
-      </w:r>
-      <w:r>
-        <w:rPr>
-          <w:b/>
-        </w:rPr>
-        <w:t>input</w:t>
-      </w:r>
-      <w:r>
-        <w:rPr>
-          <w:b w:val="0"/>
-        </w:rPr>
-        <w:t>s.</w:t>
-      </w:r>
-    </w:p>
-    <w:p>
-      <w:pPr>
-        <w:spacing w:line="336" w:lineRule="auto" w:after="180"/>
-        <w:shd w:fill="F1F6FC"/>
-      </w:pPr>
-      <w:r>
-        <w:rPr>
-          <w:b w:val="0"/>
-        </w:rPr>
-        <w:t xml:space="preserve">The conclusion belongs to this scenario and procedure; changing the </w:t>
-      </w:r>
-      <w:r>
-        <w:rPr>
-          <w:b/>
-        </w:rPr>
-        <w:t>input</w:t>
-      </w:r>
-      <w:r>
-        <w:rPr>
-          <w:b w:val="0"/>
-        </w:rPr>
-        <w:t>s, evaluation population or authority can change what it establishes. Retain the raw record so a later revision can be compared honestly.</w:t>
-      </w:r>
-    </w:p>
-    <w:p>
-      <w:pPr>
-        <w:pStyle w:val="Heading3"/>
-      </w:pPr>
-      <w:r>
-        <w:t>Learn from the worked case</w:t>
-      </w:r>
-    </w:p>
-    <w:p>
-      <w:pPr>
-        <w:spacing w:line="336" w:lineRule="auto" w:after="180"/>
-      </w:pPr>
-      <w:r>
-        <w:rPr>
-          <w:b w:val="0"/>
-        </w:rPr>
-        <w:t>Cover the result before checking it. Say what is given, choose the procedure, and follow one step at a time. Then uncover the result and explain your first mismatch. Ask why a step is allowed, not only what number it produces.</w:t>
-      </w:r>
-    </w:p>
-    <w:p>
-      <w:pPr>
-        <w:pStyle w:val="Heading3"/>
-      </w:pPr>
-      <w:r>
-        <w:t>A pictorial worked case: Multimodal Evidence</w:t>
-      </w:r>
-    </w:p>
-    <w:p>
-      <w:pPr>
-        <w:spacing w:line="336" w:lineRule="auto" w:after="180"/>
-      </w:pPr>
-      <w:r>
-        <w:rPr>
-          <w:b w:val="0"/>
-        </w:rPr>
-        <w:t>A fictional Study Buddy audits a desk description and a separate caption.</w:t>
-      </w:r>
-    </w:p>
-    <w:p>
-      <w:pPr>
-        <w:pStyle w:val="Heading3"/>
-      </w:pPr>
-      <w:r>
-        <w:t>The facts we will use</w:t>
-      </w:r>
-    </w:p>
-    <w:p>
-      <w:pPr>
-        <w:pStyle w:val="Heading3"/>
-      </w:pPr>
-      <w:r>
-        <w:t>Supplied facts</w:t>
-      </w:r>
-    </w:p>
-    <w:p>
-      <w:pPr>
-        <w:spacing w:line="336" w:lineRule="auto" w:after="180"/>
-        <w:shd w:fill="F1F6FC"/>
-      </w:pPr>
-      <w:r>
-        <w:rPr>
-          <w:b w:val="0"/>
-        </w:rPr>
-        <w:t>Description: one open transparent box visibly contains three pencils; one closed opaque box hides its contents.</w:t>
-      </w:r>
-    </w:p>
-    <w:p>
-      <w:pPr>
-        <w:pStyle w:val="Heading3"/>
-      </w:pPr>
-      <w:r>
-        <w:t>Supplied facts</w:t>
-      </w:r>
-    </w:p>
-    <w:p>
-      <w:pPr>
-        <w:spacing w:line="336" w:lineRule="auto" w:after="180"/>
-        <w:shd w:fill="F1F6FC"/>
-      </w:pPr>
-      <w:r>
-        <w:rPr>
-          <w:b w:val="0"/>
-        </w:rPr>
-        <w:t xml:space="preserve">Caption: “There are five pencils on this desk.” No other </w:t>
-      </w:r>
-      <w:r>
-        <w:rPr>
-          <w:b/>
-        </w:rPr>
-        <w:t>evidence</w:t>
-      </w:r>
-      <w:r>
-        <w:rPr>
-          <w:b w:val="0"/>
-        </w:rPr>
-        <w:t xml:space="preserve"> reveals the closed box.</w:t>
-      </w:r>
-    </w:p>
-    <w:p>
-      <w:r>
-        <w:drawing>
-          <wp:inline xmlns:a="http://schemas.openxmlformats.org/drawingml/2006/main" xmlns:pic="http://schemas.openxmlformats.org/drawingml/2006/picture">
-            <wp:extent cx="5158853" cy="5943599"/>
-            <wp:docPr id="15" name="Picture 15" descr="Multimodal Evidence. Visible evidence: Three pencils are explicitly visible in the open box.. Hidden region: The closed box’s pencil count is unknown.. Caption claim: Five total requires two additional pencils if these are the only relevant locations.. Supported response: At least three are supported; total five is not established by the description."/>
-            <wp:cNvGraphicFramePr>
-              <a:graphicFrameLocks noChangeAspect="1"/>
-            </wp:cNvGraphicFramePr>
-            <a:graphic>
-              <a:graphicData uri="http://schemas.openxmlformats.org/drawingml/2006/picture">
-                <pic:pic>
-                  <pic:nvPicPr>
-                    <pic:cNvPr id="0" name="academy-visual-ai-3-13.png"/>
-                    <pic:cNvPicPr/>
-                  </pic:nvPicPr>
-                  <pic:blipFill>
-                    <a:blip r:embed="rId22"/>
-                    <a:stretch>
-                      <a:fillRect/>
-                    </a:stretch>
-                  </pic:blipFill>
-                  <pic:spPr>
-                    <a:xfrm>
-                      <a:off x="0" y="0"/>
-                      <a:ext cx="5158853" cy="5943599"/>
+                      <a:ext cx="5486400" cy="4005072"/>
                     </a:xfrm>
                     <a:prstGeom prst="rect"/>
                   </pic:spPr>
@@ -2718,9 +2211,548 @@
     </w:p>
     <w:p>
       <w:pPr>
+        <w:spacing w:line="336" w:lineRule="auto" w:after="180"/>
+      </w:pPr>
+      <w:r>
+        <w:rPr>
+          <w:b w:val="0"/>
+        </w:rPr>
+        <w:t>A caption is another claim, not a way of seeing through an opaque object. Keep observable information separate from inferences.</w:t>
+      </w:r>
+    </w:p>
+    <w:p>
+      <w:pPr>
+        <w:spacing w:line="336" w:lineRule="auto" w:after="180"/>
+      </w:pPr>
+      <w:r>
+        <w:rPr>
+          <w:b w:val="0"/>
+        </w:rPr>
+        <w:t>The visible three give a lower bound under the stated desk scope; there is no supplied maximum for the closed box. Do not replace unknown contents with zero merely because none are visible.</w:t>
+      </w:r>
+    </w:p>
+    <w:p>
+      <w:pPr>
+        <w:pStyle w:val="Heading2"/>
+      </w:pPr>
+      <w:r>
+        <w:t>Predict opening the box under a complete-location scope</w:t>
+      </w:r>
+    </w:p>
+    <w:p>
+      <w:pPr>
+        <w:pStyle w:val="ListBullet"/>
+      </w:pPr>
+      <w:r>
+        <w:t>Change one thing: Open the closed box and a verified observation shows two pencils inside, with no other desk locations. Predict the result before checking the explanation. What remains the same?</w:t>
+      </w:r>
+    </w:p>
+    <w:p>
+      <w:pPr>
+        <w:pStyle w:val="Heading2"/>
+      </w:pPr>
+      <w:r>
+        <w:t>Check after predicting · reference / check after trying</w:t>
+      </w:r>
+    </w:p>
+    <w:p>
+      <w:r>
+        <w:drawing>
+          <wp:inline xmlns:a="http://schemas.openxmlformats.org/drawingml/2006/main" xmlns:pic="http://schemas.openxmlformats.org/drawingml/2006/picture">
+            <wp:extent cx="5486400" cy="3041904"/>
+            <wp:docPr id="15" name="Picture 15" descr="Original case: At least three are supported; total five is not established by the description. Changed condition: Open the closed box and a verified observation shows two pencils inside, with no other desk locations. Expected result: The total is now supported as five. Reason: 3 visible initially plus 2 newly observed gives 5 under the complete-location assumption."/>
+            <wp:cNvGraphicFramePr>
+              <a:graphicFrameLocks noChangeAspect="1"/>
+            </wp:cNvGraphicFramePr>
+            <a:graphic>
+              <a:graphicData uri="http://schemas.openxmlformats.org/drawingml/2006/picture">
+                <pic:pic>
+                  <pic:nvPicPr>
+                    <pic:cNvPr id="0" name="academy-story-ai-3-13-04.png"/>
+                    <pic:cNvPicPr/>
+                  </pic:nvPicPr>
+                  <pic:blipFill>
+                    <a:blip r:embed="rId18"/>
+                    <a:stretch>
+                      <a:fillRect/>
+                    </a:stretch>
+                  </pic:blipFill>
+                  <pic:spPr>
+                    <a:xfrm>
+                      <a:off x="0" y="0"/>
+                      <a:ext cx="5486400" cy="3041904"/>
+                    </a:xfrm>
+                    <a:prstGeom prst="rect"/>
+                  </pic:spPr>
+                </pic:pic>
+              </a:graphicData>
+            </a:graphic>
+          </wp:inline>
+        </w:drawing>
+      </w:r>
+    </w:p>
+    <w:p>
+      <w:pPr>
+        <w:pStyle w:val="Heading2"/>
+      </w:pPr>
+      <w:r>
+        <w:t>Explain why both exact totals were initially unsupported</w:t>
+      </w:r>
+    </w:p>
+    <w:p>
+      <w:pPr>
+        <w:pStyle w:val="ListBullet"/>
+      </w:pPr>
+      <w:r>
+        <w:t>The conclusion depends on the supplied description’s accuracy; no actual image inspection or exhaustive room inventory was performed.</w:t>
+      </w:r>
+    </w:p>
+    <w:p>
+      <w:pPr>
+        <w:pStyle w:val="ListBullet"/>
+      </w:pPr>
+      <w:r>
+        <w:t>Read the labelled picture: Why were both “exactly three” and “exactly five” unsupported before opening the box?</w:t>
+      </w:r>
+    </w:p>
+    <w:p>
+      <w:pPr>
+        <w:pStyle w:val="Heading2"/>
+      </w:pPr>
+      <w:r>
+        <w:t>Review · Separate unavailable-audio conflict · reference / check after trying</w:t>
+      </w:r>
+    </w:p>
+    <w:p>
+      <w:pPr>
+        <w:spacing w:line="336" w:lineRule="auto" w:after="180"/>
+      </w:pPr>
+      <w:r>
+        <w:rPr>
+          <w:b w:val="0"/>
+        </w:rPr>
+        <w:t>Audio transcript reads fifteen boxes; a clear written inventory says fifty boxes. The original audio is unavailable and the assistant reports fifteen as certain.</w:t>
+      </w:r>
+    </w:p>
+    <w:p>
+      <w:pPr>
+        <w:spacing w:line="336" w:lineRule="auto" w:after="180"/>
+      </w:pPr>
+      <w:r>
+        <w:rPr>
+          <w:b w:val="0"/>
+        </w:rPr>
+        <w:t xml:space="preserve">There is an unresolved quantity </w:t>
+      </w:r>
+      <w:r>
+        <w:rPr>
+          <w:b/>
+        </w:rPr>
+        <w:t>conflict</w:t>
+      </w:r>
+      <w:r>
+        <w:rPr>
+          <w:b w:val="0"/>
+        </w:rPr>
+        <w:t xml:space="preserve"> and no audio replay. Preserve both sources and ask the responsible person; certainty is unsupported.</w:t>
+      </w:r>
+    </w:p>
+    <w:p>
+      <w:pPr>
+        <w:pStyle w:val="Heading2"/>
+      </w:pPr>
+      <w:r>
+        <w:t>Earlier wording, alternatives and picture transcripts · reference / check after trying</w:t>
+      </w:r>
+    </w:p>
+    <w:p>
+      <w:pPr>
+        <w:spacing w:line="336" w:lineRule="auto" w:after="180"/>
+      </w:pPr>
+      <w:r>
+        <w:rPr>
+          <w:b w:val="0"/>
+        </w:rPr>
+        <w:t xml:space="preserve">WORKED </w:t>
+      </w:r>
+      <w:r>
+        <w:rPr>
+          <w:b/>
+        </w:rPr>
+        <w:t>EVIDENCE</w:t>
+      </w:r>
+    </w:p>
+    <w:p>
+      <w:pPr>
+        <w:spacing w:line="336" w:lineRule="auto" w:after="180"/>
+      </w:pPr>
+      <w:r>
+        <w:rPr>
+          <w:b w:val="0"/>
+        </w:rPr>
+        <w:t>Reason Step by Step</w:t>
+      </w:r>
+    </w:p>
+    <w:p>
+      <w:pPr>
+        <w:spacing w:line="336" w:lineRule="auto" w:after="180"/>
+      </w:pPr>
+      <w:r>
+        <w:rPr>
+          <w:b w:val="0"/>
+        </w:rPr>
+        <w:t xml:space="preserve">Predict first. Then check each step. A correct answer without visible reasoning is incomplete </w:t>
+      </w:r>
+      <w:r>
+        <w:rPr>
+          <w:b/>
+        </w:rPr>
+        <w:t>evidence</w:t>
+      </w:r>
+      <w:r>
+        <w:rPr>
+          <w:b w:val="0"/>
+        </w:rPr>
+        <w:t>.</w:t>
+      </w:r>
+    </w:p>
+    <w:p>
+      <w:r>
+        <w:drawing>
+          <wp:inline xmlns:a="http://schemas.openxmlformats.org/drawingml/2006/main" xmlns:pic="http://schemas.openxmlformats.org/drawingml/2006/picture">
+            <wp:extent cx="5486400" cy="2377440"/>
+            <wp:docPr id="16" name="Picture 16" descr="Worked evidence for Multimodal Evidence"/>
+            <wp:cNvGraphicFramePr>
+              <a:graphicFrameLocks noChangeAspect="1"/>
+            </wp:cNvGraphicFramePr>
+            <a:graphic>
+              <a:graphicData uri="http://schemas.openxmlformats.org/drawingml/2006/picture">
+                <pic:pic>
+                  <pic:nvPicPr>
+                    <pic:cNvPr id="0" name="5930c3a58258442c142fb561bd4b2a7e8303ad2857154e1c7f728c2ac6a525c9.png"/>
+                    <pic:cNvPicPr/>
+                  </pic:nvPicPr>
+                  <pic:blipFill>
+                    <a:blip r:embed="rId19"/>
+                    <a:stretch>
+                      <a:fillRect/>
+                    </a:stretch>
+                  </pic:blipFill>
+                  <pic:spPr>
+                    <a:xfrm>
+                      <a:off x="0" y="0"/>
+                      <a:ext cx="5486400" cy="2377440"/>
+                    </a:xfrm>
+                    <a:prstGeom prst="rect"/>
+                  </pic:spPr>
+                </pic:pic>
+              </a:graphicData>
+            </a:graphic>
+          </wp:inline>
+        </w:drawing>
+      </w:r>
+    </w:p>
+    <w:p>
+      <w:pPr>
+        <w:spacing w:line="336" w:lineRule="auto" w:after="180"/>
+      </w:pPr>
+      <w:r>
+        <w:rPr>
+          <w:b w:val="0"/>
+        </w:rPr>
+        <w:t>1. Image shows leaf spots; text asks about watering history.</w:t>
+      </w:r>
+    </w:p>
+    <w:p>
+      <w:pPr>
+        <w:spacing w:line="336" w:lineRule="auto" w:after="180"/>
+      </w:pPr>
+      <w:r>
+        <w:rPr>
+          <w:b w:val="0"/>
+        </w:rPr>
+        <w:t xml:space="preserve">2. Each </w:t>
+      </w:r>
+      <w:r>
+        <w:rPr>
+          <w:b/>
+        </w:rPr>
+        <w:t>modality</w:t>
+      </w:r>
+      <w:r>
+        <w:rPr>
+          <w:b w:val="0"/>
+        </w:rPr>
+        <w:t xml:space="preserve"> supplies different relevant </w:t>
+      </w:r>
+      <w:r>
+        <w:rPr>
+          <w:b/>
+        </w:rPr>
+        <w:t>evidence</w:t>
+      </w:r>
+      <w:r>
+        <w:rPr>
+          <w:b w:val="0"/>
+        </w:rPr>
+        <w:t>.</w:t>
+      </w:r>
+    </w:p>
+    <w:p>
+      <w:pPr>
+        <w:spacing w:line="336" w:lineRule="auto" w:after="180"/>
+      </w:pPr>
+      <w:r>
+        <w:rPr>
+          <w:b w:val="0"/>
+        </w:rPr>
+        <w:t xml:space="preserve">3. If photo and caption describe different plants, </w:t>
+      </w:r>
+      <w:r>
+        <w:rPr>
+          <w:b/>
+        </w:rPr>
+        <w:t>fusion</w:t>
+      </w:r>
+      <w:r>
+        <w:rPr>
+          <w:b w:val="0"/>
+        </w:rPr>
+        <w:t xml:space="preserve"> is unsafe.</w:t>
+      </w:r>
+    </w:p>
+    <w:p>
+      <w:pPr>
+        <w:spacing w:line="336" w:lineRule="auto" w:after="180"/>
+      </w:pPr>
+      <w:r>
+        <w:rPr>
+          <w:b w:val="0"/>
+        </w:rPr>
+        <w:t xml:space="preserve">4. Check </w:t>
+      </w:r>
+      <w:r>
+        <w:rPr>
+          <w:b/>
+        </w:rPr>
+        <w:t>alignment</w:t>
+      </w:r>
+      <w:r>
+        <w:rPr>
+          <w:b w:val="0"/>
+        </w:rPr>
+        <w:t>, source, and uncertainty before combining.</w:t>
+      </w:r>
+    </w:p>
+    <w:p>
+      <w:pPr>
+        <w:spacing w:line="336" w:lineRule="auto" w:after="180"/>
+      </w:pPr>
+      <w:r>
+        <w:rPr>
+          <w:b w:val="0"/>
+        </w:rPr>
+        <w:t>Recalculate, retrace, or restate the reasoning in your own representation:</w:t>
+      </w:r>
+    </w:p>
+    <w:p>
+      <w:pPr>
         <w:pStyle w:val="Heading3"/>
       </w:pPr>
       <w:r>
+        <w:t>Write or draw your reasoning and evidence.</w:t>
+      </w:r>
+    </w:p>
+    <w:p>
+      <w:r>
+        <w:t>________________________________________________________________</w:t>
+      </w:r>
+    </w:p>
+    <w:p>
+      <w:r>
+        <w:t>________________________________________________________________</w:t>
+      </w:r>
+    </w:p>
+    <w:p>
+      <w:r>
+        <w:t>________________________________________________________________</w:t>
+      </w:r>
+    </w:p>
+    <w:p>
+      <w:r>
+        <w:t>________________________________________________________________</w:t>
+      </w:r>
+    </w:p>
+    <w:p>
+      <w:r>
+        <w:t>________________________________________________________________</w:t>
+      </w:r>
+    </w:p>
+    <w:p>
+      <w:pPr>
+        <w:spacing w:line="336" w:lineRule="auto" w:after="180"/>
+      </w:pPr>
+      <w:r>
+        <w:rPr>
+          <w:b w:val="0"/>
+        </w:rPr>
+        <w:t xml:space="preserve">CHECK  Did the </w:t>
+      </w:r>
+      <w:r>
+        <w:rPr>
+          <w:b/>
+        </w:rPr>
+        <w:t>evidence</w:t>
+      </w:r>
+      <w:r>
+        <w:rPr>
+          <w:b w:val="0"/>
+        </w:rPr>
+        <w:t xml:space="preserve"> answer the exact question? Did the total, path, or source record stay consistent?</w:t>
+      </w:r>
+    </w:p>
+    <w:p>
+      <w:pPr>
+        <w:pStyle w:val="Heading3"/>
+      </w:pPr>
+      <w:r>
+        <w:t>A closer explanation</w:t>
+      </w:r>
+    </w:p>
+    <w:p>
+      <w:pPr>
+        <w:spacing w:line="336" w:lineRule="auto" w:after="180"/>
+      </w:pPr>
+      <w:r>
+        <w:rPr>
+          <w:b w:val="0"/>
+        </w:rPr>
+        <w:t xml:space="preserve">Compare the intermediate </w:t>
+      </w:r>
+      <w:r>
+        <w:rPr>
+          <w:b/>
+        </w:rPr>
+        <w:t>evidence</w:t>
+      </w:r>
+      <w:r>
+        <w:rPr>
+          <w:b w:val="0"/>
+        </w:rPr>
+        <w:t xml:space="preserve"> with the final statement. Explain why each number or decision follows from the stated </w:t>
+      </w:r>
+      <w:r>
+        <w:rPr>
+          <w:b/>
+        </w:rPr>
+        <w:t>input</w:t>
+      </w:r>
+      <w:r>
+        <w:rPr>
+          <w:b w:val="0"/>
+        </w:rPr>
+        <w:t>s.</w:t>
+      </w:r>
+    </w:p>
+    <w:p>
+      <w:pPr>
+        <w:spacing w:line="336" w:lineRule="auto" w:after="180"/>
+      </w:pPr>
+      <w:r>
+        <w:rPr>
+          <w:b w:val="0"/>
+        </w:rPr>
+        <w:t xml:space="preserve">The conclusion belongs to this scenario and procedure; changing the </w:t>
+      </w:r>
+      <w:r>
+        <w:rPr>
+          <w:b/>
+        </w:rPr>
+        <w:t>input</w:t>
+      </w:r>
+      <w:r>
+        <w:rPr>
+          <w:b w:val="0"/>
+        </w:rPr>
+        <w:t>s, evaluation population or authority can change what it establishes. Retain the raw record so a later revision can be compared honestly.</w:t>
+      </w:r>
+    </w:p>
+    <w:p>
+      <w:pPr>
+        <w:pStyle w:val="Heading3"/>
+      </w:pPr>
+      <w:r>
+        <w:t>Learn from the worked case</w:t>
+      </w:r>
+    </w:p>
+    <w:p>
+      <w:pPr>
+        <w:spacing w:line="336" w:lineRule="auto" w:after="180"/>
+      </w:pPr>
+      <w:r>
+        <w:rPr>
+          <w:b w:val="0"/>
+        </w:rPr>
+        <w:t>Cover the result before checking it. Say what is given, choose the procedure, and follow one step at a time. Then uncover the result and explain your first mismatch. Ask why a step is allowed, not only what number it produces.</w:t>
+      </w:r>
+    </w:p>
+    <w:p>
+      <w:pPr>
+        <w:pStyle w:val="Heading3"/>
+      </w:pPr>
+      <w:r>
+        <w:t>A pictorial worked case: Multimodal Evidence</w:t>
+      </w:r>
+    </w:p>
+    <w:p>
+      <w:pPr>
+        <w:pStyle w:val="Heading3"/>
+      </w:pPr>
+      <w:r>
+        <w:t>The facts we will use</w:t>
+      </w:r>
+    </w:p>
+    <w:p>
+      <w:r>
+        <w:drawing>
+          <wp:inline xmlns:a="http://schemas.openxmlformats.org/drawingml/2006/main" xmlns:pic="http://schemas.openxmlformats.org/drawingml/2006/picture">
+            <wp:extent cx="5158853" cy="5943599"/>
+            <wp:docPr id="17" name="Picture 17" descr="Multimodal Evidence. Visible evidence: Three pencils are explicitly visible in the open box.. Hidden region: The closed box’s pencil count is unknown.. Caption claim: Five total requires two additional pencils if these are the only relevant locations.. Supported response: At least three are supported; total five is not established by the description."/>
+            <wp:cNvGraphicFramePr>
+              <a:graphicFrameLocks noChangeAspect="1"/>
+            </wp:cNvGraphicFramePr>
+            <a:graphic>
+              <a:graphicData uri="http://schemas.openxmlformats.org/drawingml/2006/picture">
+                <pic:pic>
+                  <pic:nvPicPr>
+                    <pic:cNvPr id="0" name="academy-visual-ai-3-13.png"/>
+                    <pic:cNvPicPr/>
+                  </pic:nvPicPr>
+                  <pic:blipFill>
+                    <a:blip r:embed="rId20"/>
+                    <a:stretch>
+                      <a:fillRect/>
+                    </a:stretch>
+                  </pic:blipFill>
+                  <pic:spPr>
+                    <a:xfrm>
+                      <a:off x="0" y="0"/>
+                      <a:ext cx="5158853" cy="5943599"/>
+                    </a:xfrm>
+                    <a:prstGeom prst="rect"/>
+                  </pic:spPr>
+                </pic:pic>
+              </a:graphicData>
+            </a:graphic>
+          </wp:inline>
+        </w:drawing>
+      </w:r>
+    </w:p>
+    <w:p>
+      <w:pPr>
+        <w:pStyle w:val="Heading3"/>
+      </w:pPr>
+      <w:r>
         <w:t>Why this result follows</w:t>
       </w:r>
     </w:p>
@@ -2729,31 +2761,58 @@
         <w:pStyle w:val="Heading3"/>
       </w:pPr>
       <w:r>
-        <w:t>Why the result follows</w:t>
+        <w:t>What this example does not establish</w:t>
+      </w:r>
+    </w:p>
+    <w:p>
+      <w:pPr>
+        <w:pStyle w:val="Heading1"/>
+      </w:pPr>
+      <w:r>
+        <w:t>07. Find an invented zero or an invented total</w:t>
+      </w:r>
+    </w:p>
+    <w:p>
+      <w:r>
+        <w:t>Keep the lower bound and the unavailable quantity separate.</w:t>
+      </w:r>
+    </w:p>
+    <w:p>
+      <w:pPr>
+        <w:pStyle w:val="Heading2"/>
+      </w:pPr>
+      <w:r>
+        <w:t>Repair the hidden-means-empty argument</w:t>
       </w:r>
     </w:p>
     <w:p>
       <w:pPr>
         <w:spacing w:line="336" w:lineRule="auto" w:after="180"/>
-        <w:shd w:fill="F1F6FC"/>
       </w:pPr>
       <w:r>
         <w:rPr>
           <w:b w:val="0"/>
         </w:rPr>
-        <w:t>A caption is another claim, not a way of seeing through an opaque object. Keep observable information separate from inferences.</w:t>
+        <w:t>Claim to repair: No pencils are visible in the closed box, so it contains zero and the desk total is exactly three. Opaque means its contents are not supplied by the view, not that it is empty. The supported count is at least three. The caption’s five is also unverified, not automatically disproved: it would need two more pencils if the two boxes were the only relevant locations.</w:t>
       </w:r>
     </w:p>
     <w:p>
       <w:pPr>
         <w:spacing w:line="336" w:lineRule="auto" w:after="180"/>
-        <w:shd w:fill="F1F6FC"/>
       </w:pPr>
       <w:r>
         <w:rPr>
           <w:b w:val="0"/>
         </w:rPr>
-        <w:t>The visible three give a lower bound under the stated desk scope; there is no supplied maximum for the closed box. Do not replace unknown contents with zero merely because none are visible.</w:t>
+        <w:t>State any location assumption explicitly.</w:t>
+      </w:r>
+    </w:p>
+    <w:p>
+      <w:pPr>
+        <w:pStyle w:val="Heading2"/>
+      </w:pPr>
+      <w:r>
+        <w:t>Propose the evidence needed to revise the answer</w:t>
       </w:r>
     </w:p>
     <w:p>
@@ -2761,106 +2820,45 @@
         <w:pStyle w:val="Heading3"/>
       </w:pPr>
       <w:r>
-        <w:t>What this example does not establish</w:t>
-      </w:r>
-    </w:p>
-    <w:p>
-      <w:pPr>
-        <w:pStyle w:val="Heading3"/>
-      </w:pPr>
-      <w:r>
-        <w:t>Keep the stated limit</w:t>
+        <w:t>Exit: propose one revealing change to the worked scenario. State the expected outcome and the evidence that would make you revise your explanation.</w:t>
+      </w:r>
+    </w:p>
+    <w:p>
+      <w:r>
+        <w:t>________________________________________________________________</w:t>
+      </w:r>
+    </w:p>
+    <w:p>
+      <w:r>
+        <w:t>________________________________________________________________</w:t>
+      </w:r>
+    </w:p>
+    <w:p>
+      <w:r>
+        <w:t>________________________________________________________________</w:t>
+      </w:r>
+    </w:p>
+    <w:p>
+      <w:r>
+        <w:t>________________________________________________________________</w:t>
+      </w:r>
+    </w:p>
+    <w:p>
+      <w:r>
+        <w:t>________________________________________________________________</w:t>
+      </w:r>
+    </w:p>
+    <w:p>
+      <w:pPr>
+        <w:pStyle w:val="Heading2"/>
+      </w:pPr>
+      <w:r>
+        <w:t>Earlier wording, alternatives and picture transcripts · reference / check after trying</w:t>
       </w:r>
     </w:p>
     <w:p>
       <w:pPr>
         <w:spacing w:line="336" w:lineRule="auto" w:after="180"/>
-        <w:shd w:fill="FFF5E6"/>
-      </w:pPr>
-      <w:r>
-        <w:rPr>
-          <w:b w:val="0"/>
-        </w:rPr>
-        <w:t>The conclusion depends on the supplied description’s accuracy; no actual image inspection or exhaustive room inventory was performed.</w:t>
-      </w:r>
-    </w:p>
-    <w:p>
-      <w:pPr>
-        <w:pStyle w:val="Heading3"/>
-      </w:pPr>
-      <w:r>
-        <w:t>Keep the stated limit</w:t>
-      </w:r>
-    </w:p>
-    <w:p>
-      <w:pPr>
-        <w:spacing w:line="336" w:lineRule="auto" w:after="180"/>
-        <w:shd w:fill="FFF5E6"/>
-      </w:pPr>
-      <w:r>
-        <w:rPr>
-          <w:b w:val="0"/>
-        </w:rPr>
-        <w:t>Read the labelled picture: Why were both “exactly three” and “exactly five” unsupported before opening the box?</w:t>
-      </w:r>
-    </w:p>
-    <w:p>
-      <w:pPr>
-        <w:pStyle w:val="Heading3"/>
-      </w:pPr>
-      <w:r>
-        <w:t>Keep the stated limit</w:t>
-      </w:r>
-    </w:p>
-    <w:p>
-      <w:pPr>
-        <w:spacing w:line="336" w:lineRule="auto" w:after="180"/>
-        <w:shd w:fill="FFF5E6"/>
-      </w:pPr>
-      <w:r>
-        <w:rPr>
-          <w:b w:val="0"/>
-        </w:rPr>
-        <w:t xml:space="preserve">Change one thing: Open the closed box and a verified </w:t>
-      </w:r>
-      <w:r>
-        <w:rPr>
-          <w:b/>
-        </w:rPr>
-        <w:t>observation</w:t>
-      </w:r>
-      <w:r>
-        <w:rPr>
-          <w:b w:val="0"/>
-        </w:rPr>
-        <w:t xml:space="preserve"> shows two pencils inside, with no other desk locations. Predict the result before checking the explanation. What remains the same?</w:t>
-      </w:r>
-    </w:p>
-    <w:p>
-      <w:pPr>
-        <w:pStyle w:val="Heading1"/>
-      </w:pPr>
-      <w:r>
-        <w:t>07. Find and repair a mistake</w:t>
-      </w:r>
-    </w:p>
-    <w:p>
-      <w:r>
-        <w:t>Find the unsupported step in the Multimodal Evidence claim and explain a repair using the supplied evidence.</w:t>
-      </w:r>
-    </w:p>
-    <w:p>
-      <w:pPr>
-        <w:pStyle w:val="Heading3"/>
-      </w:pPr>
-      <w:r>
-        <w:t>Find the first error</w:t>
-      </w:r>
-    </w:p>
-    <w:p>
-      <w:pPr>
-        <w:spacing w:line="336" w:lineRule="auto" w:after="180"/>
-        <w:shd w:fill="FFF5E6"/>
       </w:pPr>
       <w:r>
         <w:rPr>
@@ -2908,7 +2906,7 @@
         <w:drawing>
           <wp:inline xmlns:a="http://schemas.openxmlformats.org/drawingml/2006/main" xmlns:pic="http://schemas.openxmlformats.org/drawingml/2006/picture">
             <wp:extent cx="5486400" cy="1901952"/>
-            <wp:docPr id="16" name="Picture 16" descr="Misconception diagnosis for Multimodal Evidence"/>
+            <wp:docPr id="18" name="Picture 18" descr="Misconception diagnosis for Multimodal Evidence"/>
             <wp:cNvGraphicFramePr>
               <a:graphicFrameLocks noChangeAspect="1"/>
             </wp:cNvGraphicFramePr>
@@ -2920,7 +2918,7 @@
                     <pic:cNvPicPr/>
                   </pic:nvPicPr>
                   <pic:blipFill>
-                    <a:blip r:embed="rId23"/>
+                    <a:blip r:embed="rId21"/>
                     <a:stretch>
                       <a:fillRect/>
                     </a:stretch>
@@ -3152,7 +3150,6 @@
     <w:p>
       <w:pPr>
         <w:spacing w:line="336" w:lineRule="auto" w:after="180"/>
-        <w:shd w:fill="F5F1FB"/>
       </w:pPr>
       <w:r>
         <w:rPr>
@@ -3204,361 +3201,188 @@
     </w:p>
     <w:p>
       <w:pPr>
+        <w:spacing w:line="336" w:lineRule="auto" w:after="180"/>
+      </w:pPr>
+      <w:r>
+        <w:rPr>
+          <w:b w:val="0"/>
+        </w:rPr>
+        <w:t>Complete the supported workbook tasks before attempting W4 independently. Record any hints or help used. After feedback, use the teacher's fresh retry rather than copying the earlier answer.</w:t>
+      </w:r>
+    </w:p>
+    <w:p>
+      <w:pPr>
+        <w:spacing w:line="336" w:lineRule="auto" w:after="180"/>
+      </w:pPr>
+      <w:r>
+        <w:rPr>
+          <w:b w:val="0"/>
+        </w:rPr>
+        <w:t>For a project, select a relevant new case, predict the outcome from the declared rule and preserve the result alongside any revision.</w:t>
+      </w:r>
+    </w:p>
+    <w:p>
+      <w:pPr>
+        <w:pStyle w:val="Heading1"/>
+      </w:pPr>
+      <w:r>
+        <w:t>08. Practise the visible/hidden distinction with less help</w:t>
+      </w:r>
+    </w:p>
+    <w:p>
+      <w:r>
+        <w:t>Record when new evidence becomes available.</w:t>
+      </w:r>
+    </w:p>
+    <w:p>
+      <w:pPr>
+        <w:pStyle w:val="Heading2"/>
+      </w:pPr>
+      <w:r>
+        <w:t>Current supported task and response</w:t>
+      </w:r>
+    </w:p>
+    <w:p>
+      <w:pPr>
+        <w:pStyle w:val="ListBullet"/>
+      </w:pPr>
+      <w:r>
+        <w:t>From the supplied desk description and caption, separate direct reported observations, unknown contents and unverified claims. Explain why the supported count is a lower bound rather than an exact total. Then use the supplied changed case: opening the box reveals two pencils and there are no other desk locations.</w:t>
+      </w:r>
+    </w:p>
+    <w:p>
+      <w:pPr>
         <w:pStyle w:val="Heading3"/>
       </w:pPr>
       <w:r>
-        <w:t>Check the claim against the facts</w:t>
+        <w:t>My current multimodal-evidence reasoning</w:t>
+      </w:r>
+    </w:p>
+    <w:p>
+      <w:r>
+        <w:t>________________________________________________________________</w:t>
+      </w:r>
+    </w:p>
+    <w:p>
+      <w:r>
+        <w:t>________________________________________________________________</w:t>
+      </w:r>
+    </w:p>
+    <w:p>
+      <w:r>
+        <w:t>________________________________________________________________</w:t>
+      </w:r>
+    </w:p>
+    <w:p>
+      <w:r>
+        <w:t>________________________________________________________________</w:t>
+      </w:r>
+    </w:p>
+    <w:p>
+      <w:r>
+        <w:t>________________________________________________________________</w:t>
+      </w:r>
+    </w:p>
+    <w:p>
+      <w:pPr>
+        <w:pStyle w:val="Heading2"/>
+      </w:pPr>
+      <w:r>
+        <w:t>Explain the pictured uncertainty</w:t>
+      </w:r>
+    </w:p>
+    <w:p>
+      <w:pPr>
+        <w:pStyle w:val="Heading3"/>
+      </w:pPr>
+      <w:r>
+        <w:t>Explain the picture</w:t>
+      </w:r>
+    </w:p>
+    <w:p>
+      <w:pPr>
+        <w:pStyle w:val="ListBullet"/>
+      </w:pPr>
+      <w:r>
+        <w:t>Why were both “exactly three” and “exactly five” unsupported before opening the box?</w:t>
+      </w:r>
+    </w:p>
+    <w:p>
+      <w:pPr>
+        <w:pStyle w:val="Heading3"/>
+      </w:pPr>
+      <w:r>
+        <w:t>My explanation using a pictured step and the given facts</w:t>
+      </w:r>
+    </w:p>
+    <w:p>
+      <w:r>
+        <w:t>________________________________________________________________</w:t>
+      </w:r>
+    </w:p>
+    <w:p>
+      <w:r>
+        <w:t>________________________________________________________________</w:t>
+      </w:r>
+    </w:p>
+    <w:p>
+      <w:r>
+        <w:t>________________________________________________________________</w:t>
+      </w:r>
+    </w:p>
+    <w:p>
+      <w:r>
+        <w:t>________________________________________________________________</w:t>
+      </w:r>
+    </w:p>
+    <w:p>
+      <w:pPr>
+        <w:pStyle w:val="Heading2"/>
+      </w:pPr>
+      <w:r>
+        <w:t>Keep independent work separate</w:t>
       </w:r>
     </w:p>
     <w:p>
       <w:pPr>
         <w:spacing w:line="336" w:lineRule="auto" w:after="180"/>
-        <w:shd w:fill="FFF5E6"/>
       </w:pPr>
       <w:r>
         <w:rPr>
           <w:b w:val="0"/>
         </w:rPr>
-        <w:t>Complete the supported workbook tasks before attempting W4 independently. Record any hints or help used. After feedback, use the teacher's fresh retry rather than copying the earlier answer.</w:t>
+        <w:t>This is supported practice. Keep the separately named independent case for an attempt before feedback.</w:t>
+      </w:r>
+    </w:p>
+    <w:p>
+      <w:pPr>
+        <w:pStyle w:val="Heading2"/>
+      </w:pPr>
+      <w:r>
+        <w:t>Review · Earlier speech/conflict practice · reference / check after trying</w:t>
       </w:r>
     </w:p>
     <w:p>
       <w:pPr>
         <w:spacing w:line="336" w:lineRule="auto" w:after="180"/>
-        <w:shd w:fill="FFF5E6"/>
       </w:pPr>
       <w:r>
         <w:rPr>
           <w:b w:val="0"/>
         </w:rPr>
-        <w:t>For a project, select a relevant new case, predict the outcome from the declared rule and preserve the result alongside any revision.</w:t>
-      </w:r>
-    </w:p>
-    <w:p>
-      <w:pPr>
-        <w:pStyle w:val="Heading3"/>
-      </w:pPr>
-      <w:r>
-        <w:t>Exit: propose one revealing change to the worked scenario. State the expected outcome and the evidence that would make you revise your explanation.</w:t>
-      </w:r>
-    </w:p>
-    <w:p>
-      <w:r>
-        <w:t>________________________________________________________________</w:t>
-      </w:r>
-    </w:p>
-    <w:p>
-      <w:r>
-        <w:t>________________________________________________________________</w:t>
-      </w:r>
-    </w:p>
-    <w:p>
-      <w:r>
-        <w:t>________________________________________________________________</w:t>
-      </w:r>
-    </w:p>
-    <w:p>
-      <w:r>
-        <w:t>________________________________________________________________</w:t>
-      </w:r>
-    </w:p>
-    <w:p>
-      <w:r>
-        <w:t>________________________________________________________________</w:t>
-      </w:r>
-    </w:p>
-    <w:p>
-      <w:pPr>
-        <w:pStyle w:val="Heading1"/>
-      </w:pPr>
-      <w:r>
-        <w:t>08. Practise together</w:t>
-      </w:r>
-    </w:p>
-    <w:p>
-      <w:r>
-        <w:t>Practise Multimodal Evidence with support, then explain the deciding step in your own words.</w:t>
-      </w:r>
-    </w:p>
-    <w:p>
-      <w:pPr>
-        <w:spacing w:line="336" w:lineRule="auto" w:after="180"/>
-      </w:pPr>
+        <w:t xml:space="preserve">A stage-level accuracy or authority policy does not establish every </w:t>
+      </w:r>
       <w:r>
         <w:rPr>
           <w:b/>
         </w:rPr>
-        <w:t>LOGIC STUDIO</w:t>
-      </w:r>
-    </w:p>
-    <w:p>
-      <w:pPr>
-        <w:spacing w:line="336" w:lineRule="auto" w:after="180"/>
-      </w:pPr>
+        <w:t>modality</w:t>
+      </w:r>
       <w:r>
         <w:rPr>
           <w:b w:val="0"/>
         </w:rPr>
-        <w:t>Specify Before You Run</w:t>
-      </w:r>
-    </w:p>
-    <w:p>
-      <w:pPr>
-        <w:spacing w:line="336" w:lineRule="auto" w:after="180"/>
-      </w:pPr>
-      <w:r>
-        <w:rPr>
-          <w:b w:val="0"/>
-        </w:rPr>
-        <w:t>Prompts, schemas, retrieval, tool calls, and code are inspectable parts of one AI product.</w:t>
-      </w:r>
-    </w:p>
-    <w:p>
-      <w:r>
-        <w:drawing>
-          <wp:inline xmlns:a="http://schemas.openxmlformats.org/drawingml/2006/main" xmlns:pic="http://schemas.openxmlformats.org/drawingml/2006/picture">
-            <wp:extent cx="5486400" cy="1901952"/>
-            <wp:docPr id="17" name="Picture 17" descr="Logic tracing graphic for Multimodal Evidence"/>
-            <wp:cNvGraphicFramePr>
-              <a:graphicFrameLocks noChangeAspect="1"/>
-            </wp:cNvGraphicFramePr>
-            <a:graphic>
-              <a:graphicData uri="http://schemas.openxmlformats.org/drawingml/2006/picture">
-                <pic:pic>
-                  <pic:nvPicPr>
-                    <pic:cNvPr id="0" name="112c89216380e7327670e715cf532346aeed10eee4e4400b610a219e3e4bc9f9.png"/>
-                    <pic:cNvPicPr/>
-                  </pic:nvPicPr>
-                  <pic:blipFill>
-                    <a:blip r:embed="rId24"/>
-                    <a:stretch>
-                      <a:fillRect/>
-                    </a:stretch>
-                  </pic:blipFill>
-                  <pic:spPr>
-                    <a:xfrm>
-                      <a:off x="0" y="0"/>
-                      <a:ext cx="5486400" cy="1901952"/>
-                    </a:xfrm>
-                    <a:prstGeom prst="rect"/>
-                  </pic:spPr>
-                </pic:pic>
-              </a:graphicData>
-            </a:graphic>
-          </wp:inline>
-        </w:drawing>
-      </w:r>
-    </w:p>
-    <w:p>
-      <w:pPr>
-        <w:spacing w:line="336" w:lineRule="auto" w:after="180"/>
-      </w:pPr>
-      <w:r>
-        <w:rPr>
-          <w:b w:val="0"/>
-        </w:rPr>
-        <w:t xml:space="preserve">SET task, audience, constraints, </w:t>
-      </w:r>
-      <w:r>
-        <w:rPr>
-          <w:b/>
-        </w:rPr>
-        <w:t>output</w:t>
-      </w:r>
-      <w:r>
-        <w:rPr>
-          <w:b w:val="0"/>
-        </w:rPr>
-        <w:t>_schema</w:t>
-        <w:br/>
-        <w:t>LOAD approved_context or retrieval_result</w:t>
-        <w:br/>
-        <w:t>CALL model or allowed_tool</w:t>
-        <w:br/>
-        <w:t>VALIDATE fields, claims, citations, and safety</w:t>
-        <w:br/>
-        <w:t xml:space="preserve">IF </w:t>
-      </w:r>
-      <w:r>
-        <w:rPr>
-          <w:b/>
-        </w:rPr>
-        <w:t>evidence</w:t>
-      </w:r>
-      <w:r>
-        <w:rPr>
-          <w:b w:val="0"/>
-        </w:rPr>
-        <w:t xml:space="preserve"> missing: ask, retrieve, or abstain</w:t>
-        <w:br/>
-        <w:t xml:space="preserve">RETURN useful </w:t>
-      </w:r>
-      <w:r>
-        <w:rPr>
-          <w:b/>
-        </w:rPr>
-        <w:t>output</w:t>
-      </w:r>
-      <w:r>
-        <w:rPr>
-          <w:b w:val="0"/>
-        </w:rPr>
-        <w:t xml:space="preserve"> + source trail + limitations</w:t>
-      </w:r>
-    </w:p>
-    <w:p>
-      <w:pPr>
-        <w:spacing w:line="336" w:lineRule="auto" w:after="180"/>
-        <w:shd w:fill="F5F1FB"/>
-      </w:pPr>
-      <w:r>
-        <w:rPr>
-          <w:b w:val="0"/>
-        </w:rPr>
-        <w:t xml:space="preserve">Trace one </w:t>
-      </w:r>
-      <w:r>
-        <w:rPr>
-          <w:b/>
-        </w:rPr>
-        <w:t>input</w:t>
-      </w:r>
-      <w:r>
-        <w:rPr>
-          <w:b w:val="0"/>
-        </w:rPr>
-        <w:t>. Which line changes the state or chooses a path?</w:t>
-      </w:r>
-    </w:p>
-    <w:p>
-      <w:pPr>
-        <w:pStyle w:val="Heading3"/>
-      </w:pPr>
-      <w:r>
-        <w:t>Write or draw your reasoning and evidence.</w:t>
-      </w:r>
-    </w:p>
-    <w:p>
-      <w:r>
-        <w:t>________________________________________________________________</w:t>
-      </w:r>
-    </w:p>
-    <w:p>
-      <w:r>
-        <w:t>________________________________________________________________</w:t>
-      </w:r>
-    </w:p>
-    <w:p>
-      <w:r>
-        <w:t>________________________________________________________________</w:t>
-      </w:r>
-    </w:p>
-    <w:p>
-      <w:r>
-        <w:t>________________________________________________________________</w:t>
-      </w:r>
-    </w:p>
-    <w:p>
-      <w:r>
-        <w:t>________________________________________________________________</w:t>
-      </w:r>
-    </w:p>
-    <w:p>
-      <w:pPr>
-        <w:pStyle w:val="Heading3"/>
-      </w:pPr>
-      <w:r>
-        <w:t>A closer explanation</w:t>
-      </w:r>
-    </w:p>
-    <w:p>
-      <w:pPr>
-        <w:spacing w:line="336" w:lineRule="auto" w:after="180"/>
-      </w:pPr>
-      <w:r>
-        <w:rPr>
-          <w:b w:val="0"/>
-        </w:rPr>
-        <w:t xml:space="preserve">A stage-level accuracy or authority policy does not establish every </w:t>
-      </w:r>
-      <w:r>
-        <w:rPr>
-          <w:b/>
-        </w:rPr>
-        <w:t>modality</w:t>
-      </w:r>
-      <w:r>
-        <w:rPr>
-          <w:b w:val="0"/>
-        </w:rPr>
         <w:t xml:space="preserve"> agrees or every downstream claim is supported.</w:t>
-      </w:r>
-    </w:p>
-    <w:p>
-      <w:pPr>
-        <w:spacing w:line="336" w:lineRule="auto" w:after="180"/>
-      </w:pPr>
-      <w:r>
-        <w:rPr>
-          <w:b w:val="0"/>
-        </w:rPr>
-        <w:t>A useful check asks what would make the reasoning fail. Distinguish a failure to execute the declared procedure from a weakness in the procedure itself.</w:t>
-      </w:r>
-    </w:p>
-    <w:p>
-      <w:pPr>
-        <w:spacing w:line="336" w:lineRule="auto" w:after="180"/>
-      </w:pPr>
-      <w:r>
-        <w:rPr>
-          <w:b w:val="0"/>
-        </w:rPr>
-        <w:t xml:space="preserve">The first may require a correction; the second requires an explicitly revised method and new </w:t>
-      </w:r>
-      <w:r>
-        <w:rPr>
-          <w:b/>
-        </w:rPr>
-        <w:t>evidence</w:t>
-      </w:r>
-      <w:r>
-        <w:rPr>
-          <w:b w:val="0"/>
-        </w:rPr>
-        <w:t>. Preserve unsuccessful cases so an improved result cannot hide the original problem.</w:t>
-      </w:r>
-    </w:p>
-    <w:p>
-      <w:pPr>
-        <w:pStyle w:val="Heading3"/>
-      </w:pPr>
-      <w:r>
-        <w:t>Guided: restate the worked result, then name the assumption or limitation that prevents a broader conclusion.</w:t>
-      </w:r>
-    </w:p>
-    <w:p>
-      <w:r>
-        <w:t>________________________________________________________________</w:t>
-      </w:r>
-    </w:p>
-    <w:p>
-      <w:r>
-        <w:t>________________________________________________________________</w:t>
-      </w:r>
-    </w:p>
-    <w:p>
-      <w:r>
-        <w:t>________________________________________________________________</w:t>
-      </w:r>
-    </w:p>
-    <w:p>
-      <w:r>
-        <w:t>________________________________________________________________</w:t>
-      </w:r>
-    </w:p>
-    <w:p>
-      <w:r>
-        <w:t>________________________________________________________________</w:t>
       </w:r>
     </w:p>
     <w:p>
@@ -3685,21 +3509,33 @@
     </w:tbl>
     <w:p>
       <w:pPr>
+        <w:pStyle w:val="Heading3"/>
+      </w:pPr>
+      <w:r>
+        <w:t>Check your reasoning</w:t>
+      </w:r>
+    </w:p>
+    <w:p>
+      <w:pPr>
         <w:spacing w:line="336" w:lineRule="auto" w:after="180"/>
       </w:pPr>
       <w:r>
         <w:rPr>
           <w:b w:val="0"/>
         </w:rPr>
-        <w:t>Explain your trace to a partner. Your partner points to one step to check. Swap roles on the next case. Each person writes their own explanation.</w:t>
-      </w:r>
-    </w:p>
-    <w:p>
-      <w:pPr>
-        <w:pStyle w:val="Heading3"/>
-      </w:pPr>
-      <w:r>
-        <w:t>Check your reasoning</w:t>
+        <w:t xml:space="preserve">Use the worked case for Speech pipelines and multimodal </w:t>
+      </w:r>
+      <w:r>
+        <w:rPr>
+          <w:b/>
+        </w:rPr>
+        <w:t>evidence</w:t>
+      </w:r>
+      <w:r>
+        <w:rPr>
+          <w:b w:val="0"/>
+        </w:rPr>
+        <w:t>. Proposed explanation: “The worked result establishes every future case”. Decide whether this explanation is supported.</w:t>
       </w:r>
     </w:p>
     <w:p>
@@ -3710,19 +3546,26 @@
         <w:rPr>
           <w:b w:val="0"/>
         </w:rPr>
-        <w:t xml:space="preserve">Use the worked case for Speech pipelines and multimodal </w:t>
-      </w:r>
-      <w:r>
-        <w:rPr>
-          <w:b/>
-        </w:rPr>
-        <w:t>evidence</w:t>
-      </w:r>
+        <w:t>Point to the step or supplied fact that decides; explain your repair if needed.</w:t>
+      </w:r>
+    </w:p>
+    <w:p>
+      <w:pPr>
+        <w:spacing w:line="336" w:lineRule="auto" w:after="180"/>
+      </w:pPr>
       <w:r>
         <w:rPr>
           <w:b w:val="0"/>
         </w:rPr>
-        <w:t>. Proposed explanation: “The worked result establishes every future case”. Decide whether this explanation is supported.</w:t>
+        <w:t>Answer on your own before discussion. If you are unsure, say which step you need help with.</w:t>
+      </w:r>
+    </w:p>
+    <w:p>
+      <w:pPr>
+        <w:pStyle w:val="Heading2"/>
+      </w:pPr>
+      <w:r>
+        <w:t>Earlier wording, alternatives and picture transcripts · reference / check after trying</w:t>
       </w:r>
     </w:p>
     <w:p>
@@ -3733,7 +3576,7 @@
         <w:rPr>
           <w:b w:val="0"/>
         </w:rPr>
-        <w:t>Point to the step or supplied fact that decides; explain your repair if needed.</w:t>
+        <w:t>LOGIC STUDIO</w:t>
       </w:r>
     </w:p>
     <w:p>
@@ -3744,118 +3587,18 @@
         <w:rPr>
           <w:b w:val="0"/>
         </w:rPr>
-        <w:t>Answer on your own before discussion. If you are unsure, say which step you need help with.</w:t>
-      </w:r>
-    </w:p>
-    <w:p>
-      <w:pPr>
-        <w:pStyle w:val="Heading3"/>
-      </w:pPr>
-      <w:r>
-        <w:t>Explain the picture</w:t>
+        <w:t>Specify Before You Run</w:t>
       </w:r>
     </w:p>
     <w:p>
       <w:pPr>
         <w:spacing w:line="336" w:lineRule="auto" w:after="180"/>
-        <w:shd w:fill="F5F1FB"/>
       </w:pPr>
       <w:r>
         <w:rPr>
           <w:b w:val="0"/>
         </w:rPr>
-        <w:t>Why were both “exactly three” and “exactly five” unsupported before opening the box?</w:t>
-      </w:r>
-    </w:p>
-    <w:p>
-      <w:pPr>
-        <w:pStyle w:val="Heading3"/>
-      </w:pPr>
-      <w:r>
-        <w:t>My explanation using a pictured step and the given facts</w:t>
-      </w:r>
-    </w:p>
-    <w:p>
-      <w:r>
-        <w:t>________________________________________________________________</w:t>
-      </w:r>
-    </w:p>
-    <w:p>
-      <w:r>
-        <w:t>________________________________________________________________</w:t>
-      </w:r>
-    </w:p>
-    <w:p>
-      <w:r>
-        <w:t>________________________________________________________________</w:t>
-      </w:r>
-    </w:p>
-    <w:p>
-      <w:r>
-        <w:t>________________________________________________________________</w:t>
-      </w:r>
-    </w:p>
-    <w:p>
-      <w:pPr>
-        <w:spacing w:line="336" w:lineRule="auto" w:after="180"/>
-      </w:pPr>
-      <w:r>
-        <w:rPr>
-          <w:b w:val="0"/>
-        </w:rPr>
-        <w:t>This is supported practice. Keep the separately named independent case for an attempt before feedback.</w:t>
-      </w:r>
-    </w:p>
-    <w:p>
-      <w:pPr>
-        <w:pStyle w:val="Heading1"/>
-      </w:pPr>
-      <w:r>
-        <w:t>09. Run the investigation</w:t>
-      </w:r>
-    </w:p>
-    <w:p>
-      <w:r>
-        <w:t>Investigate Multimodal Evidence. Record the prediction, actual observation or labelled paper trace, explanation and next test separately.</w:t>
-      </w:r>
-    </w:p>
-    <w:p>
-      <w:pPr>
-        <w:spacing w:line="336" w:lineRule="auto" w:after="180"/>
-      </w:pPr>
-      <w:r>
-        <w:rPr>
-          <w:b/>
-        </w:rPr>
-        <w:t>EVIDENCE</w:t>
-      </w:r>
-      <w:r>
-        <w:rPr>
-          <w:b/>
-        </w:rPr>
-        <w:t xml:space="preserve"> LAB</w:t>
-      </w:r>
-    </w:p>
-    <w:p>
-      <w:pPr>
-        <w:spacing w:line="336" w:lineRule="auto" w:after="180"/>
-      </w:pPr>
-      <w:r>
-        <w:rPr>
-          <w:b w:val="0"/>
-        </w:rPr>
-        <w:t>Predict → Test → Record → Explain</w:t>
-      </w:r>
-    </w:p>
-    <w:p>
-      <w:pPr>
-        <w:spacing w:line="336" w:lineRule="auto" w:after="180"/>
-      </w:pPr>
-      <w:r>
-        <w:rPr>
-          <w:b w:val="0"/>
-        </w:rPr>
-        <w:t>Keep expected and actual results separate. Surprises are useful data when recorded honestly.</w:t>
+        <w:t>Prompts, schemas, retrieval, tool calls, and code are inspectable parts of one AI product.</w:t>
       </w:r>
     </w:p>
     <w:p>
@@ -3863,7 +3606,7 @@
         <w:drawing>
           <wp:inline xmlns:a="http://schemas.openxmlformats.org/drawingml/2006/main" xmlns:pic="http://schemas.openxmlformats.org/drawingml/2006/picture">
             <wp:extent cx="5486400" cy="1901952"/>
-            <wp:docPr id="18" name="Picture 18" descr="Evidence lab graphic for Multimodal Evidence"/>
+            <wp:docPr id="19" name="Picture 19" descr="Logic tracing graphic for Multimodal Evidence"/>
             <wp:cNvGraphicFramePr>
               <a:graphicFrameLocks noChangeAspect="1"/>
             </wp:cNvGraphicFramePr>
@@ -3871,11 +3614,11 @@
               <a:graphicData uri="http://schemas.openxmlformats.org/drawingml/2006/picture">
                 <pic:pic>
                   <pic:nvPicPr>
-                    <pic:cNvPr id="0" name="4e610dc9fddab58f7db2d3b9f4736c5ed6e1e8c75f87fa4024533e258ddd85c1.png"/>
+                    <pic:cNvPr id="0" name="112c89216380e7327670e715cf532346aeed10eee4e4400b610a219e3e4bc9f9.png"/>
                     <pic:cNvPicPr/>
                   </pic:nvPicPr>
                   <pic:blipFill>
-                    <a:blip r:embed="rId25"/>
+                    <a:blip r:embed="rId22"/>
                     <a:stretch>
                       <a:fillRect/>
                     </a:stretch>
@@ -3902,19 +3645,27 @@
         <w:rPr>
           <w:b w:val="0"/>
         </w:rPr>
-        <w:t xml:space="preserve">Match image/text pairs, flag irrelevant or </w:t>
+        <w:t xml:space="preserve">SET task, audience, constraints, </w:t>
       </w:r>
       <w:r>
         <w:rPr>
           <w:b/>
         </w:rPr>
-        <w:t>conflict</w:t>
+        <w:t>output</w:t>
       </w:r>
       <w:r>
         <w:rPr>
           <w:b w:val="0"/>
         </w:rPr>
-        <w:t xml:space="preserve">ing </w:t>
+        <w:t>_schema</w:t>
+        <w:br/>
+        <w:t>LOAD approved_context or retrieval_result</w:t>
+        <w:br/>
+        <w:t>CALL model or allowed_tool</w:t>
+        <w:br/>
+        <w:t>VALIDATE fields, claims, citations, and safety</w:t>
+        <w:br/>
+        <w:t xml:space="preserve">IF </w:t>
       </w:r>
       <w:r>
         <w:rPr>
@@ -3926,7 +3677,383 @@
         <w:rPr>
           <w:b w:val="0"/>
         </w:rPr>
-        <w:t>, and design ask-more or abstain behavior.</w:t>
+        <w:t xml:space="preserve"> missing: ask, retrieve, or abstain</w:t>
+        <w:br/>
+        <w:t xml:space="preserve">RETURN useful </w:t>
+      </w:r>
+      <w:r>
+        <w:rPr>
+          <w:b/>
+        </w:rPr>
+        <w:t>output</w:t>
+      </w:r>
+      <w:r>
+        <w:rPr>
+          <w:b w:val="0"/>
+        </w:rPr>
+        <w:t xml:space="preserve"> + source trail + limitations</w:t>
+      </w:r>
+    </w:p>
+    <w:p>
+      <w:pPr>
+        <w:spacing w:line="336" w:lineRule="auto" w:after="180"/>
+      </w:pPr>
+      <w:r>
+        <w:rPr>
+          <w:b w:val="0"/>
+        </w:rPr>
+        <w:t xml:space="preserve">Trace one </w:t>
+      </w:r>
+      <w:r>
+        <w:rPr>
+          <w:b/>
+        </w:rPr>
+        <w:t>input</w:t>
+      </w:r>
+      <w:r>
+        <w:rPr>
+          <w:b w:val="0"/>
+        </w:rPr>
+        <w:t>. Which line changes the state or chooses a path?</w:t>
+      </w:r>
+    </w:p>
+    <w:p>
+      <w:pPr>
+        <w:pStyle w:val="Heading3"/>
+      </w:pPr>
+      <w:r>
+        <w:t>Write or draw your reasoning and evidence.</w:t>
+      </w:r>
+    </w:p>
+    <w:p>
+      <w:r>
+        <w:t>________________________________________________________________</w:t>
+      </w:r>
+    </w:p>
+    <w:p>
+      <w:r>
+        <w:t>________________________________________________________________</w:t>
+      </w:r>
+    </w:p>
+    <w:p>
+      <w:r>
+        <w:t>________________________________________________________________</w:t>
+      </w:r>
+    </w:p>
+    <w:p>
+      <w:r>
+        <w:t>________________________________________________________________</w:t>
+      </w:r>
+    </w:p>
+    <w:p>
+      <w:r>
+        <w:t>________________________________________________________________</w:t>
+      </w:r>
+    </w:p>
+    <w:p>
+      <w:pPr>
+        <w:pStyle w:val="Heading3"/>
+      </w:pPr>
+      <w:r>
+        <w:t>A closer explanation</w:t>
+      </w:r>
+    </w:p>
+    <w:p>
+      <w:pPr>
+        <w:spacing w:line="336" w:lineRule="auto" w:after="180"/>
+      </w:pPr>
+      <w:r>
+        <w:rPr>
+          <w:b w:val="0"/>
+        </w:rPr>
+        <w:t>A useful check asks what would make the reasoning fail. Distinguish a failure to execute the declared procedure from a weakness in the procedure itself.</w:t>
+      </w:r>
+    </w:p>
+    <w:p>
+      <w:pPr>
+        <w:spacing w:line="336" w:lineRule="auto" w:after="180"/>
+      </w:pPr>
+      <w:r>
+        <w:rPr>
+          <w:b w:val="0"/>
+        </w:rPr>
+        <w:t xml:space="preserve">The first may require a correction; the second requires an explicitly revised method and new </w:t>
+      </w:r>
+      <w:r>
+        <w:rPr>
+          <w:b/>
+        </w:rPr>
+        <w:t>evidence</w:t>
+      </w:r>
+      <w:r>
+        <w:rPr>
+          <w:b w:val="0"/>
+        </w:rPr>
+        <w:t>. Preserve unsuccessful cases so an improved result cannot hide the original problem.</w:t>
+      </w:r>
+    </w:p>
+    <w:p>
+      <w:pPr>
+        <w:pStyle w:val="Heading3"/>
+      </w:pPr>
+      <w:r>
+        <w:t>Guided: restate the worked result, then name the assumption or limitation that prevents a broader conclusion.</w:t>
+      </w:r>
+    </w:p>
+    <w:p>
+      <w:r>
+        <w:t>________________________________________________________________</w:t>
+      </w:r>
+    </w:p>
+    <w:p>
+      <w:r>
+        <w:t>________________________________________________________________</w:t>
+      </w:r>
+    </w:p>
+    <w:p>
+      <w:r>
+        <w:t>________________________________________________________________</w:t>
+      </w:r>
+    </w:p>
+    <w:p>
+      <w:r>
+        <w:t>________________________________________________________________</w:t>
+      </w:r>
+    </w:p>
+    <w:p>
+      <w:r>
+        <w:t>________________________________________________________________</w:t>
+      </w:r>
+    </w:p>
+    <w:p>
+      <w:pPr>
+        <w:spacing w:line="336" w:lineRule="auto" w:after="180"/>
+      </w:pPr>
+      <w:r>
+        <w:rPr>
+          <w:b w:val="0"/>
+        </w:rPr>
+        <w:t>Explain your trace to a partner. Your partner points to one step to check. Swap roles on the next case. Each person writes their own explanation.</w:t>
+      </w:r>
+    </w:p>
+    <w:p>
+      <w:pPr>
+        <w:pStyle w:val="Heading1"/>
+      </w:pPr>
+      <w:r>
+        <w:t>09. Audit four complete image/text evidence pairs</w:t>
+      </w:r>
+    </w:p>
+    <w:p>
+      <w:r>
+        <w:t>Check alignment and relevance before merging the reports.</w:t>
+      </w:r>
+    </w:p>
+    <w:p>
+      <w:pPr>
+        <w:pStyle w:val="Heading2"/>
+      </w:pPr>
+      <w:r>
+        <w:t>The supplied evidence-pair cards</w:t>
+      </w:r>
+    </w:p>
+    <w:tbl>
+      <w:tblPr>
+        <w:tblStyle w:val="LightShading-Accent1"/>
+        <w:tblW w:type="auto" w:w="0"/>
+        <w:tblLook w:firstColumn="1" w:firstRow="1" w:lastColumn="0" w:lastRow="0" w:noHBand="0" w:noVBand="1" w:val="04A0"/>
+      </w:tblPr>
+      <w:tblGrid>
+        <w:gridCol w:w="3408"/>
+        <w:gridCol w:w="3408"/>
+        <w:gridCol w:w="3408"/>
+      </w:tblGrid>
+      <w:tr>
+        <w:trPr>
+          <w:tblHeader/>
+        </w:trPr>
+        <w:tc>
+          <w:tcPr>
+            <w:tcW w:type="dxa" w:w="3408"/>
+          </w:tcPr>
+          <w:p>
+            <w:r>
+              <w:t>Card</w:t>
+            </w:r>
+          </w:p>
+        </w:tc>
+        <w:tc>
+          <w:tcPr>
+            <w:tcW w:type="dxa" w:w="3408"/>
+          </w:tcPr>
+          <w:p>
+            <w:r>
+              <w:t>Complete supplied evidence and question</w:t>
+            </w:r>
+          </w:p>
+        </w:tc>
+        <w:tc>
+          <w:tcPr>
+            <w:tcW w:type="dxa" w:w="3408"/>
+          </w:tcPr>
+          <w:p>
+            <w:r>
+              <w:t>Alignment or evidence issue</w:t>
+            </w:r>
+          </w:p>
+        </w:tc>
+      </w:tr>
+      <w:tr>
+        <w:tc>
+          <w:tcPr>
+            <w:tcW w:type="dxa" w:w="3408"/>
+          </w:tcPr>
+          <w:p>
+            <w:r>
+              <w:t>A · DeskD1</w:t>
+            </w:r>
+          </w:p>
+        </w:tc>
+        <w:tc>
+          <w:tcPr>
+            <w:tcW w:type="dxa" w:w="3408"/>
+          </w:tcPr>
+          <w:p>
+            <w:r>
+              <w:t>Same occasion: described open box has three visible pencils; closed box contents unknown; caption says five total. Ask desk total.</w:t>
+            </w:r>
+          </w:p>
+        </w:tc>
+        <w:tc>
+          <w:tcPr>
+            <w:tcW w:type="dxa" w:w="3408"/>
+          </w:tcPr>
+          <w:p>
+            <w:r>
+              <w:t>Visible lower bound versus unobserved contents</w:t>
+            </w:r>
+          </w:p>
+        </w:tc>
+      </w:tr>
+      <w:tr>
+        <w:tc>
+          <w:tcPr>
+            <w:tcW w:type="dxa" w:w="3408"/>
+          </w:tcPr>
+          <w:p>
+            <w:r>
+              <w:t>B · Plants</w:t>
+            </w:r>
+          </w:p>
+        </w:tc>
+        <w:tc>
+          <w:tcPr>
+            <w:tcW w:type="dxa" w:w="3408"/>
+          </w:tcPr>
+          <w:p>
+            <w:r>
+              <w:t>Photo description concerns plant P2; caption says plant P1 was watered Monday. Ask P2 watering history.</w:t>
+            </w:r>
+          </w:p>
+        </w:tc>
+        <w:tc>
+          <w:tcPr>
+            <w:tcW w:type="dxa" w:w="3408"/>
+          </w:tcPr>
+          <w:p>
+            <w:r>
+              <w:t>Different identities;do not transfer the history</w:t>
+            </w:r>
+          </w:p>
+        </w:tc>
+      </w:tr>
+      <w:tr>
+        <w:tc>
+          <w:tcPr>
+            <w:tcW w:type="dxa" w:w="3408"/>
+          </w:tcPr>
+          <w:p>
+            <w:r>
+              <w:t>C · ChartC1</w:t>
+            </w:r>
+          </w:p>
+        </w:tc>
+        <w:tc>
+          <w:tcPr>
+            <w:tcW w:type="dxa" w:w="3408"/>
+          </w:tcPr>
+          <w:p>
+            <w:r>
+              <w:t>Same dated full-frame plant chart is described as12plants; caption for C1 says21; no authority rule. Ask the count.</w:t>
+            </w:r>
+          </w:p>
+        </w:tc>
+        <w:tc>
+          <w:tcPr>
+            <w:tcW w:type="dxa" w:w="3408"/>
+          </w:tcPr>
+          <w:p>
+            <w:r>
+              <w:t>Conflicting reports under the stated same scope</w:t>
+            </w:r>
+          </w:p>
+        </w:tc>
+      </w:tr>
+      <w:tr>
+        <w:tc>
+          <w:tcPr>
+            <w:tcW w:type="dxa" w:w="3408"/>
+          </w:tcPr>
+          <w:p>
+            <w:r>
+              <w:t>D · PlantP4</w:t>
+            </w:r>
+          </w:p>
+        </w:tc>
+        <w:tc>
+          <w:tcPr>
+            <w:tcW w:type="dxa" w:w="3408"/>
+          </w:tcPr>
+          <w:p>
+            <w:r>
+              <w:t>Same plant and date: photo description reports leaf spots; question asks last week’s watering; no history record is supplied.</w:t>
+            </w:r>
+          </w:p>
+        </w:tc>
+        <w:tc>
+          <w:tcPr>
+            <w:tcW w:type="dxa" w:w="3408"/>
+          </w:tcPr>
+          <w:p>
+            <w:r>
+              <w:t>Visible appearance does not supply the requested history</w:t>
+            </w:r>
+          </w:p>
+        </w:tc>
+      </w:tr>
+    </w:tbl>
+    <w:p>
+      <w:pPr>
+        <w:pStyle w:val="Heading2"/>
+      </w:pPr>
+      <w:r>
+        <w:t>Separate reports, missing facts and bounded answers</w:t>
+      </w:r>
+    </w:p>
+    <w:p>
+      <w:pPr>
+        <w:pStyle w:val="ListNumber"/>
+      </w:pPr>
+      <w:r>
+        <w:t>Four complete evidence-pair audits: for each name the object/event ID, time/scope, direct reported content, missing information and a bounded answer. A supports at least3,not exact5; B cannot apply P1’s history to P2; C requires preserving the12/21conflict and checking the original chart/source; D needs a history record or clarification. Do not infer a cause or treatment for the plant from the described spots. All photo/chart contents are supplied written descriptions, not actual image inspections or model outputs. Design a fictional plant-helper input card with image/source ID, relevant question and optional history reference; state what an ask-more or incomplete-evidence response must preserve. Keep the independent plants/opaque-pot description withheld.</w:t>
+      </w:r>
+    </w:p>
+    <w:p>
+      <w:pPr>
+        <w:pStyle w:val="Heading2"/>
+      </w:pPr>
+      <w:r>
+        <w:t>Keep the evidence record</w:t>
       </w:r>
     </w:p>
     <w:tbl>
@@ -4177,7 +4304,6 @@
     <w:p>
       <w:pPr>
         <w:spacing w:line="336" w:lineRule="auto" w:after="180"/>
-        <w:shd w:fill="F5F1FB"/>
       </w:pPr>
       <w:r>
         <w:rPr>
@@ -4221,6 +4347,135 @@
     </w:p>
     <w:p>
       <w:pPr>
+        <w:spacing w:line="336" w:lineRule="auto" w:after="180"/>
+      </w:pPr>
+      <w:r>
+        <w:rPr>
+          <w:b w:val="0"/>
+        </w:rPr>
+        <w:t>Before trying: what do I expect, and why? While trying: which step could first go wrong? Afterwards: what did I actually observe, and what should change? Keep “not run” if you only traced the procedure.</w:t>
+      </w:r>
+    </w:p>
+    <w:p>
+      <w:pPr>
+        <w:pStyle w:val="Heading2"/>
+      </w:pPr>
+      <w:r>
+        <w:t>Earlier wording, alternatives and picture transcripts · reference / check after trying</w:t>
+      </w:r>
+    </w:p>
+    <w:p>
+      <w:pPr>
+        <w:spacing w:line="336" w:lineRule="auto" w:after="180"/>
+      </w:pPr>
+      <w:r>
+        <w:rPr>
+          <w:b/>
+        </w:rPr>
+        <w:t>EVIDENCE</w:t>
+      </w:r>
+      <w:r>
+        <w:rPr>
+          <w:b w:val="0"/>
+        </w:rPr>
+        <w:t xml:space="preserve"> LAB</w:t>
+      </w:r>
+    </w:p>
+    <w:p>
+      <w:pPr>
+        <w:spacing w:line="336" w:lineRule="auto" w:after="180"/>
+      </w:pPr>
+      <w:r>
+        <w:rPr>
+          <w:b w:val="0"/>
+        </w:rPr>
+        <w:t>Predict → Test → Record → Explain</w:t>
+      </w:r>
+    </w:p>
+    <w:p>
+      <w:pPr>
+        <w:spacing w:line="336" w:lineRule="auto" w:after="180"/>
+      </w:pPr>
+      <w:r>
+        <w:rPr>
+          <w:b w:val="0"/>
+        </w:rPr>
+        <w:t>Keep expected and actual results separate. Surprises are useful data when recorded honestly.</w:t>
+      </w:r>
+    </w:p>
+    <w:p>
+      <w:r>
+        <w:drawing>
+          <wp:inline xmlns:a="http://schemas.openxmlformats.org/drawingml/2006/main" xmlns:pic="http://schemas.openxmlformats.org/drawingml/2006/picture">
+            <wp:extent cx="5486400" cy="1901952"/>
+            <wp:docPr id="20" name="Picture 20" descr="Evidence lab graphic for Multimodal Evidence"/>
+            <wp:cNvGraphicFramePr>
+              <a:graphicFrameLocks noChangeAspect="1"/>
+            </wp:cNvGraphicFramePr>
+            <a:graphic>
+              <a:graphicData uri="http://schemas.openxmlformats.org/drawingml/2006/picture">
+                <pic:pic>
+                  <pic:nvPicPr>
+                    <pic:cNvPr id="0" name="4e610dc9fddab58f7db2d3b9f4736c5ed6e1e8c75f87fa4024533e258ddd85c1.png"/>
+                    <pic:cNvPicPr/>
+                  </pic:nvPicPr>
+                  <pic:blipFill>
+                    <a:blip r:embed="rId23"/>
+                    <a:stretch>
+                      <a:fillRect/>
+                    </a:stretch>
+                  </pic:blipFill>
+                  <pic:spPr>
+                    <a:xfrm>
+                      <a:off x="0" y="0"/>
+                      <a:ext cx="5486400" cy="1901952"/>
+                    </a:xfrm>
+                    <a:prstGeom prst="rect"/>
+                  </pic:spPr>
+                </pic:pic>
+              </a:graphicData>
+            </a:graphic>
+          </wp:inline>
+        </w:drawing>
+      </w:r>
+    </w:p>
+    <w:p>
+      <w:pPr>
+        <w:spacing w:line="336" w:lineRule="auto" w:after="180"/>
+      </w:pPr>
+      <w:r>
+        <w:rPr>
+          <w:b w:val="0"/>
+        </w:rPr>
+        <w:t xml:space="preserve">Use the four complete written image/text </w:t>
+      </w:r>
+      <w:r>
+        <w:rPr>
+          <w:b/>
+        </w:rPr>
+        <w:t>evidence</w:t>
+      </w:r>
+      <w:r>
+        <w:rPr>
+          <w:b w:val="0"/>
+        </w:rPr>
+        <w:t xml:space="preserve">-pair cards. Check identity,time,scope,visible content and missing history; preserve </w:t>
+      </w:r>
+      <w:r>
+        <w:rPr>
+          <w:b/>
+        </w:rPr>
+        <w:t>conflict</w:t>
+      </w:r>
+      <w:r>
+        <w:rPr>
+          <w:b w:val="0"/>
+        </w:rPr>
+        <w:t>s or ask for the relevant source. These are described fictional inputs, not actual image inspection, model results or plant diagnosis.</w:t>
+      </w:r>
+    </w:p>
+    <w:p>
+      <w:pPr>
         <w:pStyle w:val="Heading3"/>
       </w:pPr>
       <w:r>
@@ -4229,13 +4484,488 @@
     </w:p>
     <w:p>
       <w:pPr>
+        <w:pStyle w:val="Heading1"/>
+      </w:pPr>
+      <w:r>
+        <w:t>14. Try alone: evaluate the fresh plant-and-opaque-pot record</w:t>
+      </w:r>
+    </w:p>
+    <w:p>
+      <w:r>
+        <w:t>Keep visible count, unknown contents and total claim distinct.</w:t>
+      </w:r>
+    </w:p>
+    <w:p>
+      <w:pPr>
+        <w:pStyle w:val="Heading2"/>
+      </w:pPr>
+      <w:r>
+        <w:t>Independent description and scope</w:t>
+      </w:r>
+    </w:p>
+    <w:p>
+      <w:pPr>
         <w:spacing w:line="336" w:lineRule="auto" w:after="180"/>
       </w:pPr>
       <w:r>
         <w:rPr>
           <w:b w:val="0"/>
         </w:rPr>
-        <w:t>Before trying: what do I expect, and why? While trying: which step could first go wrong? Afterwards: what did I actually observe, and what should change? Keep “not run” if you only traced the procedure.</w:t>
+        <w:t>A description reports two visible plants and a third opaque pot whose contents cannot be seen. A caption says “three plants”. What is supported?</w:t>
+      </w:r>
+    </w:p>
+    <w:p>
+      <w:pPr>
+        <w:spacing w:line="336" w:lineRule="auto" w:after="180"/>
+      </w:pPr>
+      <w:r>
+        <w:rPr>
+          <w:b w:val="0"/>
+        </w:rPr>
+        <w:t>Evaluate only the supplied description and caption; no actual image inspection or outside inventory is provided. State which quantities are explicitly reported and which claims would need further evidence. Do not add facts about typical pot contents or unreported locations.</w:t>
+      </w:r>
+    </w:p>
+    <w:p>
+      <w:pPr>
+        <w:pStyle w:val="Heading2"/>
+      </w:pPr>
+      <w:r>
+        <w:t>Your first attempt and help record</w:t>
+      </w:r>
+    </w:p>
+    <w:p>
+      <w:pPr>
+        <w:pStyle w:val="Heading3"/>
+      </w:pPr>
+      <w:r>
+        <w:t>My independent explanation, trace and limits</w:t>
+      </w:r>
+    </w:p>
+    <w:p>
+      <w:r>
+        <w:t>________________________________________________________________</w:t>
+      </w:r>
+    </w:p>
+    <w:p>
+      <w:r>
+        <w:t>________________________________________________________________</w:t>
+      </w:r>
+    </w:p>
+    <w:p>
+      <w:r>
+        <w:t>________________________________________________________________</w:t>
+      </w:r>
+    </w:p>
+    <w:p>
+      <w:r>
+        <w:t>________________________________________________________________</w:t>
+      </w:r>
+    </w:p>
+    <w:p>
+      <w:r>
+        <w:t>________________________________________________________________</w:t>
+      </w:r>
+    </w:p>
+    <w:p>
+      <w:r>
+        <w:t>________________________________________________________________</w:t>
+      </w:r>
+    </w:p>
+    <w:p>
+      <w:r>
+        <w:t>________________________________________________________________</w:t>
+      </w:r>
+    </w:p>
+    <w:p>
+      <w:pPr>
+        <w:spacing w:line="336" w:lineRule="auto" w:after="180"/>
+      </w:pPr>
+      <w:r>
+        <w:rPr>
+          <w:b w:val="0"/>
+        </w:rPr>
+        <w:t>Attempt this case before feedback. Record any help. Earlier examples below are further practice; a case already practised with feedback cannot establish fresh transfer.</w:t>
+      </w:r>
+    </w:p>
+    <w:p>
+      <w:pPr>
+        <w:spacing w:line="336" w:lineRule="auto" w:after="180"/>
+      </w:pPr>
+      <w:r>
+        <w:rPr>
+          <w:b w:val="0"/>
+        </w:rPr>
+        <w:t xml:space="preserve">Your teacher has the independent answer and scoring criteria. Complete the matching workbook week to keep your practice </w:t>
+      </w:r>
+      <w:r>
+        <w:rPr>
+          <w:b/>
+        </w:rPr>
+        <w:t>evidence</w:t>
+      </w:r>
+      <w:r>
+        <w:rPr>
+          <w:b w:val="0"/>
+        </w:rPr>
+        <w:t xml:space="preserve"> together.</w:t>
+      </w:r>
+    </w:p>
+    <w:p>
+      <w:pPr>
+        <w:pStyle w:val="Heading2"/>
+      </w:pPr>
+      <w:r>
+        <w:t>Use feedback afterwards</w:t>
+      </w:r>
+    </w:p>
+    <w:p>
+      <w:pPr>
+        <w:spacing w:line="336" w:lineRule="auto" w:after="180"/>
+      </w:pPr>
+      <w:r>
+        <w:rPr>
+          <w:b w:val="0"/>
+        </w:rPr>
+        <w:t>Attempt the independent case before hints. Record whether you worked alone, used a hint or followed a model. After feedback, fix the first unsupported step and explain why it changed.</w:t>
+      </w:r>
+    </w:p>
+    <w:p>
+      <w:pPr>
+        <w:spacing w:line="336" w:lineRule="auto" w:after="180"/>
+      </w:pPr>
+      <w:r>
+        <w:rPr>
+          <w:b w:val="0"/>
+        </w:rPr>
+        <w:t>A later check uses a changed case, not a copied answer.</w:t>
+      </w:r>
+    </w:p>
+    <w:p>
+      <w:pPr>
+        <w:pStyle w:val="Heading2"/>
+      </w:pPr>
+      <w:r>
+        <w:t>Earlier wording, alternatives and picture transcripts · reference / check after trying</w:t>
+      </w:r>
+    </w:p>
+    <w:p>
+      <w:pPr>
+        <w:pStyle w:val="Heading3"/>
+      </w:pPr>
+      <w:r>
+        <w:t>Independent case: Changed independent case</w:t>
+      </w:r>
+    </w:p>
+    <w:p>
+      <w:pPr>
+        <w:pStyle w:val="Heading3"/>
+      </w:pPr>
+      <w:r>
+        <w:t>Week 13 Independent application</w:t>
+      </w:r>
+    </w:p>
+    <w:p>
+      <w:pPr>
+        <w:spacing w:line="336" w:lineRule="auto" w:after="180"/>
+      </w:pPr>
+      <w:r>
+        <w:rPr>
+          <w:b w:val="0"/>
+        </w:rPr>
+        <w:t>Close the worked explanation. Apply the idea to this different question without copying.</w:t>
+      </w:r>
+    </w:p>
+    <w:p>
+      <w:pPr>
+        <w:spacing w:line="336" w:lineRule="auto" w:after="180"/>
+      </w:pPr>
+      <w:r>
+        <w:rPr>
+          <w:b w:val="0"/>
+        </w:rPr>
+        <w:t>A chart image shows 12 plants; its caption says 21. What should a multimodal assistant report before drawing a conclusion?</w:t>
+      </w:r>
+    </w:p>
+    <w:p>
+      <w:pPr>
+        <w:spacing w:line="336" w:lineRule="auto" w:after="180"/>
+      </w:pPr>
+      <w:r>
+        <w:rPr>
+          <w:b w:val="0"/>
+        </w:rPr>
+        <w:t xml:space="preserve">My answer, with a trace, calculation or supporting </w:t>
+      </w:r>
+      <w:r>
+        <w:rPr>
+          <w:b/>
+        </w:rPr>
+        <w:t>evidence</w:t>
+      </w:r>
+    </w:p>
+    <w:p>
+      <w:pPr>
+        <w:pStyle w:val="Heading3"/>
+      </w:pPr>
+      <w:r>
+        <w:t>Write or draw your reasoning and evidence.</w:t>
+      </w:r>
+    </w:p>
+    <w:p>
+      <w:r>
+        <w:t>________________________________________________________________</w:t>
+      </w:r>
+    </w:p>
+    <w:p>
+      <w:r>
+        <w:t>________________________________________________________________</w:t>
+      </w:r>
+    </w:p>
+    <w:p>
+      <w:r>
+        <w:t>________________________________________________________________</w:t>
+      </w:r>
+    </w:p>
+    <w:p>
+      <w:r>
+        <w:t>________________________________________________________________</w:t>
+      </w:r>
+    </w:p>
+    <w:p>
+      <w:r>
+        <w:t>________________________________________________________________</w:t>
+      </w:r>
+    </w:p>
+    <w:p>
+      <w:pPr>
+        <w:pStyle w:val="Heading3"/>
+      </w:pPr>
+      <w:r>
+        <w:t>Create and test</w:t>
+      </w:r>
+    </w:p>
+    <w:p>
+      <w:pPr>
+        <w:spacing w:line="336" w:lineRule="auto" w:after="180"/>
+      </w:pPr>
+      <w:r>
+        <w:rPr>
+          <w:b w:val="0"/>
+        </w:rPr>
+        <w:t>Change one relevant detail. Predict the result before testing. Include a boundary or missing-information case when it helps reveal a limit.</w:t>
+      </w:r>
+    </w:p>
+    <w:p>
+      <w:pPr>
+        <w:spacing w:line="336" w:lineRule="auto" w:after="180"/>
+      </w:pPr>
+      <w:r>
+        <w:rPr>
+          <w:b w:val="0"/>
+        </w:rPr>
+        <w:t xml:space="preserve">My changed </w:t>
+      </w:r>
+      <w:r>
+        <w:rPr>
+          <w:b/>
+        </w:rPr>
+        <w:t>input</w:t>
+      </w:r>
+      <w:r>
+        <w:rPr>
+          <w:b w:val="0"/>
+        </w:rPr>
+        <w:t xml:space="preserve"> and expected result</w:t>
+      </w:r>
+    </w:p>
+    <w:p>
+      <w:pPr>
+        <w:pStyle w:val="Heading3"/>
+      </w:pPr>
+      <w:r>
+        <w:t>Write or draw your reasoning and evidence.</w:t>
+      </w:r>
+    </w:p>
+    <w:p>
+      <w:r>
+        <w:t>________________________________________________________________</w:t>
+      </w:r>
+    </w:p>
+    <w:p>
+      <w:r>
+        <w:t>________________________________________________________________</w:t>
+      </w:r>
+    </w:p>
+    <w:p>
+      <w:r>
+        <w:t>________________________________________________________________</w:t>
+      </w:r>
+    </w:p>
+    <w:p>
+      <w:r>
+        <w:t>________________________________________________________________</w:t>
+      </w:r>
+    </w:p>
+    <w:p>
+      <w:r>
+        <w:t>________________________________________________________________</w:t>
+      </w:r>
+    </w:p>
+    <w:p>
+      <w:pPr>
+        <w:pStyle w:val="Heading3"/>
+      </w:pPr>
+      <w:r>
+        <w:t>Connect to your project</w:t>
+      </w:r>
+    </w:p>
+    <w:p>
+      <w:pPr>
+        <w:spacing w:line="336" w:lineRule="auto" w:after="180"/>
+      </w:pPr>
+      <w:r>
+        <w:rPr>
+          <w:b w:val="0"/>
+        </w:rPr>
+        <w:t>Accept diagrams plus questions only when the source and topic align with the learner’s task.</w:t>
+      </w:r>
+    </w:p>
+    <w:p>
+      <w:pPr>
+        <w:spacing w:line="336" w:lineRule="auto" w:after="180"/>
+      </w:pPr>
+      <w:r>
+        <w:rPr>
+          <w:b w:val="0"/>
+        </w:rPr>
+        <w:t xml:space="preserve">The </w:t>
+      </w:r>
+      <w:r>
+        <w:rPr>
+          <w:b/>
+        </w:rPr>
+        <w:t>evidence</w:t>
+      </w:r>
+      <w:r>
+        <w:rPr>
+          <w:b w:val="0"/>
+        </w:rPr>
+        <w:t xml:space="preserve"> I will keep</w:t>
+      </w:r>
+    </w:p>
+    <w:p>
+      <w:pPr>
+        <w:pStyle w:val="Heading3"/>
+      </w:pPr>
+      <w:r>
+        <w:t>Write or draw your reasoning and evidence.</w:t>
+      </w:r>
+    </w:p>
+    <w:p>
+      <w:r>
+        <w:t>________________________________________________________________</w:t>
+      </w:r>
+    </w:p>
+    <w:p>
+      <w:r>
+        <w:t>________________________________________________________________</w:t>
+      </w:r>
+    </w:p>
+    <w:p>
+      <w:r>
+        <w:t>________________________________________________________________</w:t>
+      </w:r>
+    </w:p>
+    <w:p>
+      <w:r>
+        <w:t>________________________________________________________________</w:t>
+      </w:r>
+    </w:p>
+    <w:p>
+      <w:r>
+        <w:t>________________________________________________________________</w:t>
+      </w:r>
+    </w:p>
+    <w:p>
+      <w:pPr>
+        <w:pStyle w:val="Heading3"/>
+      </w:pPr>
+      <w:r>
+        <w:t>Transfer practice from the original programme</w:t>
+      </w:r>
+    </w:p>
+    <w:p>
+      <w:pPr>
+        <w:spacing w:line="336" w:lineRule="auto" w:after="180"/>
+      </w:pPr>
+      <w:r>
+        <w:rPr>
+          <w:b w:val="0"/>
+        </w:rPr>
+        <w:t xml:space="preserve">A caption says four seedlings; the image shows three and an opaque box. Is a fourth seedling disproved? Write an </w:t>
+      </w:r>
+      <w:r>
+        <w:rPr>
+          <w:b/>
+        </w:rPr>
+        <w:t>evidence</w:t>
+      </w:r>
+      <w:r>
+        <w:rPr>
+          <w:b w:val="0"/>
+        </w:rPr>
+        <w:t>-aware response.</w:t>
+      </w:r>
+    </w:p>
+    <w:p>
+      <w:pPr>
+        <w:pStyle w:val="Heading3"/>
+      </w:pPr>
+      <w:r>
+        <w:t>Explain the mechanism, evidence and one limit.</w:t>
+      </w:r>
+    </w:p>
+    <w:p>
+      <w:r>
+        <w:t>________________________________________________________________</w:t>
+      </w:r>
+    </w:p>
+    <w:p>
+      <w:r>
+        <w:t>________________________________________________________________</w:t>
+      </w:r>
+    </w:p>
+    <w:p>
+      <w:r>
+        <w:t>________________________________________________________________</w:t>
+      </w:r>
+    </w:p>
+    <w:p>
+      <w:r>
+        <w:t>________________________________________________________________</w:t>
+      </w:r>
+    </w:p>
+    <w:p>
+      <w:r>
+        <w:t>________________________________________________________________</w:t>
+      </w:r>
+    </w:p>
+    <w:p>
+      <w:r>
+        <w:t>________________________________________________________________</w:t>
+      </w:r>
+    </w:p>
+    <w:p>
+      <w:r>
+        <w:t>________________________________________________________________</w:t>
+      </w:r>
+    </w:p>
+    <w:p>
+      <w:pPr>
+        <w:pStyle w:val="Heading3"/>
+      </w:pPr>
+      <w:r>
+        <w:t>Use feedback to improve</w:t>
       </w:r>
     </w:p>
     <w:p>
@@ -4243,12 +4973,20 @@
         <w:pStyle w:val="Heading1"/>
       </w:pPr>
       <w:r>
-        <w:t>10. Build your understanding</w:t>
-      </w:r>
-    </w:p>
-    <w:p>
-      <w:r>
-        <w:t>Move from recall to tracing, diagnosis and transfer in Multimodal Evidence. Explain why each step is justified.</w:t>
+        <w:t>11. Keep the project’s evidence roles visible</w:t>
+      </w:r>
+    </w:p>
+    <w:p>
+      <w:r>
+        <w:t>A combined answer must retain each source’s limits.</w:t>
+      </w:r>
+    </w:p>
+    <w:p>
+      <w:pPr>
+        <w:pStyle w:val="Heading2"/>
+      </w:pPr>
+      <w:r>
+        <w:t>This week’s concrete contribution</w:t>
       </w:r>
     </w:p>
     <w:p>
@@ -4257,7 +4995,1011 @@
       </w:pPr>
       <w:r>
         <w:rPr>
+          <w:b w:val="0"/>
+        </w:rPr>
+        <w:t>For the Verified Study Buddy, attach source IDs, relevant time/frame and claim scope to each visual, audio or text input. Check that the question and sources refer to the same entity. Keep a claim-evidence record separating reported observations, missing contents, inferences and caption assertions. Ask for aligned evidence rather than filling a hidden region with guessed facts.</w:t>
+      </w:r>
+    </w:p>
+    <w:p>
+      <w:pPr>
+        <w:spacing w:line="336" w:lineRule="auto" w:after="180"/>
+      </w:pPr>
+      <w:r>
+        <w:rPr>
+          <w:b w:val="0"/>
+        </w:rPr>
+        <w:t>A task authority policy may resolve a bounded reporting decision without proving what an absent original source contained.</w:t>
+      </w:r>
+    </w:p>
+    <w:p>
+      <w:pPr>
+        <w:spacing w:line="336" w:lineRule="auto" w:after="180"/>
+      </w:pPr>
+      <w:r>
+        <w:rPr>
+          <w:b w:val="0"/>
+        </w:rPr>
+        <w:t xml:space="preserve">Label Study Buddy claims by their visual, audio or text </w:t>
+      </w:r>
+      <w:r>
+        <w:rPr>
           <w:b/>
+        </w:rPr>
+        <w:t>evidence</w:t>
+      </w:r>
+      <w:r>
+        <w:rPr>
+          <w:b w:val="0"/>
+        </w:rPr>
+        <w:t xml:space="preserve"> and retain uncertainty when modalities omit information.</w:t>
+      </w:r>
+    </w:p>
+    <w:p>
+      <w:pPr>
+        <w:pStyle w:val="Heading2"/>
+      </w:pPr>
+      <w:r>
+        <w:t>Keep the checkpoint and human choice</w:t>
+      </w:r>
+    </w:p>
+    <w:p>
+      <w:pPr>
+        <w:spacing w:line="336" w:lineRule="auto" w:after="180"/>
+      </w:pPr>
+      <w:r>
+        <w:rPr>
+          <w:b w:val="0"/>
+        </w:rPr>
+        <w:t>THIS WEEK’S CHECKPOINT  Accept diagrams plus questions only when the source and topic align with the learner’s task.</w:t>
+      </w:r>
+    </w:p>
+    <w:p>
+      <w:pPr>
+        <w:spacing w:line="336" w:lineRule="auto" w:after="180"/>
+      </w:pPr>
+      <w:r>
+        <w:rPr>
+          <w:b w:val="0"/>
+        </w:rPr>
+        <w:t xml:space="preserve">SYSTEM MAP  Learner need → prompt/schema → approved sources/retrieval → model/tool → structured answer → verification → </w:t>
+      </w:r>
+      <w:r>
+        <w:rPr>
+          <w:b/>
+        </w:rPr>
+        <w:t>human decision</w:t>
+      </w:r>
+    </w:p>
+    <w:p>
+      <w:pPr>
+        <w:spacing w:line="336" w:lineRule="auto" w:after="180"/>
+      </w:pPr>
+      <w:r>
+        <w:rPr>
+          <w:b w:val="0"/>
+        </w:rPr>
+        <w:t>What will you add, change, or verify in the project this week?</w:t>
+      </w:r>
+    </w:p>
+    <w:p>
+      <w:pPr>
+        <w:pStyle w:val="Heading3"/>
+      </w:pPr>
+      <w:r>
+        <w:t>Write or draw your reasoning and evidence.</w:t>
+      </w:r>
+    </w:p>
+    <w:p>
+      <w:r>
+        <w:t>________________________________________________________________</w:t>
+      </w:r>
+    </w:p>
+    <w:p>
+      <w:r>
+        <w:t>________________________________________________________________</w:t>
+      </w:r>
+    </w:p>
+    <w:p>
+      <w:r>
+        <w:t>________________________________________________________________</w:t>
+      </w:r>
+    </w:p>
+    <w:p>
+      <w:r>
+        <w:t>________________________________________________________________</w:t>
+      </w:r>
+    </w:p>
+    <w:p>
+      <w:r>
+        <w:t>________________________________________________________________</w:t>
+      </w:r>
+    </w:p>
+    <w:p>
+      <w:pPr>
+        <w:spacing w:line="336" w:lineRule="auto" w:after="180"/>
+      </w:pPr>
+      <w:r>
+        <w:rPr>
+          <w:b w:val="0"/>
+        </w:rPr>
+        <w:t xml:space="preserve">What should remain under </w:t>
+      </w:r>
+      <w:r>
+        <w:rPr>
+          <w:b/>
+        </w:rPr>
+        <w:t>human control</w:t>
+      </w:r>
+      <w:r>
+        <w:rPr>
+          <w:b w:val="0"/>
+        </w:rPr>
+        <w:t>?</w:t>
+      </w:r>
+    </w:p>
+    <w:p>
+      <w:pPr>
+        <w:pStyle w:val="Heading3"/>
+      </w:pPr>
+      <w:r>
+        <w:t>Write or draw your reasoning and evidence.</w:t>
+      </w:r>
+    </w:p>
+    <w:p>
+      <w:r>
+        <w:t>________________________________________________________________</w:t>
+      </w:r>
+    </w:p>
+    <w:p>
+      <w:r>
+        <w:t>________________________________________________________________</w:t>
+      </w:r>
+    </w:p>
+    <w:p>
+      <w:r>
+        <w:t>________________________________________________________________</w:t>
+      </w:r>
+    </w:p>
+    <w:p>
+      <w:r>
+        <w:t>________________________________________________________________</w:t>
+      </w:r>
+    </w:p>
+    <w:p>
+      <w:r>
+        <w:t>________________________________________________________________</w:t>
+      </w:r>
+    </w:p>
+    <w:p>
+      <w:pPr>
+        <w:spacing w:line="336" w:lineRule="auto" w:after="180"/>
+      </w:pPr>
+      <w:r>
+        <w:rPr>
+          <w:b w:val="0"/>
+        </w:rPr>
+        <w:t xml:space="preserve">RESPONSIBLE DESIGN  Collect only necessary information. Show uncertainty and limits. Never confuse fluent </w:t>
+      </w:r>
+      <w:r>
+        <w:rPr>
+          <w:b/>
+        </w:rPr>
+        <w:t>output</w:t>
+      </w:r>
+      <w:r>
+        <w:rPr>
+          <w:b w:val="0"/>
+        </w:rPr>
+        <w:t xml:space="preserve"> with verified truth.</w:t>
+      </w:r>
+    </w:p>
+    <w:p>
+      <w:pPr>
+        <w:pStyle w:val="Heading2"/>
+      </w:pPr>
+      <w:r>
+        <w:t>Earlier wording, alternatives and picture transcripts · reference / check after trying</w:t>
+      </w:r>
+    </w:p>
+    <w:p>
+      <w:pPr>
+        <w:spacing w:line="336" w:lineRule="auto" w:after="180"/>
+      </w:pPr>
+      <w:r>
+        <w:rPr>
+          <w:b w:val="0"/>
+        </w:rPr>
+        <w:t>CUMULATIVE PROJECT</w:t>
+      </w:r>
+    </w:p>
+    <w:p>
+      <w:pPr>
+        <w:spacing w:line="336" w:lineRule="auto" w:after="180"/>
+      </w:pPr>
+      <w:r>
+        <w:rPr>
+          <w:b w:val="0"/>
+        </w:rPr>
+        <w:t>Verified Study Buddy</w:t>
+      </w:r>
+    </w:p>
+    <w:p>
+      <w:pPr>
+        <w:spacing w:line="336" w:lineRule="auto" w:after="180"/>
+      </w:pPr>
+      <w:r>
+        <w:rPr>
+          <w:b w:val="0"/>
+        </w:rPr>
+        <w:t>Every week adds one inspectable piece. The system must show how it reached a result.</w:t>
+      </w:r>
+    </w:p>
+    <w:p>
+      <w:r>
+        <w:drawing>
+          <wp:inline xmlns:a="http://schemas.openxmlformats.org/drawingml/2006/main" xmlns:pic="http://schemas.openxmlformats.org/drawingml/2006/picture">
+            <wp:extent cx="5486400" cy="1901952"/>
+            <wp:docPr id="21" name="Picture 21" descr="Book recommender connection for Multimodal Evidence"/>
+            <wp:cNvGraphicFramePr>
+              <a:graphicFrameLocks noChangeAspect="1"/>
+            </wp:cNvGraphicFramePr>
+            <a:graphic>
+              <a:graphicData uri="http://schemas.openxmlformats.org/drawingml/2006/picture">
+                <pic:pic>
+                  <pic:nvPicPr>
+                    <pic:cNvPr id="0" name="dd9c38d3119436a37406e3c9fe6b8335bdca463ef897b82ff5a20a638f4c3dbb.png"/>
+                    <pic:cNvPicPr/>
+                  </pic:nvPicPr>
+                  <pic:blipFill>
+                    <a:blip r:embed="rId24"/>
+                    <a:stretch>
+                      <a:fillRect/>
+                    </a:stretch>
+                  </pic:blipFill>
+                  <pic:spPr>
+                    <a:xfrm>
+                      <a:off x="0" y="0"/>
+                      <a:ext cx="5486400" cy="1901952"/>
+                    </a:xfrm>
+                    <a:prstGeom prst="rect"/>
+                  </pic:spPr>
+                </pic:pic>
+              </a:graphicData>
+            </a:graphic>
+          </wp:inline>
+        </w:drawing>
+      </w:r>
+    </w:p>
+    <w:p>
+      <w:pPr>
+        <w:pStyle w:val="Heading3"/>
+      </w:pPr>
+      <w:r>
+        <w:t>Evidence for your project</w:t>
+      </w:r>
+    </w:p>
+    <w:p>
+      <w:pPr>
+        <w:pStyle w:val="Heading1"/>
+      </w:pPr>
+      <w:r>
+        <w:t>16. Finish: name the source, claim and remaining uncertainty</w:t>
+      </w:r>
+    </w:p>
+    <w:p>
+      <w:r>
+        <w:t>Do not replace unavailable evidence with an invented zero.</w:t>
+      </w:r>
+    </w:p>
+    <w:p>
+      <w:pPr>
+        <w:pStyle w:val="Heading2"/>
+      </w:pPr>
+      <w:r>
+        <w:t>Explain without notes</w:t>
+      </w:r>
+    </w:p>
+    <w:p>
+      <w:pPr>
+        <w:pStyle w:val="ListBullet"/>
+      </w:pPr>
+      <w:r>
+        <w:t>Close your notes. Explain how aligned multimodal evidence can support a lower bound while leaving hidden contents and the exact total unknown.</w:t>
+      </w:r>
+    </w:p>
+    <w:p>
+      <w:pPr>
+        <w:pStyle w:val="Heading3"/>
+      </w:pPr>
+      <w:r>
+        <w:t>My deciding step, evidence and one remaining question</w:t>
+      </w:r>
+    </w:p>
+    <w:p>
+      <w:r>
+        <w:t>________________________________________________________________</w:t>
+      </w:r>
+    </w:p>
+    <w:p>
+      <w:r>
+        <w:t>________________________________________________________________</w:t>
+      </w:r>
+    </w:p>
+    <w:p>
+      <w:r>
+        <w:t>________________________________________________________________</w:t>
+      </w:r>
+    </w:p>
+    <w:p>
+      <w:r>
+        <w:t>________________________________________________________________</w:t>
+      </w:r>
+    </w:p>
+    <w:p>
+      <w:r>
+        <w:t>________________________________________________________________</w:t>
+      </w:r>
+    </w:p>
+    <w:p>
+      <w:pPr>
+        <w:pStyle w:val="Heading2"/>
+      </w:pPr>
+      <w:r>
+        <w:t>Plan a changed-case return</w:t>
+      </w:r>
+    </w:p>
+    <w:p>
+      <w:pPr>
+        <w:spacing w:line="336" w:lineRule="auto" w:after="180"/>
+      </w:pPr>
+      <w:r>
+        <w:rPr>
+          <w:b w:val="0"/>
+        </w:rPr>
+        <w:t xml:space="preserve">If you are unsure, return to the worked picture and explain one arrow. If you are ready, change an </w:t>
+      </w:r>
+      <w:r>
+        <w:rPr>
+          <w:b/>
+        </w:rPr>
+        <w:t>input</w:t>
+      </w:r>
+      <w:r>
+        <w:rPr>
+          <w:b w:val="0"/>
+        </w:rPr>
+        <w:t xml:space="preserve"> or assumption and justify your </w:t>
+      </w:r>
+      <w:r>
+        <w:rPr>
+          <w:b/>
+        </w:rPr>
+        <w:t>prediction</w:t>
+      </w:r>
+      <w:r>
+        <w:rPr>
+          <w:b w:val="0"/>
+        </w:rPr>
+        <w:t>.</w:t>
+      </w:r>
+    </w:p>
+    <w:p>
+      <w:pPr>
+        <w:spacing w:line="336" w:lineRule="auto" w:after="180"/>
+      </w:pPr>
+      <w:r>
+        <w:rPr>
+          <w:b w:val="0"/>
+        </w:rPr>
+        <w:t xml:space="preserve">Save your workbook </w:t>
+      </w:r>
+      <w:r>
+        <w:rPr>
+          <w:b/>
+        </w:rPr>
+        <w:t>evidence</w:t>
+      </w:r>
+      <w:r>
+        <w:rPr>
+          <w:b w:val="0"/>
+        </w:rPr>
+        <w:t>. At the next review, try a different case before opening your old answer.</w:t>
+      </w:r>
+    </w:p>
+    <w:p>
+      <w:pPr>
+        <w:pStyle w:val="Heading1"/>
+      </w:pPr>
+      <w:r>
+        <w:t>Reference bank and extra practice</w:t>
+      </w:r>
+    </w:p>
+    <w:p>
+      <w:pPr>
+        <w:pStyle w:val="Heading1"/>
+      </w:pPr>
+      <w:r>
+        <w:t>05. Your quick word guide</w:t>
+      </w:r>
+    </w:p>
+    <w:p>
+      <w:r>
+        <w:t>Use the words to explain a particular step, record or limit.</w:t>
+      </w:r>
+    </w:p>
+    <w:p>
+      <w:pPr>
+        <w:pStyle w:val="Heading2"/>
+      </w:pPr>
+      <w:r>
+        <w:t>Core vocabulary</w:t>
+      </w:r>
+    </w:p>
+    <w:tbl>
+      <w:tblPr>
+        <w:tblStyle w:val="LightShading-Accent1"/>
+        <w:tblW w:type="auto" w:w="0"/>
+        <w:tblLook w:firstColumn="1" w:firstRow="1" w:lastColumn="0" w:lastRow="0" w:noHBand="0" w:noVBand="1" w:val="04A0"/>
+      </w:tblPr>
+      <w:tblGrid>
+        <w:gridCol w:w="3408"/>
+        <w:gridCol w:w="3408"/>
+        <w:gridCol w:w="3408"/>
+      </w:tblGrid>
+      <w:tr>
+        <w:trPr>
+          <w:tblHeader/>
+        </w:trPr>
+        <w:tc>
+          <w:tcPr>
+            <w:tcW w:type="dxa" w:w="3408"/>
+          </w:tcPr>
+          <w:p>
+            <w:r>
+              <w:t>Word</w:t>
+            </w:r>
+          </w:p>
+        </w:tc>
+        <w:tc>
+          <w:tcPr>
+            <w:tcW w:type="dxa" w:w="3408"/>
+          </w:tcPr>
+          <w:p>
+            <w:r>
+              <w:t>My own example</w:t>
+            </w:r>
+          </w:p>
+        </w:tc>
+        <w:tc>
+          <w:tcPr>
+            <w:tcW w:type="dxa" w:w="3408"/>
+          </w:tcPr>
+          <w:p>
+            <w:r>
+              <w:t>Not this / boundary</w:t>
+            </w:r>
+          </w:p>
+        </w:tc>
+      </w:tr>
+      <w:tr>
+        <w:tc>
+          <w:tcPr>
+            <w:tcW w:type="dxa" w:w="3408"/>
+          </w:tcPr>
+          <w:p>
+            <w:r>
+              <w:t>modality</w:t>
+            </w:r>
+          </w:p>
+        </w:tc>
+        <w:tc>
+          <w:tcPr>
+            <w:tcW w:type="dxa" w:w="3408"/>
+          </w:tcPr>
+          <w:p>
+            <w:r>
+              <w:t>A form of information, such as text, image, audio or video.</w:t>
+            </w:r>
+          </w:p>
+        </w:tc>
+        <w:tc>
+          <w:tcPr>
+            <w:tcW w:type="dxa" w:w="3408"/>
+          </w:tcPr>
+          <w:p>
+            <w:r/>
+          </w:p>
+        </w:tc>
+      </w:tr>
+      <w:tr>
+        <w:tc>
+          <w:tcPr>
+            <w:tcW w:type="dxa" w:w="3408"/>
+          </w:tcPr>
+          <w:p>
+            <w:r>
+              <w:t>alignment</w:t>
+            </w:r>
+          </w:p>
+        </w:tc>
+        <w:tc>
+          <w:tcPr>
+            <w:tcW w:type="dxa" w:w="3408"/>
+          </w:tcPr>
+          <w:p>
+            <w:r>
+              <w:t>How well a system's behaviour matches the intended goals, constraints and values in a stated setting.</w:t>
+            </w:r>
+          </w:p>
+        </w:tc>
+        <w:tc>
+          <w:tcPr>
+            <w:tcW w:type="dxa" w:w="3408"/>
+          </w:tcPr>
+          <w:p>
+            <w:r/>
+          </w:p>
+        </w:tc>
+      </w:tr>
+      <w:tr>
+        <w:tc>
+          <w:tcPr>
+            <w:tcW w:type="dxa" w:w="3408"/>
+          </w:tcPr>
+          <w:p>
+            <w:r>
+              <w:t>fusion</w:t>
+            </w:r>
+          </w:p>
+        </w:tc>
+        <w:tc>
+          <w:tcPr>
+            <w:tcW w:type="dxa" w:w="3408"/>
+          </w:tcPr>
+          <w:p>
+            <w:r>
+              <w:t>Combining information from multiple sources or modalities.</w:t>
+            </w:r>
+          </w:p>
+        </w:tc>
+        <w:tc>
+          <w:tcPr>
+            <w:tcW w:type="dxa" w:w="3408"/>
+          </w:tcPr>
+          <w:p>
+            <w:r/>
+          </w:p>
+        </w:tc>
+      </w:tr>
+      <w:tr>
+        <w:tc>
+          <w:tcPr>
+            <w:tcW w:type="dxa" w:w="3408"/>
+          </w:tcPr>
+          <w:p>
+            <w:r>
+              <w:t>conflict</w:t>
+            </w:r>
+          </w:p>
+        </w:tc>
+        <w:tc>
+          <w:tcPr>
+            <w:tcW w:type="dxa" w:w="3408"/>
+          </w:tcPr>
+          <w:p>
+            <w:r>
+              <w:t>A disagreement between instructions, sources, labels or requirements.</w:t>
+            </w:r>
+          </w:p>
+        </w:tc>
+        <w:tc>
+          <w:tcPr>
+            <w:tcW w:type="dxa" w:w="3408"/>
+          </w:tcPr>
+          <w:p>
+            <w:r/>
+          </w:p>
+        </w:tc>
+      </w:tr>
+    </w:tbl>
+    <w:p>
+      <w:pPr>
+        <w:pStyle w:val="Heading2"/>
+      </w:pPr>
+      <w:r>
+        <w:t>Terms for the connected explanation</w:t>
+      </w:r>
+    </w:p>
+    <w:tbl>
+      <w:tblPr>
+        <w:tblStyle w:val="LightShading-Accent1"/>
+        <w:tblW w:type="auto" w:w="0"/>
+        <w:tblLook w:firstColumn="1" w:firstRow="1" w:lastColumn="0" w:lastRow="0" w:noHBand="0" w:noVBand="1" w:val="04A0"/>
+      </w:tblPr>
+      <w:tblGrid>
+        <w:gridCol w:w="5112"/>
+        <w:gridCol w:w="5112"/>
+      </w:tblGrid>
+      <w:tr>
+        <w:trPr>
+          <w:tblHeader/>
+        </w:trPr>
+        <w:tc>
+          <w:tcPr>
+            <w:tcW w:type="dxa" w:w="5112"/>
+          </w:tcPr>
+          <w:p>
+            <w:r>
+              <w:t>Word</w:t>
+            </w:r>
+          </w:p>
+        </w:tc>
+        <w:tc>
+          <w:tcPr>
+            <w:tcW w:type="dxa" w:w="5112"/>
+          </w:tcPr>
+          <w:p>
+            <w:r>
+              <w:t>Meaning</w:t>
+            </w:r>
+          </w:p>
+        </w:tc>
+      </w:tr>
+      <w:tr>
+        <w:tc>
+          <w:tcPr>
+            <w:tcW w:type="dxa" w:w="5112"/>
+          </w:tcPr>
+          <w:p>
+            <w:r>
+              <w:t>Transcription</w:t>
+            </w:r>
+          </w:p>
+        </w:tc>
+        <w:tc>
+          <w:tcPr>
+            <w:tcW w:type="dxa" w:w="5112"/>
+          </w:tcPr>
+          <w:p>
+            <w:r>
+              <w:t>A text representation of speech</w:t>
+            </w:r>
+          </w:p>
+        </w:tc>
+      </w:tr>
+      <w:tr>
+        <w:tc>
+          <w:tcPr>
+            <w:tcW w:type="dxa" w:w="5112"/>
+          </w:tcPr>
+          <w:p>
+            <w:r>
+              <w:t>Error propagation</w:t>
+            </w:r>
+          </w:p>
+        </w:tc>
+        <w:tc>
+          <w:tcPr>
+            <w:tcW w:type="dxa" w:w="5112"/>
+          </w:tcPr>
+          <w:p>
+            <w:r>
+              <w:t>An earlier error affecting later processing</w:t>
+            </w:r>
+          </w:p>
+        </w:tc>
+      </w:tr>
+    </w:tbl>
+    <w:p>
+      <w:pPr>
+        <w:pStyle w:val="Heading2"/>
+      </w:pPr>
+      <w:r>
+        <w:t>Earlier wording, alternatives and picture transcripts · reference / check after trying</w:t>
+      </w:r>
+    </w:p>
+    <w:p>
+      <w:pPr>
+        <w:spacing w:line="336" w:lineRule="auto" w:after="180"/>
+      </w:pPr>
+      <w:r>
+        <w:rPr>
+          <w:b w:val="0"/>
+        </w:rPr>
+        <w:t>VOCABULARY LAB</w:t>
+      </w:r>
+    </w:p>
+    <w:p>
+      <w:pPr>
+        <w:spacing w:line="336" w:lineRule="auto" w:after="180"/>
+      </w:pPr>
+      <w:r>
+        <w:rPr>
+          <w:b w:val="0"/>
+        </w:rPr>
+        <w:t>Words You Can Use to Reason</w:t>
+      </w:r>
+    </w:p>
+    <w:p>
+      <w:pPr>
+        <w:spacing w:line="336" w:lineRule="auto" w:after="180"/>
+      </w:pPr>
+      <w:r>
+        <w:rPr>
+          <w:b w:val="0"/>
+        </w:rPr>
+        <w:t>A definition matters when you can recognize the idea, use it, and contrast it with a near-miss.</w:t>
+      </w:r>
+    </w:p>
+    <w:p>
+      <w:r>
+        <w:drawing>
+          <wp:inline xmlns:a="http://schemas.openxmlformats.org/drawingml/2006/main" xmlns:pic="http://schemas.openxmlformats.org/drawingml/2006/picture">
+            <wp:extent cx="5486400" cy="3200400"/>
+            <wp:docPr id="22" name="Picture 22" descr="Vocabulary badge: modality"/>
+            <wp:cNvGraphicFramePr>
+              <a:graphicFrameLocks noChangeAspect="1"/>
+            </wp:cNvGraphicFramePr>
+            <a:graphic>
+              <a:graphicData uri="http://schemas.openxmlformats.org/drawingml/2006/picture">
+                <pic:pic>
+                  <pic:nvPicPr>
+                    <pic:cNvPr id="0" name="8c963b226febb30cf8eb0ceac3d8875c023519c3f43d72f278b2d2fcec317cae.png"/>
+                    <pic:cNvPicPr/>
+                  </pic:nvPicPr>
+                  <pic:blipFill>
+                    <a:blip r:embed="rId25"/>
+                    <a:stretch>
+                      <a:fillRect/>
+                    </a:stretch>
+                  </pic:blipFill>
+                  <pic:spPr>
+                    <a:xfrm>
+                      <a:off x="0" y="0"/>
+                      <a:ext cx="5486400" cy="3200400"/>
+                    </a:xfrm>
+                    <a:prstGeom prst="rect"/>
+                  </pic:spPr>
+                </pic:pic>
+              </a:graphicData>
+            </a:graphic>
+          </wp:inline>
+        </w:drawing>
+      </w:r>
+    </w:p>
+    <w:p>
+      <w:r>
+        <w:drawing>
+          <wp:inline xmlns:a="http://schemas.openxmlformats.org/drawingml/2006/main" xmlns:pic="http://schemas.openxmlformats.org/drawingml/2006/picture">
+            <wp:extent cx="5486400" cy="3200400"/>
+            <wp:docPr id="23" name="Picture 23" descr="Vocabulary badge: alignment"/>
+            <wp:cNvGraphicFramePr>
+              <a:graphicFrameLocks noChangeAspect="1"/>
+            </wp:cNvGraphicFramePr>
+            <a:graphic>
+              <a:graphicData uri="http://schemas.openxmlformats.org/drawingml/2006/picture">
+                <pic:pic>
+                  <pic:nvPicPr>
+                    <pic:cNvPr id="0" name="38937ab93115552adedce2efe119b6e9a8f1d684ac4ef6a4939f0aea7d3d1884.png"/>
+                    <pic:cNvPicPr/>
+                  </pic:nvPicPr>
+                  <pic:blipFill>
+                    <a:blip r:embed="rId26"/>
+                    <a:stretch>
+                      <a:fillRect/>
+                    </a:stretch>
+                  </pic:blipFill>
+                  <pic:spPr>
+                    <a:xfrm>
+                      <a:off x="0" y="0"/>
+                      <a:ext cx="5486400" cy="3200400"/>
+                    </a:xfrm>
+                    <a:prstGeom prst="rect"/>
+                  </pic:spPr>
+                </pic:pic>
+              </a:graphicData>
+            </a:graphic>
+          </wp:inline>
+        </w:drawing>
+      </w:r>
+    </w:p>
+    <w:p>
+      <w:r>
+        <w:drawing>
+          <wp:inline xmlns:a="http://schemas.openxmlformats.org/drawingml/2006/main" xmlns:pic="http://schemas.openxmlformats.org/drawingml/2006/picture">
+            <wp:extent cx="5486400" cy="3200400"/>
+            <wp:docPr id="24" name="Picture 24" descr="Vocabulary badge: fusion"/>
+            <wp:cNvGraphicFramePr>
+              <a:graphicFrameLocks noChangeAspect="1"/>
+            </wp:cNvGraphicFramePr>
+            <a:graphic>
+              <a:graphicData uri="http://schemas.openxmlformats.org/drawingml/2006/picture">
+                <pic:pic>
+                  <pic:nvPicPr>
+                    <pic:cNvPr id="0" name="41b64822855dac4556f868b4a321795117bd6c0229667088c4b16546e5da83c5.png"/>
+                    <pic:cNvPicPr/>
+                  </pic:nvPicPr>
+                  <pic:blipFill>
+                    <a:blip r:embed="rId27"/>
+                    <a:stretch>
+                      <a:fillRect/>
+                    </a:stretch>
+                  </pic:blipFill>
+                  <pic:spPr>
+                    <a:xfrm>
+                      <a:off x="0" y="0"/>
+                      <a:ext cx="5486400" cy="3200400"/>
+                    </a:xfrm>
+                    <a:prstGeom prst="rect"/>
+                  </pic:spPr>
+                </pic:pic>
+              </a:graphicData>
+            </a:graphic>
+          </wp:inline>
+        </w:drawing>
+      </w:r>
+    </w:p>
+    <w:p>
+      <w:r>
+        <w:drawing>
+          <wp:inline xmlns:a="http://schemas.openxmlformats.org/drawingml/2006/main" xmlns:pic="http://schemas.openxmlformats.org/drawingml/2006/picture">
+            <wp:extent cx="5486400" cy="3200400"/>
+            <wp:docPr id="25" name="Picture 25" descr="Vocabulary badge: conflict"/>
+            <wp:cNvGraphicFramePr>
+              <a:graphicFrameLocks noChangeAspect="1"/>
+            </wp:cNvGraphicFramePr>
+            <a:graphic>
+              <a:graphicData uri="http://schemas.openxmlformats.org/drawingml/2006/picture">
+                <pic:pic>
+                  <pic:nvPicPr>
+                    <pic:cNvPr id="0" name="74985944ece7e82151d9c59b0ac5dbc220aea791e8ffc407bb26286efcdeb044.png"/>
+                    <pic:cNvPicPr/>
+                  </pic:nvPicPr>
+                  <pic:blipFill>
+                    <a:blip r:embed="rId28"/>
+                    <a:stretch>
+                      <a:fillRect/>
+                    </a:stretch>
+                  </pic:blipFill>
+                  <pic:spPr>
+                    <a:xfrm>
+                      <a:off x="0" y="0"/>
+                      <a:ext cx="5486400" cy="3200400"/>
+                    </a:xfrm>
+                    <a:prstGeom prst="rect"/>
+                  </pic:spPr>
+                </pic:pic>
+              </a:graphicData>
+            </a:graphic>
+          </wp:inline>
+        </w:drawing>
+      </w:r>
+    </w:p>
+    <w:p>
+      <w:pPr>
+        <w:pStyle w:val="Heading3"/>
+      </w:pPr>
+      <w:r>
+        <w:t>Words used in the closer explanation</w:t>
+      </w:r>
+    </w:p>
+    <w:p>
+      <w:pPr>
+        <w:pStyle w:val="Heading1"/>
+      </w:pPr>
+      <w:r>
+        <w:t>10. Choose a stronger thinking challenge</w:t>
+      </w:r>
+    </w:p>
+    <w:p>
+      <w:r>
+        <w:t>Choose the next useful challenge rather than treating the whole ladder as compulsory.</w:t>
+      </w:r>
+    </w:p>
+    <w:p>
+      <w:pPr>
+        <w:pStyle w:val="Heading2"/>
+      </w:pPr>
+      <w:r>
+        <w:t>Pick your next step</w:t>
+      </w:r>
+    </w:p>
+    <w:p>
+      <w:pPr>
+        <w:pStyle w:val="ListBullet"/>
+      </w:pPr>
+      <w:r>
+        <w:t>1 • NAME: Define the concept without repeating the textbook.</w:t>
+      </w:r>
+    </w:p>
+    <w:p>
+      <w:pPr>
+        <w:pStyle w:val="ListBullet"/>
+      </w:pPr>
+      <w:r>
+        <w:t>2 • TRACE: Show the information, state, branch, calculation, or evidence path.</w:t>
+      </w:r>
+    </w:p>
+    <w:p>
+      <w:pPr>
+        <w:pStyle w:val="ListBullet"/>
+      </w:pPr>
+      <w:r>
+        <w:t>3 • APPLY: Solve a different example independently.</w:t>
+      </w:r>
+    </w:p>
+    <w:p>
+      <w:pPr>
+        <w:pStyle w:val="ListBullet"/>
+      </w:pPr>
+      <w:r>
+        <w:t>4 • CHALLENGE: Find a boundary case, counterexample, or unfair outcome.</w:t>
+      </w:r>
+    </w:p>
+    <w:p>
+      <w:pPr>
+        <w:pStyle w:val="ListBullet"/>
+      </w:pPr>
+      <w:r>
+        <w:t>5 • EXPLAIN LIMITS: Say when the result should not be trusted or used alone.</w:t>
+      </w:r>
+    </w:p>
+    <w:p>
+      <w:pPr>
+        <w:pStyle w:val="ListBullet"/>
+      </w:pPr>
+      <w:r>
+        <w:t>My strongest evidence of independent understanding:</w:t>
+      </w:r>
+    </w:p>
+    <w:p>
+      <w:pPr>
+        <w:pStyle w:val="Heading3"/>
+      </w:pPr>
+      <w:r>
+        <w:t>Write or draw your reasoning and evidence.</w:t>
+      </w:r>
+    </w:p>
+    <w:p>
+      <w:r>
+        <w:t>________________________________________________________________</w:t>
+      </w:r>
+    </w:p>
+    <w:p>
+      <w:r>
+        <w:t>________________________________________________________________</w:t>
+      </w:r>
+    </w:p>
+    <w:p>
+      <w:r>
+        <w:t>________________________________________________________________</w:t>
+      </w:r>
+    </w:p>
+    <w:p>
+      <w:r>
+        <w:t>________________________________________________________________</w:t>
+      </w:r>
+    </w:p>
+    <w:p>
+      <w:r>
+        <w:t>________________________________________________________________</w:t>
+      </w:r>
+    </w:p>
+    <w:p>
+      <w:pPr>
+        <w:pStyle w:val="Heading2"/>
+      </w:pPr>
+      <w:r>
+        <w:t>Earlier wording, alternatives and picture transcripts · reference / check after trying</w:t>
+      </w:r>
+    </w:p>
+    <w:p>
+      <w:pPr>
+        <w:spacing w:line="336" w:lineRule="auto" w:after="180"/>
+      </w:pPr>
+      <w:r>
+        <w:rPr>
+          <w:b w:val="0"/>
         </w:rPr>
         <w:t>MASTERY</w:t>
       </w:r>
@@ -4301,7 +6043,7 @@
         <w:drawing>
           <wp:inline xmlns:a="http://schemas.openxmlformats.org/drawingml/2006/main" xmlns:pic="http://schemas.openxmlformats.org/drawingml/2006/picture">
             <wp:extent cx="5486400" cy="1719072"/>
-            <wp:docPr id="19" name="Picture 19" descr="Mastery ladder for Multimodal Evidence"/>
+            <wp:docPr id="26" name="Picture 26" descr="Mastery ladder for Multimodal Evidence"/>
             <wp:cNvGraphicFramePr>
               <a:graphicFrameLocks noChangeAspect="1"/>
             </wp:cNvGraphicFramePr>
@@ -4313,7 +6055,7 @@
                     <pic:cNvPicPr/>
                   </pic:nvPicPr>
                   <pic:blipFill>
-                    <a:blip r:embed="rId26"/>
+                    <a:blip r:embed="rId29"/>
                     <a:stretch>
                       <a:fillRect/>
                     </a:stretch>
@@ -4334,13 +6076,164 @@
     </w:p>
     <w:p>
       <w:pPr>
+        <w:pStyle w:val="Heading1"/>
+      </w:pPr>
+      <w:r>
+        <w:t>12. Reference: check your explanation</w:t>
+      </w:r>
+    </w:p>
+    <w:p>
+      <w:r>
+        <w:t>Use after practice. Evaluate a new hidden-content description independently is the selected independent case.</w:t>
+      </w:r>
+    </w:p>
+    <w:p>
+      <w:pPr>
+        <w:pStyle w:val="Heading2"/>
+      </w:pPr>
+      <w:r>
+        <w:t>Check the evidence and its limit</w:t>
+      </w:r>
+    </w:p>
+    <w:p>
+      <w:pPr>
+        <w:pStyle w:val="ListBullet"/>
+      </w:pPr>
+      <w:r>
+        <w:t>1. My fresh example, trace, calculation, or design:</w:t>
+      </w:r>
+    </w:p>
+    <w:p>
+      <w:pPr>
+        <w:pStyle w:val="Heading3"/>
+      </w:pPr>
+      <w:r>
+        <w:t>Write or draw your reasoning and evidence.</w:t>
+      </w:r>
+    </w:p>
+    <w:p>
+      <w:r>
+        <w:t>________________________________________________________________</w:t>
+      </w:r>
+    </w:p>
+    <w:p>
+      <w:r>
+        <w:t>________________________________________________________________</w:t>
+      </w:r>
+    </w:p>
+    <w:p>
+      <w:r>
+        <w:t>________________________________________________________________</w:t>
+      </w:r>
+    </w:p>
+    <w:p>
+      <w:r>
+        <w:t>________________________________________________________________</w:t>
+      </w:r>
+    </w:p>
+    <w:p>
+      <w:r>
+        <w:t>________________________________________________________________</w:t>
+      </w:r>
+    </w:p>
+    <w:p>
+      <w:pPr>
+        <w:pStyle w:val="ListBullet"/>
+      </w:pPr>
+      <w:r>
+        <w:t>2. My evidence that it works (include a boundary or missing-data case):</w:t>
+      </w:r>
+    </w:p>
+    <w:p>
+      <w:pPr>
+        <w:pStyle w:val="Heading3"/>
+      </w:pPr>
+      <w:r>
+        <w:t>Write or draw your reasoning and evidence.</w:t>
+      </w:r>
+    </w:p>
+    <w:p>
+      <w:r>
+        <w:t>________________________________________________________________</w:t>
+      </w:r>
+    </w:p>
+    <w:p>
+      <w:r>
+        <w:t>________________________________________________________________</w:t>
+      </w:r>
+    </w:p>
+    <w:p>
+      <w:r>
+        <w:t>________________________________________________________________</w:t>
+      </w:r>
+    </w:p>
+    <w:p>
+      <w:r>
+        <w:t>________________________________________________________________</w:t>
+      </w:r>
+    </w:p>
+    <w:p>
+      <w:r>
+        <w:t>________________________________________________________________</w:t>
+      </w:r>
+    </w:p>
+    <w:p>
+      <w:pPr>
+        <w:pStyle w:val="ListBullet"/>
+      </w:pPr>
+      <w:r>
+        <w:t>3. One limitation, fairness concern, or situation needing human review:</w:t>
+      </w:r>
+    </w:p>
+    <w:p>
+      <w:pPr>
+        <w:pStyle w:val="Heading2"/>
+      </w:pPr>
+      <w:r>
+        <w:t>Self-check and record</w:t>
+      </w:r>
+    </w:p>
+    <w:p>
+      <w:pPr>
         <w:spacing w:line="336" w:lineRule="auto" w:after="180"/>
       </w:pPr>
       <w:r>
         <w:rPr>
           <w:b w:val="0"/>
         </w:rPr>
-        <w:t>1 • NAME: Define the concept without repeating the textbook.</w:t>
+        <w:t xml:space="preserve">SELF-CHECK  □ I explained the </w:t>
+      </w:r>
+      <w:r>
+        <w:rPr>
+          <w:b/>
+        </w:rPr>
+        <w:t>mechanism</w:t>
+      </w:r>
+      <w:r>
+        <w:rPr>
+          <w:b w:val="0"/>
+        </w:rPr>
+        <w:t xml:space="preserve">  □ I used </w:t>
+      </w:r>
+      <w:r>
+        <w:rPr>
+          <w:b/>
+        </w:rPr>
+        <w:t>evidence</w:t>
+      </w:r>
+      <w:r>
+        <w:rPr>
+          <w:b w:val="0"/>
+        </w:rPr>
+        <w:t xml:space="preserve">  □ I tested a fresh case  □ I named a limitation  □ I can answer ‘why?’</w:t>
+      </w:r>
+    </w:p>
+    <w:p>
+      <w:pPr>
+        <w:pStyle w:val="Heading2"/>
+      </w:pPr>
+      <w:r>
+        <w:t>Earlier wording, alternatives and picture transcripts · reference / check after trying</w:t>
       </w:r>
     </w:p>
     <w:p>
@@ -4351,19 +6244,18 @@
         <w:rPr>
           <w:b w:val="0"/>
         </w:rPr>
-        <w:t xml:space="preserve">2 • TRACE: Show the information, state, branch, calculation, or </w:t>
-      </w:r>
-      <w:r>
-        <w:rPr>
-          <w:b/>
-        </w:rPr>
-        <w:t>evidence</w:t>
-      </w:r>
+        <w:t>INDEPENDENT MASTERY PROOF</w:t>
+      </w:r>
+    </w:p>
+    <w:p>
+      <w:pPr>
+        <w:spacing w:line="336" w:lineRule="auto" w:after="180"/>
+      </w:pPr>
       <w:r>
         <w:rPr>
           <w:b w:val="0"/>
         </w:rPr>
-        <w:t xml:space="preserve"> path.</w:t>
+        <w:t>Checklist for explaining this week’s idea</w:t>
       </w:r>
     </w:p>
     <w:p>
@@ -4374,131 +6266,7 @@
         <w:rPr>
           <w:b w:val="0"/>
         </w:rPr>
-        <w:t>3 • APPLY: Solve a different example independently.</w:t>
-      </w:r>
-    </w:p>
-    <w:p>
-      <w:pPr>
-        <w:spacing w:line="336" w:lineRule="auto" w:after="180"/>
-      </w:pPr>
-      <w:r>
-        <w:rPr>
-          <w:b w:val="0"/>
-        </w:rPr>
-        <w:t>4 • CHALLENGE: Find a boundary case, counterexample, or unfair outcome.</w:t>
-      </w:r>
-    </w:p>
-    <w:p>
-      <w:pPr>
-        <w:spacing w:line="336" w:lineRule="auto" w:after="180"/>
-      </w:pPr>
-      <w:r>
-        <w:rPr>
-          <w:b w:val="0"/>
-        </w:rPr>
-        <w:t>5 • EXPLAIN LIMITS: Say when the result should not be trusted or used alone.</w:t>
-      </w:r>
-    </w:p>
-    <w:p>
-      <w:pPr>
-        <w:spacing w:line="336" w:lineRule="auto" w:after="180"/>
-      </w:pPr>
-      <w:r>
-        <w:rPr>
-          <w:b w:val="0"/>
-        </w:rPr>
-        <w:t xml:space="preserve">My strongest </w:t>
-      </w:r>
-      <w:r>
-        <w:rPr>
-          <w:b/>
-        </w:rPr>
-        <w:t>evidence</w:t>
-      </w:r>
-      <w:r>
-        <w:rPr>
-          <w:b w:val="0"/>
-        </w:rPr>
-        <w:t xml:space="preserve"> of independent understanding:</w:t>
-      </w:r>
-    </w:p>
-    <w:p>
-      <w:pPr>
-        <w:pStyle w:val="Heading3"/>
-      </w:pPr>
-      <w:r>
-        <w:t>Write or draw your reasoning and evidence.</w:t>
-      </w:r>
-    </w:p>
-    <w:p>
-      <w:r>
-        <w:t>________________________________________________________________</w:t>
-      </w:r>
-    </w:p>
-    <w:p>
-      <w:r>
-        <w:t>________________________________________________________________</w:t>
-      </w:r>
-    </w:p>
-    <w:p>
-      <w:r>
-        <w:t>________________________________________________________________</w:t>
-      </w:r>
-    </w:p>
-    <w:p>
-      <w:r>
-        <w:t>________________________________________________________________</w:t>
-      </w:r>
-    </w:p>
-    <w:p>
-      <w:r>
-        <w:t>________________________________________________________________</w:t>
-      </w:r>
-    </w:p>
-    <w:p>
-      <w:pPr>
-        <w:pStyle w:val="Heading1"/>
-      </w:pPr>
-      <w:r>
-        <w:t>11. Connect your project</w:t>
-      </w:r>
-    </w:p>
-    <w:p>
-      <w:r>
-        <w:t>Apply this week’s idea to Verified Study Buddy. Keep an annotated decision and the evidence supporting it.</w:t>
-      </w:r>
-    </w:p>
-    <w:p>
-      <w:pPr>
-        <w:spacing w:line="336" w:lineRule="auto" w:after="180"/>
-      </w:pPr>
-      <w:r>
-        <w:rPr>
-          <w:b/>
-        </w:rPr>
-        <w:t>CUMULATIVE PROJECT</w:t>
-      </w:r>
-    </w:p>
-    <w:p>
-      <w:pPr>
-        <w:spacing w:line="336" w:lineRule="auto" w:after="180"/>
-      </w:pPr>
-      <w:r>
-        <w:rPr>
-          <w:b w:val="0"/>
-        </w:rPr>
-        <w:t>Verified Study Buddy</w:t>
-      </w:r>
-    </w:p>
-    <w:p>
-      <w:pPr>
-        <w:spacing w:line="336" w:lineRule="auto" w:after="180"/>
-      </w:pPr>
-      <w:r>
-        <w:rPr>
-          <w:b w:val="0"/>
-        </w:rPr>
-        <w:t>Every week adds one inspectable piece. The system must show how it reached a result.</w:t>
+        <w:t>Use after practice. Evaluate a new hidden-content description independently is the selected independent case.</w:t>
       </w:r>
     </w:p>
     <w:p>
@@ -4506,7 +6274,7 @@
         <w:drawing>
           <wp:inline xmlns:a="http://schemas.openxmlformats.org/drawingml/2006/main" xmlns:pic="http://schemas.openxmlformats.org/drawingml/2006/picture">
             <wp:extent cx="5486400" cy="1901952"/>
-            <wp:docPr id="20" name="Picture 20" descr="Book recommender connection for Multimodal Evidence"/>
+            <wp:docPr id="27" name="Picture 27" descr="Independent proof graphic for Multimodal Evidence"/>
             <wp:cNvGraphicFramePr>
               <a:graphicFrameLocks noChangeAspect="1"/>
             </wp:cNvGraphicFramePr>
@@ -4514,11 +6282,11 @@
               <a:graphicData uri="http://schemas.openxmlformats.org/drawingml/2006/picture">
                 <pic:pic>
                   <pic:nvPicPr>
-                    <pic:cNvPr id="0" name="dd9c38d3119436a37406e3c9fe6b8335bdca463ef897b82ff5a20a638f4c3dbb.png"/>
+                    <pic:cNvPr id="0" name="74e3ea497880ebd3b6caeb2103212adbf31a62670d022ef34ca0df9759f444af.png"/>
                     <pic:cNvPicPr/>
                   </pic:nvPicPr>
                   <pic:blipFill>
-                    <a:blip r:embed="rId27"/>
+                    <a:blip r:embed="rId30"/>
                     <a:stretch>
                       <a:fillRect/>
                     </a:stretch>
@@ -4545,7 +6313,7 @@
         <w:rPr>
           <w:b w:val="0"/>
         </w:rPr>
-        <w:t>THIS WEEK’S CHECKPOINT  Accept diagrams plus questions only when the source and topic align with the learner’s task.</w:t>
+        <w:t>EXPLANATION CHECK  Require reported visible evidence, hidden-content uncertainty, source alignment and a bounded answer.</w:t>
       </w:r>
     </w:p>
     <w:p>
@@ -4553,663 +6321,155 @@
         <w:pStyle w:val="Heading3"/>
       </w:pPr>
       <w:r>
-        <w:t>Trace the system</w:t>
+        <w:t>Write or draw your reasoning and evidence.</w:t>
+      </w:r>
+    </w:p>
+    <w:p>
+      <w:r>
+        <w:t>________________________________________________________________</w:t>
+      </w:r>
+    </w:p>
+    <w:p>
+      <w:r>
+        <w:t>________________________________________________________________</w:t>
+      </w:r>
+    </w:p>
+    <w:p>
+      <w:r>
+        <w:t>________________________________________________________________</w:t>
+      </w:r>
+    </w:p>
+    <w:p>
+      <w:r>
+        <w:t>________________________________________________________________</w:t>
+      </w:r>
+    </w:p>
+    <w:p>
+      <w:r>
+        <w:t>________________________________________________________________</w:t>
+      </w:r>
+    </w:p>
+    <w:p>
+      <w:pPr>
+        <w:pStyle w:val="Heading1"/>
+      </w:pPr>
+      <w:r>
+        <w:t>13. Extra practice: Separate visible and off-frame claims</w:t>
+      </w:r>
+    </w:p>
+    <w:p>
+      <w:r>
+        <w:t>Try the question before opening its worked explanation.</w:t>
+      </w:r>
+    </w:p>
+    <w:p>
+      <w:pPr>
+        <w:pStyle w:val="Heading2"/>
+      </w:pPr>
+      <w:r>
+        <w:t>Read the supplied case and question</w:t>
       </w:r>
     </w:p>
     <w:p>
       <w:pPr>
         <w:spacing w:line="336" w:lineRule="auto" w:after="180"/>
-        <w:shd w:fill="EDF7F3"/>
       </w:pPr>
       <w:r>
         <w:rPr>
           <w:b w:val="0"/>
         </w:rPr>
-        <w:t xml:space="preserve">SYSTEM MAP  Learner need → prompt/schema → approved sources/retrieval → model/tool → structured answer → verification → </w:t>
+        <w:t>An image shows three plants; caption claims a fourth outside the frame.</w:t>
+      </w:r>
+    </w:p>
+    <w:p>
+      <w:pPr>
+        <w:spacing w:line="336" w:lineRule="auto" w:after="180"/>
+      </w:pPr>
+      <w:r>
+        <w:rPr>
+          <w:b w:val="0"/>
+        </w:rPr>
+        <w:t>What can the image establish?</w:t>
+      </w:r>
+    </w:p>
+    <w:p>
+      <w:pPr>
+        <w:pStyle w:val="Heading2"/>
+      </w:pPr>
+      <w:r>
+        <w:t>Your explanation</w:t>
+      </w:r>
+    </w:p>
+    <w:p>
+      <w:pPr>
+        <w:pStyle w:val="ListBullet"/>
+      </w:pPr>
+      <w:r>
+        <w:t>Which detail supports the answer, and why does it matter?</w:t>
+      </w:r>
+    </w:p>
+    <w:p>
+      <w:pPr>
+        <w:pStyle w:val="Heading3"/>
+      </w:pPr>
+      <w:r>
+        <w:t>Write or draw your reasoning and evidence.</w:t>
+      </w:r>
+    </w:p>
+    <w:p>
+      <w:r>
+        <w:t>________________________________________________________________</w:t>
+      </w:r>
+    </w:p>
+    <w:p>
+      <w:r>
+        <w:t>________________________________________________________________</w:t>
+      </w:r>
+    </w:p>
+    <w:p>
+      <w:r>
+        <w:t>________________________________________________________________</w:t>
+      </w:r>
+    </w:p>
+    <w:p>
+      <w:r>
+        <w:t>________________________________________________________________</w:t>
+      </w:r>
+    </w:p>
+    <w:p>
+      <w:r>
+        <w:t>________________________________________________________________</w:t>
+      </w:r>
+    </w:p>
+    <w:p>
+      <w:pPr>
+        <w:pStyle w:val="Heading2"/>
+      </w:pPr>
+      <w:r>
+        <w:t>Check after trying · reference / check after trying</w:t>
+      </w:r>
+    </w:p>
+    <w:p>
+      <w:pPr>
+        <w:spacing w:line="336" w:lineRule="auto" w:after="180"/>
+      </w:pPr>
+      <w:r>
+        <w:rPr>
+          <w:b w:val="0"/>
+        </w:rPr>
+        <w:t xml:space="preserve">Three visible plants. It cannot settle an off-frame claim. Attribute claims and preserve missing </w:t>
       </w:r>
       <w:r>
         <w:rPr>
           <w:b/>
         </w:rPr>
-        <w:t>human decision</w:t>
-      </w:r>
-    </w:p>
-    <w:p>
-      <w:pPr>
-        <w:spacing w:line="336" w:lineRule="auto" w:after="180"/>
-        <w:shd w:fill="F5F1FB"/>
-      </w:pPr>
+        <w:t>evidence</w:t>
+      </w:r>
       <w:r>
         <w:rPr>
           <w:b w:val="0"/>
         </w:rPr>
-        <w:t>What will you add, change, or verify in the project this week?</w:t>
-      </w:r>
-    </w:p>
-    <w:p>
-      <w:pPr>
-        <w:pStyle w:val="Heading3"/>
-      </w:pPr>
-      <w:r>
-        <w:t>Write or draw your reasoning and evidence.</w:t>
-      </w:r>
-    </w:p>
-    <w:p>
-      <w:r>
-        <w:t>________________________________________________________________</w:t>
-      </w:r>
-    </w:p>
-    <w:p>
-      <w:r>
-        <w:t>________________________________________________________________</w:t>
-      </w:r>
-    </w:p>
-    <w:p>
-      <w:r>
-        <w:t>________________________________________________________________</w:t>
-      </w:r>
-    </w:p>
-    <w:p>
-      <w:r>
-        <w:t>________________________________________________________________</w:t>
-      </w:r>
-    </w:p>
-    <w:p>
-      <w:r>
-        <w:t>________________________________________________________________</w:t>
-      </w:r>
-    </w:p>
-    <w:p>
-      <w:pPr>
-        <w:spacing w:line="336" w:lineRule="auto" w:after="180"/>
-        <w:shd w:fill="F5F1FB"/>
-      </w:pPr>
-      <w:r>
-        <w:rPr>
-          <w:b w:val="0"/>
-        </w:rPr>
-        <w:t xml:space="preserve">What should remain under </w:t>
-      </w:r>
-      <w:r>
-        <w:rPr>
-          <w:b/>
-        </w:rPr>
-        <w:t>human control</w:t>
-      </w:r>
-      <w:r>
-        <w:rPr>
-          <w:b w:val="0"/>
-        </w:rPr>
-        <w:t>?</w:t>
-      </w:r>
-    </w:p>
-    <w:p>
-      <w:pPr>
-        <w:pStyle w:val="Heading3"/>
-      </w:pPr>
-      <w:r>
-        <w:t>Write or draw your reasoning and evidence.</w:t>
-      </w:r>
-    </w:p>
-    <w:p>
-      <w:r>
-        <w:t>________________________________________________________________</w:t>
-      </w:r>
-    </w:p>
-    <w:p>
-      <w:r>
-        <w:t>________________________________________________________________</w:t>
-      </w:r>
-    </w:p>
-    <w:p>
-      <w:r>
-        <w:t>________________________________________________________________</w:t>
-      </w:r>
-    </w:p>
-    <w:p>
-      <w:r>
-        <w:t>________________________________________________________________</w:t>
-      </w:r>
-    </w:p>
-    <w:p>
-      <w:r>
-        <w:t>________________________________________________________________</w:t>
-      </w:r>
-    </w:p>
-    <w:p>
-      <w:pPr>
-        <w:pStyle w:val="Heading3"/>
-      </w:pPr>
-      <w:r>
-        <w:t>Responsible design</w:t>
-      </w:r>
-    </w:p>
-    <w:p>
-      <w:pPr>
-        <w:spacing w:line="336" w:lineRule="auto" w:after="180"/>
-        <w:shd w:fill="FFF5E6"/>
-      </w:pPr>
-      <w:r>
-        <w:rPr>
-          <w:b w:val="0"/>
-        </w:rPr>
-        <w:t xml:space="preserve">RESPONSIBLE DESIGN  Collect only necessary information. Show uncertainty and limits. Never confuse fluent </w:t>
-      </w:r>
-      <w:r>
-        <w:rPr>
-          <w:b/>
-        </w:rPr>
-        <w:t>output</w:t>
-      </w:r>
-      <w:r>
-        <w:rPr>
-          <w:b w:val="0"/>
-        </w:rPr>
-        <w:t xml:space="preserve"> with verified truth.</w:t>
-      </w:r>
-    </w:p>
-    <w:p>
-      <w:pPr>
-        <w:pStyle w:val="Heading3"/>
-      </w:pPr>
-      <w:r>
-        <w:t>Evidence for your project</w:t>
-      </w:r>
-    </w:p>
-    <w:p>
-      <w:pPr>
-        <w:spacing w:line="336" w:lineRule="auto" w:after="180"/>
-      </w:pPr>
-      <w:r>
-        <w:rPr>
-          <w:b w:val="0"/>
-        </w:rPr>
-        <w:t xml:space="preserve">Label Study Buddy claims by their visual, audio or text </w:t>
-      </w:r>
-      <w:r>
-        <w:rPr>
-          <w:b/>
-        </w:rPr>
-        <w:t>evidence</w:t>
-      </w:r>
-      <w:r>
-        <w:rPr>
-          <w:b w:val="0"/>
-        </w:rPr>
-        <w:t xml:space="preserve"> and retain uncertainty when modalities omit information.</w:t>
-      </w:r>
-    </w:p>
-    <w:p>
-      <w:pPr>
-        <w:pStyle w:val="Heading1"/>
-      </w:pPr>
-      <w:r>
-        <w:t>12. Show what you know</w:t>
-      </w:r>
-    </w:p>
-    <w:p>
-      <w:r>
-        <w:t>Use a genuinely new case for independent evidence. Previously discussed examples remain practice; use the separately named independent case before feedback.</w:t>
-      </w:r>
-    </w:p>
-    <w:p>
-      <w:pPr>
-        <w:pStyle w:val="Heading3"/>
-      </w:pPr>
-      <w:r>
-        <w:t>Independent evidence</w:t>
-      </w:r>
-    </w:p>
-    <w:p>
-      <w:pPr>
-        <w:spacing w:line="336" w:lineRule="auto" w:after="180"/>
-        <w:shd w:fill="FFF5E6"/>
-      </w:pPr>
-      <w:r>
-        <w:rPr>
-          <w:b w:val="0"/>
-        </w:rPr>
-        <w:t>INDEPENDENT MASTERY PROOF</w:t>
-      </w:r>
-    </w:p>
-    <w:p>
-      <w:pPr>
-        <w:spacing w:line="336" w:lineRule="auto" w:after="180"/>
-      </w:pPr>
-      <w:r>
-        <w:rPr>
-          <w:b w:val="0"/>
-        </w:rPr>
-        <w:t>Explain • Transfer • Test • Defend</w:t>
-      </w:r>
-    </w:p>
-    <w:p>
-      <w:pPr>
-        <w:spacing w:line="336" w:lineRule="auto" w:after="180"/>
-      </w:pPr>
-      <w:r>
-        <w:rPr>
-          <w:b w:val="0"/>
-        </w:rPr>
-        <w:t>Complete this page without copying the worked example. Your reasoning matters more than decoration.</w:t>
-      </w:r>
-    </w:p>
-    <w:p>
-      <w:r>
-        <w:drawing>
-          <wp:inline xmlns:a="http://schemas.openxmlformats.org/drawingml/2006/main" xmlns:pic="http://schemas.openxmlformats.org/drawingml/2006/picture">
-            <wp:extent cx="5486400" cy="1901952"/>
-            <wp:docPr id="21" name="Picture 21" descr="Independent proof graphic for Multimodal Evidence"/>
-            <wp:cNvGraphicFramePr>
-              <a:graphicFrameLocks noChangeAspect="1"/>
-            </wp:cNvGraphicFramePr>
-            <a:graphic>
-              <a:graphicData uri="http://schemas.openxmlformats.org/drawingml/2006/picture">
-                <pic:pic>
-                  <pic:nvPicPr>
-                    <pic:cNvPr id="0" name="74e3ea497880ebd3b6caeb2103212adbf31a62670d022ef34ca0df9759f444af.png"/>
-                    <pic:cNvPicPr/>
-                  </pic:nvPicPr>
-                  <pic:blipFill>
-                    <a:blip r:embed="rId28"/>
-                    <a:stretch>
-                      <a:fillRect/>
-                    </a:stretch>
-                  </pic:blipFill>
-                  <pic:spPr>
-                    <a:xfrm>
-                      <a:off x="0" y="0"/>
-                      <a:ext cx="5486400" cy="1901952"/>
-                    </a:xfrm>
-                    <a:prstGeom prst="rect"/>
-                  </pic:spPr>
-                </pic:pic>
-              </a:graphicData>
-            </a:graphic>
-          </wp:inline>
-        </w:drawing>
-      </w:r>
-    </w:p>
-    <w:p>
-      <w:pPr>
-        <w:pStyle w:val="Heading3"/>
-      </w:pPr>
-      <w:r>
-        <w:t>Try a more demanding case</w:t>
-      </w:r>
-    </w:p>
-    <w:p>
-      <w:pPr>
-        <w:spacing w:line="336" w:lineRule="auto" w:after="180"/>
-        <w:shd w:fill="F5F1FB"/>
-      </w:pPr>
-      <w:r>
-        <w:rPr>
-          <w:b w:val="0"/>
-        </w:rPr>
-        <w:t>CHALLENGE  Design a plant helper using image plus question text.</w:t>
-      </w:r>
-    </w:p>
-    <w:p>
-      <w:pPr>
-        <w:spacing w:line="336" w:lineRule="auto" w:after="180"/>
-        <w:shd w:fill="F4F9FC"/>
-      </w:pPr>
-      <w:r>
-        <w:rPr>
-          <w:b w:val="0"/>
-        </w:rPr>
-        <w:t>1. My fresh example, trace, calculation, or design:</w:t>
-      </w:r>
-    </w:p>
-    <w:p>
-      <w:pPr>
-        <w:pStyle w:val="Heading3"/>
-      </w:pPr>
-      <w:r>
-        <w:t>Write or draw your reasoning and evidence.</w:t>
-      </w:r>
-    </w:p>
-    <w:p>
-      <w:r>
-        <w:t>________________________________________________________________</w:t>
-      </w:r>
-    </w:p>
-    <w:p>
-      <w:r>
-        <w:t>________________________________________________________________</w:t>
-      </w:r>
-    </w:p>
-    <w:p>
-      <w:r>
-        <w:t>________________________________________________________________</w:t>
-      </w:r>
-    </w:p>
-    <w:p>
-      <w:r>
-        <w:t>________________________________________________________________</w:t>
-      </w:r>
-    </w:p>
-    <w:p>
-      <w:r>
-        <w:t>________________________________________________________________</w:t>
-      </w:r>
-    </w:p>
-    <w:p>
-      <w:pPr>
-        <w:spacing w:line="336" w:lineRule="auto" w:after="180"/>
-        <w:shd w:fill="F4F9FC"/>
-      </w:pPr>
-      <w:r>
-        <w:rPr>
-          <w:b w:val="0"/>
-        </w:rPr>
-        <w:t xml:space="preserve">2. My </w:t>
-      </w:r>
-      <w:r>
-        <w:rPr>
-          <w:b/>
-        </w:rPr>
-        <w:t>evidence</w:t>
-      </w:r>
-      <w:r>
-        <w:rPr>
-          <w:b w:val="0"/>
-        </w:rPr>
-        <w:t xml:space="preserve"> that it works (include a boundary or missing-data case):</w:t>
-      </w:r>
-    </w:p>
-    <w:p>
-      <w:pPr>
-        <w:pStyle w:val="Heading3"/>
-      </w:pPr>
-      <w:r>
-        <w:t>Write or draw your reasoning and evidence.</w:t>
-      </w:r>
-    </w:p>
-    <w:p>
-      <w:r>
-        <w:t>________________________________________________________________</w:t>
-      </w:r>
-    </w:p>
-    <w:p>
-      <w:r>
-        <w:t>________________________________________________________________</w:t>
-      </w:r>
-    </w:p>
-    <w:p>
-      <w:r>
-        <w:t>________________________________________________________________</w:t>
-      </w:r>
-    </w:p>
-    <w:p>
-      <w:r>
-        <w:t>________________________________________________________________</w:t>
-      </w:r>
-    </w:p>
-    <w:p>
-      <w:r>
-        <w:t>________________________________________________________________</w:t>
-      </w:r>
-    </w:p>
-    <w:p>
-      <w:pPr>
-        <w:spacing w:line="336" w:lineRule="auto" w:after="180"/>
-        <w:shd w:fill="F4F9FC"/>
-      </w:pPr>
-      <w:r>
-        <w:rPr>
-          <w:b w:val="0"/>
-        </w:rPr>
-        <w:t>3. One limitation, fairness concern, or situation needing human review:</w:t>
-      </w:r>
-    </w:p>
-    <w:p>
-      <w:pPr>
-        <w:pStyle w:val="Heading3"/>
-      </w:pPr>
-      <w:r>
-        <w:t>Write or draw your reasoning and evidence.</w:t>
-      </w:r>
-    </w:p>
-    <w:p>
-      <w:r>
-        <w:t>________________________________________________________________</w:t>
-      </w:r>
-    </w:p>
-    <w:p>
-      <w:r>
-        <w:t>________________________________________________________________</w:t>
-      </w:r>
-    </w:p>
-    <w:p>
-      <w:r>
-        <w:t>________________________________________________________________</w:t>
-      </w:r>
-    </w:p>
-    <w:p>
-      <w:r>
-        <w:t>________________________________________________________________</w:t>
-      </w:r>
-    </w:p>
-    <w:p>
-      <w:r>
-        <w:t>________________________________________________________________</w:t>
-      </w:r>
-    </w:p>
-    <w:p>
-      <w:pPr>
-        <w:pStyle w:val="Heading3"/>
-      </w:pPr>
-      <w:r>
-        <w:t>Check your explanation</w:t>
-      </w:r>
-    </w:p>
-    <w:p>
-      <w:pPr>
-        <w:spacing w:line="336" w:lineRule="auto" w:after="180"/>
-        <w:shd w:fill="F5F1FB"/>
-      </w:pPr>
-      <w:r>
-        <w:rPr>
-          <w:b w:val="0"/>
-        </w:rPr>
-        <w:t xml:space="preserve">SELF-CHECK  □ I explained the </w:t>
-      </w:r>
-      <w:r>
-        <w:rPr>
-          <w:b/>
-        </w:rPr>
-        <w:t>mechanism</w:t>
-      </w:r>
-      <w:r>
-        <w:rPr>
-          <w:b w:val="0"/>
-        </w:rPr>
-        <w:t xml:space="preserve">  □ I used </w:t>
-      </w:r>
-      <w:r>
-        <w:rPr>
-          <w:b/>
-        </w:rPr>
-        <w:t>evidence</w:t>
-      </w:r>
-      <w:r>
-        <w:rPr>
-          <w:b w:val="0"/>
-        </w:rPr>
-        <w:t xml:space="preserve">  □ I tested a fresh case  □ I named a limitation  □ I can answer ‘why?’</w:t>
-      </w:r>
-    </w:p>
-    <w:p>
-      <w:pPr>
-        <w:pStyle w:val="Heading1"/>
-      </w:pPr>
-      <w:r>
-        <w:t>13. Study a complete case</w:t>
-      </w:r>
-    </w:p>
-    <w:p>
-      <w:r>
-        <w:t>Revisit the complete Multimodal Evidence case for supported practice. Repeated examples do not become fresh assessments.</w:t>
-      </w:r>
-    </w:p>
-    <w:p>
-      <w:pPr>
-        <w:pStyle w:val="Heading3"/>
-      </w:pPr>
-      <w:r>
-        <w:t>Week 13 Worked case</w:t>
-      </w:r>
-    </w:p>
-    <w:p>
-      <w:pPr>
-        <w:spacing w:line="336" w:lineRule="auto" w:after="180"/>
-      </w:pPr>
-      <w:r>
-        <w:rPr>
-          <w:b w:val="0"/>
-        </w:rPr>
-        <w:t>Use the supplied details to practise the weekly concept before attempting the independent question. This case extends the illustrated lesson.</w:t>
-      </w:r>
-    </w:p>
-    <w:p>
-      <w:pPr>
-        <w:pStyle w:val="Heading3"/>
-      </w:pPr>
-      <w:r>
-        <w:t>The situation</w:t>
-      </w:r>
-    </w:p>
-    <w:p>
-      <w:pPr>
-        <w:spacing w:line="336" w:lineRule="auto" w:after="180"/>
-      </w:pPr>
-      <w:r>
-        <w:rPr>
-          <w:b w:val="0"/>
-        </w:rPr>
-        <w:t>An image shows three plants; caption claims a fourth outside the frame.</w:t>
-      </w:r>
-    </w:p>
-    <w:p>
-      <w:pPr>
-        <w:pStyle w:val="Heading3"/>
-      </w:pPr>
-      <w:r>
-        <w:t>The question</w:t>
-      </w:r>
-    </w:p>
-    <w:p>
-      <w:pPr>
-        <w:spacing w:line="336" w:lineRule="auto" w:after="180"/>
-        <w:shd w:fill="F5F1FB"/>
-      </w:pPr>
-      <w:r>
-        <w:rPr>
-          <w:b w:val="0"/>
-        </w:rPr>
-        <w:t>What can the image establish?</w:t>
-      </w:r>
-    </w:p>
-    <w:p>
-      <w:pPr>
-        <w:pStyle w:val="Heading3"/>
-      </w:pPr>
-      <w:r>
-        <w:t>Worked explanation</w:t>
-      </w:r>
-    </w:p>
-    <w:p>
-      <w:pPr>
-        <w:spacing w:line="336" w:lineRule="auto" w:after="180"/>
-      </w:pPr>
-      <w:r>
-        <w:rPr>
-          <w:b w:val="0"/>
-        </w:rPr>
-        <w:t xml:space="preserve">Three visible plants. It cannot settle an off-frame claim. Attribute claims and preserve missing </w:t>
-      </w:r>
-      <w:r>
-        <w:rPr>
-          <w:b/>
-        </w:rPr>
-        <w:t>evidence</w:t>
-      </w:r>
-      <w:r>
-        <w:rPr>
-          <w:b w:val="0"/>
-        </w:rPr>
         <w:t>.</w:t>
-      </w:r>
-    </w:p>
-    <w:p>
-      <w:pPr>
-        <w:pStyle w:val="Heading3"/>
-      </w:pPr>
-      <w:r>
-        <w:t>Explain it in your own words</w:t>
-      </w:r>
-    </w:p>
-    <w:p>
-      <w:pPr>
-        <w:spacing w:line="336" w:lineRule="auto" w:after="180"/>
-        <w:shd w:fill="F5F1FB"/>
-      </w:pPr>
-      <w:r>
-        <w:rPr>
-          <w:b w:val="0"/>
-        </w:rPr>
-        <w:t>Which detail supports the answer, and why does it matter?</w:t>
-      </w:r>
-    </w:p>
-    <w:p>
-      <w:pPr>
-        <w:pStyle w:val="Heading3"/>
-      </w:pPr>
-      <w:r>
-        <w:t>Write or draw your reasoning and evidence.</w:t>
-      </w:r>
-    </w:p>
-    <w:p>
-      <w:r>
-        <w:t>________________________________________________________________</w:t>
-      </w:r>
-    </w:p>
-    <w:p>
-      <w:r>
-        <w:t>________________________________________________________________</w:t>
-      </w:r>
-    </w:p>
-    <w:p>
-      <w:r>
-        <w:t>________________________________________________________________</w:t>
-      </w:r>
-    </w:p>
-    <w:p>
-      <w:r>
-        <w:t>________________________________________________________________</w:t>
-      </w:r>
-    </w:p>
-    <w:p>
-      <w:r>
-        <w:t>________________________________________________________________</w:t>
-      </w:r>
-    </w:p>
-    <w:p>
-      <w:pPr>
-        <w:pStyle w:val="Heading3"/>
-      </w:pPr>
-      <w:r>
-        <w:t>Trace the supplied case visually</w:t>
-      </w:r>
-    </w:p>
-    <w:p>
-      <w:pPr>
-        <w:pStyle w:val="Heading3"/>
-      </w:pPr>
-      <w:r>
-        <w:t>Separate visible and off-frame claims</w:t>
       </w:r>
     </w:p>
     <w:tbl>
@@ -5316,19 +6576,93 @@
     </w:tbl>
     <w:p>
       <w:pPr>
+        <w:pStyle w:val="Heading2"/>
+      </w:pPr>
+      <w:r>
+        <w:t>Earlier wording, alternatives and picture transcripts · reference / check after trying</w:t>
+      </w:r>
+    </w:p>
+    <w:p>
+      <w:pPr>
+        <w:pStyle w:val="Heading3"/>
+      </w:pPr>
+      <w:r>
+        <w:t>Week 13 Worked case</w:t>
+      </w:r>
+    </w:p>
+    <w:p>
+      <w:pPr>
         <w:spacing w:line="336" w:lineRule="auto" w:after="180"/>
       </w:pPr>
       <w:r>
         <w:rPr>
           <w:b w:val="0"/>
         </w:rPr>
+        <w:t>Use the supplied details to practise the weekly concept before attempting the independent question. This case extends the illustrated lesson.</w:t>
+      </w:r>
+    </w:p>
+    <w:p>
+      <w:pPr>
+        <w:pStyle w:val="Heading3"/>
+      </w:pPr>
+      <w:r>
+        <w:t>The situation</w:t>
+      </w:r>
+    </w:p>
+    <w:p>
+      <w:pPr>
+        <w:pStyle w:val="Heading3"/>
+      </w:pPr>
+      <w:r>
+        <w:t>The question</w:t>
+      </w:r>
+    </w:p>
+    <w:p>
+      <w:pPr>
+        <w:pStyle w:val="Heading3"/>
+      </w:pPr>
+      <w:r>
+        <w:t>Worked explanation</w:t>
+      </w:r>
+    </w:p>
+    <w:p>
+      <w:pPr>
+        <w:pStyle w:val="Heading3"/>
+      </w:pPr>
+      <w:r>
+        <w:t>Explain it in your own words</w:t>
+      </w:r>
+    </w:p>
+    <w:p>
+      <w:pPr>
+        <w:pStyle w:val="Heading3"/>
+      </w:pPr>
+      <w:r>
+        <w:t>Trace the supplied case visually</w:t>
+      </w:r>
+    </w:p>
+    <w:p>
+      <w:pPr>
+        <w:pStyle w:val="Heading3"/>
+      </w:pPr>
+      <w:r>
+        <w:t>Separate visible and off-frame claims</w:t>
+      </w:r>
+    </w:p>
+    <w:p>
+      <w:pPr>
+        <w:spacing w:line="336" w:lineRule="auto" w:after="180"/>
+      </w:pPr>
+      <w:r>
+        <w:rPr>
+          <w:b w:val="0"/>
+        </w:rPr>
         <w:t>An image shows three plants; caption claims a fourth outside the frame.</w:t>
       </w:r>
     </w:p>
     <w:p>
       <w:pPr>
         <w:spacing w:line="336" w:lineRule="auto" w:after="180"/>
-        <w:shd w:fill="F5F1FB"/>
       </w:pPr>
       <w:r>
         <w:rPr>
@@ -5365,468 +6699,20 @@
         <w:pStyle w:val="Heading1"/>
       </w:pPr>
       <w:r>
-        <w:t>14. Try a new case independently</w:t>
-      </w:r>
-    </w:p>
-    <w:p>
-      <w:r>
-        <w:t>Attempt the reserved new case before feedback. Record support; the earlier examples below remain additional practice.</w:t>
-      </w:r>
-    </w:p>
-    <w:p>
-      <w:pPr>
-        <w:pStyle w:val="Heading3"/>
-      </w:pPr>
-      <w:r>
-        <w:t>Independent case: Changed independent case</w:t>
-      </w:r>
-    </w:p>
-    <w:p>
-      <w:pPr>
-        <w:spacing w:line="336" w:lineRule="auto" w:after="180"/>
-        <w:shd w:fill="F5F1FB"/>
-      </w:pPr>
-      <w:r>
-        <w:rPr>
-          <w:b w:val="0"/>
-        </w:rPr>
-        <w:t>A description reports two visible plants and a third opaque pot whose contents cannot be seen. A caption says “three plants”. What is supported?</w:t>
-      </w:r>
-    </w:p>
-    <w:p>
-      <w:pPr>
-        <w:pStyle w:val="Heading3"/>
-      </w:pPr>
-      <w:r>
-        <w:t>My independent explanation, trace and limits</w:t>
-      </w:r>
-    </w:p>
-    <w:p>
-      <w:r>
-        <w:t>________________________________________________________________</w:t>
-      </w:r>
-    </w:p>
-    <w:p>
-      <w:r>
-        <w:t>________________________________________________________________</w:t>
-      </w:r>
-    </w:p>
-    <w:p>
-      <w:r>
-        <w:t>________________________________________________________________</w:t>
-      </w:r>
-    </w:p>
-    <w:p>
-      <w:r>
-        <w:t>________________________________________________________________</w:t>
-      </w:r>
-    </w:p>
-    <w:p>
-      <w:r>
-        <w:t>________________________________________________________________</w:t>
-      </w:r>
-    </w:p>
-    <w:p>
-      <w:r>
-        <w:t>________________________________________________________________</w:t>
-      </w:r>
-    </w:p>
-    <w:p>
-      <w:r>
-        <w:t>________________________________________________________________</w:t>
-      </w:r>
-    </w:p>
-    <w:p>
-      <w:pPr>
-        <w:spacing w:line="336" w:lineRule="auto" w:after="180"/>
-      </w:pPr>
-      <w:r>
-        <w:rPr>
-          <w:b w:val="0"/>
-        </w:rPr>
-        <w:t>Attempt this case before feedback. Record any help. Earlier examples below are further practice; a case already practised with feedback cannot establish fresh transfer.</w:t>
-      </w:r>
-    </w:p>
-    <w:p>
-      <w:pPr>
-        <w:pStyle w:val="Heading3"/>
-      </w:pPr>
-      <w:r>
-        <w:t>Week 13 Independent application</w:t>
-      </w:r>
-    </w:p>
-    <w:p>
-      <w:pPr>
-        <w:spacing w:line="336" w:lineRule="auto" w:after="180"/>
-      </w:pPr>
-      <w:r>
-        <w:rPr>
-          <w:b w:val="0"/>
-        </w:rPr>
-        <w:t>Close the worked explanation. Apply the idea to this different question without copying.</w:t>
-      </w:r>
-    </w:p>
-    <w:p>
-      <w:pPr>
-        <w:spacing w:line="336" w:lineRule="auto" w:after="180"/>
-        <w:shd w:fill="F5F1FB"/>
-      </w:pPr>
-      <w:r>
-        <w:rPr>
-          <w:b w:val="0"/>
-        </w:rPr>
-        <w:t>A chart image shows 12 plants; its caption says 21. What should a multimodal assistant report before drawing a conclusion?</w:t>
-      </w:r>
-    </w:p>
-    <w:p>
-      <w:pPr>
-        <w:spacing w:line="336" w:lineRule="auto" w:after="180"/>
-      </w:pPr>
-      <w:r>
-        <w:rPr>
-          <w:b w:val="0"/>
-        </w:rPr>
-        <w:t xml:space="preserve">My answer, with a trace, calculation or supporting </w:t>
-      </w:r>
-      <w:r>
-        <w:rPr>
-          <w:b/>
-        </w:rPr>
-        <w:t>evidence</w:t>
-      </w:r>
-    </w:p>
-    <w:p>
-      <w:pPr>
-        <w:pStyle w:val="Heading3"/>
-      </w:pPr>
-      <w:r>
-        <w:t>Write or draw your reasoning and evidence.</w:t>
-      </w:r>
-    </w:p>
-    <w:p>
-      <w:r>
-        <w:t>________________________________________________________________</w:t>
-      </w:r>
-    </w:p>
-    <w:p>
-      <w:r>
-        <w:t>________________________________________________________________</w:t>
-      </w:r>
-    </w:p>
-    <w:p>
-      <w:r>
-        <w:t>________________________________________________________________</w:t>
-      </w:r>
-    </w:p>
-    <w:p>
-      <w:r>
-        <w:t>________________________________________________________________</w:t>
-      </w:r>
-    </w:p>
-    <w:p>
-      <w:r>
-        <w:t>________________________________________________________________</w:t>
-      </w:r>
-    </w:p>
-    <w:p>
-      <w:pPr>
-        <w:pStyle w:val="Heading3"/>
-      </w:pPr>
-      <w:r>
-        <w:t>Create and test</w:t>
-      </w:r>
-    </w:p>
-    <w:p>
-      <w:pPr>
-        <w:spacing w:line="336" w:lineRule="auto" w:after="180"/>
-      </w:pPr>
-      <w:r>
-        <w:rPr>
-          <w:b w:val="0"/>
-        </w:rPr>
-        <w:t>Change one relevant detail. Predict the result before testing. Include a boundary or missing-information case when it helps reveal a limit.</w:t>
-      </w:r>
-    </w:p>
-    <w:p>
-      <w:pPr>
-        <w:spacing w:line="336" w:lineRule="auto" w:after="180"/>
-      </w:pPr>
-      <w:r>
-        <w:rPr>
-          <w:b w:val="0"/>
-        </w:rPr>
-        <w:t xml:space="preserve">My changed </w:t>
-      </w:r>
-      <w:r>
-        <w:rPr>
-          <w:b/>
-        </w:rPr>
-        <w:t>input</w:t>
-      </w:r>
-      <w:r>
-        <w:rPr>
-          <w:b w:val="0"/>
-        </w:rPr>
-        <w:t xml:space="preserve"> and expected result</w:t>
-      </w:r>
-    </w:p>
-    <w:p>
-      <w:pPr>
-        <w:pStyle w:val="Heading3"/>
-      </w:pPr>
-      <w:r>
-        <w:t>Write or draw your reasoning and evidence.</w:t>
-      </w:r>
-    </w:p>
-    <w:p>
-      <w:r>
-        <w:t>________________________________________________________________</w:t>
-      </w:r>
-    </w:p>
-    <w:p>
-      <w:r>
-        <w:t>________________________________________________________________</w:t>
-      </w:r>
-    </w:p>
-    <w:p>
-      <w:r>
-        <w:t>________________________________________________________________</w:t>
-      </w:r>
-    </w:p>
-    <w:p>
-      <w:r>
-        <w:t>________________________________________________________________</w:t>
-      </w:r>
-    </w:p>
-    <w:p>
-      <w:r>
-        <w:t>________________________________________________________________</w:t>
-      </w:r>
-    </w:p>
-    <w:p>
-      <w:pPr>
-        <w:pStyle w:val="Heading3"/>
-      </w:pPr>
-      <w:r>
-        <w:t>Connect to your project</w:t>
-      </w:r>
-    </w:p>
-    <w:p>
-      <w:pPr>
-        <w:spacing w:line="336" w:lineRule="auto" w:after="180"/>
-      </w:pPr>
-      <w:r>
-        <w:rPr>
-          <w:b w:val="0"/>
-        </w:rPr>
-        <w:t>Accept diagrams plus questions only when the source and topic align with the learner’s task.</w:t>
-      </w:r>
-    </w:p>
-    <w:p>
-      <w:pPr>
-        <w:spacing w:line="336" w:lineRule="auto" w:after="180"/>
-      </w:pPr>
-      <w:r>
-        <w:rPr>
-          <w:b w:val="0"/>
-        </w:rPr>
-        <w:t xml:space="preserve">The </w:t>
-      </w:r>
-      <w:r>
-        <w:rPr>
-          <w:b/>
-        </w:rPr>
-        <w:t>evidence</w:t>
-      </w:r>
-      <w:r>
-        <w:rPr>
-          <w:b w:val="0"/>
-        </w:rPr>
-        <w:t xml:space="preserve"> I will keep</w:t>
-      </w:r>
-    </w:p>
-    <w:p>
-      <w:pPr>
-        <w:pStyle w:val="Heading3"/>
-      </w:pPr>
-      <w:r>
-        <w:t>Write or draw your reasoning and evidence.</w:t>
-      </w:r>
-    </w:p>
-    <w:p>
-      <w:r>
-        <w:t>________________________________________________________________</w:t>
-      </w:r>
-    </w:p>
-    <w:p>
-      <w:r>
-        <w:t>________________________________________________________________</w:t>
-      </w:r>
-    </w:p>
-    <w:p>
-      <w:r>
-        <w:t>________________________________________________________________</w:t>
-      </w:r>
-    </w:p>
-    <w:p>
-      <w:r>
-        <w:t>________________________________________________________________</w:t>
-      </w:r>
-    </w:p>
-    <w:p>
-      <w:r>
-        <w:t>________________________________________________________________</w:t>
-      </w:r>
-    </w:p>
-    <w:p>
-      <w:pPr>
-        <w:spacing w:line="336" w:lineRule="auto" w:after="180"/>
-      </w:pPr>
-      <w:r>
-        <w:rPr>
-          <w:b w:val="0"/>
-        </w:rPr>
-        <w:t xml:space="preserve">Your teacher has the independent answer and scoring criteria. Complete the matching workbook week to keep your practice </w:t>
-      </w:r>
-      <w:r>
-        <w:rPr>
-          <w:b/>
-        </w:rPr>
-        <w:t>evidence</w:t>
-      </w:r>
-      <w:r>
-        <w:rPr>
-          <w:b w:val="0"/>
-        </w:rPr>
-        <w:t xml:space="preserve"> together.</w:t>
-      </w:r>
-    </w:p>
-    <w:p>
-      <w:pPr>
-        <w:pStyle w:val="Heading3"/>
-      </w:pPr>
-      <w:r>
-        <w:t>Transfer practice from the original programme</w:t>
-      </w:r>
-    </w:p>
-    <w:p>
-      <w:pPr>
-        <w:spacing w:line="336" w:lineRule="auto" w:after="180"/>
-      </w:pPr>
-      <w:r>
-        <w:rPr>
-          <w:b w:val="0"/>
-        </w:rPr>
-        <w:t xml:space="preserve">A caption says four seedlings; the image shows three and an opaque box. Is a fourth seedling disproved? Write an </w:t>
-      </w:r>
-      <w:r>
-        <w:rPr>
-          <w:b/>
-        </w:rPr>
-        <w:t>evidence</w:t>
-      </w:r>
-      <w:r>
-        <w:rPr>
-          <w:b w:val="0"/>
-        </w:rPr>
-        <w:t>-aware response.</w:t>
-      </w:r>
-    </w:p>
-    <w:p>
-      <w:pPr>
-        <w:pStyle w:val="Heading3"/>
-      </w:pPr>
-      <w:r>
-        <w:t>Explain the mechanism, evidence and one limit.</w:t>
-      </w:r>
-    </w:p>
-    <w:p>
-      <w:r>
-        <w:t>________________________________________________________________</w:t>
-      </w:r>
-    </w:p>
-    <w:p>
-      <w:r>
-        <w:t>________________________________________________________________</w:t>
-      </w:r>
-    </w:p>
-    <w:p>
-      <w:r>
-        <w:t>________________________________________________________________</w:t>
-      </w:r>
-    </w:p>
-    <w:p>
-      <w:r>
-        <w:t>________________________________________________________________</w:t>
-      </w:r>
-    </w:p>
-    <w:p>
-      <w:r>
-        <w:t>________________________________________________________________</w:t>
-      </w:r>
-    </w:p>
-    <w:p>
-      <w:r>
-        <w:t>________________________________________________________________</w:t>
-      </w:r>
-    </w:p>
-    <w:p>
-      <w:r>
-        <w:t>________________________________________________________________</w:t>
-      </w:r>
-    </w:p>
-    <w:p>
-      <w:pPr>
-        <w:pStyle w:val="Heading3"/>
-      </w:pPr>
-      <w:r>
-        <w:t>Use feedback to improve</w:t>
-      </w:r>
-    </w:p>
-    <w:p>
-      <w:pPr>
-        <w:spacing w:line="336" w:lineRule="auto" w:after="180"/>
-      </w:pPr>
-      <w:r>
-        <w:rPr>
-          <w:b w:val="0"/>
-        </w:rPr>
-        <w:t>Attempt the independent case before hints. Record whether you worked alone, used a hint or followed a model. After feedback, fix the first unsupported step and explain why it changed.</w:t>
-      </w:r>
-    </w:p>
-    <w:p>
-      <w:pPr>
-        <w:spacing w:line="336" w:lineRule="auto" w:after="180"/>
-      </w:pPr>
-      <w:r>
-        <w:rPr>
-          <w:b w:val="0"/>
-        </w:rPr>
-        <w:t>A later check uses a changed case, not a copied answer.</w:t>
-      </w:r>
-    </w:p>
-    <w:p>
-      <w:pPr>
-        <w:pStyle w:val="Heading1"/>
-      </w:pPr>
-      <w:r>
-        <w:t>15. Your lesson route</w:t>
-      </w:r>
-    </w:p>
-    <w:p>
-      <w:r>
-        <w:t>Use this map to navigate Multimodal Evidence, connect the goals to tasks and keep one evidence record for each attempt.</w:t>
-      </w:r>
-    </w:p>
-    <w:p>
-      <w:pPr>
-        <w:spacing w:line="336" w:lineRule="auto" w:after="180"/>
-      </w:pPr>
-      <w:r>
-        <w:rPr>
-          <w:b w:val="0"/>
-        </w:rPr>
-        <w:t>Start with this question: A fictional Study Buddy audits a desk description and a separate caption.</w:t>
+        <w:t>15. Reference: original lesson checklist</w:t>
+      </w:r>
+    </w:p>
+    <w:p>
+      <w:r>
+        <w:t>Use an additional checklist when it helps inspect your explanation.</w:t>
+      </w:r>
+    </w:p>
+    <w:p>
+      <w:pPr>
+        <w:pStyle w:val="Heading2"/>
+      </w:pPr>
+      <w:r>
+        <w:t>Targets and evidence</w:t>
       </w:r>
     </w:p>
     <w:tbl>
@@ -5933,6 +6819,14 @@
     </w:tbl>
     <w:p>
       <w:pPr>
+        <w:pStyle w:val="Heading2"/>
+      </w:pPr>
+      <w:r>
+        <w:t>Keep your route and first prediction</w:t>
+      </w:r>
+    </w:p>
+    <w:p>
+      <w:pPr>
         <w:spacing w:line="336" w:lineRule="auto" w:after="180"/>
       </w:pPr>
       <w:r>
@@ -5991,15 +6885,147 @@
     </w:p>
     <w:p>
       <w:pPr>
+        <w:pStyle w:val="Heading2"/>
+      </w:pPr>
+      <w:r>
+        <w:t>Earlier wording, alternatives and picture transcripts · reference / check after trying</w:t>
+      </w:r>
+    </w:p>
+    <w:p>
+      <w:pPr>
+        <w:spacing w:line="336" w:lineRule="auto" w:after="180"/>
+      </w:pPr>
+      <w:r>
+        <w:rPr>
+          <w:b w:val="0"/>
+        </w:rPr>
+        <w:t>Start with this question: A fictional Study Buddy audits a desk description and a separate caption.</w:t>
+      </w:r>
+    </w:p>
+    <w:p>
+      <w:pPr>
         <w:pStyle w:val="Heading1"/>
       </w:pPr>
       <w:r>
-        <w:t>16. Finish and return</w:t>
-      </w:r>
-    </w:p>
-    <w:p>
-      <w:r>
-        <w:t>Explain Multimodal Evidence without notes, identify a remaining question and plan a later check with a changed case.</w:t>
+        <w:t>17. Extra practice: pictures, repair and feedback</w:t>
+      </w:r>
+    </w:p>
+    <w:p>
+      <w:r>
+        <w:t>Attempt each question before opening its explanation. Use one browser or paper copy.</w:t>
+      </w:r>
+    </w:p>
+    <w:p>
+      <w:pPr>
+        <w:pStyle w:val="Heading2"/>
+      </w:pPr>
+      <w:r>
+        <w:t>First supported question</w:t>
+      </w:r>
+    </w:p>
+    <w:p>
+      <w:pPr>
+        <w:pStyle w:val="ListBullet"/>
+      </w:pPr>
+      <w:r>
+        <w:t>A fictional Study Buddy audits a desk description and a separate caption.</w:t>
+      </w:r>
+    </w:p>
+    <w:p>
+      <w:pPr>
+        <w:pStyle w:val="Heading3"/>
+      </w:pPr>
+      <w:r>
+        <w:t>Practice 1: explain the deciding evidence</w:t>
+      </w:r>
+    </w:p>
+    <w:p>
+      <w:pPr>
+        <w:pStyle w:val="ListBullet"/>
+      </w:pPr>
+      <w:r>
+        <w:t>Which labelled step matches this detail? At least three are supported; total five is not established by the description.</w:t>
+      </w:r>
+    </w:p>
+    <w:p>
+      <w:pPr>
+        <w:pStyle w:val="ListBullet"/>
+      </w:pPr>
+      <w:r>
+        <w:t>1. Caption claim</w:t>
+      </w:r>
+    </w:p>
+    <w:p>
+      <w:pPr>
+        <w:pStyle w:val="ListBullet"/>
+      </w:pPr>
+      <w:r>
+        <w:t>2. Supported response</w:t>
+      </w:r>
+    </w:p>
+    <w:p>
+      <w:pPr>
+        <w:pStyle w:val="ListBullet"/>
+      </w:pPr>
+      <w:r>
+        <w:t>3. Hidden region</w:t>
+      </w:r>
+    </w:p>
+    <w:p>
+      <w:pPr>
+        <w:pStyle w:val="ListBullet"/>
+      </w:pPr>
+      <w:r>
+        <w:t>4. Visible evidence</w:t>
+      </w:r>
+    </w:p>
+    <w:p>
+      <w:pPr>
+        <w:pStyle w:val="Heading3"/>
+      </w:pPr>
+      <w:r>
+        <w:t>My selected conclusion, deciding fact and explanation</w:t>
+      </w:r>
+    </w:p>
+    <w:p>
+      <w:r>
+        <w:t>________________________________________________________________</w:t>
+      </w:r>
+    </w:p>
+    <w:p>
+      <w:r>
+        <w:t>________________________________________________________________</w:t>
+      </w:r>
+    </w:p>
+    <w:p>
+      <w:r>
+        <w:t>________________________________________________________________</w:t>
+      </w:r>
+    </w:p>
+    <w:p>
+      <w:r>
+        <w:t>________________________________________________________________</w:t>
+      </w:r>
+    </w:p>
+    <w:p>
+      <w:r>
+        <w:t>________________________________________________________________</w:t>
+      </w:r>
+    </w:p>
+    <w:p>
+      <w:pPr>
+        <w:pStyle w:val="ListBullet"/>
+      </w:pPr>
+      <w:r>
+        <w:t>Hint if needed: Read the steps in the pictorial case. Match the supplied detail to the stage that performs or records it.</w:t>
+      </w:r>
+    </w:p>
+    <w:p>
+      <w:pPr>
+        <w:pStyle w:val="Heading2"/>
+      </w:pPr>
+      <w:r>
+        <w:t>Check the first explanation · reference / check after trying</w:t>
       </w:r>
     </w:p>
     <w:p>
@@ -6010,7 +7036,156 @@
         <w:rPr>
           <w:b w:val="0"/>
         </w:rPr>
-        <w:t xml:space="preserve">Close your notes. Explain this goal in your own words: Explain the </w:t>
+        <w:t>After your attempt, compare with the supported explanation: Supported response At least three are supported; total five is not established by the description.</w:t>
+      </w:r>
+    </w:p>
+    <w:p>
+      <w:pPr>
+        <w:spacing w:line="336" w:lineRule="auto" w:after="180"/>
+      </w:pPr>
+      <w:r>
+        <w:rPr>
+          <w:b w:val="0"/>
+        </w:rPr>
+        <w:t>A caption is another claim, not a way of seeing through an opaque object. Keep observable information separate from inferences.</w:t>
+      </w:r>
+    </w:p>
+    <w:p>
+      <w:pPr>
+        <w:spacing w:line="336" w:lineRule="auto" w:after="180"/>
+      </w:pPr>
+      <w:r>
+        <w:rPr>
+          <w:b w:val="0"/>
+        </w:rPr>
+        <w:t>The visible three give a lower bound under the stated desk scope; there is no supplied maximum for the closed box. Do not replace unknown contents with zero merely because none are visible.</w:t>
+      </w:r>
+    </w:p>
+    <w:p>
+      <w:pPr>
+        <w:pStyle w:val="Heading2"/>
+      </w:pPr>
+      <w:r>
+        <w:t>Changed-case question</w:t>
+      </w:r>
+    </w:p>
+    <w:p>
+      <w:pPr>
+        <w:pStyle w:val="Heading3"/>
+      </w:pPr>
+      <w:r>
+        <w:t>Practice 2: explain the deciding evidence</w:t>
+      </w:r>
+    </w:p>
+    <w:p>
+      <w:pPr>
+        <w:pStyle w:val="ListBullet"/>
+      </w:pPr>
+      <w:r>
+        <w:t>Changed-case practice: Open the closed box and a verified observation shows two pencils inside, with no other desk locations. Which conclusion is supported by the supplied facts?</w:t>
+      </w:r>
+    </w:p>
+    <w:p>
+      <w:pPr>
+        <w:pStyle w:val="ListBullet"/>
+      </w:pPr>
+      <w:r>
+        <w:t>1. We can decide the result without examining the changed input or the procedure.</w:t>
+      </w:r>
+    </w:p>
+    <w:p>
+      <w:pPr>
+        <w:pStyle w:val="ListBullet"/>
+      </w:pPr>
+      <w:r>
+        <w:t>2. The total is now supported as five.</w:t>
+      </w:r>
+    </w:p>
+    <w:p>
+      <w:pPr>
+        <w:pStyle w:val="ListBullet"/>
+      </w:pPr>
+      <w:r>
+        <w:t>3. This one example guarantees correct results for every future input.</w:t>
+      </w:r>
+    </w:p>
+    <w:p>
+      <w:pPr>
+        <w:pStyle w:val="Heading3"/>
+      </w:pPr>
+      <w:r>
+        <w:t>My selected conclusion, deciding fact and explanation</w:t>
+      </w:r>
+    </w:p>
+    <w:p>
+      <w:r>
+        <w:t>________________________________________________________________</w:t>
+      </w:r>
+    </w:p>
+    <w:p>
+      <w:r>
+        <w:t>________________________________________________________________</w:t>
+      </w:r>
+    </w:p>
+    <w:p>
+      <w:r>
+        <w:t>________________________________________________________________</w:t>
+      </w:r>
+    </w:p>
+    <w:p>
+      <w:r>
+        <w:t>________________________________________________________________</w:t>
+      </w:r>
+    </w:p>
+    <w:p>
+      <w:r>
+        <w:t>________________________________________________________________</w:t>
+      </w:r>
+    </w:p>
+    <w:p>
+      <w:pPr>
+        <w:pStyle w:val="ListBullet"/>
+      </w:pPr>
+      <w:r>
+        <w:t>Hint if needed: Use the changed condition and the deciding step in the pictorial trace. The answer must say what follows from those facts.</w:t>
+      </w:r>
+    </w:p>
+    <w:p>
+      <w:pPr>
+        <w:pStyle w:val="Heading2"/>
+      </w:pPr>
+      <w:r>
+        <w:t>Check the changed case · reference / check after trying</w:t>
+      </w:r>
+    </w:p>
+    <w:p>
+      <w:pPr>
+        <w:spacing w:line="336" w:lineRule="auto" w:after="180"/>
+      </w:pPr>
+      <w:r>
+        <w:rPr>
+          <w:b w:val="0"/>
+        </w:rPr>
+        <w:t>After your attempt, compare with the supported explanation: The total is now supported as five. 3 visible initially plus 2 newly observed gives 5 under the complete-location assumption.</w:t>
+      </w:r>
+    </w:p>
+    <w:p>
+      <w:pPr>
+        <w:pStyle w:val="Heading2"/>
+      </w:pPr>
+      <w:r>
+        <w:t>Repair and save your work</w:t>
+      </w:r>
+    </w:p>
+    <w:p>
+      <w:pPr>
+        <w:spacing w:line="336" w:lineRule="auto" w:after="180"/>
+      </w:pPr>
+      <w:r>
+        <w:rPr>
+          <w:b w:val="0"/>
+        </w:rPr>
+        <w:t xml:space="preserve">Review Speech and Audio Systems (ai-3/12). Goal: Explain the </w:t>
       </w:r>
       <w:r>
         <w:rPr>
@@ -6030,96 +7205,183 @@
         </w:rPr>
         <w:t>evidence</w:t>
       </w:r>
+      <w:r>
+        <w:rPr>
+          <w:b w:val="0"/>
+        </w:rPr>
+        <w:t>.</w:t>
+      </w:r>
+    </w:p>
+    <w:p>
+      <w:pPr>
+        <w:spacing w:line="336" w:lineRule="auto" w:after="180"/>
+      </w:pPr>
+      <w:r>
+        <w:rPr>
+          <w:b w:val="0"/>
+        </w:rPr>
+        <w:t xml:space="preserve">Short practice: Which stage was initially wrong, and which stage was correctly operating on a wrong </w:t>
+      </w:r>
+      <w:r>
+        <w:rPr>
+          <w:b/>
+        </w:rPr>
+        <w:t>input</w:t>
+      </w:r>
+      <w:r>
+        <w:rPr>
+          <w:b w:val="0"/>
+        </w:rPr>
+        <w:t>?. Return to this week and explain what you changed.</w:t>
+      </w:r>
+    </w:p>
+    <w:p>
+      <w:pPr>
+        <w:spacing w:line="336" w:lineRule="auto" w:after="180"/>
+      </w:pPr>
+      <w:r>
+        <w:rPr>
+          <w:b w:val="0"/>
+        </w:rPr>
+        <w:t xml:space="preserve">Review Image Generation Models (ai-3/10). Goal: Explain the </w:t>
+      </w:r>
+      <w:r>
+        <w:rPr>
+          <w:b/>
+        </w:rPr>
+        <w:t>mechanism</w:t>
+      </w:r>
+      <w:r>
+        <w:rPr>
+          <w:b w:val="0"/>
+        </w:rPr>
+        <w:t xml:space="preserve"> and terminology of image generation and provenance.</w:t>
+      </w:r>
+    </w:p>
+    <w:p>
+      <w:pPr>
+        <w:spacing w:line="336" w:lineRule="auto" w:after="180"/>
+      </w:pPr>
+      <w:r>
+        <w:rPr>
+          <w:b w:val="0"/>
+        </w:rPr>
+        <w:t>Short practice: What may these two grids explain, and what can they not establish about a real generator?. Return to this week and explain what you changed.</w:t>
+      </w:r>
+    </w:p>
+    <w:p>
+      <w:pPr>
+        <w:spacing w:line="336" w:lineRule="auto" w:after="180"/>
+      </w:pPr>
+      <w:r>
+        <w:rPr>
+          <w:b w:val="0"/>
+        </w:rPr>
+        <w:t xml:space="preserve">Review Iterative Prompting (ai-3/7). Goal: Explain the </w:t>
+      </w:r>
+      <w:r>
+        <w:rPr>
+          <w:b/>
+        </w:rPr>
+        <w:t>mechanism</w:t>
+      </w:r>
+      <w:r>
+        <w:rPr>
+          <w:b w:val="0"/>
+        </w:rPr>
+        <w:t xml:space="preserve"> and terminology of controlled prompt experiments. Short practice: What </w:t>
+      </w:r>
+      <w:r>
+        <w:rPr>
+          <w:b/>
+        </w:rPr>
+        <w:t>evidence</w:t>
+      </w:r>
+      <w:r>
+        <w:rPr>
+          <w:b w:val="0"/>
+        </w:rPr>
+        <w:t xml:space="preserve"> supports improvement here, and what remains unproven?.</w:t>
+      </w:r>
+    </w:p>
+    <w:p>
+      <w:pPr>
+        <w:spacing w:line="336" w:lineRule="auto" w:after="180"/>
+      </w:pPr>
+      <w:r>
+        <w:rPr>
+          <w:b w:val="0"/>
+        </w:rPr>
+        <w:t>Return to this week and explain what you changed.</w:t>
+      </w:r>
+    </w:p>
+    <w:p>
+      <w:pPr>
+        <w:spacing w:line="336" w:lineRule="auto" w:after="180"/>
+      </w:pPr>
+      <w:r>
+        <w:rPr>
+          <w:b w:val="0"/>
+        </w:rPr>
+        <w:t xml:space="preserve">Use Download completed work in the hosted lesson to export your answers, reflections, practice feedback and code-run </w:t>
+      </w:r>
+      <w:r>
+        <w:rPr>
+          <w:b/>
+        </w:rPr>
+        <w:t>evidence</w:t>
+      </w:r>
+      <w:r>
+        <w:rPr>
+          <w:b w:val="0"/>
+        </w:rPr>
+        <w:t>. Open the HTML copy to read or print it.</w:t>
+      </w:r>
+    </w:p>
+    <w:p>
+      <w:pPr>
+        <w:spacing w:line="336" w:lineRule="auto" w:after="180"/>
+      </w:pPr>
+      <w:r>
+        <w:rPr>
+          <w:b w:val="0"/>
+        </w:rPr>
+        <w:t>Drafts stay in this browser when storage is available; clear drafts on a shared device.</w:t>
+      </w:r>
+    </w:p>
+    <w:p>
+      <w:pPr>
+        <w:pStyle w:val="Heading2"/>
+      </w:pPr>
+      <w:r>
+        <w:t>Earlier wording, alternatives and picture transcripts · reference / check after trying</w:t>
+      </w:r>
+    </w:p>
+    <w:p>
+      <w:pPr>
+        <w:spacing w:line="336" w:lineRule="auto" w:after="180"/>
+      </w:pPr>
+      <w:r>
+        <w:rPr>
+          <w:b w:val="0"/>
+        </w:rPr>
+        <w:t>Use this supported practice once, in the browser or on paper. Keep the reserved independent assessment for a separate first attempt before teacher feedback.</w:t>
+      </w:r>
     </w:p>
     <w:p>
       <w:pPr>
         <w:pStyle w:val="Heading3"/>
       </w:pPr>
       <w:r>
-        <w:t>My deciding step, evidence and one remaining question</w:t>
-      </w:r>
-    </w:p>
-    <w:p>
-      <w:r>
-        <w:t>________________________________________________________________</w:t>
-      </w:r>
-    </w:p>
-    <w:p>
-      <w:r>
-        <w:t>________________________________________________________________</w:t>
-      </w:r>
-    </w:p>
-    <w:p>
-      <w:r>
-        <w:t>________________________________________________________________</w:t>
-      </w:r>
-    </w:p>
-    <w:p>
-      <w:r>
-        <w:t>________________________________________________________________</w:t>
-      </w:r>
-    </w:p>
-    <w:p>
-      <w:r>
-        <w:t>________________________________________________________________</w:t>
-      </w:r>
-    </w:p>
-    <w:p>
-      <w:pPr>
-        <w:spacing w:line="336" w:lineRule="auto" w:after="180"/>
-      </w:pPr>
-      <w:r>
-        <w:rPr>
-          <w:b w:val="0"/>
-        </w:rPr>
-        <w:t xml:space="preserve">If you are unsure, return to the worked picture and explain one arrow. If you are ready, change an </w:t>
-      </w:r>
-      <w:r>
-        <w:rPr>
-          <w:b/>
-        </w:rPr>
-        <w:t>input</w:t>
-      </w:r>
-      <w:r>
-        <w:rPr>
-          <w:b w:val="0"/>
-        </w:rPr>
-        <w:t xml:space="preserve"> or assumption and justify your </w:t>
-      </w:r>
-      <w:r>
-        <w:rPr>
-          <w:b/>
-        </w:rPr>
-        <w:t>prediction</w:t>
-      </w:r>
-      <w:r>
-        <w:rPr>
-          <w:b w:val="0"/>
-        </w:rPr>
-        <w:t>.</w:t>
-      </w:r>
-    </w:p>
-    <w:p>
-      <w:pPr>
-        <w:spacing w:line="336" w:lineRule="auto" w:after="180"/>
-      </w:pPr>
-      <w:r>
-        <w:rPr>
-          <w:b w:val="0"/>
-        </w:rPr>
-        <w:t xml:space="preserve">Save your workbook </w:t>
-      </w:r>
-      <w:r>
-        <w:rPr>
-          <w:b/>
-        </w:rPr>
-        <w:t>evidence</w:t>
-      </w:r>
-      <w:r>
-        <w:rPr>
-          <w:b w:val="0"/>
-        </w:rPr>
-        <w:t>. At the next review, try a different case before opening your old answer.</w:t>
+        <w:t>Repair a missing building block</w:t>
+      </w:r>
+    </w:p>
+    <w:p>
+      <w:pPr>
+        <w:pStyle w:val="Heading3"/>
+      </w:pPr>
+      <w:r>
+        <w:t>Keep your completed work</w:t>
       </w:r>
     </w:p>
     <w:p>
@@ -6127,583 +7389,17 @@
         <w:pStyle w:val="Heading1"/>
       </w:pPr>
       <w:r>
-        <w:t>17. Supported practice, repair and portfolio</w:t>
-      </w:r>
-    </w:p>
-    <w:p>
-      <w:r>
-        <w:t>Attempt supported questions before using hints or feedback. Review a missing building block, then keep the completed work.</w:t>
-      </w:r>
-    </w:p>
-    <w:p>
-      <w:pPr>
-        <w:spacing w:line="336" w:lineRule="auto" w:after="180"/>
-      </w:pPr>
-      <w:r>
-        <w:rPr>
-          <w:b w:val="0"/>
-        </w:rPr>
-        <w:t>Use this supported practice once, in the browser or on paper. Keep the reserved independent assessment for a separate first attempt before teacher feedback.</w:t>
-      </w:r>
-    </w:p>
-    <w:p>
-      <w:pPr>
-        <w:spacing w:line="336" w:lineRule="auto" w:after="180"/>
-      </w:pPr>
-      <w:r>
-        <w:rPr>
-          <w:b w:val="0"/>
-        </w:rPr>
-        <w:t>A fictional Study Buddy audits a desk description and a separate caption.</w:t>
-      </w:r>
-    </w:p>
-    <w:p>
-      <w:pPr>
-        <w:pStyle w:val="Heading3"/>
-      </w:pPr>
-      <w:r>
-        <w:t>Practice 1: explain the deciding evidence</w:t>
-      </w:r>
-    </w:p>
-    <w:p>
-      <w:pPr>
-        <w:spacing w:line="336" w:lineRule="auto" w:after="180"/>
-      </w:pPr>
-      <w:r>
-        <w:rPr>
-          <w:b w:val="0"/>
-        </w:rPr>
-        <w:t>Which labelled step matches this detail? At least three are supported; total five is not established by the description.</w:t>
-      </w:r>
-    </w:p>
-    <w:p>
-      <w:pPr>
-        <w:spacing w:line="336" w:lineRule="auto" w:after="180"/>
-        <w:shd w:fill="F4F9FC"/>
-      </w:pPr>
-      <w:r>
-        <w:rPr>
-          <w:b w:val="0"/>
-        </w:rPr>
-        <w:t>1. Caption claim</w:t>
-      </w:r>
-    </w:p>
-    <w:p>
-      <w:pPr>
-        <w:spacing w:line="336" w:lineRule="auto" w:after="180"/>
-        <w:shd w:fill="F4F9FC"/>
-      </w:pPr>
-      <w:r>
-        <w:rPr>
-          <w:b w:val="0"/>
-        </w:rPr>
-        <w:t>2. Supported response</w:t>
-      </w:r>
-    </w:p>
-    <w:p>
-      <w:pPr>
-        <w:spacing w:line="336" w:lineRule="auto" w:after="180"/>
-        <w:shd w:fill="F4F9FC"/>
-      </w:pPr>
-      <w:r>
-        <w:rPr>
-          <w:b w:val="0"/>
-        </w:rPr>
-        <w:t>3. Hidden region</w:t>
-      </w:r>
-    </w:p>
-    <w:p>
-      <w:pPr>
-        <w:spacing w:line="336" w:lineRule="auto" w:after="180"/>
-        <w:shd w:fill="F4F9FC"/>
-      </w:pPr>
-      <w:r>
-        <w:rPr>
-          <w:b w:val="0"/>
-        </w:rPr>
-        <w:t xml:space="preserve">4. Visible </w:t>
-      </w:r>
-      <w:r>
-        <w:rPr>
-          <w:b/>
-        </w:rPr>
-        <w:t>evidence</w:t>
-      </w:r>
-    </w:p>
-    <w:p>
-      <w:pPr>
-        <w:pStyle w:val="Heading3"/>
-      </w:pPr>
-      <w:r>
-        <w:t>My selected conclusion, deciding fact and explanation</w:t>
-      </w:r>
-    </w:p>
-    <w:p>
-      <w:r>
-        <w:t>________________________________________________________________</w:t>
-      </w:r>
-    </w:p>
-    <w:p>
-      <w:r>
-        <w:t>________________________________________________________________</w:t>
-      </w:r>
-    </w:p>
-    <w:p>
-      <w:r>
-        <w:t>________________________________________________________________</w:t>
-      </w:r>
-    </w:p>
-    <w:p>
-      <w:r>
-        <w:t>________________________________________________________________</w:t>
-      </w:r>
-    </w:p>
-    <w:p>
-      <w:r>
-        <w:t>________________________________________________________________</w:t>
-      </w:r>
-    </w:p>
-    <w:p>
-      <w:pPr>
-        <w:pStyle w:val="Heading3"/>
-      </w:pPr>
-      <w:r>
-        <w:t>Hint · try first</w:t>
-      </w:r>
-    </w:p>
-    <w:p>
-      <w:pPr>
-        <w:spacing w:line="336" w:lineRule="auto" w:after="180"/>
-        <w:shd w:fill="F1F6F8"/>
-      </w:pPr>
-      <w:r>
-        <w:rPr>
-          <w:b w:val="0"/>
-        </w:rPr>
-        <w:t>Hint if needed: Read the steps in the pictorial case. Match the supplied detail to the stage that performs or records it.</w:t>
-      </w:r>
-    </w:p>
-    <w:p>
-      <w:pPr>
-        <w:pStyle w:val="Heading3"/>
-      </w:pPr>
-      <w:r>
-        <w:t>Feedback · compare after trying</w:t>
-      </w:r>
-    </w:p>
-    <w:p>
-      <w:pPr>
-        <w:spacing w:line="336" w:lineRule="auto" w:after="180"/>
-        <w:shd w:fill="F1F6FC"/>
-      </w:pPr>
-      <w:r>
-        <w:rPr>
-          <w:b w:val="0"/>
-        </w:rPr>
-        <w:t>After your attempt, compare with the supported explanation: Supported response At least three are supported; total five is not established by the description.</w:t>
-      </w:r>
-    </w:p>
-    <w:p>
-      <w:pPr>
-        <w:spacing w:line="336" w:lineRule="auto" w:after="180"/>
-        <w:shd w:fill="F1F6FC"/>
-      </w:pPr>
-      <w:r>
-        <w:rPr>
-          <w:b w:val="0"/>
-        </w:rPr>
-        <w:t>A caption is another claim, not a way of seeing through an opaque object. Keep observable information separate from inferences.</w:t>
-      </w:r>
-    </w:p>
-    <w:p>
-      <w:pPr>
-        <w:spacing w:line="336" w:lineRule="auto" w:after="180"/>
-        <w:shd w:fill="F1F6FC"/>
-      </w:pPr>
-      <w:r>
-        <w:rPr>
-          <w:b w:val="0"/>
-        </w:rPr>
-        <w:t>The visible three give a lower bound under the stated desk scope; there is no supplied maximum for the closed box. Do not replace unknown contents with zero merely because none are visible.</w:t>
-      </w:r>
-    </w:p>
-    <w:p>
-      <w:pPr>
-        <w:pStyle w:val="Heading3"/>
-      </w:pPr>
-      <w:r>
-        <w:t>Practice 2: explain the deciding evidence</w:t>
-      </w:r>
-    </w:p>
-    <w:p>
-      <w:pPr>
-        <w:pStyle w:val="Heading3"/>
-      </w:pPr>
-      <w:r>
-        <w:t>Changed case · predict first</w:t>
-      </w:r>
-    </w:p>
-    <w:p>
-      <w:pPr>
-        <w:spacing w:line="336" w:lineRule="auto" w:after="180"/>
-        <w:shd w:fill="F5F1FB"/>
-      </w:pPr>
-      <w:r>
-        <w:rPr>
-          <w:b w:val="0"/>
-        </w:rPr>
-        <w:t xml:space="preserve">Changed-case practice: Open the closed box and a verified </w:t>
-      </w:r>
-      <w:r>
-        <w:rPr>
-          <w:b/>
-        </w:rPr>
-        <w:t>observation</w:t>
-      </w:r>
-      <w:r>
-        <w:rPr>
-          <w:b w:val="0"/>
-        </w:rPr>
-        <w:t xml:space="preserve"> shows two pencils inside, with no other desk locations. Which conclusion is supported by the supplied facts?</w:t>
-      </w:r>
-    </w:p>
-    <w:p>
-      <w:pPr>
-        <w:spacing w:line="336" w:lineRule="auto" w:after="180"/>
-        <w:shd w:fill="F4F9FC"/>
-      </w:pPr>
-      <w:r>
-        <w:rPr>
-          <w:b w:val="0"/>
-        </w:rPr>
-        <w:t xml:space="preserve">1. We can decide the result without examining the changed </w:t>
-      </w:r>
-      <w:r>
-        <w:rPr>
-          <w:b/>
-        </w:rPr>
-        <w:t>input</w:t>
-      </w:r>
-      <w:r>
-        <w:rPr>
-          <w:b w:val="0"/>
-        </w:rPr>
-        <w:t xml:space="preserve"> or the procedure.</w:t>
-      </w:r>
-    </w:p>
-    <w:p>
-      <w:pPr>
-        <w:spacing w:line="336" w:lineRule="auto" w:after="180"/>
-        <w:shd w:fill="F4F9FC"/>
-      </w:pPr>
-      <w:r>
-        <w:rPr>
-          <w:b w:val="0"/>
-        </w:rPr>
-        <w:t>2. The total is now supported as five.</w:t>
-      </w:r>
-    </w:p>
-    <w:p>
-      <w:pPr>
-        <w:spacing w:line="336" w:lineRule="auto" w:after="180"/>
-        <w:shd w:fill="F4F9FC"/>
-      </w:pPr>
-      <w:r>
-        <w:rPr>
-          <w:b w:val="0"/>
-        </w:rPr>
-        <w:t xml:space="preserve">3. This one example guarantees correct results for every future </w:t>
-      </w:r>
-      <w:r>
-        <w:rPr>
-          <w:b/>
-        </w:rPr>
-        <w:t>input</w:t>
-      </w:r>
-      <w:r>
-        <w:rPr>
-          <w:b w:val="0"/>
-        </w:rPr>
-        <w:t>.</w:t>
-      </w:r>
-    </w:p>
-    <w:p>
-      <w:pPr>
-        <w:pStyle w:val="Heading3"/>
-      </w:pPr>
-      <w:r>
-        <w:t>My selected conclusion, deciding fact and explanation</w:t>
-      </w:r>
-    </w:p>
-    <w:p>
-      <w:r>
-        <w:t>________________________________________________________________</w:t>
-      </w:r>
-    </w:p>
-    <w:p>
-      <w:r>
-        <w:t>________________________________________________________________</w:t>
-      </w:r>
-    </w:p>
-    <w:p>
-      <w:r>
-        <w:t>________________________________________________________________</w:t>
-      </w:r>
-    </w:p>
-    <w:p>
-      <w:r>
-        <w:t>________________________________________________________________</w:t>
-      </w:r>
-    </w:p>
-    <w:p>
-      <w:r>
-        <w:t>________________________________________________________________</w:t>
-      </w:r>
-    </w:p>
-    <w:p>
-      <w:pPr>
-        <w:pStyle w:val="Heading3"/>
-      </w:pPr>
-      <w:r>
-        <w:t>Hint · try first</w:t>
-      </w:r>
-    </w:p>
-    <w:p>
-      <w:pPr>
-        <w:spacing w:line="336" w:lineRule="auto" w:after="180"/>
-        <w:shd w:fill="F1F6F8"/>
-      </w:pPr>
-      <w:r>
-        <w:rPr>
-          <w:b w:val="0"/>
-        </w:rPr>
-        <w:t>Hint if needed: Use the changed condition and the deciding step in the pictorial trace. The answer must say what follows from those facts.</w:t>
-      </w:r>
-    </w:p>
-    <w:p>
-      <w:pPr>
-        <w:pStyle w:val="Heading3"/>
-      </w:pPr>
-      <w:r>
-        <w:t>Feedback · compare after trying</w:t>
-      </w:r>
-    </w:p>
-    <w:p>
-      <w:pPr>
-        <w:spacing w:line="336" w:lineRule="auto" w:after="180"/>
-        <w:shd w:fill="F1F6FC"/>
-      </w:pPr>
-      <w:r>
-        <w:rPr>
-          <w:b w:val="0"/>
-        </w:rPr>
-        <w:t>After your attempt, compare with the supported explanation: The total is now supported as five. 3 visible initially plus 2 newly observed gives 5 under the complete-location assumption.</w:t>
-      </w:r>
-    </w:p>
-    <w:p>
-      <w:pPr>
-        <w:pStyle w:val="Heading3"/>
-      </w:pPr>
-      <w:r>
-        <w:t>Repair a missing building block</w:t>
-      </w:r>
-    </w:p>
-    <w:p>
-      <w:pPr>
-        <w:spacing w:line="336" w:lineRule="auto" w:after="180"/>
-      </w:pPr>
-      <w:r>
-        <w:rPr>
-          <w:b w:val="0"/>
-        </w:rPr>
-        <w:t xml:space="preserve">Review Speech and Audio Systems (ai-3/12). Goal: Explain the </w:t>
-      </w:r>
-      <w:r>
-        <w:rPr>
-          <w:b/>
-        </w:rPr>
-        <w:t>mechanism</w:t>
-      </w:r>
-      <w:r>
-        <w:rPr>
-          <w:b w:val="0"/>
-        </w:rPr>
-        <w:t xml:space="preserve"> and terminology of speech pipelines and multimodal </w:t>
-      </w:r>
-      <w:r>
-        <w:rPr>
-          <w:b/>
-        </w:rPr>
-        <w:t>evidence</w:t>
-      </w:r>
-      <w:r>
-        <w:rPr>
-          <w:b w:val="0"/>
-        </w:rPr>
-        <w:t>.</w:t>
-      </w:r>
-    </w:p>
-    <w:p>
-      <w:pPr>
-        <w:spacing w:line="336" w:lineRule="auto" w:after="180"/>
-      </w:pPr>
-      <w:r>
-        <w:rPr>
-          <w:b w:val="0"/>
-        </w:rPr>
-        <w:t xml:space="preserve">Short practice: Which stage was initially wrong, and which stage was correctly operating on a wrong </w:t>
-      </w:r>
-      <w:r>
-        <w:rPr>
-          <w:b/>
-        </w:rPr>
-        <w:t>input</w:t>
-      </w:r>
-      <w:r>
-        <w:rPr>
-          <w:b w:val="0"/>
-        </w:rPr>
-        <w:t>?. Return to this week and explain what you changed.</w:t>
-      </w:r>
-    </w:p>
-    <w:p>
-      <w:pPr>
-        <w:spacing w:line="336" w:lineRule="auto" w:after="180"/>
-      </w:pPr>
-      <w:r>
-        <w:rPr>
-          <w:b w:val="0"/>
-        </w:rPr>
-        <w:t xml:space="preserve">Review Image Generation Models (ai-3/10). Goal: Explain the </w:t>
-      </w:r>
-      <w:r>
-        <w:rPr>
-          <w:b/>
-        </w:rPr>
-        <w:t>mechanism</w:t>
-      </w:r>
-      <w:r>
-        <w:rPr>
-          <w:b w:val="0"/>
-        </w:rPr>
-        <w:t xml:space="preserve"> and terminology of image generation and provenance.</w:t>
-      </w:r>
-    </w:p>
-    <w:p>
-      <w:pPr>
-        <w:spacing w:line="336" w:lineRule="auto" w:after="180"/>
-      </w:pPr>
-      <w:r>
-        <w:rPr>
-          <w:b w:val="0"/>
-        </w:rPr>
-        <w:t>Short practice: What may these two grids explain, and what can they not establish about a real generator?. Return to this week and explain what you changed.</w:t>
-      </w:r>
-    </w:p>
-    <w:p>
-      <w:pPr>
-        <w:spacing w:line="336" w:lineRule="auto" w:after="180"/>
-      </w:pPr>
-      <w:r>
-        <w:rPr>
-          <w:b w:val="0"/>
-        </w:rPr>
-        <w:t xml:space="preserve">Review Iterative Prompting (ai-3/7). Goal: Explain the </w:t>
-      </w:r>
-      <w:r>
-        <w:rPr>
-          <w:b/>
-        </w:rPr>
-        <w:t>mechanism</w:t>
-      </w:r>
-      <w:r>
-        <w:rPr>
-          <w:b w:val="0"/>
-        </w:rPr>
-        <w:t xml:space="preserve"> and terminology of controlled prompt experiments. Short practice: What </w:t>
-      </w:r>
-      <w:r>
-        <w:rPr>
-          <w:b/>
-        </w:rPr>
-        <w:t>evidence</w:t>
-      </w:r>
-      <w:r>
-        <w:rPr>
-          <w:b w:val="0"/>
-        </w:rPr>
-        <w:t xml:space="preserve"> supports improvement here, and what remains unproven?.</w:t>
-      </w:r>
-    </w:p>
-    <w:p>
-      <w:pPr>
-        <w:spacing w:line="336" w:lineRule="auto" w:after="180"/>
-      </w:pPr>
-      <w:r>
-        <w:rPr>
-          <w:b w:val="0"/>
-        </w:rPr>
-        <w:t>Return to this week and explain what you changed.</w:t>
-      </w:r>
-    </w:p>
-    <w:p>
-      <w:pPr>
-        <w:pStyle w:val="Heading3"/>
-      </w:pPr>
-      <w:r>
-        <w:t>Keep your completed work</w:t>
-      </w:r>
-    </w:p>
-    <w:p>
-      <w:pPr>
-        <w:spacing w:line="336" w:lineRule="auto" w:after="180"/>
-      </w:pPr>
-      <w:r>
-        <w:rPr>
-          <w:b w:val="0"/>
-        </w:rPr>
-        <w:t xml:space="preserve">Use Download completed work in the hosted lesson to export your answers, reflections, practice feedback and code-run </w:t>
-      </w:r>
-      <w:r>
-        <w:rPr>
-          <w:b/>
-        </w:rPr>
-        <w:t>evidence</w:t>
-      </w:r>
-      <w:r>
-        <w:rPr>
-          <w:b w:val="0"/>
-        </w:rPr>
-        <w:t>. Open the HTML copy to read or print it.</w:t>
-      </w:r>
-    </w:p>
-    <w:p>
-      <w:pPr>
-        <w:spacing w:line="336" w:lineRule="auto" w:after="180"/>
-      </w:pPr>
-      <w:r>
-        <w:rPr>
-          <w:b w:val="0"/>
-        </w:rPr>
-        <w:t>Drafts stay in this browser when storage is available; clear drafts on a shared device.</w:t>
-      </w:r>
-    </w:p>
-    <w:p>
-      <w:pPr>
-        <w:pStyle w:val="Heading1"/>
-      </w:pPr>
-      <w:r>
-        <w:t>18. Visual concept journey</w:t>
-      </w:r>
-    </w:p>
-    <w:p>
-      <w:r>
-        <w:t>Explain each Multimodal Evidence graphic using its labels, deciding evidence and relevant limitation.</w:t>
-      </w:r>
-    </w:p>
-    <w:p>
-      <w:pPr>
-        <w:pStyle w:val="Heading3"/>
+        <w:t>18. Reference: the six-picture journey</w:t>
+      </w:r>
+    </w:p>
+    <w:p>
+      <w:r>
+        <w:t>Revisit the picture that serves the current question; key diagrams already sit beside the main explanation.</w:t>
+      </w:r>
+    </w:p>
+    <w:p>
+      <w:pPr>
+        <w:pStyle w:val="Heading2"/>
       </w:pPr>
       <w:r>
         <w:t>01. Multimodal Evidence: the case</w:t>
@@ -6714,7 +7410,7 @@
         <w:drawing>
           <wp:inline xmlns:a="http://schemas.openxmlformats.org/drawingml/2006/main" xmlns:pic="http://schemas.openxmlformats.org/drawingml/2006/picture">
             <wp:extent cx="5486400" cy="2990088"/>
-            <wp:docPr id="22" name="Picture 22" descr="A fictional Study Buddy audits a desk description and a separate caption. Supplied facts: Description: one open transparent box visibly contains three pencils; one closed opaque box hides its contents. Caption: “There are five pencils on this desk.” No other evidence reveals the closed box."/>
+            <wp:docPr id="28" name="Picture 28" descr="A fictional Study Buddy audits a desk description and a separate caption. Supplied facts: Description: one open transparent box visibly contains three pencils; one closed opaque box hides its contents. Caption: “There are five pencils on this desk.” No other evidence reveals the closed box."/>
             <wp:cNvGraphicFramePr>
               <a:graphicFrameLocks noChangeAspect="1"/>
             </wp:cNvGraphicFramePr>
@@ -6726,7 +7422,7 @@
                     <pic:cNvPicPr/>
                   </pic:nvPicPr>
                   <pic:blipFill>
-                    <a:blip r:embed="rId29"/>
+                    <a:blip r:embed="rId31"/>
                     <a:stretch>
                       <a:fillRect/>
                     </a:stretch>
@@ -6782,7 +7478,6 @@
     <w:p>
       <w:pPr>
         <w:spacing w:line="336" w:lineRule="auto" w:after="180"/>
-        <w:shd w:fill="F5F1FB"/>
       </w:pPr>
       <w:r>
         <w:rPr>
@@ -6793,7 +7488,7 @@
     </w:p>
     <w:p>
       <w:pPr>
-        <w:pStyle w:val="Heading3"/>
+        <w:pStyle w:val="Heading2"/>
       </w:pPr>
       <w:r>
         <w:t>02. Follow the deciding steps</w:t>
@@ -6804,7 +7499,7 @@
         <w:drawing>
           <wp:inline xmlns:a="http://schemas.openxmlformats.org/drawingml/2006/main" xmlns:pic="http://schemas.openxmlformats.org/drawingml/2006/picture">
             <wp:extent cx="5486400" cy="4005072"/>
-            <wp:docPr id="23" name="Picture 23" descr="Visible evidence: Three pencils are explicitly visible in the open box. → Hidden region: The closed box’s pencil count is unknown. → Caption claim: Five total requires two additional pencils if these are the only relevant locations. → Supported response: At least three are supported; total five is not established by the description."/>
+            <wp:docPr id="29" name="Picture 29" descr="Visible evidence: Three pencils are explicitly visible in the open box. → Hidden region: The closed box’s pencil count is unknown. → Caption claim: Five total requires two additional pencils if these are the only relevant locations. → Supported response: At least three are supported; total five is not established by the description."/>
             <wp:cNvGraphicFramePr>
               <a:graphicFrameLocks noChangeAspect="1"/>
             </wp:cNvGraphicFramePr>
@@ -6816,7 +7511,7 @@
                     <pic:cNvPicPr/>
                   </pic:nvPicPr>
                   <pic:blipFill>
-                    <a:blip r:embed="rId30"/>
+                    <a:blip r:embed="rId17"/>
                     <a:stretch>
                       <a:fillRect/>
                     </a:stretch>
@@ -6861,7 +7556,6 @@
     <w:p>
       <w:pPr>
         <w:spacing w:line="336" w:lineRule="auto" w:after="180"/>
-        <w:shd w:fill="F5F1FB"/>
       </w:pPr>
       <w:r>
         <w:rPr>
@@ -6884,7 +7578,7 @@
     </w:p>
     <w:p>
       <w:pPr>
-        <w:pStyle w:val="Heading3"/>
+        <w:pStyle w:val="Heading2"/>
       </w:pPr>
       <w:r>
         <w:t>03. Speech pipelines and multimodal evidence — evidence trace</w:t>
@@ -6895,7 +7589,7 @@
         <w:drawing>
           <wp:inline xmlns:a="http://schemas.openxmlformats.org/drawingml/2006/main" xmlns:pic="http://schemas.openxmlformats.org/drawingml/2006/picture">
             <wp:extent cx="5486400" cy="3297936"/>
-            <wp:docPr id="24" name="Picture 24" descr="Speech pipelines and multimodal evidence — evidence trace. Audio transcript reads fifteen boxes; a clear written inventory says fifty boxes. The original audio is unavailable and the assistant reports fifteen as certain. | Track source modality, segment/time references, transcription, interpretation and final claims separately. Compare conflicting evidence without assuming one modality always wins. Ask for clarification when the task needs unresolved information. | There is an unresolved quantity conflict and no audio replay. Preserve both sources and ask the responsible person; certainty is unsupported."/>
+            <wp:docPr id="30" name="Picture 30" descr="Speech pipelines and multimodal evidence — evidence trace. Audio transcript reads fifteen boxes; a clear written inventory says fifty boxes. The original audio is unavailable and the assistant reports fifteen as certain. | Track source modality, segment/time references, transcription, interpretation and final claims separately. Compare conflicting evidence without assuming one modality always wins. Ask for clarification when the task needs unresolved information. | There is an unresolved quantity conflict and no audio replay. Preserve both sources and ask the responsible person; certainty is unsupported."/>
             <wp:cNvGraphicFramePr>
               <a:graphicFrameLocks noChangeAspect="1"/>
             </wp:cNvGraphicFramePr>
@@ -6907,7 +7601,7 @@
                     <pic:cNvPicPr/>
                   </pic:nvPicPr>
                   <pic:blipFill>
-                    <a:blip r:embed="rId31"/>
+                    <a:blip r:embed="rId32"/>
                     <a:stretch>
                       <a:fillRect/>
                     </a:stretch>
@@ -7069,7 +7763,6 @@
     <w:p>
       <w:pPr>
         <w:spacing w:line="336" w:lineRule="auto" w:after="180"/>
-        <w:shd w:fill="F5F1FB"/>
       </w:pPr>
       <w:r>
         <w:rPr>
@@ -7080,7 +7773,7 @@
     </w:p>
     <w:p>
       <w:pPr>
-        <w:pStyle w:val="Heading3"/>
+        <w:pStyle w:val="Heading2"/>
       </w:pPr>
       <w:r>
         <w:t>04. Change one thing. Trace what follows.</w:t>
@@ -7091,7 +7784,7 @@
         <w:drawing>
           <wp:inline xmlns:a="http://schemas.openxmlformats.org/drawingml/2006/main" xmlns:pic="http://schemas.openxmlformats.org/drawingml/2006/picture">
             <wp:extent cx="5486400" cy="3041904"/>
-            <wp:docPr id="25" name="Picture 25" descr="Original case: At least three are supported; total five is not established by the description. Changed condition: Open the closed box and a verified observation shows two pencils inside, with no other desk locations. Expected result: The total is now supported as five. Reason: 3 visible initially plus 2 newly observed gives 5 under the complete-location assumption."/>
+            <wp:docPr id="31" name="Picture 31" descr="Original case: At least three are supported; total five is not established by the description. Changed condition: Open the closed box and a verified observation shows two pencils inside, with no other desk locations. Expected result: The total is now supported as five. Reason: 3 visible initially plus 2 newly observed gives 5 under the complete-location assumption."/>
             <wp:cNvGraphicFramePr>
               <a:graphicFrameLocks noChangeAspect="1"/>
             </wp:cNvGraphicFramePr>
@@ -7103,7 +7796,7 @@
                     <pic:cNvPicPr/>
                   </pic:nvPicPr>
                   <pic:blipFill>
-                    <a:blip r:embed="rId32"/>
+                    <a:blip r:embed="rId18"/>
                     <a:stretch>
                       <a:fillRect/>
                     </a:stretch>
@@ -7159,7 +7852,6 @@
     <w:p>
       <w:pPr>
         <w:spacing w:line="336" w:lineRule="auto" w:after="180"/>
-        <w:shd w:fill="F5F1FB"/>
       </w:pPr>
       <w:r>
         <w:rPr>
@@ -7170,7 +7862,7 @@
     </w:p>
     <w:p>
       <w:pPr>
-        <w:pStyle w:val="Heading3"/>
+        <w:pStyle w:val="Heading2"/>
       </w:pPr>
       <w:r>
         <w:t>05. Connect the explanation to its limit</w:t>
@@ -7181,7 +7873,7 @@
         <w:drawing>
           <wp:inline xmlns:a="http://schemas.openxmlformats.org/drawingml/2006/main" xmlns:pic="http://schemas.openxmlformats.org/drawingml/2006/picture">
             <wp:extent cx="5486400" cy="2834640"/>
-            <wp:docPr id="26" name="Picture 26" descr="A caption is another claim, not a way of seeing through an opaque object. Keep observable information separate from inferences. The visible three give a lower bound under the stated desk scope; there is no supplied maximum for the closed box. Do not replace unknown contents with zero merely because none are visible. Limit: The conclusion depends on the supplied description’s accuracy; no actual image inspection or exhaustive room inventory was performed."/>
+            <wp:docPr id="32" name="Picture 32" descr="A caption is another claim, not a way of seeing through an opaque object. Keep observable information separate from inferences. The visible three give a lower bound under the stated desk scope; there is no supplied maximum for the closed box. Do not replace unknown contents with zero merely because none are visible. Limit: The conclusion depends on the supplied description’s accuracy; no actual image inspection or exhaustive room inventory was performed."/>
             <wp:cNvGraphicFramePr>
               <a:graphicFrameLocks noChangeAspect="1"/>
             </wp:cNvGraphicFramePr>
@@ -7248,7 +7940,6 @@
     <w:p>
       <w:pPr>
         <w:spacing w:line="336" w:lineRule="auto" w:after="180"/>
-        <w:shd w:fill="F5F1FB"/>
       </w:pPr>
       <w:r>
         <w:rPr>
@@ -7259,7 +7950,7 @@
     </w:p>
     <w:p>
       <w:pPr>
-        <w:pStyle w:val="Heading3"/>
+        <w:pStyle w:val="Heading2"/>
       </w:pPr>
       <w:r>
         <w:t>06. Make the idea visible in your project</w:t>
@@ -7270,7 +7961,7 @@
         <w:drawing>
           <wp:inline xmlns:a="http://schemas.openxmlformats.org/drawingml/2006/main" xmlns:pic="http://schemas.openxmlformats.org/drawingml/2006/picture">
             <wp:extent cx="5486400" cy="3380232"/>
-            <wp:docPr id="27" name="Picture 27" descr="Label Study Buddy claims by their visual, audio or text evidence and retain uncertainty when modalities omit information. Draw your input, deciding step, result and limit. Supported question: Why were both “exactly three” and “exactly five” unsupported before opening the box?"/>
+            <wp:docPr id="33" name="Picture 33" descr="Label Study Buddy claims by their visual, audio or text evidence and retain uncertainty when modalities omit information. Draw your input, deciding step, result and limit. Supported question: Why were both “exactly three” and “exactly five” unsupported before opening the box?"/>
             <wp:cNvGraphicFramePr>
               <a:graphicFrameLocks noChangeAspect="1"/>
             </wp:cNvGraphicFramePr>
@@ -7350,7 +8041,6 @@
     <w:p>
       <w:pPr>
         <w:spacing w:line="336" w:lineRule="auto" w:after="180"/>
-        <w:shd w:fill="F5F1FB"/>
       </w:pPr>
       <w:r>
         <w:rPr>
@@ -7369,6 +8059,62 @@
           <w:b w:val="0"/>
         </w:rPr>
         <w:t>.</w:t>
+      </w:r>
+    </w:p>
+    <w:p>
+      <w:pPr>
+        <w:pStyle w:val="Heading2"/>
+      </w:pPr>
+      <w:r>
+        <w:t>Earlier wording, alternatives and picture transcripts · reference / check after trying</w:t>
+      </w:r>
+    </w:p>
+    <w:p>
+      <w:pPr>
+        <w:pStyle w:val="Heading3"/>
+      </w:pPr>
+      <w:r>
+        <w:t>01. Multimodal Evidence: the case</w:t>
+      </w:r>
+    </w:p>
+    <w:p>
+      <w:pPr>
+        <w:pStyle w:val="Heading3"/>
+      </w:pPr>
+      <w:r>
+        <w:t>02. Follow the deciding steps</w:t>
+      </w:r>
+    </w:p>
+    <w:p>
+      <w:pPr>
+        <w:pStyle w:val="Heading3"/>
+      </w:pPr>
+      <w:r>
+        <w:t>03. Speech pipelines and multimodal evidence — evidence trace</w:t>
+      </w:r>
+    </w:p>
+    <w:p>
+      <w:pPr>
+        <w:pStyle w:val="Heading3"/>
+      </w:pPr>
+      <w:r>
+        <w:t>04. Change one thing. Trace what follows.</w:t>
+      </w:r>
+    </w:p>
+    <w:p>
+      <w:pPr>
+        <w:pStyle w:val="Heading3"/>
+      </w:pPr>
+      <w:r>
+        <w:t>05. Connect the explanation to its limit</w:t>
+      </w:r>
+    </w:p>
+    <w:p>
+      <w:pPr>
+        <w:pStyle w:val="Heading3"/>
+      </w:pPr>
+      <w:r>
+        <w:t>06. Make the idea visible in your project</w:t>
       </w:r>
     </w:p>
     <w:sectPr>
